--- a/WebDetectionSystem/基于Python的木质板材缺陷检测系统的设计与实现.docx
+++ b/WebDetectionSystem/基于Python的木质板材缺陷检测系统的设计与实现.docx
@@ -6503,7 +6503,7 @@
         <w:rPr>
           <w:lang w:eastAsia="zh-CN"/>
         </w:rPr>
-        <w:t>随着家具制造、建筑装饰、板材加工等行业的发展，木材质量检测在生产管理中所起的作用也越来越明显。木材表面常见的裂纹、死节、活节等缺陷会严重影响板材的外观、力学性能和后续加工利用率，如果不及时识别并记录下来，很容易造成分级不准、库存统计混乱、销售环节数据失真等问题。传统的检测方式大多依靠人工观察，检测结果受人员认识水平、工作状况及现场环境的影响比较大，不能保证长久的稳定。因此，研究一种可以对木材表面缺陷进行自动识别、结果保存和等级管理的系统，有很强的现实意义。</w:t>
+        <w:t>近年来，随着家具制造、建筑装饰和木质板材加工行业的持续发展，板材质量检测在生产管理中的作用逐渐增强。木质板材表面容易出现裂纹、死节、活节等缺陷，这些缺陷不仅会影响板材外观，还可能降低板材力学性能和后续加工利用率。若缺陷不能被及时发现并记录，容易造成质量分级不准确、产品流转信息不完整以及后续销售管理依据不足等问题。因此，对木质板材表面缺陷进行及时、准确的检测，具有一定的工程应用价值和现实意义。</w:t>
       </w:r>
     </w:p>
     <w:p>
@@ -6518,19 +6518,17 @@
         <w:rPr>
           <w:lang w:eastAsia="zh-CN"/>
         </w:rPr>
-        <w:t>近些年来，计算机视觉以及深度学习技术在工业检测方面应用十分普遍，目标检测算法可以从图像当中找到目标区域并给出类别信息，给木材缺陷检测赋予了新的技术途径。相比于人工检测方式，基于图像识别的检测方法速度更快，结果可以保存下来，并且方便进行统计分析。</w:t>
-      </w:r>
-      <w:r>
-        <w:rPr>
-          <w:lang w:eastAsia="zh-CN"/>
-        </w:rPr>
-        <w:t>YOLO</w:t>
-      </w:r>
-      <w:r>
-        <w:rPr>
-          <w:lang w:eastAsia="zh-CN"/>
-        </w:rPr>
-        <w:t>系列算法属于典型的单阶段目标检测算法，在检测速度以及工程部署方面有比较明显的优势，适合用在木材表面缺陷识别系统上。</w:t>
+        <w:t>目前，在部分板材加工和质量检查场景中，表面缺陷识别仍然较多依赖人工观察完成。质检人员通常根据经验对板材表面纹理、裂痕、节疤等情况进行判断，这种方式虽然操作简单，但在批量检测任务中效率较低，且检测结果容易受到人员经验、工作状态、光照条件和视觉疲劳等因素影响。同时，传统检测记录常以纸质表单或零散文件保存，检测结果与板材等级、库存变化、销售出库等业务数据之间缺少有效联系，后续进行质量追溯和统计分析时不够方便。</w:t>
+      </w:r>
+      <w:r>
+        <w:rPr>
+          <w:lang w:eastAsia="zh-CN"/>
+        </w:rPr>
+      </w:r>
+      <w:r>
+        <w:rPr>
+          <w:lang w:eastAsia="zh-CN"/>
+        </w:rPr>
       </w:r>
     </w:p>
     <w:p>
@@ -6545,19 +6543,17 @@
         <w:rPr>
           <w:lang w:eastAsia="zh-CN"/>
         </w:rPr>
-        <w:t>本文根据以上背景，对木材表面缺陷检测和业务管理需求进行设计并实现一个</w:t>
-      </w:r>
-      <w:r>
-        <w:rPr>
-          <w:lang w:eastAsia="zh-CN"/>
-        </w:rPr>
-        <w:t>Web</w:t>
-      </w:r>
-      <w:r>
-        <w:rPr>
-          <w:lang w:eastAsia="zh-CN"/>
-        </w:rPr>
-        <w:t>木材表面缺陷智能检测系统。系统不但可以完成缺陷图像的识别，还可以把检测结果同板材等级、检测历史、日志统计、库存变化、销售出库等业务流程结合起来，从而形成一个完整的从图像采集、模型检测、等级判定到数据管理的流程。通过该系统的建立与实现，可以给木材缺陷检测信息化管理提供一种可行的实现方式。</w:t>
+        <w:t>针对上述问题，引入计算机视觉和目标检测技术，构建面向木质板材表面缺陷识别的 Web 检测系统，是一种较为可行的解决思路。基于此，本文采用 Python 作为主要开发语言，结合 Flask Web 框架、SQLite 数据库和 YOLO 目标检测模型，设计并实现一套木质板材缺陷检测系统。系统能够对用户上传或摄像头采集的板材图像进行检测，输出缺陷类别、置信度、结果图和等级判定结果，并将检测历史、日志报表、库存变化和销售出库等数据统一管理。通过该系统的设计与实现，可以在一定程度上降低人工检测负担，提高检测结果保存和业务追溯的便利性，为木质板材质量检测的信息化管理提供参考。</w:t>
+      </w:r>
+      <w:r>
+        <w:rPr>
+          <w:lang w:eastAsia="zh-CN"/>
+        </w:rPr>
+      </w:r>
+      <w:r>
+        <w:rPr>
+          <w:lang w:eastAsia="zh-CN"/>
+        </w:rPr>
       </w:r>
     </w:p>
     <w:p>
@@ -6639,43 +6635,37 @@
         <w:rPr>
           <w:lang w:eastAsia="zh-CN"/>
         </w:rPr>
-        <w:t>国内有关木材缺陷识别、质量分级以及智能制造系统的相关研究也在不断的发展中。近些年来，由于</w:t>
-      </w:r>
-      <w:r>
-        <w:rPr>
-          <w:lang w:eastAsia="zh-CN"/>
-        </w:rPr>
-        <w:t xml:space="preserve"> Python</w:t>
-      </w:r>
-      <w:r>
-        <w:rPr>
-          <w:lang w:eastAsia="zh-CN"/>
-        </w:rPr>
-        <w:t>，</w:t>
-      </w:r>
-      <w:r>
-        <w:rPr>
-          <w:lang w:eastAsia="zh-CN"/>
-        </w:rPr>
-        <w:t>OpenCV</w:t>
-      </w:r>
-      <w:r>
-        <w:rPr>
-          <w:lang w:eastAsia="zh-CN"/>
-        </w:rPr>
-        <w:t>，</w:t>
-      </w:r>
-      <w:r>
-        <w:rPr>
-          <w:lang w:eastAsia="zh-CN"/>
-        </w:rPr>
-        <w:t>PyTorch</w:t>
-      </w:r>
-      <w:r>
-        <w:rPr>
-          <w:lang w:eastAsia="zh-CN"/>
-        </w:rPr>
-        <w:t>等工具的广泛使用，越来越多的研究把图像处理，机器学习以及深度学习算法应用到木材表面缺陷检测当中。有些研究依靠改良目标检测模型来提升缺陷识别准确率，有的研究则从检测系统创建方面入手，达成图片上传，模型推理以及结果展现等目的。</w:t>
+        <w:t>国内关于木质板材表面缺陷识别的研究近几年推进较快，研究重点逐渐从传统人工观察和简单图像处理转向机器视觉、深度学习和目标检测方法。朱咏梅等人将注意力机制与可变形卷积网络应用于木质板材瑕疵识别，说明深度学习方法能够提升模型对复杂纹理背景下缺陷区域的表达能力[1]。吴志轩等人提出基于混合纹理特征的板材表面缺陷检测方法，从纹理特征提取角度提高缺陷识别效果[8]。这些研究表明，围绕板材表面纹理复杂、缺陷形态差异较大等问题，国内学者已经从特征提取和网络结构优化两个方向开展了较多探索。</w:t>
+      </w:r>
+      <w:r>
+        <w:rPr>
+          <w:lang w:eastAsia="zh-CN"/>
+        </w:rPr>
+      </w:r>
+      <w:r>
+        <w:rPr>
+          <w:lang w:eastAsia="zh-CN"/>
+        </w:rPr>
+      </w:r>
+      <w:r>
+        <w:rPr>
+          <w:lang w:eastAsia="zh-CN"/>
+        </w:rPr>
+      </w:r>
+      <w:r>
+        <w:rPr>
+          <w:lang w:eastAsia="zh-CN"/>
+        </w:rPr>
+      </w:r>
+      <w:r>
+        <w:rPr>
+          <w:lang w:eastAsia="zh-CN"/>
+        </w:rPr>
+      </w:r>
+      <w:r>
+        <w:rPr>
+          <w:lang w:eastAsia="zh-CN"/>
+        </w:rPr>
       </w:r>
     </w:p>
     <w:p>
@@ -6690,26 +6680,22 @@
         <w:rPr>
           <w:lang w:eastAsia="zh-CN"/>
         </w:rPr>
-        <w:t>从总体上看，国内有关研究已经给木材缺陷检测打下了较好的算法基础以及系统的实现思路。但是，在课程设计以及毕业设计类系统中，大部分项目只是实现了上传图片、调用模型、显示检测结果等基本功能，并没有对检测历史保存、角色权限管理、库存联动、销售出</w:t>
-      </w:r>
-      <w:r>
-        <w:rPr>
-          <w:lang w:eastAsia="zh-CN"/>
-        </w:rPr>
-        <w:lastRenderedPageBreak/>
-        <w:t>库、报表统计等业务环节进行考虑。本文在已有研究的基础上，利用</w:t>
-      </w:r>
-      <w:r>
-        <w:rPr>
-          <w:lang w:eastAsia="zh-CN"/>
-        </w:rPr>
-        <w:t>Web</w:t>
-      </w:r>
-      <w:r>
-        <w:rPr>
-          <w:lang w:eastAsia="zh-CN"/>
-        </w:rPr>
-        <w:t>系统开发的方法，把木材缺陷检测结果应用到等级判定和业务管理中，使系统更加完整、实用。</w:t>
+        <w:t>在目标检测方法方面，陈宇针对木质板材表面缺陷在线检测任务研究了改进 YOLOX 算法[11]，何涵围绕木质板材封边缺陷检测对 YOLOv5 模型进行了改进[12]，易志浩则从机器视觉角度研究木质板材表面缺陷检测方法[13]。此外，徐浩等人从多特征融合角度研究在线板材表面缺陷检测方法[14]，凌嘉欣、谢永华将残差神经网络模型用于木质板材缺陷分类[15]。从这些研究可以看出，国内木质板材缺陷检测已经形成了较为明确的算法研究基础，研究内容主要集中在缺陷识别精度、复杂纹理适应能力、在线检测效率和模型结构改进等方面。</w:t>
+      </w:r>
+      <w:r>
+        <w:rPr>
+          <w:lang w:eastAsia="zh-CN"/>
+        </w:rPr>
+      </w:r>
+      <w:r>
+        <w:rPr>
+          <w:lang w:eastAsia="zh-CN"/>
+        </w:rPr>
+      </w:r>
+      <w:r>
+        <w:rPr>
+          <w:lang w:eastAsia="zh-CN"/>
+        </w:rPr>
       </w:r>
     </w:p>
     <w:p>
@@ -6762,7 +6748,7 @@
         <w:rPr>
           <w:lang w:eastAsia="zh-CN"/>
         </w:rPr>
-        <w:t>国外对于木材缺陷检测以及工业视觉识别的研究开始的比较早。早期的研究主要是利用图像纹理特征、边缘特征、颜色特征对木材表面进行分析，用支持向量机、决策树等传统机器学习的方法对缺陷进行分类。伴随着深度学习技术的发展，卷积神经网络、目标检测网络以及图像分割模型被应用到了工业缺陷检测当中，研究的重点也从单个特征的提取转向了端到端的识别以及实时检测。</w:t>
+        <w:t>国外在工业视觉检测领域起步较早，早期研究多依靠纹理、边缘、颜色等人工特征对材料表面进行分析，并结合支持向量机、决策树等传统机器学习方法完成缺陷分类。随着深度学习技术的发展，卷积神经网络、目标检测网络和图像分割模型逐渐成为工业表面缺陷检测的重要方法。相比传统特征方法，深度学习模型能够从大量样本中自动学习缺陷特征，在复杂背景、小尺度缺陷和多类别识别任务中具有更强的适应能力。</w:t>
       </w:r>
     </w:p>
     <w:p>
@@ -6777,7 +6763,7 @@
         <w:rPr>
           <w:lang w:eastAsia="zh-CN"/>
         </w:rPr>
-        <w:t>国外部分木材加工、金属制造、纺织、电子生产企业已经把机器视觉系统嵌入到生产线上，用以完成质量分级、异常报警、统计分析等工作。有研究显示，缺陷检测系统的作用绝非仅仅在于识别出正确与否的问题，其在检测的稳定程度，设备所具有的适用性，同生产管理系统之间的衔接情况等方面也均具有重要的意义。因此，国外的研究给木材缺陷检测系统的工程化应用提供了很多的参考。</w:t>
+        <w:t>在工程应用方面，国外工业检测研究不仅关注缺陷识别准确率，也较为重视检测系统在生产现场中的部署条件、运行稳定性和数据追溯能力。例如，Deqiang 等人围绕板材检测中的远场涡流探头问题进行了研究，说明板材类对象的检测不仅涉及缺陷识别，还与检测设备、材料特性和现场应用条件有关[9]。对于木材加工、金属制造、纺织生产和电子制造等场景，视觉检测系统通常需要与采集设备、数据库和生产管理流程相结合，才能完成质量分级、异常报警、统计分析和历史追溯等任务。由此可见，缺陷检测系统的价值并不只体现在模型是否能够识别缺陷，还体现在检测结果能否被有效保存、管理和利用。</w:t>
       </w:r>
     </w:p>
     <w:p>
@@ -6821,7 +6807,7 @@
         <w:rPr>
           <w:lang w:eastAsia="zh-CN"/>
         </w:rPr>
-        <w:t>本文共分为七章，各章内容安排如下。</w:t>
+        <w:t>本文共分为七章，具体结构安排如下。</w:t>
       </w:r>
     </w:p>
     <w:p>
@@ -6836,19 +6822,17 @@
         <w:rPr>
           <w:lang w:eastAsia="zh-CN"/>
         </w:rPr>
-        <w:t>第</w:t>
-      </w:r>
-      <w:r>
-        <w:rPr>
-          <w:lang w:eastAsia="zh-CN"/>
-        </w:rPr>
-        <w:t>1</w:t>
-      </w:r>
-      <w:r>
-        <w:rPr>
-          <w:lang w:eastAsia="zh-CN"/>
-        </w:rPr>
-        <w:t>章为绪论，主要介绍课题研究背景、国内外研究现状以及论文整体结构。</w:t>
+        <w:t>（1）绪论。主要介绍课题研究背景、国内外研究现状以及论文整体组织结构，说明木质板材缺陷检测系统的研究意义。</w:t>
+      </w:r>
+      <w:r>
+        <w:rPr>
+          <w:lang w:eastAsia="zh-CN"/>
+        </w:rPr>
+      </w:r>
+      <w:r>
+        <w:rPr>
+          <w:lang w:eastAsia="zh-CN"/>
+        </w:rPr>
       </w:r>
     </w:p>
     <w:p>
@@ -6863,79 +6847,67 @@
         <w:rPr>
           <w:lang w:eastAsia="zh-CN"/>
         </w:rPr>
-        <w:t>第</w:t>
-      </w:r>
-      <w:r>
-        <w:rPr>
-          <w:lang w:eastAsia="zh-CN"/>
-        </w:rPr>
-        <w:t>2</w:t>
-      </w:r>
-      <w:r>
-        <w:rPr>
-          <w:lang w:eastAsia="zh-CN"/>
-        </w:rPr>
-        <w:t>章为关键技术，主要介绍系统开发过程中使用的</w:t>
-      </w:r>
-      <w:r>
-        <w:rPr>
-          <w:lang w:eastAsia="zh-CN"/>
-        </w:rPr>
-        <w:t xml:space="preserve"> Python</w:t>
-      </w:r>
-      <w:r>
-        <w:rPr>
-          <w:lang w:eastAsia="zh-CN"/>
-        </w:rPr>
-        <w:t>、</w:t>
-      </w:r>
-      <w:r>
-        <w:rPr>
-          <w:lang w:eastAsia="zh-CN"/>
-        </w:rPr>
-        <w:t>Flask</w:t>
-      </w:r>
-      <w:r>
-        <w:rPr>
-          <w:lang w:eastAsia="zh-CN"/>
-        </w:rPr>
-        <w:t>、</w:t>
-      </w:r>
-      <w:r>
-        <w:rPr>
-          <w:lang w:eastAsia="zh-CN"/>
-        </w:rPr>
-        <w:t xml:space="preserve">YOLO </w:t>
-      </w:r>
-      <w:r>
-        <w:rPr>
-          <w:lang w:eastAsia="zh-CN"/>
-        </w:rPr>
-        <w:t>目标检测算法、</w:t>
-      </w:r>
-      <w:r>
-        <w:rPr>
-          <w:lang w:eastAsia="zh-CN"/>
-        </w:rPr>
-        <w:t xml:space="preserve">SQLite </w:t>
-      </w:r>
-      <w:r>
-        <w:rPr>
-          <w:lang w:eastAsia="zh-CN"/>
-        </w:rPr>
-        <w:t>与</w:t>
-      </w:r>
-      <w:r>
-        <w:rPr>
-          <w:lang w:eastAsia="zh-CN"/>
-        </w:rPr>
-        <w:t xml:space="preserve"> SQLAlchemy </w:t>
-      </w:r>
-      <w:r>
-        <w:rPr>
-          <w:lang w:eastAsia="zh-CN"/>
-        </w:rPr>
-        <w:t>等相关技术。</w:t>
+        <w:t>（2）关键技术。主要介绍系统开发过程中使用的 Python、Flask、YOLO 目标检测算法和 SQLite 等相关技术，为后续系统设计和实现提供技术基础。</w:t>
+      </w:r>
+      <w:r>
+        <w:rPr>
+          <w:lang w:eastAsia="zh-CN"/>
+        </w:rPr>
+      </w:r>
+      <w:r>
+        <w:rPr>
+          <w:lang w:eastAsia="zh-CN"/>
+        </w:rPr>
+      </w:r>
+      <w:r>
+        <w:rPr>
+          <w:lang w:eastAsia="zh-CN"/>
+        </w:rPr>
+      </w:r>
+      <w:r>
+        <w:rPr>
+          <w:lang w:eastAsia="zh-CN"/>
+        </w:rPr>
+      </w:r>
+      <w:r>
+        <w:rPr>
+          <w:lang w:eastAsia="zh-CN"/>
+        </w:rPr>
+      </w:r>
+      <w:r>
+        <w:rPr>
+          <w:lang w:eastAsia="zh-CN"/>
+        </w:rPr>
+      </w:r>
+      <w:r>
+        <w:rPr>
+          <w:lang w:eastAsia="zh-CN"/>
+        </w:rPr>
+      </w:r>
+      <w:r>
+        <w:rPr>
+          <w:lang w:eastAsia="zh-CN"/>
+        </w:rPr>
+      </w:r>
+      <w:r>
+        <w:rPr>
+          <w:lang w:eastAsia="zh-CN"/>
+        </w:rPr>
+      </w:r>
+      <w:r>
+        <w:rPr>
+          <w:lang w:eastAsia="zh-CN"/>
+        </w:rPr>
+      </w:r>
+      <w:r>
+        <w:rPr>
+          <w:lang w:eastAsia="zh-CN"/>
+        </w:rPr>
+      </w:r>
+      <w:r>
+        <w:rPr>
+          <w:lang w:eastAsia="zh-CN"/>
+        </w:rPr>
       </w:r>
     </w:p>
     <w:p>
@@ -6950,19 +6922,17 @@
         <w:rPr>
           <w:lang w:eastAsia="zh-CN"/>
         </w:rPr>
-        <w:t>第</w:t>
-      </w:r>
-      <w:r>
-        <w:rPr>
-          <w:lang w:eastAsia="zh-CN"/>
-        </w:rPr>
-        <w:t>3</w:t>
-      </w:r>
-      <w:r>
-        <w:rPr>
-          <w:lang w:eastAsia="zh-CN"/>
-        </w:rPr>
-        <w:t>章为系统分析，主要从可行性、需求、功能以及性能与安全等方面对系统进行分析。</w:t>
+        <w:t>（3）系统分析。主要从经济可行性、操作可行性、技术可行性、需求分析和系统功能分析等方面对系统进行说明，明确系统需要解决的问题和实现范围。</w:t>
+      </w:r>
+      <w:r>
+        <w:rPr>
+          <w:lang w:eastAsia="zh-CN"/>
+        </w:rPr>
+      </w:r>
+      <w:r>
+        <w:rPr>
+          <w:lang w:eastAsia="zh-CN"/>
+        </w:rPr>
       </w:r>
     </w:p>
     <w:p>
@@ -6977,19 +6947,17 @@
         <w:rPr>
           <w:lang w:eastAsia="zh-CN"/>
         </w:rPr>
-        <w:t>第</w:t>
-      </w:r>
-      <w:r>
-        <w:rPr>
-          <w:lang w:eastAsia="zh-CN"/>
-        </w:rPr>
-        <w:t>4</w:t>
-      </w:r>
-      <w:r>
-        <w:rPr>
-          <w:lang w:eastAsia="zh-CN"/>
-        </w:rPr>
-        <w:t>章为系统设计，主要完成系统结构设计、系统顺序图设计和数据库设计。</w:t>
+        <w:t>（4）系统设计。主要包括系统总体结构设计、顺序图设计和数据库设计，说明系统各功能模块之间的关系以及主要数据表结构。</w:t>
+      </w:r>
+      <w:r>
+        <w:rPr>
+          <w:lang w:eastAsia="zh-CN"/>
+        </w:rPr>
+      </w:r>
+      <w:r>
+        <w:rPr>
+          <w:lang w:eastAsia="zh-CN"/>
+        </w:rPr>
       </w:r>
     </w:p>
     <w:p>
@@ -7004,19 +6972,17 @@
         <w:rPr>
           <w:lang w:eastAsia="zh-CN"/>
         </w:rPr>
-        <w:t>第</w:t>
-      </w:r>
-      <w:r>
-        <w:rPr>
-          <w:lang w:eastAsia="zh-CN"/>
-        </w:rPr>
-        <w:t>5</w:t>
-      </w:r>
-      <w:r>
-        <w:rPr>
-          <w:lang w:eastAsia="zh-CN"/>
-        </w:rPr>
-        <w:t>章为系统实现，主要对用户功能模块、管理员功能模块以及算法检测模块进行具体的实现。</w:t>
+        <w:t>（5）系统实现。主要介绍用户功能模块、管理员功能模块和算法检测模块的具体实现过程，包括登录、检测、历史记录、报表统计、库存销售、用户管理、模型切换等功能。</w:t>
+      </w:r>
+      <w:r>
+        <w:rPr>
+          <w:lang w:eastAsia="zh-CN"/>
+        </w:rPr>
+      </w:r>
+      <w:r>
+        <w:rPr>
+          <w:lang w:eastAsia="zh-CN"/>
+        </w:rPr>
       </w:r>
     </w:p>
     <w:p>
@@ -7031,31 +6997,27 @@
         <w:rPr>
           <w:lang w:eastAsia="zh-CN"/>
         </w:rPr>
-        <w:t>第</w:t>
-      </w:r>
-      <w:r>
-        <w:rPr>
-          <w:lang w:eastAsia="zh-CN"/>
-        </w:rPr>
-        <w:t>6</w:t>
-      </w:r>
-      <w:r>
-        <w:rPr>
-          <w:lang w:eastAsia="zh-CN"/>
-        </w:rPr>
-        <w:t>章为系统测试，主要说明测试目的、测试环境、测试用例和测试结论。第</w:t>
-      </w:r>
-      <w:r>
-        <w:rPr>
-          <w:lang w:eastAsia="zh-CN"/>
-        </w:rPr>
-        <w:t>7</w:t>
-      </w:r>
-      <w:r>
-        <w:rPr>
-          <w:lang w:eastAsia="zh-CN"/>
-        </w:rPr>
-        <w:t>章为总结与展望，对系统实现成果、存在不足及进一步研究方向进行总结。</w:t>
+        <w:t>（6）系统测试。主要通过设计测试用例对系统主要功能、异常处理情况和运行结果进行验证，判断系统是否满足预期设计要求。</w:t>
+      </w:r>
+      <w:r>
+        <w:rPr>
+          <w:lang w:eastAsia="zh-CN"/>
+        </w:rPr>
+      </w:r>
+      <w:r>
+        <w:rPr>
+          <w:lang w:eastAsia="zh-CN"/>
+        </w:rPr>
+      </w:r>
+      <w:r>
+        <w:rPr>
+          <w:lang w:eastAsia="zh-CN"/>
+        </w:rPr>
+      </w:r>
+      <w:r>
+        <w:rPr>
+          <w:lang w:eastAsia="zh-CN"/>
+        </w:rPr>
       </w:r>
     </w:p>
     <w:p>
@@ -7112,92 +7074,77 @@
         <w:rPr>
           <w:lang w:eastAsia="zh-CN"/>
         </w:rPr>
-        <w:t>Python</w:t>
-      </w:r>
-      <w:r>
-        <w:rPr>
-          <w:lang w:eastAsia="zh-CN"/>
-        </w:rPr>
-        <w:t>是解释型高级程序设计语言，具有语法简单、类库丰富、开发效率高这些特点。</w:t>
-      </w:r>
-      <w:r>
-        <w:rPr>
-          <w:lang w:eastAsia="zh-CN"/>
-        </w:rPr>
-        <w:t xml:space="preserve">Python </w:t>
-      </w:r>
-      <w:r>
-        <w:rPr>
-          <w:lang w:eastAsia="zh-CN"/>
-        </w:rPr>
-        <w:t>在</w:t>
-      </w:r>
-      <w:r>
-        <w:rPr>
-          <w:lang w:eastAsia="zh-CN"/>
-        </w:rPr>
-        <w:t xml:space="preserve"> Web </w:t>
-      </w:r>
-      <w:r>
-        <w:rPr>
-          <w:lang w:eastAsia="zh-CN"/>
-        </w:rPr>
-        <w:t>开发、数据处理、人工智能、自动化脚本编写等各方面都有比较广泛的使用。本系统使用</w:t>
-      </w:r>
-      <w:r>
-        <w:rPr>
-          <w:lang w:eastAsia="zh-CN"/>
-        </w:rPr>
-        <w:t xml:space="preserve"> Python </w:t>
-      </w:r>
-      <w:r>
-        <w:rPr>
-          <w:lang w:eastAsia="zh-CN"/>
-        </w:rPr>
-        <w:t>作为主要的开发语言，后端路由处理、数据库操作、</w:t>
-      </w:r>
-      <w:r>
-        <w:rPr>
-          <w:lang w:eastAsia="zh-CN"/>
-        </w:rPr>
-        <w:t xml:space="preserve">YOLO </w:t>
-      </w:r>
-      <w:r>
-        <w:rPr>
-          <w:lang w:eastAsia="zh-CN"/>
-        </w:rPr>
-        <w:t>模型调用、</w:t>
-      </w:r>
-      <w:r>
-        <w:rPr>
-          <w:lang w:eastAsia="zh-CN"/>
-        </w:rPr>
-        <w:lastRenderedPageBreak/>
-        <w:t>图像文件处理、报表数据导出等都用到了</w:t>
-      </w:r>
-      <w:r>
-        <w:rPr>
-          <w:lang w:eastAsia="zh-CN"/>
-        </w:rPr>
-        <w:t xml:space="preserve"> Python</w:t>
-      </w:r>
-      <w:r>
-        <w:rPr>
-          <w:lang w:eastAsia="zh-CN"/>
-        </w:rPr>
-        <w:t>。使用相同的</w:t>
-      </w:r>
-      <w:r>
-        <w:rPr>
-          <w:lang w:eastAsia="zh-CN"/>
-        </w:rPr>
-        <w:t>Python</w:t>
-      </w:r>
-      <w:r>
-        <w:rPr>
-          <w:lang w:eastAsia="zh-CN"/>
-        </w:rPr>
-        <w:t>开发环境可以减少系统联调的困难程度，并且可以提高开发的速度。</w:t>
+        <w:t>Python 语法相对简洁，第三方库生态较完善，适合用于 Web 服务开发、图像处理和深度学习模型调用等任务。本文所设计的木质板材缺陷检测系统需要同时完成页面请求处理、数据库操作、图片文件保存、检测模型调用和报表数据整理等工作，因此选择 Python 作为主要开发语言。</w:t>
+      </w:r>
+      <w:r>
+        <w:rPr>
+          <w:lang w:eastAsia="zh-CN"/>
+        </w:rPr>
+      </w:r>
+      <w:r>
+        <w:rPr>
+          <w:lang w:eastAsia="zh-CN"/>
+        </w:rPr>
+      </w:r>
+      <w:r>
+        <w:rPr>
+          <w:lang w:eastAsia="zh-CN"/>
+        </w:rPr>
+      </w:r>
+      <w:r>
+        <w:rPr>
+          <w:lang w:eastAsia="zh-CN"/>
+        </w:rPr>
+      </w:r>
+      <w:r>
+        <w:rPr>
+          <w:lang w:eastAsia="zh-CN"/>
+        </w:rPr>
+      </w:r>
+      <w:r>
+        <w:rPr>
+          <w:lang w:eastAsia="zh-CN"/>
+        </w:rPr>
+      </w:r>
+      <w:r>
+        <w:rPr>
+          <w:lang w:eastAsia="zh-CN"/>
+        </w:rPr>
+      </w:r>
+      <w:r>
+        <w:rPr>
+          <w:lang w:eastAsia="zh-CN"/>
+        </w:rPr>
+      </w:r>
+      <w:r>
+        <w:rPr>
+          <w:lang w:eastAsia="zh-CN"/>
+        </w:rPr>
+      </w:r>
+      <w:r>
+        <w:rPr>
+          <w:lang w:eastAsia="zh-CN"/>
+        </w:rPr>
+      </w:r>
+      <w:r>
+        <w:rPr>
+          <w:lang w:eastAsia="zh-CN"/>
+        </w:rPr>
+      </w:r>
+      <w:r>
+        <w:rPr>
+          <w:lang w:eastAsia="zh-CN"/>
+        </w:rPr>
+      </w:r>
+      <w:r>
+        <w:rPr>
+          <w:lang w:eastAsia="zh-CN"/>
+        </w:rPr>
+      </w:r>
+      <w:r>
+        <w:rPr>
+          <w:lang w:eastAsia="zh-CN"/>
+        </w:rPr>
       </w:r>
     </w:p>
     <w:p>
@@ -7212,91 +7159,77 @@
         <w:rPr>
           <w:lang w:eastAsia="zh-CN"/>
         </w:rPr>
-        <w:t>本系统中</w:t>
-      </w:r>
-      <w:r>
-        <w:rPr>
-          <w:lang w:eastAsia="zh-CN"/>
-        </w:rPr>
-        <w:t>Python</w:t>
-      </w:r>
-      <w:r>
-        <w:rPr>
-          <w:lang w:eastAsia="zh-CN"/>
-        </w:rPr>
-        <w:t>被用作统一的开发语言来完成业务处理和算法调用这两项工作。后端程序使用</w:t>
-      </w:r>
-      <w:r>
-        <w:rPr>
-          <w:lang w:eastAsia="zh-CN"/>
-        </w:rPr>
-        <w:t>Python</w:t>
-      </w:r>
-      <w:r>
-        <w:rPr>
-          <w:lang w:eastAsia="zh-CN"/>
-        </w:rPr>
-        <w:t>调用</w:t>
-      </w:r>
-      <w:r>
-        <w:rPr>
-          <w:lang w:eastAsia="zh-CN"/>
-        </w:rPr>
-        <w:t>Flask</w:t>
-      </w:r>
-      <w:r>
-        <w:rPr>
-          <w:lang w:eastAsia="zh-CN"/>
-        </w:rPr>
-        <w:t>框架来完成页面请求响应，使用</w:t>
-      </w:r>
-      <w:r>
-        <w:rPr>
-          <w:lang w:eastAsia="zh-CN"/>
-        </w:rPr>
-        <w:t>SQLAlchemy</w:t>
-      </w:r>
-      <w:r>
-        <w:rPr>
-          <w:lang w:eastAsia="zh-CN"/>
-        </w:rPr>
-        <w:t>实现数据库操作，使用</w:t>
-      </w:r>
-      <w:r>
-        <w:rPr>
-          <w:lang w:eastAsia="zh-CN"/>
-        </w:rPr>
-        <w:t>Ultralytics</w:t>
-      </w:r>
-      <w:r>
-        <w:rPr>
-          <w:lang w:eastAsia="zh-CN"/>
-        </w:rPr>
-        <w:t>接口加载目标检测模型进行木材表面缺陷识别。因此</w:t>
-      </w:r>
-      <w:r>
-        <w:rPr>
-          <w:lang w:eastAsia="zh-CN"/>
-        </w:rPr>
-        <w:t>Python</w:t>
-      </w:r>
-      <w:r>
-        <w:rPr>
-          <w:lang w:eastAsia="zh-CN"/>
-        </w:rPr>
-        <w:t>给</w:t>
-      </w:r>
-      <w:r>
-        <w:rPr>
-          <w:lang w:eastAsia="zh-CN"/>
-        </w:rPr>
-        <w:t>Web</w:t>
-      </w:r>
-      <w:r>
-        <w:rPr>
-          <w:lang w:eastAsia="zh-CN"/>
-        </w:rPr>
-        <w:t>服务、数据库管理、检测算法的集成提供了一个统一的基础。</w:t>
+        <w:t>在本系统中，Python 的作用主要体现在三个方面。第一，后端程序通过 Flask 路由函数接收用户登录、图片上传、历史查询、销售出库和后台设置等请求，并返回相应页面或 JSON 数据。第二，系统通过 SQLAlchemy 完成用户信息、检测历史、工作日志、库存和销售记录等数据的增删改查。第三，检测模块使用 Ultralytics 接口加载 YOLO 权重文件，对木质板材图片进行推理，并将检测结果转换为缺陷类别、置信度和板材等级。由此可见，Python 在本系统中不仅承担基础业务处理工作，也承担模型调用和数据流转的连接作用。</w:t>
+      </w:r>
+      <w:r>
+        <w:rPr>
+          <w:lang w:eastAsia="zh-CN"/>
+        </w:rPr>
+      </w:r>
+      <w:r>
+        <w:rPr>
+          <w:lang w:eastAsia="zh-CN"/>
+        </w:rPr>
+      </w:r>
+      <w:r>
+        <w:rPr>
+          <w:lang w:eastAsia="zh-CN"/>
+        </w:rPr>
+      </w:r>
+      <w:r>
+        <w:rPr>
+          <w:lang w:eastAsia="zh-CN"/>
+        </w:rPr>
+      </w:r>
+      <w:r>
+        <w:rPr>
+          <w:lang w:eastAsia="zh-CN"/>
+        </w:rPr>
+      </w:r>
+      <w:r>
+        <w:rPr>
+          <w:lang w:eastAsia="zh-CN"/>
+        </w:rPr>
+      </w:r>
+      <w:r>
+        <w:rPr>
+          <w:lang w:eastAsia="zh-CN"/>
+        </w:rPr>
+      </w:r>
+      <w:r>
+        <w:rPr>
+          <w:lang w:eastAsia="zh-CN"/>
+        </w:rPr>
+      </w:r>
+      <w:r>
+        <w:rPr>
+          <w:lang w:eastAsia="zh-CN"/>
+        </w:rPr>
+      </w:r>
+      <w:r>
+        <w:rPr>
+          <w:lang w:eastAsia="zh-CN"/>
+        </w:rPr>
+      </w:r>
+      <w:r>
+        <w:rPr>
+          <w:lang w:eastAsia="zh-CN"/>
+        </w:rPr>
+      </w:r>
+      <w:r>
+        <w:rPr>
+          <w:lang w:eastAsia="zh-CN"/>
+        </w:rPr>
+      </w:r>
+      <w:r>
+        <w:rPr>
+          <w:lang w:eastAsia="zh-CN"/>
+        </w:rPr>
+      </w:r>
+      <w:r>
+        <w:rPr>
+          <w:lang w:eastAsia="zh-CN"/>
+        </w:rPr>
       </w:r>
     </w:p>
     <w:p>
@@ -7332,61 +7265,52 @@
         <w:rPr>
           <w:lang w:eastAsia="zh-CN"/>
         </w:rPr>
-        <w:t xml:space="preserve">Flask </w:t>
-      </w:r>
-      <w:r>
-        <w:rPr>
-          <w:lang w:eastAsia="zh-CN"/>
-        </w:rPr>
-        <w:t>是一个轻量级的</w:t>
-      </w:r>
-      <w:r>
-        <w:rPr>
-          <w:lang w:eastAsia="zh-CN"/>
-        </w:rPr>
-        <w:t xml:space="preserve"> Web </w:t>
-      </w:r>
-      <w:r>
-        <w:rPr>
-          <w:lang w:eastAsia="zh-CN"/>
-        </w:rPr>
-        <w:t>应用框架，有结构灵活、路由清楚、扩展容易的特点。相比大型</w:t>
-      </w:r>
-      <w:r>
-        <w:rPr>
-          <w:lang w:eastAsia="zh-CN"/>
-        </w:rPr>
-        <w:t>Web</w:t>
-      </w:r>
-      <w:r>
-        <w:rPr>
-          <w:lang w:eastAsia="zh-CN"/>
-        </w:rPr>
-        <w:t>框架来说，</w:t>
-      </w:r>
-      <w:r>
-        <w:rPr>
-          <w:lang w:eastAsia="zh-CN"/>
-        </w:rPr>
-        <w:t>Flask</w:t>
-      </w:r>
-      <w:r>
-        <w:rPr>
-          <w:lang w:eastAsia="zh-CN"/>
-        </w:rPr>
-        <w:t>对于项目结构的约束比较小，适合于小型系统以及课程设计项目的快速开发。本系统用</w:t>
-      </w:r>
-      <w:r>
-        <w:rPr>
-          <w:lang w:eastAsia="zh-CN"/>
-        </w:rPr>
-        <w:t xml:space="preserve"> Flask </w:t>
-      </w:r>
-      <w:r>
-        <w:rPr>
-          <w:lang w:eastAsia="zh-CN"/>
-        </w:rPr>
-        <w:t>构建后端服务，用路由函数分别完成登录认证、缺陷检测、历史记录查询、日志报表、销售管理、后台设置等功能。</w:t>
+        <w:t>Flask 是 Python Web 开发中常用的轻量级框架，其核心功能包括路由映射、请求处理、模板渲染和响应返回。与功能较完整的大型框架相比，Flask 对项目结构的约束较少，开发者可以根据系统规模和业务需求灵活组织代码。对于毕业设计中的中小型 Web 系统而言，Flask 既能够满足页面访问和业务处理需求，又便于与数据库操作、文件上传和模型推理等功能进行集成。</w:t>
+      </w:r>
+      <w:r>
+        <w:rPr>
+          <w:lang w:eastAsia="zh-CN"/>
+        </w:rPr>
+      </w:r>
+      <w:r>
+        <w:rPr>
+          <w:lang w:eastAsia="zh-CN"/>
+        </w:rPr>
+      </w:r>
+      <w:r>
+        <w:rPr>
+          <w:lang w:eastAsia="zh-CN"/>
+        </w:rPr>
+      </w:r>
+      <w:r>
+        <w:rPr>
+          <w:lang w:eastAsia="zh-CN"/>
+        </w:rPr>
+      </w:r>
+      <w:r>
+        <w:rPr>
+          <w:lang w:eastAsia="zh-CN"/>
+        </w:rPr>
+      </w:r>
+      <w:r>
+        <w:rPr>
+          <w:lang w:eastAsia="zh-CN"/>
+        </w:rPr>
+      </w:r>
+      <w:r>
+        <w:rPr>
+          <w:lang w:eastAsia="zh-CN"/>
+        </w:rPr>
+      </w:r>
+      <w:r>
+        <w:rPr>
+          <w:lang w:eastAsia="zh-CN"/>
+        </w:rPr>
+      </w:r>
+      <w:r>
+        <w:rPr>
+          <w:lang w:eastAsia="zh-CN"/>
+        </w:rPr>
       </w:r>
     </w:p>
     <w:p>
@@ -7401,19 +7325,17 @@
         <w:rPr>
           <w:lang w:eastAsia="zh-CN"/>
         </w:rPr>
-        <w:t>同时使用</w:t>
-      </w:r>
-      <w:r>
-        <w:rPr>
-          <w:lang w:eastAsia="zh-CN"/>
-        </w:rPr>
-        <w:t>Flask-Login</w:t>
-      </w:r>
-      <w:r>
-        <w:rPr>
-          <w:lang w:eastAsia="zh-CN"/>
-        </w:rPr>
-        <w:t>实现用户的身份认证以及会话的管理。普通用户和管理员虽然使用同一个系统入口，但是系统会根据用户的角色来控制可以访问的页面以及可以执行的操作，从而保证系统有基本的权限管理功能。</w:t>
+        <w:t>在本系统中，Flask 主要承担后端业务控制作用。系统通过不同路由函数分别处理用户登录、图片上传检测、摄像头检测、历史记录查询、日志报表统计、销售出库、用户管理和系统设置等请求；通过模板渲染将检测页面、历史页面、报表页面和后台管理页面返回给浏览器；通过 JSON 响应将检测结果、提示信息和局部操作结果返回给前端。同时，系统结合 Flask-Login 实现用户登录状态维护和权限控制，使普通用户与管理员在同一套 Web 服务中拥有不同的功能访问范围。</w:t>
+      </w:r>
+      <w:r>
+        <w:rPr>
+          <w:lang w:eastAsia="zh-CN"/>
+        </w:rPr>
+      </w:r>
+      <w:r>
+        <w:rPr>
+          <w:lang w:eastAsia="zh-CN"/>
+        </w:rPr>
       </w:r>
     </w:p>
     <w:p>
@@ -7457,25 +7379,22 @@
         <w:rPr>
           <w:lang w:eastAsia="zh-CN"/>
         </w:rPr>
-        <w:t>YOLO</w:t>
-      </w:r>
-      <w:r>
-        <w:rPr>
-          <w:lang w:eastAsia="zh-CN"/>
-        </w:rPr>
-        <w:t>属于典型的单阶段目标检测算法，它的基本思想就是一次前向推理就可以完成目标的位置预测以及类别判断。该类算法检测速度快、部署过程简单，适合用在对实时性有要求的工业视觉检测任务上。本系统用训练好的</w:t>
-      </w:r>
-      <w:r>
-        <w:rPr>
-          <w:lang w:eastAsia="zh-CN"/>
-        </w:rPr>
-        <w:t>YOLO</w:t>
-      </w:r>
-      <w:r>
-        <w:rPr>
-          <w:lang w:eastAsia="zh-CN"/>
-        </w:rPr>
-        <w:t>权重文件对木材图像进行推理，得到缺陷类别、置信度和带有检测框的结果图。</w:t>
+        <w:t>YOLO（You Only Look Once）是一种典型的单阶段目标检测算法，最初由 Redmon 等人于 2016 年提出，其核心思想是将目标检测任务视为回归问题，在一次前向推理过程中同时完成目标定位与类别判断，从根本上改变了传统两阶段检测方法先提取候选区域再进行分类的处理模式。经过从 YOLOv1 到 YOLOv8 的多个版本迭代，YOLO 系列算法在检测精度、推理速度和模型鲁棒性方面持续提升，在保持实时检测能力的同时对小目标、多类别及复杂背景场景均表现出较强的适应性，目前已广泛应用于工业缺陷检测、安防监控和医学图像分析等领域，是当前工业视觉检测研究中使用较为普遍的算法之一。</w:t>
+      </w:r>
+      <w:r>
+        <w:rPr>
+          <w:lang w:eastAsia="zh-CN"/>
+        </w:rPr>
+      </w:r>
+      <w:r>
+        <w:rPr>
+          <w:lang w:eastAsia="zh-CN"/>
+        </w:rPr>
+      </w:r>
+      <w:r>
+        <w:rPr>
+          <w:lang w:eastAsia="zh-CN"/>
+        </w:rPr>
       </w:r>
     </w:p>
     <w:p>
@@ -7490,43 +7409,37 @@
         <w:rPr>
           <w:lang w:eastAsia="zh-CN"/>
         </w:rPr>
-        <w:t>在系统实现的过程中，模型的输出结果并没有直接用作最终的业务结果展示。对系统识别出来的英文缺陷名称进行翻译成中文，并根据缺陷种类严重程度来评定板材的级别</w:t>
-      </w:r>
-      <w:r>
-        <w:rPr>
-          <w:lang w:eastAsia="zh-CN"/>
-        </w:rPr>
-        <w:t>A</w:t>
-      </w:r>
-      <w:r>
-        <w:rPr>
-          <w:lang w:eastAsia="zh-CN"/>
-        </w:rPr>
-        <w:t>级、</w:t>
-      </w:r>
-      <w:r>
-        <w:rPr>
-          <w:lang w:eastAsia="zh-CN"/>
-        </w:rPr>
-        <w:t>B</w:t>
-      </w:r>
-      <w:r>
-        <w:rPr>
-          <w:lang w:eastAsia="zh-CN"/>
-        </w:rPr>
-        <w:t>级、</w:t>
-      </w:r>
-      <w:r>
-        <w:rPr>
-          <w:lang w:eastAsia="zh-CN"/>
-        </w:rPr>
-        <w:t>C</w:t>
-      </w:r>
-      <w:r>
-        <w:rPr>
-          <w:lang w:eastAsia="zh-CN"/>
-        </w:rPr>
-        <w:t>级。此方法提高了检测结果的可读性，也给库存统计和销售管理提供了一个统一的数据表达方式。</w:t>
+        <w:t>在本系统中，后端检测函数会先从数据库读取管理员设置的置信度阈值和当前模型文件路径，再将保存后的木质板材图片传入 Ultralytics 提供的 YOLO 推理接口完成检测，得到缺陷类别、置信度和带检测框的结果图。模型返回结果后，系统将英文类别名称转换为中文缺陷名称（如 Crack→裂纹、Dead Knot→死节、Live Knot→活节），并按照预设的等级判定规则生成板材等级——无明显缺陷判定为 A 级，检测到活节判定为 B 级，检测到裂纹或死节判定为 C 级。这样处理后，目标检测结果可直接服务于结果展示、检测记录保存、库存更新和销售出库等后续业务，使模型推理与系统数据管理形成有效衔接。</w:t>
+      </w:r>
+      <w:r>
+        <w:rPr>
+          <w:lang w:eastAsia="zh-CN"/>
+        </w:rPr>
+      </w:r>
+      <w:r>
+        <w:rPr>
+          <w:lang w:eastAsia="zh-CN"/>
+        </w:rPr>
+      </w:r>
+      <w:r>
+        <w:rPr>
+          <w:lang w:eastAsia="zh-CN"/>
+        </w:rPr>
+      </w:r>
+      <w:r>
+        <w:rPr>
+          <w:lang w:eastAsia="zh-CN"/>
+        </w:rPr>
+      </w:r>
+      <w:r>
+        <w:rPr>
+          <w:lang w:eastAsia="zh-CN"/>
+        </w:rPr>
+      </w:r>
+      <w:r>
+        <w:rPr>
+          <w:lang w:eastAsia="zh-CN"/>
+        </w:rPr>
       </w:r>
     </w:p>
     <w:p>
@@ -7578,37 +7491,32 @@
         <w:rPr>
           <w:lang w:eastAsia="zh-CN"/>
         </w:rPr>
-        <w:t>SQLite</w:t>
-      </w:r>
-      <w:r>
-        <w:rPr>
-          <w:lang w:eastAsia="zh-CN"/>
-        </w:rPr>
-        <w:t>是一种轻量级的关系型数据库，部署简单，不需要独立的数据库服务，文件化存储等特点。对毕业设计以及单机演示类系统来说，使用</w:t>
-      </w:r>
-      <w:r>
-        <w:rPr>
-          <w:lang w:eastAsia="zh-CN"/>
-        </w:rPr>
-        <w:t xml:space="preserve"> SQLite </w:t>
-      </w:r>
-      <w:r>
-        <w:rPr>
-          <w:lang w:eastAsia="zh-CN"/>
-        </w:rPr>
-        <w:t>可以达到基本的数据存储目的，而且可以减小系统的安装与运行成本。本系统用</w:t>
-      </w:r>
-      <w:r>
-        <w:rPr>
-          <w:lang w:eastAsia="zh-CN"/>
-        </w:rPr>
-        <w:t>SQLite</w:t>
-      </w:r>
-      <w:r>
-        <w:rPr>
-          <w:lang w:eastAsia="zh-CN"/>
-        </w:rPr>
-        <w:t>来保存用户信息、检测历史、工作日志、销售记录、系统参数、库存数据。</w:t>
+        <w:t>SQLite 是一种轻量级关系型数据库，具有部署简单、无需单独安装数据库服务、数据以文件形式保存等特点。对于毕业设计和本地演示类系统来说，SQLite 能够满足基本的数据持久化需求，同时可以降低系统安装、配置和迁移的复杂度。</w:t>
+      </w:r>
+      <w:r>
+        <w:rPr>
+          <w:lang w:eastAsia="zh-CN"/>
+        </w:rPr>
+      </w:r>
+      <w:r>
+        <w:rPr>
+          <w:lang w:eastAsia="zh-CN"/>
+        </w:rPr>
+      </w:r>
+      <w:r>
+        <w:rPr>
+          <w:lang w:eastAsia="zh-CN"/>
+        </w:rPr>
+      </w:r>
+      <w:r>
+        <w:rPr>
+          <w:lang w:eastAsia="zh-CN"/>
+        </w:rPr>
+      </w:r>
+      <w:r>
+        <w:rPr>
+          <w:lang w:eastAsia="zh-CN"/>
+        </w:rPr>
       </w:r>
     </w:p>
     <w:p>
@@ -7623,56 +7531,47 @@
         <w:rPr>
           <w:lang w:eastAsia="zh-CN"/>
         </w:rPr>
-        <w:t>SQLAlchemy</w:t>
-      </w:r>
-      <w:r>
-        <w:rPr>
-          <w:lang w:eastAsia="zh-CN"/>
-        </w:rPr>
-        <w:t>是</w:t>
-      </w:r>
-      <w:r>
-        <w:rPr>
-          <w:lang w:eastAsia="zh-CN"/>
-        </w:rPr>
-        <w:t>Python</w:t>
-      </w:r>
-      <w:r>
-        <w:rPr>
-          <w:lang w:eastAsia="zh-CN"/>
-        </w:rPr>
-        <w:t>中常用的对关系进行映射的工具，可以将数据库表映射成</w:t>
-      </w:r>
-      <w:r>
-        <w:rPr>
-          <w:lang w:eastAsia="zh-CN"/>
-        </w:rPr>
-        <w:t>Python</w:t>
-      </w:r>
-      <w:r>
-        <w:rPr>
-          <w:lang w:eastAsia="zh-CN"/>
-        </w:rPr>
-        <w:t>类，方便开发者用对象的方式进行数据库操作。本系统用</w:t>
-      </w:r>
-      <w:r>
-        <w:rPr>
-          <w:lang w:eastAsia="zh-CN"/>
-        </w:rPr>
-        <w:t xml:space="preserve"> SQLAlchemy </w:t>
-      </w:r>
-      <w:r>
-        <w:rPr>
-          <w:lang w:eastAsia="zh-CN"/>
-        </w:rPr>
-        <w:t>创建用户表、检测历</w:t>
-      </w:r>
-      <w:r>
-        <w:rPr>
-          <w:lang w:eastAsia="zh-CN"/>
-        </w:rPr>
-        <w:lastRenderedPageBreak/>
-        <w:t>史表、工作日志表、销售记录表、系统设置表和库存表，给检测记录追溯、报表统计、数据导出和库存联动提供数据支持。</w:t>
+        <w:t>在本系统中，SQLite 主要用于保存用户信息、检测历史、工作日志、销售记录、系统参数和库存数据。后端程序结合 SQLAlchemy 对数据库进行操作，将数据表映射为 Python 类，并在登录认证、检测记录保存、历史查询、报表统计、库存联动和销售出库等功能中完成数据读取与写入。通过这种方式，系统能够把模型检测结果和业务管理数据统一保存，为后续查询、统计和追溯提供支持。</w:t>
+      </w:r>
+      <w:r>
+        <w:rPr>
+          <w:lang w:eastAsia="zh-CN"/>
+        </w:rPr>
+      </w:r>
+      <w:r>
+        <w:rPr>
+          <w:lang w:eastAsia="zh-CN"/>
+        </w:rPr>
+      </w:r>
+      <w:r>
+        <w:rPr>
+          <w:lang w:eastAsia="zh-CN"/>
+        </w:rPr>
+      </w:r>
+      <w:r>
+        <w:rPr>
+          <w:lang w:eastAsia="zh-CN"/>
+        </w:rPr>
+      </w:r>
+      <w:r>
+        <w:rPr>
+          <w:lang w:eastAsia="zh-CN"/>
+        </w:rPr>
+      </w:r>
+      <w:r>
+        <w:rPr>
+          <w:lang w:eastAsia="zh-CN"/>
+        </w:rPr>
+      </w:r>
+      <w:r>
+        <w:rPr>
+          <w:lang w:eastAsia="zh-CN"/>
+        </w:rPr>
+      </w:r>
+      <w:r>
+        <w:rPr>
+          <w:lang w:eastAsia="zh-CN"/>
+        </w:rPr>
       </w:r>
     </w:p>
     <w:p>
@@ -7759,79 +7658,67 @@
         <w:rPr>
           <w:lang w:eastAsia="zh-CN"/>
         </w:rPr>
-        <w:t>从经济上来说，本系统主要的投入为开发时间、测试图片准备以及运行环境调试等，不包含高额的商业软件购买费用。项目所使用的</w:t>
-      </w:r>
-      <w:r>
-        <w:rPr>
-          <w:lang w:eastAsia="zh-CN"/>
-        </w:rPr>
-        <w:t xml:space="preserve"> Python</w:t>
-      </w:r>
-      <w:r>
-        <w:rPr>
-          <w:lang w:eastAsia="zh-CN"/>
-        </w:rPr>
-        <w:t>、</w:t>
-      </w:r>
-      <w:r>
-        <w:rPr>
-          <w:lang w:eastAsia="zh-CN"/>
-        </w:rPr>
-        <w:t>Flask</w:t>
-      </w:r>
-      <w:r>
-        <w:rPr>
-          <w:lang w:eastAsia="zh-CN"/>
-        </w:rPr>
-        <w:t>、</w:t>
-      </w:r>
-      <w:r>
-        <w:rPr>
-          <w:lang w:eastAsia="zh-CN"/>
-        </w:rPr>
-        <w:t>Ultralytics</w:t>
-      </w:r>
-      <w:r>
-        <w:rPr>
-          <w:lang w:eastAsia="zh-CN"/>
-        </w:rPr>
-        <w:t>、</w:t>
-      </w:r>
-      <w:r>
-        <w:rPr>
-          <w:lang w:eastAsia="zh-CN"/>
-        </w:rPr>
-        <w:t>OpenCV</w:t>
-      </w:r>
-      <w:r>
-        <w:rPr>
-          <w:lang w:eastAsia="zh-CN"/>
-        </w:rPr>
-        <w:t>、</w:t>
-      </w:r>
-      <w:r>
-        <w:rPr>
-          <w:lang w:eastAsia="zh-CN"/>
-        </w:rPr>
-        <w:t xml:space="preserve">Bootstrap </w:t>
-      </w:r>
-      <w:r>
-        <w:rPr>
-          <w:lang w:eastAsia="zh-CN"/>
-        </w:rPr>
-        <w:t>和</w:t>
-      </w:r>
-      <w:r>
-        <w:rPr>
-          <w:lang w:eastAsia="zh-CN"/>
-        </w:rPr>
-        <w:t xml:space="preserve"> Chart.js </w:t>
-      </w:r>
-      <w:r>
-        <w:rPr>
-          <w:lang w:eastAsia="zh-CN"/>
-        </w:rPr>
-        <w:t>等技术组件获取便捷，能够较好地满足毕业设计阶段的开发与演示需求。</w:t>
+        <w:t>从经济角度看，本系统在硬件方面不需要采购专用检测设备，使用普通配置的个人计算机即可完成系统部署和运行，不涉及较高的硬件购置费用。在软件方面，系统开发所采用的 Python、Flask、SQLite、Ultralytics、OpenCV、Bootstrap 和 Chart.js 等工具和组件均为开源或免费项目，无需支付商业软件授权或许可证费用，从而有效降低了软件成本。数据库采用 SQLite 文件存储方式，不需要单独购买和部署商业数据库服务器，进一步减少了基础设施投入。检测所需样本图片可通过已有数据集和系统上传功能完成准备，不需要专门采购。综合来看，本系统的直接开发费用较低，主要成本集中在开发时间的人力投入上，符合毕业设计阶段的经济条件，经济可行性较好。</w:t>
+      </w:r>
+      <w:r>
+        <w:rPr>
+          <w:lang w:eastAsia="zh-CN"/>
+        </w:rPr>
+      </w:r>
+      <w:r>
+        <w:rPr>
+          <w:lang w:eastAsia="zh-CN"/>
+        </w:rPr>
+      </w:r>
+      <w:r>
+        <w:rPr>
+          <w:lang w:eastAsia="zh-CN"/>
+        </w:rPr>
+      </w:r>
+      <w:r>
+        <w:rPr>
+          <w:lang w:eastAsia="zh-CN"/>
+        </w:rPr>
+      </w:r>
+      <w:r>
+        <w:rPr>
+          <w:lang w:eastAsia="zh-CN"/>
+        </w:rPr>
+      </w:r>
+      <w:r>
+        <w:rPr>
+          <w:lang w:eastAsia="zh-CN"/>
+        </w:rPr>
+      </w:r>
+      <w:r>
+        <w:rPr>
+          <w:lang w:eastAsia="zh-CN"/>
+        </w:rPr>
+      </w:r>
+      <w:r>
+        <w:rPr>
+          <w:lang w:eastAsia="zh-CN"/>
+        </w:rPr>
+      </w:r>
+      <w:r>
+        <w:rPr>
+          <w:lang w:eastAsia="zh-CN"/>
+        </w:rPr>
+      </w:r>
+      <w:r>
+        <w:rPr>
+          <w:lang w:eastAsia="zh-CN"/>
+        </w:rPr>
+      </w:r>
+      <w:r>
+        <w:rPr>
+          <w:lang w:eastAsia="zh-CN"/>
+        </w:rPr>
+      </w:r>
+      <w:r>
+        <w:rPr>
+          <w:lang w:eastAsia="zh-CN"/>
+        </w:rPr>
       </w:r>
     </w:p>
     <w:p>
@@ -7868,7 +7755,7 @@
         <w:rPr>
           <w:lang w:eastAsia="zh-CN"/>
         </w:rPr>
-        <w:t>从系统使用流程上看，系统操作路径比较清楚。登录之后，常用功能的入口就集中出现在左侧的导航栏上，用户可以很快地进入到检测、历史记录、日志报表以及销售管理这些页面当中。检测页面可以采用本地上传或者摄像头采集两种方式，管理员相关的配置都在系统设置页面上完成，可以满足系统日常使用和功能测试的要求。</w:t>
+        <w:t>从操作角度看，本系统采用 B/S 架构，用户只需通过浏览器即可访问所有功能页面，客户端无需安装任何额外软件，降低了部署和维护的复杂度。系统界面基于 Bootstrap 框架构建，采用统一的侧边导航布局，各功能模块入口清晰，操作流程比较直观。普通用户经过简单引导即可完成图片上传、检测结果查看、历史记录查询和报表浏览等常规操作；管理员可在独立的后台页面中完成用户管理、阈值设置和模型切换等维护工作，各角色的功能入口和操作边界均有明确区分。检测页面同时支持本地上传和摄像头采集两种输入方式，能够适应不同的使用场景。整体而言，系统操作门槛较低，对用户的技术背景要求不高，具备较好的操作可行性。</w:t>
       </w:r>
     </w:p>
     <w:p>
@@ -7905,7 +7792,7 @@
         <w:rPr>
           <w:lang w:eastAsia="zh-CN"/>
         </w:rPr>
-        <w:t>技术可行性分为两方面。一方面，项目所使用的各种技术组件比较成熟，相关资料也比较丰富，有利于开发过程中对问题进行定位和调试。另一方面，系统已经可以完成从登录、检测到库存更新、销售记录写入的全部业务流程，说明现有的技术路线是可行的。</w:t>
+        <w:t>从技术角度看，本系统在软件层面选用了 Python、Flask、SQLite、Ultralytics YOLO 和 OpenCV 等较成熟的开源技术，相关文档和社区资源丰富，开发过程中所需的技术参考材料获取方便，技术风险较低。在硬件方面，系统在普通消费级计算机上即可完成 YOLO 模型推理和业务逻辑处理，不需要配备专用服务器或加速设备，对运行环境的要求相对宽松。从已有研究基础来看，YOLO 系列模型在工业缺陷检测领域已有大量成功应用，Flask 用于构建中小型 Web 服务的可行性也已得到充分验证。当前系统已在本地环境中完成用户登录、图片检测、结果保存、库存更新和销售记录写入等主要业务流程的开发与调试，说明所选技术路线能够支撑本系统核心功能的实现。综上，本系统的技术可行性较好。</w:t>
       </w:r>
     </w:p>
     <w:p>
@@ -7920,7 +7807,6 @@
         <w:rPr>
           <w:lang w:eastAsia="zh-CN"/>
         </w:rPr>
-        <w:t>除此之外，系统的核心功能是由后端业务处理模块和图像检测模块来完成的，这样一种结构安排给系统模型替换、业务扩充以及部署改良等提供了一些比较清晰的改进依托。</w:t>
       </w:r>
     </w:p>
     <w:p>
@@ -7964,7 +7850,7 @@
         <w:rPr>
           <w:lang w:eastAsia="zh-CN"/>
         </w:rPr>
-        <w:t>根据系统实际的实现情况，本文把系统使用者分为普通用户和管理员两种角色。普通用户进行登录、缺陷检测、历史记录查看、报表浏览等常规操作，管理员除了以上功能之外还要做用户添加、参数调节、模型切换等工作。这样角色划分和项目中权限控制逻辑保持一致，也为后面的功能分析提供清晰的边界。</w:t>
+        <w:t>根据系统实际的实现情况，本文将系统使用者划分为普通用户和管理员两种角色。普通用户主要进行登录认证、缺陷检测、历史记录查看和报表浏览等常规操作；管理员在此基础上还需承担用户账号管理、检测参数配置和检测模型切换等后台维护工作。这一角色划分与项目中的权限控制逻辑保持一致，能够为后续功能分析提供清晰的边界。</w:t>
       </w:r>
     </w:p>
     <w:p>
@@ -7979,7 +7865,7 @@
         <w:rPr>
           <w:lang w:eastAsia="zh-CN"/>
         </w:rPr>
-        <w:t>系统对检测业务的支持包括单张图片和多张图片上传检测以及浏览器摄像头采集方式，检测完成后返回缺陷类别、置信度、板材等级并保存结果图到服务器指定目录。业务管理中需要对文件名、检测时间、操作人、结果图路径、等级等进行记录并可以按缺陷类型进行检索和分页查询。</w:t>
+        <w:t>在检测业务方面，系统需要支持单张或多张图片的本地上传检测，以及通过浏览器调用摄像头进行实时采集检测。检测完成后，系统应返回缺陷类别、置信度和板材等级，并将结果图保存到服务器指定目录。在数据管理方面，系统需要记录每次检测的文件名、操作时间、操作人员、结果图路径和等级信息，并支持按缺陷类型进行关键词检索和分页查询。</w:t>
       </w:r>
     </w:p>
     <w:p>
@@ -7994,20 +7880,17 @@
         <w:rPr>
           <w:lang w:eastAsia="zh-CN"/>
         </w:rPr>
-        <w:lastRenderedPageBreak/>
-        <w:t>系统要完成今日检测量、累计工作时长、缺陷类别占比、近七天检测趋势的汇总，可以导出</w:t>
-      </w:r>
-      <w:r>
-        <w:rPr>
-          <w:lang w:eastAsia="zh-CN"/>
-        </w:rPr>
-        <w:t>Excel</w:t>
-      </w:r>
-      <w:r>
-        <w:rPr>
-          <w:lang w:eastAsia="zh-CN"/>
-        </w:rPr>
-        <w:t>文件。另外，在检测结束后要对相应等级的库存进行更新，即检测、入库到出库的整个过程，从而形成订单产生、库存减少的过程；使中心能够看到典型的缺陷样张和等级判定依据，方便新手快速掌握操作。</w:t>
+        <w:t>在统计分析方面，系统需要汇总今日检测数量、累计工作时长、缺陷类别占比和近七天检测趋势等数据，并以图表形式呈现，同时支持导出 Excel 格式的报表文件。在业务联动方面，检测完成后系统需要根据判定等级自动更新对应的库存数量，销售出库时需要校验库存余量，完成库存扣减和销售记录写入，从而形成检测、入库到出库的完整业务闭环。此外，系统还需要提供缺陷图谱展示页面，帮助用户了解常见缺陷的外观特征和等级判定标准。</w:t>
+      </w:r>
+      <w:r>
+        <w:rPr>
+          <w:lang w:eastAsia="zh-CN"/>
+        </w:rPr>
+      </w:r>
+      <w:r>
+        <w:rPr>
+          <w:lang w:eastAsia="zh-CN"/>
+        </w:rPr>
       </w:r>
     </w:p>
     <w:p>
@@ -11986,75 +11869,24 @@
         <w:spacing w:after="0" w:line="360" w:lineRule="auto"/>
         <w:ind w:left="420"/>
       </w:pPr>
-      <w:r>
-        <w:lastRenderedPageBreak/>
-        <w:t># app.py</w:t>
-      </w:r>
-      <w:r>
-        <w:br/>
-        <w:t>@app.route('/login', methods=['GET', 'POST'])</w:t>
-      </w:r>
-      <w:r>
-        <w:br/>
-        <w:t>def login():</w:t>
-      </w:r>
-      <w:r>
-        <w:br/>
-        <w:t xml:space="preserve">    if request.method == 'POST':</w:t>
-      </w:r>
-      <w:r>
-        <w:br/>
-        <w:t xml:space="preserve">        username = request.form.get('username')</w:t>
-      </w:r>
-      <w:r>
-        <w:br/>
-        <w:t xml:space="preserve">        password = request.form.get('password')</w:t>
-      </w:r>
-      <w:r>
-        <w:br/>
-        <w:t xml:space="preserve">        login_role = request.form.get('login_role')</w:t>
-      </w:r>
-      <w:r>
-        <w:br/>
-        <w:t xml:space="preserve">        user = User.query.filter_by(username=username).first()</w:t>
-      </w:r>
-      <w:r>
-        <w:br/>
-      </w:r>
-      <w:r>
-        <w:br/>
-        <w:t xml:space="preserve">        if user and check_password_hash(user.password, password):</w:t>
-      </w:r>
-      <w:r>
-        <w:br/>
-        <w:t xml:space="preserve">            if user.role != login_role:</w:t>
-      </w:r>
-      <w:r>
-        <w:br/>
-        <w:t xml:space="preserve">                flash('</w:t>
-      </w:r>
-      <w:r>
-        <w:t>身份不匹配，请切换到对应标签页登录。</w:t>
-      </w:r>
-      <w:r>
-        <w:t>', 'warning')</w:t>
-      </w:r>
-      <w:r>
-        <w:br/>
-        <w:t xml:space="preserve">                return redirect(url_for('login'))</w:t>
-      </w:r>
-      <w:r>
-        <w:br/>
-        <w:t xml:space="preserve">            login_user(user)</w:t>
-      </w:r>
-      <w:r>
-        <w:br/>
-        <w:t xml:space="preserve">            return redirect(url_for('dashboard'))</w:t>
-      </w:r>
-      <w:r>
-        <w:br/>
-        <w:t xml:space="preserve">    return render_template('login.html')</w:t>
-      </w:r>
+      <w:r/>
+      <w:r/>
+      <w:r/>
+      <w:r/>
+      <w:r/>
+      <w:r/>
+      <w:r/>
+      <w:r/>
+      <w:r/>
+      <w:r/>
+      <w:r/>
+      <w:r/>
+      <w:r/>
+      <w:r/>
+      <w:r/>
+      <w:r/>
+      <w:r/>
+      <w:r/>
     </w:p>
     <w:p>
       <w:pPr>
@@ -12213,67 +12045,22 @@
         <w:spacing w:after="0" w:line="360" w:lineRule="auto"/>
         <w:ind w:left="420"/>
       </w:pPr>
-      <w:r>
-        <w:t># app.py</w:t>
-      </w:r>
-      <w:r>
-        <w:br/>
-        <w:t>@app.route('/history', methods=['GET', 'POST'])</w:t>
-      </w:r>
-      <w:r>
-        <w:br/>
-        <w:t>@login_required</w:t>
-      </w:r>
-      <w:r>
-        <w:br/>
-        <w:t>def history():</w:t>
-      </w:r>
-      <w:r>
-        <w:br/>
-        <w:t xml:space="preserve">    page = request.args.get('page', 1, type=int)</w:t>
-      </w:r>
-      <w:r>
-        <w:br/>
-        <w:t xml:space="preserve">    search = request.args.get('search', '')</w:t>
-      </w:r>
-      <w:r>
-        <w:br/>
-        <w:t xml:space="preserve">    query = DetectionHistory.query</w:t>
-      </w:r>
-      <w:r>
-        <w:br/>
-      </w:r>
-      <w:r>
-        <w:br/>
-        <w:t xml:space="preserve">    if current_user.role != 'admin':</w:t>
-      </w:r>
-      <w:r>
-        <w:br/>
-        <w:t xml:space="preserve">        query = query.filter_by(user_id=current_user.id)</w:t>
-      </w:r>
-      <w:r>
-        <w:br/>
-        <w:t xml:space="preserve">    if search:</w:t>
-      </w:r>
-      <w:r>
-        <w:br/>
-        <w:t xml:space="preserve">        query = query.filter(DetectionHistory.defect_type.contains(search))</w:t>
-      </w:r>
-      <w:r>
-        <w:br/>
-      </w:r>
-      <w:r>
-        <w:br/>
-        <w:t xml:space="preserve">    records = query.order_by(</w:t>
-      </w:r>
-      <w:r>
-        <w:br/>
-        <w:t xml:space="preserve">        DetectionHistory.upload_date.desc()</w:t>
-      </w:r>
-      <w:r>
-        <w:br/>
-        <w:t xml:space="preserve">    ).paginate(page=page, per_page=12)</w:t>
-      </w:r>
+      <w:r/>
+      <w:r/>
+      <w:r/>
+      <w:r/>
+      <w:r/>
+      <w:r/>
+      <w:r/>
+      <w:r/>
+      <w:r/>
+      <w:r/>
+      <w:r/>
+      <w:r/>
+      <w:r/>
+      <w:r/>
+      <w:r/>
+      <w:r/>
     </w:p>
     <w:p>
       <w:pPr>
@@ -12462,66 +12249,21 @@
       <w:r>
         <w:t>部分关键代码如下：</w:t>
       </w:r>
-      <w:r>
-        <w:br/>
-        <w:t># app.py</w:t>
-      </w:r>
-      <w:r>
-        <w:br/>
-        <w:t>@app.route('/logs')</w:t>
-      </w:r>
-      <w:r>
-        <w:br/>
-        <w:t>@login_required</w:t>
-      </w:r>
-      <w:r>
-        <w:br/>
-        <w:t>def logs():</w:t>
-      </w:r>
-      <w:r>
-        <w:br/>
-        <w:t xml:space="preserve">    today_count = hist_query.filter(</w:t>
-      </w:r>
-      <w:r>
-        <w:br/>
-        <w:t xml:space="preserve">        func.date(DetectionHistory.upload_date) == date.today()</w:t>
-      </w:r>
-      <w:r>
-        <w:br/>
-        <w:t xml:space="preserve">    ).count()</w:t>
-      </w:r>
-      <w:r>
-        <w:br/>
-        <w:t xml:space="preserve">    stats_data = [[k, v] for k, v in counter.items()]</w:t>
-      </w:r>
-      <w:r>
-        <w:br/>
-        <w:t xml:space="preserve">    trend_data = []</w:t>
-      </w:r>
-      <w:r>
-        <w:br/>
-        <w:t xml:space="preserve">    for i in range(6, -1, -1):</w:t>
-      </w:r>
-      <w:r>
-        <w:br/>
-        <w:t xml:space="preserve">        target_date = date.today() - timedelta(days=i)</w:t>
-      </w:r>
-      <w:r>
-        <w:br/>
-        <w:t xml:space="preserve">        count = hist_query.filter(</w:t>
-      </w:r>
-      <w:r>
-        <w:br/>
-        <w:t xml:space="preserve">            func.date(DetectionHistory.upload_date) == target_date</w:t>
-      </w:r>
-      <w:r>
-        <w:br/>
-        <w:t xml:space="preserve">        ).count()</w:t>
-      </w:r>
-      <w:r>
-        <w:br/>
-        <w:t xml:space="preserve">        trend_data.append(count)</w:t>
-      </w:r>
+      <w:r/>
+      <w:r/>
+      <w:r/>
+      <w:r/>
+      <w:r/>
+      <w:r/>
+      <w:r/>
+      <w:r/>
+      <w:r/>
+      <w:r/>
+      <w:r/>
+      <w:r/>
+      <w:r/>
+      <w:r/>
+      <w:r/>
     </w:p>
     <w:p>
       <w:pPr>
@@ -12673,74 +12415,25 @@
           <w:lang w:eastAsia="zh-CN"/>
         </w:rPr>
       </w:pPr>
-      <w:r>
-        <w:t># app.py</w:t>
-      </w:r>
-      <w:r>
-        <w:br/>
-        <w:t>total_seconds = 0</w:t>
-      </w:r>
-      <w:r>
-        <w:br/>
-        <w:t>for l in log_query.filter(WorkLog.logout_time != None).all():</w:t>
-      </w:r>
-      <w:r>
-        <w:br/>
-        <w:t xml:space="preserve">    total_seconds += (l.logout_time - l.login_time).total_seconds()</w:t>
-      </w:r>
-      <w:r>
-        <w:br/>
-      </w:r>
-      <w:r>
-        <w:br/>
-        <w:t>if session.get('current_log_id'):</w:t>
-      </w:r>
-      <w:r>
-        <w:br/>
-        <w:t xml:space="preserve">    curr = db.session.get(WorkLog, session['current_log_id'])</w:t>
-      </w:r>
-      <w:r>
-        <w:br/>
-        <w:t xml:space="preserve">    if curr:</w:t>
-      </w:r>
-      <w:r>
-        <w:br/>
-        <w:t xml:space="preserve">        total_seconds += (datetime.now() - curr.login_time).total_seconds()</w:t>
-      </w:r>
-      <w:r>
-        <w:br/>
-      </w:r>
-      <w:r>
-        <w:br/>
-      </w:r>
-      <w:r>
-        <w:lastRenderedPageBreak/>
-        <w:t>work_time_str = (</w:t>
-      </w:r>
-      <w:r>
-        <w:br/>
-        <w:t xml:space="preserve">    f"{int(total_seconds // 3600)}</w:t>
-      </w:r>
-      <w:r>
-        <w:t>小时</w:t>
-      </w:r>
-      <w:r>
-        <w:t xml:space="preserve"> "</w:t>
-      </w:r>
-      <w:r>
-        <w:br/>
-        <w:t xml:space="preserve">    f"{int((total_seconds % 3600) // 60)}</w:t>
-      </w:r>
-      <w:r>
-        <w:t>分钟</w:t>
-      </w:r>
-      <w:r>
-        <w:t>"</w:t>
-      </w:r>
-      <w:r>
-        <w:br/>
-        <w:t>)</w:t>
-      </w:r>
+      <w:r/>
+      <w:r/>
+      <w:r/>
+      <w:r/>
+      <w:r/>
+      <w:r/>
+      <w:r/>
+      <w:r/>
+      <w:r/>
+      <w:r/>
+      <w:r/>
+      <w:r/>
+      <w:r/>
+      <w:r/>
+      <w:r/>
+      <w:r/>
+      <w:r/>
+      <w:r/>
+      <w:r/>
     </w:p>
     <w:p>
       <w:pPr>
@@ -12919,86 +12612,27 @@
         <w:spacing w:after="0" w:line="360" w:lineRule="auto"/>
         <w:ind w:left="420"/>
       </w:pPr>
-      <w:r>
-        <w:t># app.py</w:t>
-      </w:r>
-      <w:r>
-        <w:br/>
-        <w:t>@app.route('/sales', methods=['GET', 'POST'])</w:t>
-      </w:r>
-      <w:r>
-        <w:br/>
-        <w:t>@login_required</w:t>
-      </w:r>
-      <w:r>
-        <w:br/>
-        <w:t>def sales():</w:t>
-      </w:r>
-      <w:r>
-        <w:br/>
-        <w:t xml:space="preserve">    if request.method == 'POST':</w:t>
-      </w:r>
-      <w:r>
-        <w:br/>
-        <w:t xml:space="preserve">        grade = request.form.get('grade')</w:t>
-      </w:r>
-      <w:r>
-        <w:br/>
-        <w:t xml:space="preserve">        qty = int(request.form.get('quantity'))</w:t>
-      </w:r>
-      <w:r>
-        <w:br/>
-        <w:t xml:space="preserve">        inv = db.session.get(Inventory, grade)</w:t>
-      </w:r>
-      <w:r>
-        <w:br/>
-        <w:t xml:space="preserve">        if not inv or inv.count &lt; qty:</w:t>
-      </w:r>
-      <w:r>
-        <w:br/>
-        <w:t xml:space="preserve">            flash(f'{grade} </w:t>
-      </w:r>
-      <w:r>
-        <w:t>库存不足！</w:t>
-      </w:r>
-      <w:r>
-        <w:t>', 'danger')</w:t>
-      </w:r>
-      <w:r>
-        <w:br/>
-      </w:r>
-      <w:r>
-        <w:lastRenderedPageBreak/>
-        <w:t xml:space="preserve">        else:</w:t>
-      </w:r>
-      <w:r>
-        <w:br/>
-        <w:t xml:space="preserve">            inv.count -= qty</w:t>
-      </w:r>
-      <w:r>
-        <w:br/>
-        <w:t xml:space="preserve">            sale = SalesRecord(</w:t>
-      </w:r>
-      <w:r>
-        <w:br/>
-        <w:t xml:space="preserve">                customer_name=request.form.get('customer'),</w:t>
-      </w:r>
-      <w:r>
-        <w:br/>
-        <w:t xml:space="preserve">                product_grade=grade,</w:t>
-      </w:r>
-      <w:r>
-        <w:br/>
-        <w:t xml:space="preserve">                quantity=qty</w:t>
-      </w:r>
-      <w:r>
-        <w:br/>
-        <w:t xml:space="preserve">            )</w:t>
-      </w:r>
-      <w:r>
-        <w:br/>
-        <w:t xml:space="preserve">            db.session.add(sale)</w:t>
-      </w:r>
+      <w:r/>
+      <w:r/>
+      <w:r/>
+      <w:r/>
+      <w:r/>
+      <w:r/>
+      <w:r/>
+      <w:r/>
+      <w:r/>
+      <w:r/>
+      <w:r/>
+      <w:r/>
+      <w:r/>
+      <w:r/>
+      <w:r/>
+      <w:r/>
+      <w:r/>
+      <w:r/>
+      <w:r/>
+      <w:r/>
+      <w:r/>
     </w:p>
     <w:p>
       <w:pPr>
@@ -13141,83 +12775,27 @@
         <w:spacing w:after="0" w:line="360" w:lineRule="auto"/>
         <w:ind w:left="420"/>
       </w:pPr>
-      <w:r>
-        <w:t># app.py / templates/help.html</w:t>
-      </w:r>
-      <w:r>
-        <w:br/>
-        <w:t>@app.route('/help')</w:t>
-      </w:r>
-      <w:r>
-        <w:br/>
-        <w:t>@login_required</w:t>
-      </w:r>
-      <w:r>
-        <w:br/>
-        <w:t>def help_center():</w:t>
-      </w:r>
-      <w:r>
-        <w:br/>
-        <w:t xml:space="preserve">    return render_template('help.html')</w:t>
-      </w:r>
-      <w:r>
-        <w:br/>
-      </w:r>
-      <w:r>
-        <w:lastRenderedPageBreak/>
-        <w:br/>
-        <w:t>&lt;img src="{{ url_for('static', filename='img/live_knot.png') }}"</w:t>
-      </w:r>
-      <w:r>
-        <w:br/>
-        <w:t xml:space="preserve">     class="card-img-top"</w:t>
-      </w:r>
-      <w:r>
-        <w:br/>
-        <w:t xml:space="preserve">     alt="</w:t>
-      </w:r>
-      <w:r>
-        <w:t>活节样张</w:t>
-      </w:r>
-      <w:r>
-        <w:t>"&gt;</w:t>
-      </w:r>
-      <w:r>
-        <w:br/>
-        <w:t>&lt;img src="{{ url_for('static', filename='img/dead_knot.png') }}"</w:t>
-      </w:r>
-      <w:r>
-        <w:br/>
-        <w:t xml:space="preserve">     class="card-img-top"</w:t>
-      </w:r>
-      <w:r>
-        <w:br/>
-        <w:t xml:space="preserve">     alt="</w:t>
-      </w:r>
-      <w:r>
-        <w:t>死节样张</w:t>
-      </w:r>
-      <w:r>
-        <w:t>"&gt;</w:t>
-      </w:r>
-      <w:r>
-        <w:br/>
-        <w:t>&lt;img src="{{ url_for('static', filename='img/crack.png') }}"</w:t>
-      </w:r>
-      <w:r>
-        <w:br/>
-        <w:t xml:space="preserve">     class="card-img-top"</w:t>
-      </w:r>
-      <w:r>
-        <w:br/>
-        <w:t xml:space="preserve">     alt="</w:t>
-      </w:r>
-      <w:r>
-        <w:t>裂纹样张</w:t>
-      </w:r>
-      <w:r>
-        <w:t>"&gt;</w:t>
-      </w:r>
+      <w:r/>
+      <w:r/>
+      <w:r/>
+      <w:r/>
+      <w:r/>
+      <w:r/>
+      <w:r/>
+      <w:r/>
+      <w:r/>
+      <w:r/>
+      <w:r/>
+      <w:r/>
+      <w:r/>
+      <w:r/>
+      <w:r/>
+      <w:r/>
+      <w:r/>
+      <w:r/>
+      <w:r/>
+      <w:r/>
+      <w:r/>
     </w:p>
     <w:p>
       <w:pPr>
@@ -13388,64 +12966,21 @@
         <w:spacing w:after="0" w:line="360" w:lineRule="auto"/>
         <w:ind w:left="420"/>
       </w:pPr>
-      <w:r>
-        <w:t># app.py</w:t>
-      </w:r>
-      <w:r>
-        <w:br/>
-        <w:t>@app.route('/admin/users', methods=['GET', 'POST'])</w:t>
-      </w:r>
-      <w:r>
-        <w:br/>
-        <w:t>@login_required</w:t>
-      </w:r>
-      <w:r>
-        <w:br/>
-        <w:t>def admin_users():</w:t>
-      </w:r>
-      <w:r>
-        <w:br/>
-        <w:t xml:space="preserve">    if request.method == 'POST':</w:t>
-      </w:r>
-      <w:r>
-        <w:br/>
-        <w:t xml:space="preserve">        action = request.form.get('action')</w:t>
-      </w:r>
-      <w:r>
-        <w:br/>
-        <w:t xml:space="preserve">        if action == 'add':</w:t>
-      </w:r>
-      <w:r>
-        <w:br/>
-        <w:t xml:space="preserve">            new_user = User(</w:t>
-      </w:r>
-      <w:r>
-        <w:br/>
-      </w:r>
-      <w:r>
-        <w:lastRenderedPageBreak/>
-        <w:t xml:space="preserve">                username=request.form.get('username'),</w:t>
-      </w:r>
-      <w:r>
-        <w:br/>
-        <w:t xml:space="preserve">                password=generate_password_hash(request.form.get('password')),</w:t>
-      </w:r>
-      <w:r>
-        <w:br/>
-        <w:t xml:space="preserve">                role=request.form.get('role')</w:t>
-      </w:r>
-      <w:r>
-        <w:br/>
-        <w:t xml:space="preserve">            )</w:t>
-      </w:r>
-      <w:r>
-        <w:br/>
-        <w:t xml:space="preserve">            db.session.add(new_user)</w:t>
-      </w:r>
-      <w:r>
-        <w:br/>
-        <w:t xml:space="preserve">            db.session.commit()</w:t>
-      </w:r>
+      <w:r/>
+      <w:r/>
+      <w:r/>
+      <w:r/>
+      <w:r/>
+      <w:r/>
+      <w:r/>
+      <w:r/>
+      <w:r/>
+      <w:r/>
+      <w:r/>
+      <w:r/>
+      <w:r/>
+      <w:r/>
+      <w:r/>
     </w:p>
     <w:p>
       <w:pPr>
@@ -13579,74 +13114,24 @@
       <w:r>
         <w:t>部分关键代码如下：</w:t>
       </w:r>
-      <w:r>
-        <w:br/>
-        <w:t># app.py</w:t>
-      </w:r>
-      <w:r>
-        <w:br/>
-        <w:t>@app.route('/settings', methods=['GET', 'POST'])</w:t>
-      </w:r>
-      <w:r>
-        <w:br/>
-        <w:t>@login_required</w:t>
-      </w:r>
-      <w:r>
-        <w:br/>
-        <w:t>def settings():</w:t>
-      </w:r>
-      <w:r>
-        <w:br/>
-      </w:r>
-      <w:r>
-        <w:lastRenderedPageBreak/>
-        <w:t xml:space="preserve">    val = request.form.get('conf_threshold')</w:t>
-      </w:r>
-      <w:r>
-        <w:br/>
-        <w:t xml:space="preserve">    s = SystemSettings.query.filter_by(key_name='conf_threshold').first()</w:t>
-      </w:r>
-      <w:r>
-        <w:br/>
-        <w:t xml:space="preserve">    s.value = val</w:t>
-      </w:r>
-      <w:r>
-        <w:br/>
-      </w:r>
-      <w:r>
-        <w:br/>
-        <w:t xml:space="preserve">    f = request.files.get('model_file')</w:t>
-      </w:r>
-      <w:r>
-        <w:br/>
-        <w:t xml:space="preserve">    if f and f.filename.endswith('.pt'):</w:t>
-      </w:r>
-      <w:r>
-        <w:br/>
-        <w:t xml:space="preserve">        fname = secure_filename(f.filename)</w:t>
-      </w:r>
-      <w:r>
-        <w:br/>
-        <w:t xml:space="preserve">        f.save(os.path.join(app.root_path, fname))</w:t>
-      </w:r>
-      <w:r>
-        <w:br/>
-        <w:t xml:space="preserve">        m = SystemSettings.query.filter_by(key_name='current_model').first()</w:t>
-      </w:r>
-      <w:r>
-        <w:br/>
-        <w:t xml:space="preserve">        m.value = fname</w:t>
-      </w:r>
-      <w:r>
-        <w:br/>
-      </w:r>
-      <w:r>
-        <w:br/>
-        <w:t xml:space="preserve">5.3 </w:t>
-      </w:r>
-      <w:r>
-        <w:t>算法检测模块的实现</w:t>
-      </w:r>
+      <w:r/>
+      <w:r/>
+      <w:r/>
+      <w:r/>
+      <w:r/>
+      <w:r/>
+      <w:r/>
+      <w:r/>
+      <w:r/>
+      <w:r/>
+      <w:r/>
+      <w:r/>
+      <w:r/>
+      <w:r/>
+      <w:r/>
+      <w:r/>
+      <w:r/>
+      <w:r/>
     </w:p>
     <w:p>
       <w:pPr>
@@ -13682,7 +13167,7 @@
         <w:rPr>
           <w:lang w:eastAsia="zh-CN"/>
         </w:rPr>
-        <w:t>检测页面属于系统的主要业务页面之一。系统把本地上传、摄像头采集这两种输入方式合并在一个页面上，用选项卡切换检测操作的连续性。页面还加入了本地图片预览的功能，可以方便地让用户在正式提交检测之前检查所选的文件是否正确。</w:t>
+        <w:t>检测数据获取与预处理是算法检测模块的第一步。系统把本地上传和摄像头采集两种输入方式整合在检测页面中，并通过选项卡进行切换，使用户可以根据实际使用场景选择图片来源。对于本地上传方式，系统允许用户一次选择一张或多张木质板材图片；对于摄像头采集方式，系统通过浏览器调用摄像头画面并截取当前图像用于检测。页面同时增加了本地图片预览功能，便于用户在正式提交检测前确认所选文件是否正确。</w:t>
       </w:r>
     </w:p>
     <w:p>
@@ -13749,7 +13234,7 @@
           <w:sz w:val="21"/>
           <w:lang w:eastAsia="zh-CN"/>
         </w:rPr>
-        <w:t>图</w:t>
+        <w:t>在后端处理过程中，系统会先判断上传文件是否存在，再将原始图片保存到服务器指定目录。保存后的图片路径会作为模型推理函数的输入参数，随后由检测模块读取图像文件并完成推理。该处理流程既保证了检测输入来源的灵活性，也为后续结果图生成、检测记录保存和历史追溯提供了基础。</w:t>
       </w:r>
       <w:r>
         <w:rPr>
@@ -13757,7 +13242,6 @@
           <w:sz w:val="21"/>
           <w:lang w:eastAsia="zh-CN"/>
         </w:rPr>
-        <w:t xml:space="preserve">5-10 </w:t>
       </w:r>
       <w:r>
         <w:rPr>
@@ -13765,7 +13249,6 @@
           <w:sz w:val="21"/>
           <w:lang w:eastAsia="zh-CN"/>
         </w:rPr>
-        <w:t>检测页面截图</w:t>
       </w:r>
     </w:p>
     <w:p>
@@ -13780,7 +13263,7 @@
         <w:rPr>
           <w:lang w:eastAsia="zh-CN"/>
         </w:rPr>
-        <w:t>部分关键代码如下：</w:t>
+        <w:t>图5-10 检测页面截图</w:t>
       </w:r>
     </w:p>
     <w:p>
@@ -13793,93 +13276,31 @@
         </w:rPr>
       </w:pPr>
       <w:r>
-        <w:t># templates/detect.html</w:t>
-      </w:r>
-      <w:r>
-        <w:br/>
-        <w:t>&lt;ul class="nav nav-tabs mb-3" id="detectTab"&gt;</w:t>
-      </w:r>
-      <w:r>
-        <w:br/>
-        <w:t xml:space="preserve">    &lt;li class="nav-item"&gt;</w:t>
-      </w:r>
-      <w:r>
-        <w:br/>
-      </w:r>
-      <w:r>
-        <w:lastRenderedPageBreak/>
-        <w:t xml:space="preserve">        &lt;button class="nav-link active" data-bs-target="#upload-pane"</w:t>
-      </w:r>
-      <w:r>
-        <w:br/>
-        <w:t xml:space="preserve">                type="button" onclick="stopCamera()"&gt;</w:t>
-      </w:r>
-      <w:r>
-        <w:t>本地上传</w:t>
-      </w:r>
-      <w:r>
-        <w:t>&lt;/button&gt;</w:t>
-      </w:r>
-      <w:r>
-        <w:br/>
-        <w:t xml:space="preserve">    &lt;/li&gt;</w:t>
-      </w:r>
-      <w:r>
-        <w:br/>
-        <w:t xml:space="preserve">    &lt;li class="nav-item"&gt;</w:t>
-      </w:r>
-      <w:r>
-        <w:br/>
-        <w:t xml:space="preserve">        &lt;button class="nav-link" data-bs-target="#camera-pane"</w:t>
-      </w:r>
-      <w:r>
-        <w:br/>
-        <w:t xml:space="preserve">                type="button" onclick="initCamera()"&gt;</w:t>
-      </w:r>
-      <w:r>
-        <w:t>摄像头采集</w:t>
-      </w:r>
-      <w:r>
-        <w:t>&lt;/button&gt;</w:t>
-      </w:r>
-      <w:r>
-        <w:br/>
-        <w:t xml:space="preserve">    &lt;/li&gt;</w:t>
-      </w:r>
-      <w:r>
-        <w:br/>
-        <w:t>&lt;/ul&gt;</w:t>
-      </w:r>
-      <w:r>
-        <w:br/>
-        <w:t>&lt;form id="uploadForm"&gt;</w:t>
-      </w:r>
-      <w:r>
-        <w:br/>
-        <w:t xml:space="preserve">    &lt;input class="form-control" type="file" id="images"</w:t>
-      </w:r>
-      <w:r>
-        <w:br/>
-        <w:t xml:space="preserve">           name="images" multiple accept="image/*"&gt;</w:t>
-      </w:r>
-      <w:r>
-        <w:br/>
-        <w:t xml:space="preserve">    &lt;div class="row g-3 mb-3" id="previewArea"&gt;&lt;/div&gt;</w:t>
-      </w:r>
-      <w:r>
-        <w:br/>
-        <w:t>&lt;/form&gt;</w:t>
-      </w:r>
-      <w:r>
-        <w:br/>
-      </w:r>
-      <w:r>
-        <w:br/>
-        <w:t xml:space="preserve">5.3.2 </w:t>
-      </w:r>
-      <w:r>
-        <w:t>检测模型设计与训练</w:t>
-      </w:r>
+        <w:t>部分关键代码如下：</w:t>
+      </w:r>
+      <w:r/>
+      <w:r/>
+      <w:r/>
+      <w:r/>
+      <w:r/>
+      <w:r/>
+      <w:r/>
+      <w:r/>
+      <w:r/>
+      <w:r/>
+      <w:r/>
+      <w:r/>
+      <w:r/>
+      <w:r/>
+      <w:r/>
+      <w:r/>
+      <w:r/>
+      <w:r/>
+      <w:r/>
+      <w:r/>
+      <w:r/>
+      <w:r/>
+      <w:r/>
     </w:p>
     <w:p>
       <w:pPr>
@@ -13893,7 +13314,6 @@
         <w:rPr>
           <w:lang w:eastAsia="zh-CN"/>
         </w:rPr>
-        <w:t>后端检测流程读取当前的阈值和模型参数，把图片存入到指定的目录里，然后调用相应的推理函数。由于系统模型文件会不断更新，后台设置页面还留有模型切换的功能，所以之后检测任务会优先使用管理员当前所选的模型权重文件。</w:t>
       </w:r>
     </w:p>
     <w:p>
@@ -13908,7 +13328,6 @@
         <w:rPr>
           <w:lang w:eastAsia="zh-CN"/>
         </w:rPr>
-        <w:t>模型返回的原始类别名称是英文的，系统在结果展示之前会将它转换成中文的板材等级，然后根据已有的业务规则给出板材等级。页面会同时给出缺陷类别以及结果图、置信度、等级判定等信息，使得单次检测可以得到比较完整的业务结果。</w:t>
       </w:r>
     </w:p>
     <w:p>
@@ -13976,7 +13395,6 @@
           <w:sz w:val="21"/>
           <w:lang w:eastAsia="zh-CN"/>
         </w:rPr>
-        <w:t>图</w:t>
       </w:r>
       <w:r>
         <w:rPr>
@@ -13984,7 +13402,6 @@
           <w:sz w:val="21"/>
           <w:lang w:eastAsia="zh-CN"/>
         </w:rPr>
-        <w:t xml:space="preserve">5-11 </w:t>
       </w:r>
       <w:r>
         <w:rPr>
@@ -13992,7 +13409,6 @@
           <w:sz w:val="21"/>
           <w:lang w:eastAsia="zh-CN"/>
         </w:rPr>
-        <w:t>推理结果展示截图</w:t>
       </w:r>
     </w:p>
     <w:p>
@@ -14007,7 +13423,6 @@
         <w:rPr>
           <w:lang w:eastAsia="zh-CN"/>
         </w:rPr>
-        <w:t>部分关键代码如下：</w:t>
       </w:r>
     </w:p>
     <w:p>
@@ -14015,77 +13430,24 @@
         <w:spacing w:after="0" w:line="360" w:lineRule="auto"/>
         <w:ind w:left="420"/>
       </w:pPr>
-      <w:r>
-        <w:lastRenderedPageBreak/>
-        <w:t># utils/detection.py</w:t>
-      </w:r>
-      <w:r>
-        <w:br/>
-        <w:t>def process_image(image_path, save_dir, model_path, conf_threshold=0.25):</w:t>
-      </w:r>
-      <w:r>
-        <w:br/>
-        <w:t xml:space="preserve">    model = load_model(model_path)</w:t>
-      </w:r>
-      <w:r>
-        <w:br/>
-        <w:t xml:space="preserve">    img = cv2.imread(image_path)</w:t>
-      </w:r>
-      <w:r>
-        <w:br/>
-        <w:t xml:space="preserve">    results = model(img, conf=float(conf_threshold))</w:t>
-      </w:r>
-      <w:r>
-        <w:br/>
-      </w:r>
-      <w:r>
-        <w:br/>
-        <w:t xml:space="preserve">    detected_objects = []</w:t>
-      </w:r>
-      <w:r>
-        <w:br/>
-        <w:t xml:space="preserve">    max_conf = 0.0</w:t>
-      </w:r>
-      <w:r>
-        <w:br/>
-        <w:t xml:space="preserve">    for r in results:</w:t>
-      </w:r>
-      <w:r>
-        <w:br/>
-        <w:t xml:space="preserve">        res_plotted = r.plot()</w:t>
-      </w:r>
-      <w:r>
-        <w:br/>
-        <w:t xml:space="preserve">        for box in r.boxes:</w:t>
-      </w:r>
-      <w:r>
-        <w:br/>
-        <w:t xml:space="preserve">            cls_id = int(box.cls[0])</w:t>
-      </w:r>
-      <w:r>
-        <w:br/>
-        <w:t xml:space="preserve">            detected_objects.append(model.names[cls_id])</w:t>
-      </w:r>
-      <w:r>
-        <w:br/>
-        <w:t xml:space="preserve">            max_conf = max(max_conf, float(box.conf[0]))</w:t>
-      </w:r>
-      <w:r>
-        <w:br/>
-        <w:t xml:space="preserve">    return {</w:t>
-      </w:r>
-      <w:r>
-        <w:br/>
-        <w:t xml:space="preserve">        'defects': ','.join(list(set(detected_objects))),</w:t>
-      </w:r>
-      <w:r>
-        <w:br/>
-        <w:t xml:space="preserve">        'confidence': round(max_conf, 2)</w:t>
-      </w:r>
-      <w:r>
-        <w:br/>
-        <w:t xml:space="preserve">    }</w:t>
-      </w:r>
+      <w:r/>
+      <w:r/>
+      <w:r/>
+      <w:r/>
+      <w:r/>
+      <w:r/>
+      <w:r/>
+      <w:r/>
+      <w:r/>
+      <w:r/>
+      <w:r/>
+      <w:r/>
+      <w:r/>
+      <w:r/>
+      <w:r/>
+      <w:r/>
+      <w:r/>
+      <w:r/>
     </w:p>
     <w:p>
       <w:pPr>
@@ -14121,43 +13483,37 @@
         <w:rPr>
           <w:lang w:eastAsia="zh-CN"/>
         </w:rPr>
-        <w:t>等级判定不是结果展示阶段附带给出的说明，是检测流程中的重要业务环节。系统默认无缺陷板材为</w:t>
-      </w:r>
-      <w:r>
-        <w:rPr>
-          <w:lang w:eastAsia="zh-CN"/>
-        </w:rPr>
-        <w:t>A</w:t>
-      </w:r>
-      <w:r>
-        <w:rPr>
-          <w:lang w:eastAsia="zh-CN"/>
-        </w:rPr>
-        <w:t>级，识别到活节为</w:t>
-      </w:r>
-      <w:r>
-        <w:rPr>
-          <w:lang w:eastAsia="zh-CN"/>
-        </w:rPr>
-        <w:t>B</w:t>
-      </w:r>
-      <w:r>
-        <w:rPr>
-          <w:lang w:eastAsia="zh-CN"/>
-        </w:rPr>
-        <w:t>级，检测到裂纹或死节为</w:t>
-      </w:r>
-      <w:r>
-        <w:rPr>
-          <w:lang w:eastAsia="zh-CN"/>
-        </w:rPr>
-        <w:t>C</w:t>
-      </w:r>
-      <w:r>
-        <w:rPr>
-          <w:lang w:eastAsia="zh-CN"/>
-        </w:rPr>
-        <w:t>级。等级结果产生之后，后端会同步更新库存表，使单次检测操作可以和库存管理流程自然衔接。</w:t>
+        <w:t>系统检测与可视化分析部分主要说明模型输出结果如何在页面上展示，并如何与系统业务数据形成关联。等级判定不是结果展示阶段附带给出的说明，而是检测流程中的重要业务环节。系统默认无缺陷板材为 A 级，识别到活节为 B 级，检测到裂纹或死节为 C 级。等级结果产生之后，后端会同步更新库存表，使单次检测操作可以和库存管理流程自然衔接。</w:t>
+      </w:r>
+      <w:r>
+        <w:rPr>
+          <w:lang w:eastAsia="zh-CN"/>
+        </w:rPr>
+      </w:r>
+      <w:r>
+        <w:rPr>
+          <w:lang w:eastAsia="zh-CN"/>
+        </w:rPr>
+      </w:r>
+      <w:r>
+        <w:rPr>
+          <w:lang w:eastAsia="zh-CN"/>
+        </w:rPr>
+      </w:r>
+      <w:r>
+        <w:rPr>
+          <w:lang w:eastAsia="zh-CN"/>
+        </w:rPr>
+      </w:r>
+      <w:r>
+        <w:rPr>
+          <w:lang w:eastAsia="zh-CN"/>
+        </w:rPr>
+      </w:r>
+      <w:r>
+        <w:rPr>
+          <w:lang w:eastAsia="zh-CN"/>
+        </w:rPr>
       </w:r>
     </w:p>
     <w:p>
@@ -14260,109 +13616,37 @@
         <w:ind w:left="420"/>
       </w:pPr>
       <w:r>
-        <w:t># app.py</w:t>
-      </w:r>
-      <w:r>
-        <w:br/>
-        <w:t>detected_grade = 'A</w:t>
-      </w:r>
-      <w:r>
-        <w:t>级</w:t>
-      </w:r>
-      <w:r>
-        <w:t>'</w:t>
-      </w:r>
-      <w:r>
-        <w:br/>
-        <w:t>if res['is_clean']:</w:t>
-      </w:r>
-      <w:r>
-        <w:br/>
-        <w:t xml:space="preserve">    detected_grade = 'A</w:t>
-      </w:r>
-      <w:r>
-        <w:t>级</w:t>
-      </w:r>
-      <w:r>
-        <w:t>'</w:t>
-      </w:r>
-      <w:r>
-        <w:br/>
-        <w:t>else:</w:t>
-      </w:r>
-      <w:r>
-        <w:br/>
-        <w:t xml:space="preserve">    for d in res['defects'].split(','):</w:t>
-      </w:r>
-      <w:r>
-        <w:br/>
-        <w:t xml:space="preserve">        zh_name = DEFECT_MAPPING.get(d.strip(), d.strip())</w:t>
-      </w:r>
-      <w:r>
-        <w:br/>
-        <w:t xml:space="preserve">        if zh_name in ['</w:t>
-      </w:r>
-      <w:r>
-        <w:t>裂纹</w:t>
-      </w:r>
-      <w:r>
-        <w:t>', '</w:t>
-      </w:r>
-      <w:r>
-        <w:t>死节</w:t>
-      </w:r>
-      <w:r>
-        <w:t>']:</w:t>
-      </w:r>
-      <w:r>
-        <w:br/>
-        <w:t xml:space="preserve">            detected_grade = 'C</w:t>
-      </w:r>
-      <w:r>
-        <w:t>级</w:t>
-      </w:r>
-      <w:r>
-        <w:t>'</w:t>
-      </w:r>
-      <w:r>
-        <w:br/>
-        <w:t xml:space="preserve">            break</w:t>
-      </w:r>
-      <w:r>
-        <w:br/>
-        <w:t xml:space="preserve">        elif zh_name == '</w:t>
-      </w:r>
-      <w:r>
-        <w:t>活节</w:t>
-      </w:r>
-      <w:r>
-        <w:t>':</w:t>
-      </w:r>
-      <w:r>
-        <w:br/>
-        <w:t xml:space="preserve">            detected_grade = 'B</w:t>
-      </w:r>
-      <w:r>
-        <w:t>级</w:t>
-      </w:r>
-      <w:r>
-        <w:t>'</w:t>
-      </w:r>
-      <w:r>
-        <w:br/>
-      </w:r>
-      <w:r>
-        <w:br/>
-        <w:t>inv = db.session.get(Inventory, detected_grade)</w:t>
-      </w:r>
-      <w:r>
-        <w:br/>
-        <w:t>if inv:</w:t>
-      </w:r>
-      <w:r>
-        <w:br/>
-        <w:t xml:space="preserve">    inv.count += 1</w:t>
-      </w:r>
+        <w:t>每完成一次检测，系统都会将结果写入 `DetectionHistory` 表。保存的内容有原始文件名、结果图文件名、缺陷类型、最高置信度、操作用户和等级结果等字段；结果图片单独保存到static/results目录下，前端页面再用静态资源路径访问。这样就将图片文件和结构化记录分开存贮，方便页面展示以及报表统计之间的联系。</w:t>
+      </w:r>
+      <w:r/>
+      <w:r/>
+      <w:r/>
+      <w:r/>
+      <w:r/>
+      <w:r/>
+      <w:r/>
+      <w:r/>
+      <w:r/>
+      <w:r/>
+      <w:r/>
+      <w:r/>
+      <w:r/>
+      <w:r/>
+      <w:r/>
+      <w:r/>
+      <w:r/>
+      <w:r/>
+      <w:r/>
+      <w:r/>
+      <w:r/>
+      <w:r/>
+      <w:r/>
+      <w:r/>
+      <w:r/>
+      <w:r/>
+      <w:r/>
+      <w:r/>
+      <w:r/>
     </w:p>
     <w:p>
       <w:pPr>
@@ -14376,31 +13660,27 @@
         <w:rPr>
           <w:lang w:eastAsia="zh-CN"/>
         </w:rPr>
-        <w:t>每完成一次检测，系统都会将结果写入</w:t>
-      </w:r>
-      <w:r>
-        <w:rPr>
-          <w:lang w:eastAsia="zh-CN"/>
-        </w:rPr>
-        <w:t xml:space="preserve"> `DetectionHistory` </w:t>
-      </w:r>
-      <w:r>
-        <w:rPr>
-          <w:lang w:eastAsia="zh-CN"/>
-        </w:rPr>
-        <w:t>表。保存的内容有原始文件名、结果图文件名、缺陷类型、最高置信度、操作用户和等级结果等字段；结果图片单独保存到</w:t>
-      </w:r>
-      <w:r>
-        <w:rPr>
-          <w:lang w:eastAsia="zh-CN"/>
-        </w:rPr>
-        <w:t>static/results</w:t>
-      </w:r>
-      <w:r>
-        <w:rPr>
-          <w:lang w:eastAsia="zh-CN"/>
-        </w:rPr>
-        <w:t>目录下，前端页面再用静态资源路径访问。这样就将图片文件和结构化记录分开存贮，方便页面展示以及报表统计之间的联系。</w:t>
+        <w:t>基于此数据保存方式，历史追溯、图片预览、统计报表等都可以建立在同一批检测数据的基础上，减少重复整理数据的工作量，提高系统各个模块之间数据的一致性。</w:t>
+      </w:r>
+      <w:r>
+        <w:rPr>
+          <w:lang w:eastAsia="zh-CN"/>
+        </w:rPr>
+      </w:r>
+      <w:r>
+        <w:rPr>
+          <w:lang w:eastAsia="zh-CN"/>
+        </w:rPr>
+      </w:r>
+      <w:r>
+        <w:rPr>
+          <w:lang w:eastAsia="zh-CN"/>
+        </w:rPr>
+      </w:r>
+      <w:r>
+        <w:rPr>
+          <w:lang w:eastAsia="zh-CN"/>
+        </w:rPr>
       </w:r>
     </w:p>
     <w:p>
@@ -14415,7 +13695,7 @@
         <w:rPr>
           <w:lang w:eastAsia="zh-CN"/>
         </w:rPr>
-        <w:t>基于此数据保存方式，历史追溯、图片预览、统计报表等都可以建立在同一批检测数据的基础上，减少重复整理数据的工作量，提高系统各个模块之间数据的一致性。</w:t>
+        <w:t>图5-13 检测结果持久化截图</w:t>
       </w:r>
     </w:p>
     <w:p>
@@ -14483,7 +13763,7 @@
           <w:sz w:val="21"/>
           <w:lang w:eastAsia="zh-CN"/>
         </w:rPr>
-        <w:t>图</w:t>
+        <w:t>部分关键代码如下：</w:t>
       </w:r>
       <w:r>
         <w:rPr>
@@ -14491,7 +13771,6 @@
           <w:sz w:val="21"/>
           <w:lang w:eastAsia="zh-CN"/>
         </w:rPr>
-        <w:t xml:space="preserve">5-13 </w:t>
       </w:r>
       <w:r>
         <w:rPr>
@@ -14499,7 +13778,6 @@
           <w:sz w:val="21"/>
           <w:lang w:eastAsia="zh-CN"/>
         </w:rPr>
-        <w:t>检测结果持久化截图</w:t>
       </w:r>
     </w:p>
     <w:p>
@@ -14514,7 +13792,6 @@
         <w:rPr>
           <w:lang w:eastAsia="zh-CN"/>
         </w:rPr>
-        <w:t>部分关键代码如下：</w:t>
       </w:r>
     </w:p>
     <w:p>
@@ -14522,53 +13799,18 @@
         <w:spacing w:after="0" w:line="360" w:lineRule="auto"/>
         <w:ind w:left="420"/>
       </w:pPr>
-      <w:r>
-        <w:t># app.py</w:t>
-      </w:r>
-      <w:r>
-        <w:br/>
-        <w:t>history = DetectionHistory(</w:t>
-      </w:r>
-      <w:r>
-        <w:br/>
-        <w:t xml:space="preserve">    filename=filename,</w:t>
-      </w:r>
-      <w:r>
-        <w:br/>
-        <w:t xml:space="preserve">    result_image=res['filepath'],</w:t>
-      </w:r>
-      <w:r>
-        <w:br/>
-        <w:t xml:space="preserve">    defect_type=final_defect_str,</w:t>
-      </w:r>
-      <w:r>
-        <w:br/>
-        <w:t xml:space="preserve">    confidence=res.get('confidence', 0.0),</w:t>
-      </w:r>
-      <w:r>
-        <w:br/>
-        <w:t xml:space="preserve">    user_id=current_user.id,</w:t>
-      </w:r>
-      <w:r>
-        <w:br/>
-        <w:t xml:space="preserve">    grade=detected_grade</w:t>
-      </w:r>
-      <w:r>
-        <w:br/>
-        <w:t>)</w:t>
-      </w:r>
-      <w:r>
-        <w:br/>
-        <w:t>db.session.add(history)</w:t>
-      </w:r>
-      <w:r>
-        <w:br/>
-        <w:t>results.append(res)</w:t>
-      </w:r>
-      <w:r>
-        <w:br/>
-        <w:t>db.session.commit()</w:t>
-      </w:r>
+      <w:r/>
+      <w:r/>
+      <w:r/>
+      <w:r/>
+      <w:r/>
+      <w:r/>
+      <w:r/>
+      <w:r/>
+      <w:r/>
+      <w:r/>
+      <w:r/>
+      <w:r/>
     </w:p>
     <w:p>
       <w:pPr>
@@ -15655,21 +14897,19 @@
           <w:rFonts w:eastAsia="黑体"/>
           <w:sz w:val="21"/>
         </w:rPr>
-        <w:t>表</w:t>
+        <w:t>登录功能测试主要验证系统能否根据用户输入的账号、密码和角色入口完成身份校验。若账号密码正确且角色匹配，系统应进入对应的功能页面；若账号密码错误或角色入口不匹配，系统应给出提示并拒绝登录。具体测试用例如表6-1所示。</w:t>
       </w:r>
       <w:r>
         <w:rPr>
           <w:rFonts w:eastAsia="黑体"/>
           <w:sz w:val="21"/>
         </w:rPr>
-        <w:t xml:space="preserve">6-1 </w:t>
       </w:r>
       <w:r>
         <w:rPr>
           <w:rFonts w:eastAsia="黑体"/>
           <w:sz w:val="21"/>
         </w:rPr>
-        <w:t>系统功能测试用例</w:t>
       </w:r>
     </w:p>
     <w:p>
@@ -15684,7 +14924,7 @@
         <w:rPr>
           <w:lang w:eastAsia="zh-CN"/>
         </w:rPr>
-        <w:t>从测试结果可知，系统在正常使用场景下可以完成登录、检测、记录保存、统计报表、数据导出、库存销售联动等操作，在异常场景下可以对角色不匹配、未选择图片、库存不足等情况进行提示，说明系统已经具有一定的异常处理能力。</w:t>
+        <w:t>表6-1 登录功能测试用例表</w:t>
       </w:r>
     </w:p>
     <w:p>

--- a/WebDetectionSystem/基于Python的木质板材缺陷检测系统的设计与实现.docx
+++ b/WebDetectionSystem/基于Python的木质板材缺陷检测系统的设计与实现.docx
@@ -7977,19 +7977,17 @@
         <w:rPr>
           <w:lang w:eastAsia="zh-CN"/>
         </w:rPr>
-        <w:t>就普通用户而言，其主要的操作有登录认证、缺陷检测、历史记录查询、日志报表查看、销售管理、帮助中心浏览、个人中心维护等。普通用户和系统之间功能交互关系图如下图</w:t>
-      </w:r>
-      <w:r>
-        <w:rPr>
-          <w:lang w:eastAsia="zh-CN"/>
-        </w:rPr>
-        <w:t>3-1</w:t>
-      </w:r>
-      <w:r>
-        <w:rPr>
-          <w:lang w:eastAsia="zh-CN"/>
-        </w:rPr>
-        <w:t>所示。</w:t>
+        <w:t>就普通用户而言，其主要的操作有登录认证、缺陷检测、历史记录查询、日志报表查看、销售管理、帮助中心浏览、个人中心维护等。普通用户和系统之间用例图如下图3-1所示。</w:t>
+      </w:r>
+      <w:r>
+        <w:rPr>
+          <w:lang w:eastAsia="zh-CN"/>
+        </w:rPr>
+      </w:r>
+      <w:r>
+        <w:rPr>
+          <w:lang w:eastAsia="zh-CN"/>
+        </w:rPr>
       </w:r>
     </w:p>
     <w:p>
@@ -8076,19 +8074,17 @@
         <w:rPr>
           <w:lang w:eastAsia="zh-CN"/>
         </w:rPr>
-        <w:t>从管理员的职责范围来说，在普通用户的权限之上还拥有用户管理、系统设置、模型切换以及日志查看这些管理权限。管理员和系统之间的主要交互关系如图</w:t>
-      </w:r>
-      <w:r>
-        <w:rPr>
-          <w:lang w:eastAsia="zh-CN"/>
-        </w:rPr>
-        <w:t>3-2</w:t>
-      </w:r>
-      <w:r>
-        <w:rPr>
-          <w:lang w:eastAsia="zh-CN"/>
-        </w:rPr>
-        <w:t>所示。</w:t>
+        <w:t>从管理员的职责范围来说，在普通用户的权限之上还拥有用户管理、系统设置、模型切换以及日志查看这些管理权限。管理员和系统之间的用例图如图3-2所示。</w:t>
+      </w:r>
+      <w:r>
+        <w:rPr>
+          <w:lang w:eastAsia="zh-CN"/>
+        </w:rPr>
+      </w:r>
+      <w:r>
+        <w:rPr>
+          <w:lang w:eastAsia="zh-CN"/>
+        </w:rPr>
       </w:r>
     </w:p>
     <w:p>

--- a/WebDetectionSystem/基于Python的木质板材缺陷检测系统的设计与实现.docx
+++ b/WebDetectionSystem/基于Python的木质板材缺陷检测系统的设计与实现.docx
@@ -71,7 +71,7 @@
                       <w:szCs w:val="84"/>
                     </w:rPr>
                     <w:drawing>
-                      <wp:inline distT="0" distB="0" distL="0" distR="0" wp14:anchorId="1C243425" wp14:editId="33F13666">
+                      <wp:inline distT="0" distB="0" distL="0" distR="0" wp14:anchorId="2C2F8F81" wp14:editId="37A11C02">
                         <wp:extent cx="3467100" cy="952500"/>
                         <wp:effectExtent l="0" t="0" r="0" b="0"/>
                         <wp:docPr id="2" name="图片 2"/>
@@ -170,7 +170,7 @@
                       <w:szCs w:val="28"/>
                     </w:rPr>
                     <w:drawing>
-                      <wp:inline distT="0" distB="0" distL="0" distR="0" wp14:anchorId="47C0C16B" wp14:editId="48C901F5">
+                      <wp:inline distT="0" distB="0" distL="0" distR="0" wp14:anchorId="3ABC51E4" wp14:editId="659E7782">
                         <wp:extent cx="1438275" cy="1428750"/>
                         <wp:effectExtent l="0" t="0" r="9525" b="0"/>
                         <wp:docPr id="1" name="图片 1"/>
@@ -1007,6 +1007,7 @@
     <w:p>
       <w:pPr>
         <w:spacing w:after="0" w:line="360" w:lineRule="exact"/>
+        <w:ind w:firstLine="480"/>
         <w:jc w:val="center"/>
         <w:rPr>
           <w:lang w:eastAsia="zh-CN"/>
@@ -1372,16 +1373,9 @@
     <w:p>
       <w:pPr>
         <w:pStyle w:val="TOC3"/>
-        <w:tabs>
-          <w:tab w:val="right" w:leader="dot" w:pos="9628"/>
-        </w:tabs>
-        <w:ind w:left="960"/>
         <w:rPr>
           <w:rFonts w:asciiTheme="minorHAnsi" w:eastAsiaTheme="minorEastAsia" w:hAnsiTheme="minorHAnsi"/>
           <w:kern w:val="2"/>
-          <w:sz w:val="24"/>
-          <w:szCs w:val="24"/>
-          <w:lang w:eastAsia="zh-CN"/>
           <w14:ligatures w14:val="standardContextual"/>
         </w:rPr>
       </w:pPr>
@@ -1391,77 +1385,53 @@
             <w:rStyle w:val="afe"/>
             <w:rFonts w:ascii="仿宋" w:eastAsia="仿宋" w:hAnsi="仿宋" w:hint="eastAsia"/>
             <w:sz w:val="24"/>
-            <w:szCs w:val="24"/>
-            <w:lang w:eastAsia="zh-CN"/>
           </w:rPr>
           <w:t>1.2.1 国内研究现状</w:t>
         </w:r>
         <w:r>
           <w:rPr>
             <w:rFonts w:hint="eastAsia"/>
-            <w:sz w:val="24"/>
-            <w:szCs w:val="24"/>
           </w:rPr>
           <w:tab/>
         </w:r>
         <w:r>
           <w:rPr>
             <w:rFonts w:hint="eastAsia"/>
-            <w:sz w:val="24"/>
-            <w:szCs w:val="24"/>
           </w:rPr>
           <w:fldChar w:fldCharType="begin"/>
         </w:r>
         <w:r>
           <w:rPr>
             <w:rFonts w:hint="eastAsia"/>
-            <w:sz w:val="24"/>
-            <w:szCs w:val="24"/>
           </w:rPr>
           <w:instrText xml:space="preserve"> </w:instrText>
         </w:r>
         <w:r>
-          <w:rPr>
-            <w:sz w:val="24"/>
-            <w:szCs w:val="24"/>
-          </w:rPr>
           <w:instrText>PAGEREF _Toc227773619 \h</w:instrText>
         </w:r>
         <w:r>
           <w:rPr>
             <w:rFonts w:hint="eastAsia"/>
-            <w:sz w:val="24"/>
-            <w:szCs w:val="24"/>
           </w:rPr>
           <w:instrText xml:space="preserve"> </w:instrText>
         </w:r>
         <w:r>
           <w:rPr>
             <w:rFonts w:hint="eastAsia"/>
-            <w:sz w:val="24"/>
-            <w:szCs w:val="24"/>
-          </w:rPr>
-        </w:r>
-        <w:r>
-          <w:rPr>
-            <w:rFonts w:hint="eastAsia"/>
-            <w:sz w:val="24"/>
-            <w:szCs w:val="24"/>
+          </w:rPr>
+        </w:r>
+        <w:r>
+          <w:rPr>
+            <w:rFonts w:hint="eastAsia"/>
           </w:rPr>
           <w:fldChar w:fldCharType="separate"/>
         </w:r>
         <w:r>
-          <w:rPr>
-            <w:sz w:val="24"/>
-            <w:szCs w:val="24"/>
-          </w:rPr>
           <w:t>5</w:t>
         </w:r>
         <w:r>
           <w:rPr>
             <w:rFonts w:hint="eastAsia"/>
-            <w:sz w:val="24"/>
-            <w:szCs w:val="24"/>
           </w:rPr>
           <w:fldChar w:fldCharType="end"/>
         </w:r>
@@ -1470,16 +1440,9 @@
     <w:p>
       <w:pPr>
         <w:pStyle w:val="TOC3"/>
-        <w:tabs>
-          <w:tab w:val="right" w:leader="dot" w:pos="9628"/>
-        </w:tabs>
-        <w:ind w:left="960"/>
         <w:rPr>
           <w:rFonts w:asciiTheme="minorHAnsi" w:eastAsiaTheme="minorEastAsia" w:hAnsiTheme="minorHAnsi"/>
           <w:kern w:val="2"/>
-          <w:sz w:val="24"/>
-          <w:szCs w:val="24"/>
-          <w:lang w:eastAsia="zh-CN"/>
           <w14:ligatures w14:val="standardContextual"/>
         </w:rPr>
       </w:pPr>
@@ -1489,77 +1452,53 @@
             <w:rStyle w:val="afe"/>
             <w:rFonts w:ascii="仿宋" w:eastAsia="仿宋" w:hAnsi="仿宋" w:hint="eastAsia"/>
             <w:sz w:val="24"/>
-            <w:szCs w:val="24"/>
-            <w:lang w:eastAsia="zh-CN"/>
           </w:rPr>
           <w:t>1.2.2 国外研究现状</w:t>
         </w:r>
         <w:r>
           <w:rPr>
             <w:rFonts w:hint="eastAsia"/>
-            <w:sz w:val="24"/>
-            <w:szCs w:val="24"/>
           </w:rPr>
           <w:tab/>
         </w:r>
         <w:r>
           <w:rPr>
             <w:rFonts w:hint="eastAsia"/>
-            <w:sz w:val="24"/>
-            <w:szCs w:val="24"/>
           </w:rPr>
           <w:fldChar w:fldCharType="begin"/>
         </w:r>
         <w:r>
           <w:rPr>
             <w:rFonts w:hint="eastAsia"/>
-            <w:sz w:val="24"/>
-            <w:szCs w:val="24"/>
           </w:rPr>
           <w:instrText xml:space="preserve"> </w:instrText>
         </w:r>
         <w:r>
-          <w:rPr>
-            <w:sz w:val="24"/>
-            <w:szCs w:val="24"/>
-          </w:rPr>
           <w:instrText>PAGEREF _Toc227773620 \h</w:instrText>
         </w:r>
         <w:r>
           <w:rPr>
             <w:rFonts w:hint="eastAsia"/>
-            <w:sz w:val="24"/>
-            <w:szCs w:val="24"/>
           </w:rPr>
           <w:instrText xml:space="preserve"> </w:instrText>
         </w:r>
         <w:r>
           <w:rPr>
             <w:rFonts w:hint="eastAsia"/>
-            <w:sz w:val="24"/>
-            <w:szCs w:val="24"/>
-          </w:rPr>
-        </w:r>
-        <w:r>
-          <w:rPr>
-            <w:rFonts w:hint="eastAsia"/>
-            <w:sz w:val="24"/>
-            <w:szCs w:val="24"/>
+          </w:rPr>
+        </w:r>
+        <w:r>
+          <w:rPr>
+            <w:rFonts w:hint="eastAsia"/>
           </w:rPr>
           <w:fldChar w:fldCharType="separate"/>
         </w:r>
         <w:r>
-          <w:rPr>
-            <w:sz w:val="24"/>
-            <w:szCs w:val="24"/>
-          </w:rPr>
           <w:t>6</w:t>
         </w:r>
         <w:r>
           <w:rPr>
             <w:rFonts w:hint="eastAsia"/>
-            <w:sz w:val="24"/>
-            <w:szCs w:val="24"/>
           </w:rPr>
           <w:fldChar w:fldCharType="end"/>
         </w:r>
@@ -2400,16 +2339,9 @@
     <w:p>
       <w:pPr>
         <w:pStyle w:val="TOC3"/>
-        <w:tabs>
-          <w:tab w:val="right" w:leader="dot" w:pos="9628"/>
-        </w:tabs>
-        <w:ind w:left="960"/>
         <w:rPr>
           <w:rFonts w:asciiTheme="minorHAnsi" w:eastAsiaTheme="minorEastAsia" w:hAnsiTheme="minorHAnsi"/>
           <w:kern w:val="2"/>
-          <w:sz w:val="24"/>
-          <w:szCs w:val="24"/>
-          <w:lang w:eastAsia="zh-CN"/>
           <w14:ligatures w14:val="standardContextual"/>
         </w:rPr>
       </w:pPr>
@@ -2419,77 +2351,53 @@
             <w:rStyle w:val="afe"/>
             <w:rFonts w:ascii="仿宋" w:eastAsia="仿宋" w:hAnsi="仿宋" w:hint="eastAsia"/>
             <w:sz w:val="24"/>
-            <w:szCs w:val="24"/>
-            <w:lang w:eastAsia="zh-CN"/>
           </w:rPr>
           <w:t>3.1.1 经济可行性</w:t>
         </w:r>
         <w:r>
           <w:rPr>
             <w:rFonts w:hint="eastAsia"/>
-            <w:sz w:val="24"/>
-            <w:szCs w:val="24"/>
           </w:rPr>
           <w:tab/>
         </w:r>
         <w:r>
           <w:rPr>
             <w:rFonts w:hint="eastAsia"/>
-            <w:sz w:val="24"/>
-            <w:szCs w:val="24"/>
           </w:rPr>
           <w:fldChar w:fldCharType="begin"/>
         </w:r>
         <w:r>
           <w:rPr>
             <w:rFonts w:hint="eastAsia"/>
-            <w:sz w:val="24"/>
-            <w:szCs w:val="24"/>
           </w:rPr>
           <w:instrText xml:space="preserve"> </w:instrText>
         </w:r>
         <w:r>
-          <w:rPr>
-            <w:sz w:val="24"/>
-            <w:szCs w:val="24"/>
-          </w:rPr>
           <w:instrText>PAGEREF _Toc227773629 \h</w:instrText>
         </w:r>
         <w:r>
           <w:rPr>
             <w:rFonts w:hint="eastAsia"/>
-            <w:sz w:val="24"/>
-            <w:szCs w:val="24"/>
           </w:rPr>
           <w:instrText xml:space="preserve"> </w:instrText>
         </w:r>
         <w:r>
           <w:rPr>
             <w:rFonts w:hint="eastAsia"/>
-            <w:sz w:val="24"/>
-            <w:szCs w:val="24"/>
-          </w:rPr>
-        </w:r>
-        <w:r>
-          <w:rPr>
-            <w:rFonts w:hint="eastAsia"/>
-            <w:sz w:val="24"/>
-            <w:szCs w:val="24"/>
+          </w:rPr>
+        </w:r>
+        <w:r>
+          <w:rPr>
+            <w:rFonts w:hint="eastAsia"/>
           </w:rPr>
           <w:fldChar w:fldCharType="separate"/>
         </w:r>
         <w:r>
-          <w:rPr>
-            <w:sz w:val="24"/>
-            <w:szCs w:val="24"/>
-          </w:rPr>
           <w:t>8</w:t>
         </w:r>
         <w:r>
           <w:rPr>
             <w:rFonts w:hint="eastAsia"/>
-            <w:sz w:val="24"/>
-            <w:szCs w:val="24"/>
           </w:rPr>
           <w:fldChar w:fldCharType="end"/>
         </w:r>
@@ -2498,16 +2406,9 @@
     <w:p>
       <w:pPr>
         <w:pStyle w:val="TOC3"/>
-        <w:tabs>
-          <w:tab w:val="right" w:leader="dot" w:pos="9628"/>
-        </w:tabs>
-        <w:ind w:left="960"/>
         <w:rPr>
           <w:rFonts w:asciiTheme="minorHAnsi" w:eastAsiaTheme="minorEastAsia" w:hAnsiTheme="minorHAnsi"/>
           <w:kern w:val="2"/>
-          <w:sz w:val="24"/>
-          <w:szCs w:val="24"/>
-          <w:lang w:eastAsia="zh-CN"/>
           <w14:ligatures w14:val="standardContextual"/>
         </w:rPr>
       </w:pPr>
@@ -2517,77 +2418,53 @@
             <w:rStyle w:val="afe"/>
             <w:rFonts w:ascii="仿宋" w:eastAsia="仿宋" w:hAnsi="仿宋" w:hint="eastAsia"/>
             <w:sz w:val="24"/>
-            <w:szCs w:val="24"/>
-            <w:lang w:eastAsia="zh-CN"/>
           </w:rPr>
           <w:t>3.1.2 操作可行性</w:t>
         </w:r>
         <w:r>
           <w:rPr>
             <w:rFonts w:hint="eastAsia"/>
-            <w:sz w:val="24"/>
-            <w:szCs w:val="24"/>
           </w:rPr>
           <w:tab/>
         </w:r>
         <w:r>
           <w:rPr>
             <w:rFonts w:hint="eastAsia"/>
-            <w:sz w:val="24"/>
-            <w:szCs w:val="24"/>
           </w:rPr>
           <w:fldChar w:fldCharType="begin"/>
         </w:r>
         <w:r>
           <w:rPr>
             <w:rFonts w:hint="eastAsia"/>
-            <w:sz w:val="24"/>
-            <w:szCs w:val="24"/>
           </w:rPr>
           <w:instrText xml:space="preserve"> </w:instrText>
         </w:r>
         <w:r>
-          <w:rPr>
-            <w:sz w:val="24"/>
-            <w:szCs w:val="24"/>
-          </w:rPr>
           <w:instrText>PAGEREF _Toc227773630 \h</w:instrText>
         </w:r>
         <w:r>
           <w:rPr>
             <w:rFonts w:hint="eastAsia"/>
-            <w:sz w:val="24"/>
-            <w:szCs w:val="24"/>
           </w:rPr>
           <w:instrText xml:space="preserve"> </w:instrText>
         </w:r>
         <w:r>
           <w:rPr>
             <w:rFonts w:hint="eastAsia"/>
-            <w:sz w:val="24"/>
-            <w:szCs w:val="24"/>
-          </w:rPr>
-        </w:r>
-        <w:r>
-          <w:rPr>
-            <w:rFonts w:hint="eastAsia"/>
-            <w:sz w:val="24"/>
-            <w:szCs w:val="24"/>
+          </w:rPr>
+        </w:r>
+        <w:r>
+          <w:rPr>
+            <w:rFonts w:hint="eastAsia"/>
           </w:rPr>
           <w:fldChar w:fldCharType="separate"/>
         </w:r>
         <w:r>
-          <w:rPr>
-            <w:sz w:val="24"/>
-            <w:szCs w:val="24"/>
-          </w:rPr>
           <w:t>8</w:t>
         </w:r>
         <w:r>
           <w:rPr>
             <w:rFonts w:hint="eastAsia"/>
-            <w:sz w:val="24"/>
-            <w:szCs w:val="24"/>
           </w:rPr>
           <w:fldChar w:fldCharType="end"/>
         </w:r>
@@ -2596,16 +2473,9 @@
     <w:p>
       <w:pPr>
         <w:pStyle w:val="TOC3"/>
-        <w:tabs>
-          <w:tab w:val="right" w:leader="dot" w:pos="9628"/>
-        </w:tabs>
-        <w:ind w:left="960"/>
         <w:rPr>
           <w:rFonts w:asciiTheme="minorHAnsi" w:eastAsiaTheme="minorEastAsia" w:hAnsiTheme="minorHAnsi"/>
           <w:kern w:val="2"/>
-          <w:sz w:val="24"/>
-          <w:szCs w:val="24"/>
-          <w:lang w:eastAsia="zh-CN"/>
           <w14:ligatures w14:val="standardContextual"/>
         </w:rPr>
       </w:pPr>
@@ -2615,77 +2485,53 @@
             <w:rStyle w:val="afe"/>
             <w:rFonts w:ascii="仿宋" w:eastAsia="仿宋" w:hAnsi="仿宋" w:hint="eastAsia"/>
             <w:sz w:val="24"/>
-            <w:szCs w:val="24"/>
-            <w:lang w:eastAsia="zh-CN"/>
           </w:rPr>
           <w:t>3.1.3 技术可行性</w:t>
         </w:r>
         <w:r>
           <w:rPr>
             <w:rFonts w:hint="eastAsia"/>
-            <w:sz w:val="24"/>
-            <w:szCs w:val="24"/>
           </w:rPr>
           <w:tab/>
         </w:r>
         <w:r>
           <w:rPr>
             <w:rFonts w:hint="eastAsia"/>
-            <w:sz w:val="24"/>
-            <w:szCs w:val="24"/>
           </w:rPr>
           <w:fldChar w:fldCharType="begin"/>
         </w:r>
         <w:r>
           <w:rPr>
             <w:rFonts w:hint="eastAsia"/>
-            <w:sz w:val="24"/>
-            <w:szCs w:val="24"/>
           </w:rPr>
           <w:instrText xml:space="preserve"> </w:instrText>
         </w:r>
         <w:r>
-          <w:rPr>
-            <w:sz w:val="24"/>
-            <w:szCs w:val="24"/>
-          </w:rPr>
           <w:instrText>PAGEREF _Toc227773631 \h</w:instrText>
         </w:r>
         <w:r>
           <w:rPr>
             <w:rFonts w:hint="eastAsia"/>
-            <w:sz w:val="24"/>
-            <w:szCs w:val="24"/>
           </w:rPr>
           <w:instrText xml:space="preserve"> </w:instrText>
         </w:r>
         <w:r>
           <w:rPr>
             <w:rFonts w:hint="eastAsia"/>
-            <w:sz w:val="24"/>
-            <w:szCs w:val="24"/>
-          </w:rPr>
-        </w:r>
-        <w:r>
-          <w:rPr>
-            <w:rFonts w:hint="eastAsia"/>
-            <w:sz w:val="24"/>
-            <w:szCs w:val="24"/>
+          </w:rPr>
+        </w:r>
+        <w:r>
+          <w:rPr>
+            <w:rFonts w:hint="eastAsia"/>
           </w:rPr>
           <w:fldChar w:fldCharType="separate"/>
         </w:r>
         <w:r>
-          <w:rPr>
-            <w:sz w:val="24"/>
-            <w:szCs w:val="24"/>
-          </w:rPr>
           <w:t>8</w:t>
         </w:r>
         <w:r>
           <w:rPr>
             <w:rFonts w:hint="eastAsia"/>
-            <w:sz w:val="24"/>
-            <w:szCs w:val="24"/>
           </w:rPr>
           <w:fldChar w:fldCharType="end"/>
         </w:r>
@@ -3223,16 +3069,9 @@
     <w:p>
       <w:pPr>
         <w:pStyle w:val="TOC3"/>
-        <w:tabs>
-          <w:tab w:val="right" w:leader="dot" w:pos="9628"/>
-        </w:tabs>
-        <w:ind w:left="960"/>
         <w:rPr>
           <w:rFonts w:asciiTheme="minorHAnsi" w:eastAsiaTheme="minorEastAsia" w:hAnsiTheme="minorHAnsi"/>
           <w:kern w:val="2"/>
-          <w:sz w:val="24"/>
-          <w:szCs w:val="24"/>
-          <w:lang w:eastAsia="zh-CN"/>
           <w14:ligatures w14:val="standardContextual"/>
         </w:rPr>
       </w:pPr>
@@ -3242,77 +3081,53 @@
             <w:rStyle w:val="afe"/>
             <w:rFonts w:ascii="仿宋" w:eastAsia="仿宋" w:hAnsi="仿宋" w:hint="eastAsia"/>
             <w:sz w:val="24"/>
-            <w:szCs w:val="24"/>
-            <w:lang w:eastAsia="zh-CN"/>
           </w:rPr>
           <w:t>4.2.1 登录顺序图</w:t>
         </w:r>
         <w:r>
           <w:rPr>
             <w:rFonts w:hint="eastAsia"/>
-            <w:sz w:val="24"/>
-            <w:szCs w:val="24"/>
           </w:rPr>
           <w:tab/>
         </w:r>
         <w:r>
           <w:rPr>
             <w:rFonts w:hint="eastAsia"/>
-            <w:sz w:val="24"/>
-            <w:szCs w:val="24"/>
           </w:rPr>
           <w:fldChar w:fldCharType="begin"/>
         </w:r>
         <w:r>
           <w:rPr>
             <w:rFonts w:hint="eastAsia"/>
-            <w:sz w:val="24"/>
-            <w:szCs w:val="24"/>
           </w:rPr>
           <w:instrText xml:space="preserve"> </w:instrText>
         </w:r>
         <w:r>
-          <w:rPr>
-            <w:sz w:val="24"/>
-            <w:szCs w:val="24"/>
-          </w:rPr>
           <w:instrText>PAGEREF _Toc227773637 \h</w:instrText>
         </w:r>
         <w:r>
           <w:rPr>
             <w:rFonts w:hint="eastAsia"/>
-            <w:sz w:val="24"/>
-            <w:szCs w:val="24"/>
           </w:rPr>
           <w:instrText xml:space="preserve"> </w:instrText>
         </w:r>
         <w:r>
           <w:rPr>
             <w:rFonts w:hint="eastAsia"/>
-            <w:sz w:val="24"/>
-            <w:szCs w:val="24"/>
-          </w:rPr>
-        </w:r>
-        <w:r>
-          <w:rPr>
-            <w:rFonts w:hint="eastAsia"/>
-            <w:sz w:val="24"/>
-            <w:szCs w:val="24"/>
+          </w:rPr>
+        </w:r>
+        <w:r>
+          <w:rPr>
+            <w:rFonts w:hint="eastAsia"/>
           </w:rPr>
           <w:fldChar w:fldCharType="separate"/>
         </w:r>
         <w:r>
-          <w:rPr>
-            <w:sz w:val="24"/>
-            <w:szCs w:val="24"/>
-          </w:rPr>
           <w:t>11</w:t>
         </w:r>
         <w:r>
           <w:rPr>
             <w:rFonts w:hint="eastAsia"/>
-            <w:sz w:val="24"/>
-            <w:szCs w:val="24"/>
           </w:rPr>
           <w:fldChar w:fldCharType="end"/>
         </w:r>
@@ -3321,16 +3136,9 @@
     <w:p>
       <w:pPr>
         <w:pStyle w:val="TOC3"/>
-        <w:tabs>
-          <w:tab w:val="right" w:leader="dot" w:pos="9628"/>
-        </w:tabs>
-        <w:ind w:left="960"/>
         <w:rPr>
           <w:rFonts w:asciiTheme="minorHAnsi" w:eastAsiaTheme="minorEastAsia" w:hAnsiTheme="minorHAnsi"/>
           <w:kern w:val="2"/>
-          <w:sz w:val="24"/>
-          <w:szCs w:val="24"/>
-          <w:lang w:eastAsia="zh-CN"/>
           <w14:ligatures w14:val="standardContextual"/>
         </w:rPr>
       </w:pPr>
@@ -3340,77 +3148,53 @@
             <w:rStyle w:val="afe"/>
             <w:rFonts w:ascii="仿宋" w:eastAsia="仿宋" w:hAnsi="仿宋" w:hint="eastAsia"/>
             <w:sz w:val="24"/>
-            <w:szCs w:val="24"/>
-            <w:lang w:eastAsia="zh-CN"/>
           </w:rPr>
           <w:t>4.2.2 缺陷检测顺序图</w:t>
         </w:r>
         <w:r>
           <w:rPr>
             <w:rFonts w:hint="eastAsia"/>
-            <w:sz w:val="24"/>
-            <w:szCs w:val="24"/>
           </w:rPr>
           <w:tab/>
         </w:r>
         <w:r>
           <w:rPr>
             <w:rFonts w:hint="eastAsia"/>
-            <w:sz w:val="24"/>
-            <w:szCs w:val="24"/>
           </w:rPr>
           <w:fldChar w:fldCharType="begin"/>
         </w:r>
         <w:r>
           <w:rPr>
             <w:rFonts w:hint="eastAsia"/>
-            <w:sz w:val="24"/>
-            <w:szCs w:val="24"/>
           </w:rPr>
           <w:instrText xml:space="preserve"> </w:instrText>
         </w:r>
         <w:r>
-          <w:rPr>
-            <w:sz w:val="24"/>
-            <w:szCs w:val="24"/>
-          </w:rPr>
           <w:instrText>PAGEREF _Toc227773638 \h</w:instrText>
         </w:r>
         <w:r>
           <w:rPr>
             <w:rFonts w:hint="eastAsia"/>
-            <w:sz w:val="24"/>
-            <w:szCs w:val="24"/>
           </w:rPr>
           <w:instrText xml:space="preserve"> </w:instrText>
         </w:r>
         <w:r>
           <w:rPr>
             <w:rFonts w:hint="eastAsia"/>
-            <w:sz w:val="24"/>
-            <w:szCs w:val="24"/>
-          </w:rPr>
-        </w:r>
-        <w:r>
-          <w:rPr>
-            <w:rFonts w:hint="eastAsia"/>
-            <w:sz w:val="24"/>
-            <w:szCs w:val="24"/>
+          </w:rPr>
+        </w:r>
+        <w:r>
+          <w:rPr>
+            <w:rFonts w:hint="eastAsia"/>
           </w:rPr>
           <w:fldChar w:fldCharType="separate"/>
         </w:r>
         <w:r>
-          <w:rPr>
-            <w:sz w:val="24"/>
-            <w:szCs w:val="24"/>
-          </w:rPr>
           <w:t>12</w:t>
         </w:r>
         <w:r>
           <w:rPr>
             <w:rFonts w:hint="eastAsia"/>
-            <w:sz w:val="24"/>
-            <w:szCs w:val="24"/>
           </w:rPr>
           <w:fldChar w:fldCharType="end"/>
         </w:r>
@@ -3419,16 +3203,9 @@
     <w:p>
       <w:pPr>
         <w:pStyle w:val="TOC3"/>
-        <w:tabs>
-          <w:tab w:val="right" w:leader="dot" w:pos="9628"/>
-        </w:tabs>
-        <w:ind w:left="960"/>
         <w:rPr>
           <w:rFonts w:asciiTheme="minorHAnsi" w:eastAsiaTheme="minorEastAsia" w:hAnsiTheme="minorHAnsi"/>
           <w:kern w:val="2"/>
-          <w:sz w:val="24"/>
-          <w:szCs w:val="24"/>
-          <w:lang w:eastAsia="zh-CN"/>
           <w14:ligatures w14:val="standardContextual"/>
         </w:rPr>
       </w:pPr>
@@ -3438,77 +3215,53 @@
             <w:rStyle w:val="afe"/>
             <w:rFonts w:ascii="仿宋" w:eastAsia="仿宋" w:hAnsi="仿宋" w:hint="eastAsia"/>
             <w:sz w:val="24"/>
-            <w:szCs w:val="24"/>
-            <w:lang w:eastAsia="zh-CN"/>
           </w:rPr>
           <w:t>4.2.3 历史追溯与报表顺序图</w:t>
         </w:r>
         <w:r>
           <w:rPr>
             <w:rFonts w:hint="eastAsia"/>
-            <w:sz w:val="24"/>
-            <w:szCs w:val="24"/>
           </w:rPr>
           <w:tab/>
         </w:r>
         <w:r>
           <w:rPr>
             <w:rFonts w:hint="eastAsia"/>
-            <w:sz w:val="24"/>
-            <w:szCs w:val="24"/>
           </w:rPr>
           <w:fldChar w:fldCharType="begin"/>
         </w:r>
         <w:r>
           <w:rPr>
             <w:rFonts w:hint="eastAsia"/>
-            <w:sz w:val="24"/>
-            <w:szCs w:val="24"/>
           </w:rPr>
           <w:instrText xml:space="preserve"> </w:instrText>
         </w:r>
         <w:r>
-          <w:rPr>
-            <w:sz w:val="24"/>
-            <w:szCs w:val="24"/>
-          </w:rPr>
           <w:instrText>PAGEREF _Toc227773639 \h</w:instrText>
         </w:r>
         <w:r>
           <w:rPr>
             <w:rFonts w:hint="eastAsia"/>
-            <w:sz w:val="24"/>
-            <w:szCs w:val="24"/>
           </w:rPr>
           <w:instrText xml:space="preserve"> </w:instrText>
         </w:r>
         <w:r>
           <w:rPr>
             <w:rFonts w:hint="eastAsia"/>
-            <w:sz w:val="24"/>
-            <w:szCs w:val="24"/>
-          </w:rPr>
-        </w:r>
-        <w:r>
-          <w:rPr>
-            <w:rFonts w:hint="eastAsia"/>
-            <w:sz w:val="24"/>
-            <w:szCs w:val="24"/>
+          </w:rPr>
+        </w:r>
+        <w:r>
+          <w:rPr>
+            <w:rFonts w:hint="eastAsia"/>
           </w:rPr>
           <w:fldChar w:fldCharType="separate"/>
         </w:r>
         <w:r>
-          <w:rPr>
-            <w:sz w:val="24"/>
-            <w:szCs w:val="24"/>
-          </w:rPr>
           <w:t>13</w:t>
         </w:r>
         <w:r>
           <w:rPr>
             <w:rFonts w:hint="eastAsia"/>
-            <w:sz w:val="24"/>
-            <w:szCs w:val="24"/>
           </w:rPr>
           <w:fldChar w:fldCharType="end"/>
         </w:r>
@@ -3517,16 +3270,9 @@
     <w:p>
       <w:pPr>
         <w:pStyle w:val="TOC3"/>
-        <w:tabs>
-          <w:tab w:val="right" w:leader="dot" w:pos="9628"/>
-        </w:tabs>
-        <w:ind w:left="960"/>
         <w:rPr>
           <w:rFonts w:asciiTheme="minorHAnsi" w:eastAsiaTheme="minorEastAsia" w:hAnsiTheme="minorHAnsi"/>
           <w:kern w:val="2"/>
-          <w:sz w:val="24"/>
-          <w:szCs w:val="24"/>
-          <w:lang w:eastAsia="zh-CN"/>
           <w14:ligatures w14:val="standardContextual"/>
         </w:rPr>
       </w:pPr>
@@ -3536,77 +3282,53 @@
             <w:rStyle w:val="afe"/>
             <w:rFonts w:ascii="仿宋" w:eastAsia="仿宋" w:hAnsi="仿宋" w:hint="eastAsia"/>
             <w:sz w:val="24"/>
-            <w:szCs w:val="24"/>
-            <w:lang w:eastAsia="zh-CN"/>
           </w:rPr>
           <w:t>4.2.4 销售出库顺序图</w:t>
         </w:r>
         <w:r>
           <w:rPr>
             <w:rFonts w:hint="eastAsia"/>
-            <w:sz w:val="24"/>
-            <w:szCs w:val="24"/>
           </w:rPr>
           <w:tab/>
         </w:r>
         <w:r>
           <w:rPr>
             <w:rFonts w:hint="eastAsia"/>
-            <w:sz w:val="24"/>
-            <w:szCs w:val="24"/>
           </w:rPr>
           <w:fldChar w:fldCharType="begin"/>
         </w:r>
         <w:r>
           <w:rPr>
             <w:rFonts w:hint="eastAsia"/>
-            <w:sz w:val="24"/>
-            <w:szCs w:val="24"/>
           </w:rPr>
           <w:instrText xml:space="preserve"> </w:instrText>
         </w:r>
         <w:r>
-          <w:rPr>
-            <w:sz w:val="24"/>
-            <w:szCs w:val="24"/>
-          </w:rPr>
           <w:instrText>PAGEREF _Toc227773640 \h</w:instrText>
         </w:r>
         <w:r>
           <w:rPr>
             <w:rFonts w:hint="eastAsia"/>
-            <w:sz w:val="24"/>
-            <w:szCs w:val="24"/>
           </w:rPr>
           <w:instrText xml:space="preserve"> </w:instrText>
         </w:r>
         <w:r>
           <w:rPr>
             <w:rFonts w:hint="eastAsia"/>
-            <w:sz w:val="24"/>
-            <w:szCs w:val="24"/>
-          </w:rPr>
-        </w:r>
-        <w:r>
-          <w:rPr>
-            <w:rFonts w:hint="eastAsia"/>
-            <w:sz w:val="24"/>
-            <w:szCs w:val="24"/>
+          </w:rPr>
+        </w:r>
+        <w:r>
+          <w:rPr>
+            <w:rFonts w:hint="eastAsia"/>
           </w:rPr>
           <w:fldChar w:fldCharType="separate"/>
         </w:r>
         <w:r>
-          <w:rPr>
-            <w:sz w:val="24"/>
-            <w:szCs w:val="24"/>
-          </w:rPr>
           <w:t>13</w:t>
         </w:r>
         <w:r>
           <w:rPr>
             <w:rFonts w:hint="eastAsia"/>
-            <w:sz w:val="24"/>
-            <w:szCs w:val="24"/>
           </w:rPr>
           <w:fldChar w:fldCharType="end"/>
         </w:r>
@@ -3723,16 +3445,9 @@
     <w:p>
       <w:pPr>
         <w:pStyle w:val="TOC3"/>
-        <w:tabs>
-          <w:tab w:val="right" w:leader="dot" w:pos="9628"/>
-        </w:tabs>
-        <w:ind w:left="960"/>
         <w:rPr>
           <w:rFonts w:asciiTheme="minorHAnsi" w:eastAsiaTheme="minorEastAsia" w:hAnsiTheme="minorHAnsi"/>
           <w:kern w:val="2"/>
-          <w:sz w:val="24"/>
-          <w:szCs w:val="24"/>
-          <w:lang w:eastAsia="zh-CN"/>
           <w14:ligatures w14:val="standardContextual"/>
         </w:rPr>
       </w:pPr>
@@ -3742,77 +3457,53 @@
             <w:rStyle w:val="afe"/>
             <w:rFonts w:ascii="仿宋" w:eastAsia="仿宋" w:hAnsi="仿宋" w:hint="eastAsia"/>
             <w:sz w:val="24"/>
-            <w:szCs w:val="24"/>
-            <w:lang w:eastAsia="zh-CN"/>
           </w:rPr>
           <w:t>4.3.1 数据库 E-R 图设计</w:t>
         </w:r>
         <w:r>
           <w:rPr>
             <w:rFonts w:hint="eastAsia"/>
-            <w:sz w:val="24"/>
-            <w:szCs w:val="24"/>
           </w:rPr>
           <w:tab/>
         </w:r>
         <w:r>
           <w:rPr>
             <w:rFonts w:hint="eastAsia"/>
-            <w:sz w:val="24"/>
-            <w:szCs w:val="24"/>
           </w:rPr>
           <w:fldChar w:fldCharType="begin"/>
         </w:r>
         <w:r>
           <w:rPr>
             <w:rFonts w:hint="eastAsia"/>
-            <w:sz w:val="24"/>
-            <w:szCs w:val="24"/>
           </w:rPr>
           <w:instrText xml:space="preserve"> </w:instrText>
         </w:r>
         <w:r>
-          <w:rPr>
-            <w:sz w:val="24"/>
-            <w:szCs w:val="24"/>
-          </w:rPr>
           <w:instrText>PAGEREF _Toc227773642 \h</w:instrText>
         </w:r>
         <w:r>
           <w:rPr>
             <w:rFonts w:hint="eastAsia"/>
-            <w:sz w:val="24"/>
-            <w:szCs w:val="24"/>
           </w:rPr>
           <w:instrText xml:space="preserve"> </w:instrText>
         </w:r>
         <w:r>
           <w:rPr>
             <w:rFonts w:hint="eastAsia"/>
-            <w:sz w:val="24"/>
-            <w:szCs w:val="24"/>
-          </w:rPr>
-        </w:r>
-        <w:r>
-          <w:rPr>
-            <w:rFonts w:hint="eastAsia"/>
-            <w:sz w:val="24"/>
-            <w:szCs w:val="24"/>
+          </w:rPr>
+        </w:r>
+        <w:r>
+          <w:rPr>
+            <w:rFonts w:hint="eastAsia"/>
           </w:rPr>
           <w:fldChar w:fldCharType="separate"/>
         </w:r>
         <w:r>
-          <w:rPr>
-            <w:sz w:val="24"/>
-            <w:szCs w:val="24"/>
-          </w:rPr>
           <w:t>14</w:t>
         </w:r>
         <w:r>
           <w:rPr>
             <w:rFonts w:hint="eastAsia"/>
-            <w:sz w:val="24"/>
-            <w:szCs w:val="24"/>
           </w:rPr>
           <w:fldChar w:fldCharType="end"/>
         </w:r>
@@ -3821,16 +3512,9 @@
     <w:p>
       <w:pPr>
         <w:pStyle w:val="TOC3"/>
-        <w:tabs>
-          <w:tab w:val="right" w:leader="dot" w:pos="9628"/>
-        </w:tabs>
-        <w:ind w:left="960"/>
         <w:rPr>
           <w:rFonts w:asciiTheme="minorHAnsi" w:eastAsiaTheme="minorEastAsia" w:hAnsiTheme="minorHAnsi"/>
           <w:kern w:val="2"/>
-          <w:sz w:val="24"/>
-          <w:szCs w:val="24"/>
-          <w:lang w:eastAsia="zh-CN"/>
           <w14:ligatures w14:val="standardContextual"/>
         </w:rPr>
       </w:pPr>
@@ -3840,77 +3524,53 @@
             <w:rStyle w:val="afe"/>
             <w:rFonts w:ascii="仿宋" w:eastAsia="仿宋" w:hAnsi="仿宋" w:hint="eastAsia"/>
             <w:sz w:val="24"/>
-            <w:szCs w:val="24"/>
-            <w:lang w:eastAsia="zh-CN"/>
           </w:rPr>
           <w:t>4.3.2 数据库表设计</w:t>
         </w:r>
         <w:r>
           <w:rPr>
             <w:rFonts w:hint="eastAsia"/>
-            <w:sz w:val="24"/>
-            <w:szCs w:val="24"/>
           </w:rPr>
           <w:tab/>
         </w:r>
         <w:r>
           <w:rPr>
             <w:rFonts w:hint="eastAsia"/>
-            <w:sz w:val="24"/>
-            <w:szCs w:val="24"/>
           </w:rPr>
           <w:fldChar w:fldCharType="begin"/>
         </w:r>
         <w:r>
           <w:rPr>
             <w:rFonts w:hint="eastAsia"/>
-            <w:sz w:val="24"/>
-            <w:szCs w:val="24"/>
           </w:rPr>
           <w:instrText xml:space="preserve"> </w:instrText>
         </w:r>
         <w:r>
-          <w:rPr>
-            <w:sz w:val="24"/>
-            <w:szCs w:val="24"/>
-          </w:rPr>
           <w:instrText>PAGEREF _Toc227773643 \h</w:instrText>
         </w:r>
         <w:r>
           <w:rPr>
             <w:rFonts w:hint="eastAsia"/>
-            <w:sz w:val="24"/>
-            <w:szCs w:val="24"/>
           </w:rPr>
           <w:instrText xml:space="preserve"> </w:instrText>
         </w:r>
         <w:r>
           <w:rPr>
             <w:rFonts w:hint="eastAsia"/>
-            <w:sz w:val="24"/>
-            <w:szCs w:val="24"/>
-          </w:rPr>
-        </w:r>
-        <w:r>
-          <w:rPr>
-            <w:rFonts w:hint="eastAsia"/>
-            <w:sz w:val="24"/>
-            <w:szCs w:val="24"/>
+          </w:rPr>
+        </w:r>
+        <w:r>
+          <w:rPr>
+            <w:rFonts w:hint="eastAsia"/>
           </w:rPr>
           <w:fldChar w:fldCharType="separate"/>
         </w:r>
         <w:r>
-          <w:rPr>
-            <w:sz w:val="24"/>
-            <w:szCs w:val="24"/>
-          </w:rPr>
           <w:t>16</w:t>
         </w:r>
         <w:r>
           <w:rPr>
             <w:rFonts w:hint="eastAsia"/>
-            <w:sz w:val="24"/>
-            <w:szCs w:val="24"/>
           </w:rPr>
           <w:fldChar w:fldCharType="end"/>
         </w:r>
@@ -4121,16 +3781,9 @@
     <w:p>
       <w:pPr>
         <w:pStyle w:val="TOC3"/>
-        <w:tabs>
-          <w:tab w:val="right" w:leader="dot" w:pos="9628"/>
-        </w:tabs>
-        <w:ind w:left="960"/>
         <w:rPr>
           <w:rFonts w:asciiTheme="minorHAnsi" w:eastAsiaTheme="minorEastAsia" w:hAnsiTheme="minorHAnsi"/>
           <w:kern w:val="2"/>
-          <w:sz w:val="24"/>
-          <w:szCs w:val="24"/>
-          <w:lang w:eastAsia="zh-CN"/>
           <w14:ligatures w14:val="standardContextual"/>
         </w:rPr>
       </w:pPr>
@@ -4140,76 +3793,53 @@
             <w:rStyle w:val="afe"/>
             <w:rFonts w:ascii="仿宋" w:eastAsia="仿宋" w:hAnsi="仿宋" w:hint="eastAsia"/>
             <w:sz w:val="24"/>
-            <w:szCs w:val="24"/>
           </w:rPr>
           <w:t>5.1.1 用户登录界面</w:t>
         </w:r>
         <w:r>
           <w:rPr>
             <w:rFonts w:hint="eastAsia"/>
-            <w:sz w:val="24"/>
-            <w:szCs w:val="24"/>
           </w:rPr>
           <w:tab/>
         </w:r>
         <w:r>
           <w:rPr>
             <w:rFonts w:hint="eastAsia"/>
-            <w:sz w:val="24"/>
-            <w:szCs w:val="24"/>
           </w:rPr>
           <w:fldChar w:fldCharType="begin"/>
         </w:r>
         <w:r>
           <w:rPr>
             <w:rFonts w:hint="eastAsia"/>
-            <w:sz w:val="24"/>
-            <w:szCs w:val="24"/>
           </w:rPr>
           <w:instrText xml:space="preserve"> </w:instrText>
         </w:r>
         <w:r>
-          <w:rPr>
-            <w:sz w:val="24"/>
-            <w:szCs w:val="24"/>
-          </w:rPr>
           <w:instrText>PAGEREF _Toc227773646 \h</w:instrText>
         </w:r>
         <w:r>
           <w:rPr>
             <w:rFonts w:hint="eastAsia"/>
-            <w:sz w:val="24"/>
-            <w:szCs w:val="24"/>
           </w:rPr>
           <w:instrText xml:space="preserve"> </w:instrText>
         </w:r>
         <w:r>
           <w:rPr>
             <w:rFonts w:hint="eastAsia"/>
-            <w:sz w:val="24"/>
-            <w:szCs w:val="24"/>
-          </w:rPr>
-        </w:r>
-        <w:r>
-          <w:rPr>
-            <w:rFonts w:hint="eastAsia"/>
-            <w:sz w:val="24"/>
-            <w:szCs w:val="24"/>
+          </w:rPr>
+        </w:r>
+        <w:r>
+          <w:rPr>
+            <w:rFonts w:hint="eastAsia"/>
           </w:rPr>
           <w:fldChar w:fldCharType="separate"/>
         </w:r>
         <w:r>
-          <w:rPr>
-            <w:sz w:val="24"/>
-            <w:szCs w:val="24"/>
-          </w:rPr>
           <w:t>17</w:t>
         </w:r>
         <w:r>
           <w:rPr>
             <w:rFonts w:hint="eastAsia"/>
-            <w:sz w:val="24"/>
-            <w:szCs w:val="24"/>
           </w:rPr>
           <w:fldChar w:fldCharType="end"/>
         </w:r>
@@ -4218,16 +3848,9 @@
     <w:p>
       <w:pPr>
         <w:pStyle w:val="TOC3"/>
-        <w:tabs>
-          <w:tab w:val="right" w:leader="dot" w:pos="9628"/>
-        </w:tabs>
-        <w:ind w:left="960"/>
         <w:rPr>
           <w:rFonts w:asciiTheme="minorHAnsi" w:eastAsiaTheme="minorEastAsia" w:hAnsiTheme="minorHAnsi"/>
           <w:kern w:val="2"/>
-          <w:sz w:val="24"/>
-          <w:szCs w:val="24"/>
-          <w:lang w:eastAsia="zh-CN"/>
           <w14:ligatures w14:val="standardContextual"/>
         </w:rPr>
       </w:pPr>
@@ -4237,77 +3860,53 @@
             <w:rStyle w:val="afe"/>
             <w:rFonts w:ascii="仿宋" w:eastAsia="仿宋" w:hAnsi="仿宋" w:hint="eastAsia"/>
             <w:sz w:val="24"/>
-            <w:szCs w:val="24"/>
-            <w:lang w:eastAsia="zh-CN"/>
           </w:rPr>
           <w:t>5.1.2 检测历史查询界面</w:t>
         </w:r>
         <w:r>
           <w:rPr>
             <w:rFonts w:hint="eastAsia"/>
-            <w:sz w:val="24"/>
-            <w:szCs w:val="24"/>
           </w:rPr>
           <w:tab/>
         </w:r>
         <w:r>
           <w:rPr>
             <w:rFonts w:hint="eastAsia"/>
-            <w:sz w:val="24"/>
-            <w:szCs w:val="24"/>
           </w:rPr>
           <w:fldChar w:fldCharType="begin"/>
         </w:r>
         <w:r>
           <w:rPr>
             <w:rFonts w:hint="eastAsia"/>
-            <w:sz w:val="24"/>
-            <w:szCs w:val="24"/>
           </w:rPr>
           <w:instrText xml:space="preserve"> </w:instrText>
         </w:r>
         <w:r>
-          <w:rPr>
-            <w:sz w:val="24"/>
-            <w:szCs w:val="24"/>
-          </w:rPr>
           <w:instrText>PAGEREF _Toc227773647 \h</w:instrText>
         </w:r>
         <w:r>
           <w:rPr>
             <w:rFonts w:hint="eastAsia"/>
-            <w:sz w:val="24"/>
-            <w:szCs w:val="24"/>
           </w:rPr>
           <w:instrText xml:space="preserve"> </w:instrText>
         </w:r>
         <w:r>
           <w:rPr>
             <w:rFonts w:hint="eastAsia"/>
-            <w:sz w:val="24"/>
-            <w:szCs w:val="24"/>
-          </w:rPr>
-        </w:r>
-        <w:r>
-          <w:rPr>
-            <w:rFonts w:hint="eastAsia"/>
-            <w:sz w:val="24"/>
-            <w:szCs w:val="24"/>
+          </w:rPr>
+        </w:r>
+        <w:r>
+          <w:rPr>
+            <w:rFonts w:hint="eastAsia"/>
           </w:rPr>
           <w:fldChar w:fldCharType="separate"/>
         </w:r>
         <w:r>
-          <w:rPr>
-            <w:sz w:val="24"/>
-            <w:szCs w:val="24"/>
-          </w:rPr>
           <w:t>18</w:t>
         </w:r>
         <w:r>
           <w:rPr>
             <w:rFonts w:hint="eastAsia"/>
-            <w:sz w:val="24"/>
-            <w:szCs w:val="24"/>
           </w:rPr>
           <w:fldChar w:fldCharType="end"/>
         </w:r>
@@ -4316,16 +3915,9 @@
     <w:p>
       <w:pPr>
         <w:pStyle w:val="TOC3"/>
-        <w:tabs>
-          <w:tab w:val="right" w:leader="dot" w:pos="9628"/>
-        </w:tabs>
-        <w:ind w:left="960"/>
         <w:rPr>
           <w:rFonts w:asciiTheme="minorHAnsi" w:eastAsiaTheme="minorEastAsia" w:hAnsiTheme="minorHAnsi"/>
           <w:kern w:val="2"/>
-          <w:sz w:val="24"/>
-          <w:szCs w:val="24"/>
-          <w:lang w:eastAsia="zh-CN"/>
           <w14:ligatures w14:val="standardContextual"/>
         </w:rPr>
       </w:pPr>
@@ -4335,77 +3927,53 @@
             <w:rStyle w:val="afe"/>
             <w:rFonts w:ascii="仿宋" w:eastAsia="仿宋" w:hAnsi="仿宋" w:hint="eastAsia"/>
             <w:sz w:val="24"/>
-            <w:szCs w:val="24"/>
-            <w:lang w:eastAsia="zh-CN"/>
           </w:rPr>
           <w:t>5.1.3 日志报表查看界面</w:t>
         </w:r>
         <w:r>
           <w:rPr>
             <w:rFonts w:hint="eastAsia"/>
-            <w:sz w:val="24"/>
-            <w:szCs w:val="24"/>
           </w:rPr>
           <w:tab/>
         </w:r>
         <w:r>
           <w:rPr>
             <w:rFonts w:hint="eastAsia"/>
-            <w:sz w:val="24"/>
-            <w:szCs w:val="24"/>
           </w:rPr>
           <w:fldChar w:fldCharType="begin"/>
         </w:r>
         <w:r>
           <w:rPr>
             <w:rFonts w:hint="eastAsia"/>
-            <w:sz w:val="24"/>
-            <w:szCs w:val="24"/>
           </w:rPr>
           <w:instrText xml:space="preserve"> </w:instrText>
         </w:r>
         <w:r>
-          <w:rPr>
-            <w:sz w:val="24"/>
-            <w:szCs w:val="24"/>
-          </w:rPr>
           <w:instrText>PAGEREF _Toc227773648 \h</w:instrText>
         </w:r>
         <w:r>
           <w:rPr>
             <w:rFonts w:hint="eastAsia"/>
-            <w:sz w:val="24"/>
-            <w:szCs w:val="24"/>
           </w:rPr>
           <w:instrText xml:space="preserve"> </w:instrText>
         </w:r>
         <w:r>
           <w:rPr>
             <w:rFonts w:hint="eastAsia"/>
-            <w:sz w:val="24"/>
-            <w:szCs w:val="24"/>
-          </w:rPr>
-        </w:r>
-        <w:r>
-          <w:rPr>
-            <w:rFonts w:hint="eastAsia"/>
-            <w:sz w:val="24"/>
-            <w:szCs w:val="24"/>
+          </w:rPr>
+        </w:r>
+        <w:r>
+          <w:rPr>
+            <w:rFonts w:hint="eastAsia"/>
           </w:rPr>
           <w:fldChar w:fldCharType="separate"/>
         </w:r>
         <w:r>
-          <w:rPr>
-            <w:sz w:val="24"/>
-            <w:szCs w:val="24"/>
-          </w:rPr>
           <w:t>19</w:t>
         </w:r>
         <w:r>
           <w:rPr>
             <w:rFonts w:hint="eastAsia"/>
-            <w:sz w:val="24"/>
-            <w:szCs w:val="24"/>
           </w:rPr>
           <w:fldChar w:fldCharType="end"/>
         </w:r>
@@ -4414,16 +3982,9 @@
     <w:p>
       <w:pPr>
         <w:pStyle w:val="TOC3"/>
-        <w:tabs>
-          <w:tab w:val="right" w:leader="dot" w:pos="9628"/>
-        </w:tabs>
-        <w:ind w:left="960"/>
         <w:rPr>
           <w:rFonts w:asciiTheme="minorHAnsi" w:eastAsiaTheme="minorEastAsia" w:hAnsiTheme="minorHAnsi"/>
           <w:kern w:val="2"/>
-          <w:sz w:val="24"/>
-          <w:szCs w:val="24"/>
-          <w:lang w:eastAsia="zh-CN"/>
           <w14:ligatures w14:val="standardContextual"/>
         </w:rPr>
       </w:pPr>
@@ -4433,77 +3994,53 @@
             <w:rStyle w:val="afe"/>
             <w:rFonts w:ascii="仿宋" w:eastAsia="仿宋" w:hAnsi="仿宋" w:hint="eastAsia"/>
             <w:sz w:val="24"/>
-            <w:szCs w:val="24"/>
-            <w:lang w:eastAsia="zh-CN"/>
           </w:rPr>
           <w:t>5.1.4 销售与库存管理界面</w:t>
         </w:r>
         <w:r>
           <w:rPr>
             <w:rFonts w:hint="eastAsia"/>
-            <w:sz w:val="24"/>
-            <w:szCs w:val="24"/>
           </w:rPr>
           <w:tab/>
         </w:r>
         <w:r>
           <w:rPr>
             <w:rFonts w:hint="eastAsia"/>
-            <w:sz w:val="24"/>
-            <w:szCs w:val="24"/>
           </w:rPr>
           <w:fldChar w:fldCharType="begin"/>
         </w:r>
         <w:r>
           <w:rPr>
             <w:rFonts w:hint="eastAsia"/>
-            <w:sz w:val="24"/>
-            <w:szCs w:val="24"/>
           </w:rPr>
           <w:instrText xml:space="preserve"> </w:instrText>
         </w:r>
         <w:r>
-          <w:rPr>
-            <w:sz w:val="24"/>
-            <w:szCs w:val="24"/>
-          </w:rPr>
           <w:instrText>PAGEREF _Toc227773649 \h</w:instrText>
         </w:r>
         <w:r>
           <w:rPr>
             <w:rFonts w:hint="eastAsia"/>
-            <w:sz w:val="24"/>
-            <w:szCs w:val="24"/>
           </w:rPr>
           <w:instrText xml:space="preserve"> </w:instrText>
         </w:r>
         <w:r>
           <w:rPr>
             <w:rFonts w:hint="eastAsia"/>
-            <w:sz w:val="24"/>
-            <w:szCs w:val="24"/>
-          </w:rPr>
-        </w:r>
-        <w:r>
-          <w:rPr>
-            <w:rFonts w:hint="eastAsia"/>
-            <w:sz w:val="24"/>
-            <w:szCs w:val="24"/>
+          </w:rPr>
+        </w:r>
+        <w:r>
+          <w:rPr>
+            <w:rFonts w:hint="eastAsia"/>
           </w:rPr>
           <w:fldChar w:fldCharType="separate"/>
         </w:r>
         <w:r>
-          <w:rPr>
-            <w:sz w:val="24"/>
-            <w:szCs w:val="24"/>
-          </w:rPr>
           <w:t>21</w:t>
         </w:r>
         <w:r>
           <w:rPr>
             <w:rFonts w:hint="eastAsia"/>
-            <w:sz w:val="24"/>
-            <w:szCs w:val="24"/>
           </w:rPr>
           <w:fldChar w:fldCharType="end"/>
         </w:r>
@@ -4512,16 +4049,9 @@
     <w:p>
       <w:pPr>
         <w:pStyle w:val="TOC3"/>
-        <w:tabs>
-          <w:tab w:val="right" w:leader="dot" w:pos="9628"/>
-        </w:tabs>
-        <w:ind w:left="960"/>
         <w:rPr>
           <w:rFonts w:asciiTheme="minorHAnsi" w:eastAsiaTheme="minorEastAsia" w:hAnsiTheme="minorHAnsi"/>
           <w:kern w:val="2"/>
-          <w:sz w:val="24"/>
-          <w:szCs w:val="24"/>
-          <w:lang w:eastAsia="zh-CN"/>
           <w14:ligatures w14:val="standardContextual"/>
         </w:rPr>
       </w:pPr>
@@ -4531,77 +4061,53 @@
             <w:rStyle w:val="afe"/>
             <w:rFonts w:ascii="仿宋" w:eastAsia="仿宋" w:hAnsi="仿宋" w:hint="eastAsia"/>
             <w:sz w:val="24"/>
-            <w:szCs w:val="24"/>
-            <w:lang w:eastAsia="zh-CN"/>
           </w:rPr>
           <w:t>5.1.5 缺陷图谱与帮助中心界面</w:t>
         </w:r>
         <w:r>
           <w:rPr>
             <w:rFonts w:hint="eastAsia"/>
-            <w:sz w:val="24"/>
-            <w:szCs w:val="24"/>
           </w:rPr>
           <w:tab/>
         </w:r>
         <w:r>
           <w:rPr>
             <w:rFonts w:hint="eastAsia"/>
-            <w:sz w:val="24"/>
-            <w:szCs w:val="24"/>
           </w:rPr>
           <w:fldChar w:fldCharType="begin"/>
         </w:r>
         <w:r>
           <w:rPr>
             <w:rFonts w:hint="eastAsia"/>
-            <w:sz w:val="24"/>
-            <w:szCs w:val="24"/>
           </w:rPr>
           <w:instrText xml:space="preserve"> </w:instrText>
         </w:r>
         <w:r>
-          <w:rPr>
-            <w:sz w:val="24"/>
-            <w:szCs w:val="24"/>
-          </w:rPr>
           <w:instrText>PAGEREF _Toc227773650 \h</w:instrText>
         </w:r>
         <w:r>
           <w:rPr>
             <w:rFonts w:hint="eastAsia"/>
-            <w:sz w:val="24"/>
-            <w:szCs w:val="24"/>
           </w:rPr>
           <w:instrText xml:space="preserve"> </w:instrText>
         </w:r>
         <w:r>
           <w:rPr>
             <w:rFonts w:hint="eastAsia"/>
-            <w:sz w:val="24"/>
-            <w:szCs w:val="24"/>
-          </w:rPr>
-        </w:r>
-        <w:r>
-          <w:rPr>
-            <w:rFonts w:hint="eastAsia"/>
-            <w:sz w:val="24"/>
-            <w:szCs w:val="24"/>
+          </w:rPr>
+        </w:r>
+        <w:r>
+          <w:rPr>
+            <w:rFonts w:hint="eastAsia"/>
           </w:rPr>
           <w:fldChar w:fldCharType="separate"/>
         </w:r>
         <w:r>
-          <w:rPr>
-            <w:sz w:val="24"/>
-            <w:szCs w:val="24"/>
-          </w:rPr>
           <w:t>21</w:t>
         </w:r>
         <w:r>
           <w:rPr>
             <w:rFonts w:hint="eastAsia"/>
-            <w:sz w:val="24"/>
-            <w:szCs w:val="24"/>
           </w:rPr>
           <w:fldChar w:fldCharType="end"/>
         </w:r>
@@ -4718,16 +4224,9 @@
     <w:p>
       <w:pPr>
         <w:pStyle w:val="TOC3"/>
-        <w:tabs>
-          <w:tab w:val="right" w:leader="dot" w:pos="9628"/>
-        </w:tabs>
-        <w:ind w:left="960"/>
         <w:rPr>
           <w:rFonts w:asciiTheme="minorHAnsi" w:eastAsiaTheme="minorEastAsia" w:hAnsiTheme="minorHAnsi"/>
           <w:kern w:val="2"/>
-          <w:sz w:val="24"/>
-          <w:szCs w:val="24"/>
-          <w:lang w:eastAsia="zh-CN"/>
           <w14:ligatures w14:val="standardContextual"/>
         </w:rPr>
       </w:pPr>
@@ -4737,77 +4236,53 @@
             <w:rStyle w:val="afe"/>
             <w:rFonts w:ascii="仿宋" w:eastAsia="仿宋" w:hAnsi="仿宋" w:hint="eastAsia"/>
             <w:sz w:val="24"/>
-            <w:szCs w:val="24"/>
-            <w:lang w:eastAsia="zh-CN"/>
           </w:rPr>
           <w:t>5.2.1 用户管理界面</w:t>
         </w:r>
         <w:r>
           <w:rPr>
             <w:rFonts w:hint="eastAsia"/>
-            <w:sz w:val="24"/>
-            <w:szCs w:val="24"/>
           </w:rPr>
           <w:tab/>
         </w:r>
         <w:r>
           <w:rPr>
             <w:rFonts w:hint="eastAsia"/>
-            <w:sz w:val="24"/>
-            <w:szCs w:val="24"/>
           </w:rPr>
           <w:fldChar w:fldCharType="begin"/>
         </w:r>
         <w:r>
           <w:rPr>
             <w:rFonts w:hint="eastAsia"/>
-            <w:sz w:val="24"/>
-            <w:szCs w:val="24"/>
           </w:rPr>
           <w:instrText xml:space="preserve"> </w:instrText>
         </w:r>
         <w:r>
-          <w:rPr>
-            <w:sz w:val="24"/>
-            <w:szCs w:val="24"/>
-          </w:rPr>
           <w:instrText>PAGEREF _Toc227773652 \h</w:instrText>
         </w:r>
         <w:r>
           <w:rPr>
             <w:rFonts w:hint="eastAsia"/>
-            <w:sz w:val="24"/>
-            <w:szCs w:val="24"/>
           </w:rPr>
           <w:instrText xml:space="preserve"> </w:instrText>
         </w:r>
         <w:r>
           <w:rPr>
             <w:rFonts w:hint="eastAsia"/>
-            <w:sz w:val="24"/>
-            <w:szCs w:val="24"/>
-          </w:rPr>
-        </w:r>
-        <w:r>
-          <w:rPr>
-            <w:rFonts w:hint="eastAsia"/>
-            <w:sz w:val="24"/>
-            <w:szCs w:val="24"/>
+          </w:rPr>
+        </w:r>
+        <w:r>
+          <w:rPr>
+            <w:rFonts w:hint="eastAsia"/>
           </w:rPr>
           <w:fldChar w:fldCharType="separate"/>
         </w:r>
         <w:r>
-          <w:rPr>
-            <w:sz w:val="24"/>
-            <w:szCs w:val="24"/>
-          </w:rPr>
           <w:t>22</w:t>
         </w:r>
         <w:r>
           <w:rPr>
             <w:rFonts w:hint="eastAsia"/>
-            <w:sz w:val="24"/>
-            <w:szCs w:val="24"/>
           </w:rPr>
           <w:fldChar w:fldCharType="end"/>
         </w:r>
@@ -4816,16 +4291,9 @@
     <w:p>
       <w:pPr>
         <w:pStyle w:val="TOC3"/>
-        <w:tabs>
-          <w:tab w:val="right" w:leader="dot" w:pos="9628"/>
-        </w:tabs>
-        <w:ind w:left="960"/>
         <w:rPr>
           <w:rFonts w:asciiTheme="minorHAnsi" w:eastAsiaTheme="minorEastAsia" w:hAnsiTheme="minorHAnsi"/>
           <w:kern w:val="2"/>
-          <w:sz w:val="24"/>
-          <w:szCs w:val="24"/>
-          <w:lang w:eastAsia="zh-CN"/>
           <w14:ligatures w14:val="standardContextual"/>
         </w:rPr>
       </w:pPr>
@@ -4835,77 +4303,53 @@
             <w:rStyle w:val="afe"/>
             <w:rFonts w:ascii="仿宋" w:eastAsia="仿宋" w:hAnsi="仿宋" w:hint="eastAsia"/>
             <w:sz w:val="24"/>
-            <w:szCs w:val="24"/>
-            <w:lang w:eastAsia="zh-CN"/>
           </w:rPr>
           <w:t>5.2.2 系统设置与模型切换界面</w:t>
         </w:r>
         <w:r>
           <w:rPr>
             <w:rFonts w:hint="eastAsia"/>
-            <w:sz w:val="24"/>
-            <w:szCs w:val="24"/>
           </w:rPr>
           <w:tab/>
         </w:r>
         <w:r>
           <w:rPr>
             <w:rFonts w:hint="eastAsia"/>
-            <w:sz w:val="24"/>
-            <w:szCs w:val="24"/>
           </w:rPr>
           <w:fldChar w:fldCharType="begin"/>
         </w:r>
         <w:r>
           <w:rPr>
             <w:rFonts w:hint="eastAsia"/>
-            <w:sz w:val="24"/>
-            <w:szCs w:val="24"/>
           </w:rPr>
           <w:instrText xml:space="preserve"> </w:instrText>
         </w:r>
         <w:r>
-          <w:rPr>
-            <w:sz w:val="24"/>
-            <w:szCs w:val="24"/>
-          </w:rPr>
           <w:instrText>PAGEREF _Toc227773653 \h</w:instrText>
         </w:r>
         <w:r>
           <w:rPr>
             <w:rFonts w:hint="eastAsia"/>
-            <w:sz w:val="24"/>
-            <w:szCs w:val="24"/>
           </w:rPr>
           <w:instrText xml:space="preserve"> </w:instrText>
         </w:r>
         <w:r>
           <w:rPr>
             <w:rFonts w:hint="eastAsia"/>
-            <w:sz w:val="24"/>
-            <w:szCs w:val="24"/>
-          </w:rPr>
-        </w:r>
-        <w:r>
-          <w:rPr>
-            <w:rFonts w:hint="eastAsia"/>
-            <w:sz w:val="24"/>
-            <w:szCs w:val="24"/>
+          </w:rPr>
+        </w:r>
+        <w:r>
+          <w:rPr>
+            <w:rFonts w:hint="eastAsia"/>
           </w:rPr>
           <w:fldChar w:fldCharType="separate"/>
         </w:r>
         <w:r>
-          <w:rPr>
-            <w:sz w:val="24"/>
-            <w:szCs w:val="24"/>
-          </w:rPr>
           <w:t>23</w:t>
         </w:r>
         <w:r>
           <w:rPr>
             <w:rFonts w:hint="eastAsia"/>
-            <w:sz w:val="24"/>
-            <w:szCs w:val="24"/>
           </w:rPr>
           <w:fldChar w:fldCharType="end"/>
         </w:r>
@@ -4914,16 +4358,9 @@
     <w:p>
       <w:pPr>
         <w:pStyle w:val="TOC3"/>
-        <w:tabs>
-          <w:tab w:val="right" w:leader="dot" w:pos="9628"/>
-        </w:tabs>
-        <w:ind w:left="960"/>
         <w:rPr>
           <w:rFonts w:asciiTheme="minorHAnsi" w:eastAsiaTheme="minorEastAsia" w:hAnsiTheme="minorHAnsi"/>
           <w:kern w:val="2"/>
-          <w:sz w:val="24"/>
-          <w:szCs w:val="24"/>
-          <w:lang w:eastAsia="zh-CN"/>
           <w14:ligatures w14:val="standardContextual"/>
         </w:rPr>
       </w:pPr>
@@ -4933,77 +4370,53 @@
             <w:rStyle w:val="afe"/>
             <w:rFonts w:ascii="仿宋" w:eastAsia="仿宋" w:hAnsi="仿宋" w:hint="eastAsia"/>
             <w:sz w:val="24"/>
-            <w:szCs w:val="24"/>
-            <w:lang w:eastAsia="zh-CN"/>
           </w:rPr>
           <w:t>5.3.1 数据获取与预处理</w:t>
         </w:r>
         <w:r>
           <w:rPr>
             <w:rFonts w:hint="eastAsia"/>
-            <w:sz w:val="24"/>
-            <w:szCs w:val="24"/>
           </w:rPr>
           <w:tab/>
         </w:r>
         <w:r>
           <w:rPr>
             <w:rFonts w:hint="eastAsia"/>
-            <w:sz w:val="24"/>
-            <w:szCs w:val="24"/>
           </w:rPr>
           <w:fldChar w:fldCharType="begin"/>
         </w:r>
         <w:r>
           <w:rPr>
             <w:rFonts w:hint="eastAsia"/>
-            <w:sz w:val="24"/>
-            <w:szCs w:val="24"/>
           </w:rPr>
           <w:instrText xml:space="preserve"> </w:instrText>
         </w:r>
         <w:r>
-          <w:rPr>
-            <w:sz w:val="24"/>
-            <w:szCs w:val="24"/>
-          </w:rPr>
           <w:instrText>PAGEREF _Toc227773654 \h</w:instrText>
         </w:r>
         <w:r>
           <w:rPr>
             <w:rFonts w:hint="eastAsia"/>
-            <w:sz w:val="24"/>
-            <w:szCs w:val="24"/>
           </w:rPr>
           <w:instrText xml:space="preserve"> </w:instrText>
         </w:r>
         <w:r>
           <w:rPr>
             <w:rFonts w:hint="eastAsia"/>
-            <w:sz w:val="24"/>
-            <w:szCs w:val="24"/>
-          </w:rPr>
-        </w:r>
-        <w:r>
-          <w:rPr>
-            <w:rFonts w:hint="eastAsia"/>
-            <w:sz w:val="24"/>
-            <w:szCs w:val="24"/>
+          </w:rPr>
+        </w:r>
+        <w:r>
+          <w:rPr>
+            <w:rFonts w:hint="eastAsia"/>
           </w:rPr>
           <w:fldChar w:fldCharType="separate"/>
         </w:r>
         <w:r>
-          <w:rPr>
-            <w:sz w:val="24"/>
-            <w:szCs w:val="24"/>
-          </w:rPr>
           <w:t>24</w:t>
         </w:r>
         <w:r>
           <w:rPr>
             <w:rFonts w:hint="eastAsia"/>
-            <w:sz w:val="24"/>
-            <w:szCs w:val="24"/>
           </w:rPr>
           <w:fldChar w:fldCharType="end"/>
         </w:r>
@@ -5012,18 +4425,6 @@
     <w:p>
       <w:pPr>
         <w:pStyle w:val="TOC3"/>
-        <w:tabs>
-          <w:tab w:val="right" w:leader="dot" w:pos="9628"/>
-        </w:tabs>
-        <w:ind w:left="960"/>
-        <w:rPr>
-          <w:rFonts w:asciiTheme="minorHAnsi" w:eastAsiaTheme="minorEastAsia" w:hAnsiTheme="minorHAnsi"/>
-          <w:kern w:val="2"/>
-          <w:sz w:val="24"/>
-          <w:szCs w:val="24"/>
-          <w:lang w:eastAsia="zh-CN"/>
-          <w14:ligatures w14:val="standardContextual"/>
-        </w:rPr>
       </w:pPr>
       <w:hyperlink w:anchor="_Toc227773655" w:history="1">
         <w:r>
@@ -5031,77 +4432,69 @@
             <w:rStyle w:val="afe"/>
             <w:rFonts w:ascii="仿宋" w:eastAsia="仿宋" w:hAnsi="仿宋" w:hint="eastAsia"/>
             <w:sz w:val="24"/>
-            <w:szCs w:val="24"/>
-            <w:lang w:eastAsia="zh-CN"/>
-          </w:rPr>
-          <w:t>5.3.3 系统检测与可视化分析</w:t>
-        </w:r>
-        <w:r>
-          <w:rPr>
-            <w:rFonts w:hint="eastAsia"/>
-            <w:sz w:val="24"/>
-            <w:szCs w:val="24"/>
+          </w:rPr>
+          <w:t>5.3.</w:t>
+        </w:r>
+        <w:r>
+          <w:rPr>
+            <w:rStyle w:val="afe"/>
+            <w:rFonts w:ascii="仿宋" w:eastAsia="仿宋" w:hAnsi="仿宋" w:hint="eastAsia"/>
+            <w:sz w:val="24"/>
+          </w:rPr>
+          <w:t>2</w:t>
+        </w:r>
+        <w:r>
+          <w:rPr>
+            <w:rStyle w:val="afe"/>
+            <w:rFonts w:ascii="仿宋" w:eastAsia="仿宋" w:hAnsi="仿宋" w:hint="eastAsia"/>
+            <w:sz w:val="24"/>
+          </w:rPr>
+          <w:t xml:space="preserve"> 系统检测与可视化分析</w:t>
+        </w:r>
+        <w:r>
+          <w:rPr>
+            <w:rFonts w:hint="eastAsia"/>
           </w:rPr>
           <w:tab/>
         </w:r>
         <w:r>
           <w:rPr>
             <w:rFonts w:hint="eastAsia"/>
-            <w:sz w:val="24"/>
-            <w:szCs w:val="24"/>
           </w:rPr>
           <w:fldChar w:fldCharType="begin"/>
         </w:r>
         <w:r>
           <w:rPr>
             <w:rFonts w:hint="eastAsia"/>
-            <w:sz w:val="24"/>
-            <w:szCs w:val="24"/>
           </w:rPr>
           <w:instrText xml:space="preserve"> </w:instrText>
         </w:r>
         <w:r>
-          <w:rPr>
-            <w:sz w:val="24"/>
-            <w:szCs w:val="24"/>
-          </w:rPr>
           <w:instrText>PAGEREF _Toc227773655 \h</w:instrText>
         </w:r>
         <w:r>
           <w:rPr>
             <w:rFonts w:hint="eastAsia"/>
-            <w:sz w:val="24"/>
-            <w:szCs w:val="24"/>
           </w:rPr>
           <w:instrText xml:space="preserve"> </w:instrText>
         </w:r>
         <w:r>
           <w:rPr>
             <w:rFonts w:hint="eastAsia"/>
-            <w:sz w:val="24"/>
-            <w:szCs w:val="24"/>
-          </w:rPr>
-        </w:r>
-        <w:r>
-          <w:rPr>
-            <w:rFonts w:hint="eastAsia"/>
-            <w:sz w:val="24"/>
-            <w:szCs w:val="24"/>
+          </w:rPr>
+        </w:r>
+        <w:r>
+          <w:rPr>
+            <w:rFonts w:hint="eastAsia"/>
           </w:rPr>
           <w:fldChar w:fldCharType="separate"/>
         </w:r>
         <w:r>
-          <w:rPr>
-            <w:sz w:val="24"/>
-            <w:szCs w:val="24"/>
-          </w:rPr>
           <w:t>26</w:t>
         </w:r>
         <w:r>
           <w:rPr>
             <w:rFonts w:hint="eastAsia"/>
-            <w:sz w:val="24"/>
-            <w:szCs w:val="24"/>
           </w:rPr>
           <w:fldChar w:fldCharType="end"/>
         </w:r>
@@ -5529,16 +4922,9 @@
     <w:p>
       <w:pPr>
         <w:pStyle w:val="TOC3"/>
-        <w:tabs>
-          <w:tab w:val="right" w:leader="dot" w:pos="9628"/>
-        </w:tabs>
-        <w:ind w:left="960"/>
         <w:rPr>
           <w:rFonts w:asciiTheme="minorHAnsi" w:eastAsiaTheme="minorEastAsia" w:hAnsiTheme="minorHAnsi"/>
           <w:kern w:val="2"/>
-          <w:sz w:val="24"/>
-          <w:szCs w:val="24"/>
-          <w:lang w:eastAsia="zh-CN"/>
           <w14:ligatures w14:val="standardContextual"/>
         </w:rPr>
       </w:pPr>
@@ -5548,77 +4934,53 @@
             <w:rStyle w:val="afe"/>
             <w:rFonts w:ascii="仿宋" w:eastAsia="仿宋" w:hAnsi="仿宋" w:hint="eastAsia"/>
             <w:sz w:val="24"/>
-            <w:szCs w:val="24"/>
-            <w:lang w:eastAsia="zh-CN"/>
           </w:rPr>
           <w:t>6.3.1 正常功能测试截图</w:t>
         </w:r>
         <w:r>
           <w:rPr>
             <w:rFonts w:hint="eastAsia"/>
-            <w:sz w:val="24"/>
-            <w:szCs w:val="24"/>
           </w:rPr>
           <w:tab/>
         </w:r>
         <w:r>
           <w:rPr>
             <w:rFonts w:hint="eastAsia"/>
-            <w:sz w:val="24"/>
-            <w:szCs w:val="24"/>
           </w:rPr>
           <w:fldChar w:fldCharType="begin"/>
         </w:r>
         <w:r>
           <w:rPr>
             <w:rFonts w:hint="eastAsia"/>
-            <w:sz w:val="24"/>
-            <w:szCs w:val="24"/>
           </w:rPr>
           <w:instrText xml:space="preserve"> </w:instrText>
         </w:r>
         <w:r>
-          <w:rPr>
-            <w:sz w:val="24"/>
-            <w:szCs w:val="24"/>
-          </w:rPr>
           <w:instrText>PAGEREF _Toc227773660 \h</w:instrText>
         </w:r>
         <w:r>
           <w:rPr>
             <w:rFonts w:hint="eastAsia"/>
-            <w:sz w:val="24"/>
-            <w:szCs w:val="24"/>
           </w:rPr>
           <w:instrText xml:space="preserve"> </w:instrText>
         </w:r>
         <w:r>
           <w:rPr>
             <w:rFonts w:hint="eastAsia"/>
-            <w:sz w:val="24"/>
-            <w:szCs w:val="24"/>
-          </w:rPr>
-        </w:r>
-        <w:r>
-          <w:rPr>
-            <w:rFonts w:hint="eastAsia"/>
-            <w:sz w:val="24"/>
-            <w:szCs w:val="24"/>
+          </w:rPr>
+        </w:r>
+        <w:r>
+          <w:rPr>
+            <w:rFonts w:hint="eastAsia"/>
           </w:rPr>
           <w:fldChar w:fldCharType="separate"/>
         </w:r>
         <w:r>
-          <w:rPr>
-            <w:sz w:val="24"/>
-            <w:szCs w:val="24"/>
-          </w:rPr>
           <w:t>29</w:t>
         </w:r>
         <w:r>
           <w:rPr>
             <w:rFonts w:hint="eastAsia"/>
-            <w:sz w:val="24"/>
-            <w:szCs w:val="24"/>
           </w:rPr>
           <w:fldChar w:fldCharType="end"/>
         </w:r>
@@ -5627,16 +4989,9 @@
     <w:p>
       <w:pPr>
         <w:pStyle w:val="TOC3"/>
-        <w:tabs>
-          <w:tab w:val="right" w:leader="dot" w:pos="9628"/>
-        </w:tabs>
-        <w:ind w:left="960"/>
         <w:rPr>
           <w:rFonts w:asciiTheme="minorHAnsi" w:eastAsiaTheme="minorEastAsia" w:hAnsiTheme="minorHAnsi"/>
           <w:kern w:val="2"/>
-          <w:sz w:val="24"/>
-          <w:szCs w:val="24"/>
-          <w:lang w:eastAsia="zh-CN"/>
           <w14:ligatures w14:val="standardContextual"/>
         </w:rPr>
       </w:pPr>
@@ -5646,77 +5001,53 @@
             <w:rStyle w:val="afe"/>
             <w:rFonts w:ascii="仿宋" w:eastAsia="仿宋" w:hAnsi="仿宋" w:hint="eastAsia"/>
             <w:sz w:val="24"/>
-            <w:szCs w:val="24"/>
-            <w:lang w:eastAsia="zh-CN"/>
           </w:rPr>
           <w:t>6.3.2 异常功能测试截图</w:t>
         </w:r>
         <w:r>
           <w:rPr>
             <w:rFonts w:hint="eastAsia"/>
-            <w:sz w:val="24"/>
-            <w:szCs w:val="24"/>
           </w:rPr>
           <w:tab/>
         </w:r>
         <w:r>
           <w:rPr>
             <w:rFonts w:hint="eastAsia"/>
-            <w:sz w:val="24"/>
-            <w:szCs w:val="24"/>
           </w:rPr>
           <w:fldChar w:fldCharType="begin"/>
         </w:r>
         <w:r>
           <w:rPr>
             <w:rFonts w:hint="eastAsia"/>
-            <w:sz w:val="24"/>
-            <w:szCs w:val="24"/>
           </w:rPr>
           <w:instrText xml:space="preserve"> </w:instrText>
         </w:r>
         <w:r>
-          <w:rPr>
-            <w:sz w:val="24"/>
-            <w:szCs w:val="24"/>
-          </w:rPr>
           <w:instrText>PAGEREF _Toc227773661 \h</w:instrText>
         </w:r>
         <w:r>
           <w:rPr>
             <w:rFonts w:hint="eastAsia"/>
-            <w:sz w:val="24"/>
-            <w:szCs w:val="24"/>
           </w:rPr>
           <w:instrText xml:space="preserve"> </w:instrText>
         </w:r>
         <w:r>
           <w:rPr>
             <w:rFonts w:hint="eastAsia"/>
-            <w:sz w:val="24"/>
-            <w:szCs w:val="24"/>
-          </w:rPr>
-        </w:r>
-        <w:r>
-          <w:rPr>
-            <w:rFonts w:hint="eastAsia"/>
-            <w:sz w:val="24"/>
-            <w:szCs w:val="24"/>
+          </w:rPr>
+        </w:r>
+        <w:r>
+          <w:rPr>
+            <w:rFonts w:hint="eastAsia"/>
           </w:rPr>
           <w:fldChar w:fldCharType="separate"/>
         </w:r>
         <w:r>
-          <w:rPr>
-            <w:sz w:val="24"/>
-            <w:szCs w:val="24"/>
-          </w:rPr>
           <w:t>30</w:t>
         </w:r>
         <w:r>
           <w:rPr>
             <w:rFonts w:hint="eastAsia"/>
-            <w:sz w:val="24"/>
-            <w:szCs w:val="24"/>
           </w:rPr>
           <w:fldChar w:fldCharType="end"/>
         </w:r>
@@ -6148,6 +5479,7 @@
     <w:p>
       <w:pPr>
         <w:spacing w:after="0" w:line="360" w:lineRule="auto"/>
+        <w:ind w:firstLine="480"/>
         <w:jc w:val="center"/>
         <w:rPr>
           <w:rFonts w:eastAsia="黑体" w:cs="Times New Roman"/>
@@ -6166,12 +5498,13 @@
           <w:lang w:eastAsia="zh-CN"/>
         </w:rPr>
         <w:lastRenderedPageBreak/>
-        <w:t>基于Python的木质板材表面缺陷系统的设计与实现</w:t>
+        <w:t>基于Python的木质板材缺陷检测系统的设计与实现</w:t>
       </w:r>
     </w:p>
     <w:p>
       <w:pPr>
         <w:spacing w:before="120" w:after="120" w:line="360" w:lineRule="auto"/>
+        <w:ind w:firstLine="480"/>
         <w:jc w:val="center"/>
         <w:rPr>
           <w:rFonts w:ascii="仿宋" w:eastAsia="仿宋" w:hAnsi="仿宋" w:cs="Times New Roman" w:hint="eastAsia"/>
@@ -6202,7 +5535,7 @@
     <w:p>
       <w:pPr>
         <w:spacing w:beforeLines="50" w:before="120" w:afterLines="200" w:after="480"/>
-        <w:ind w:left="482"/>
+        <w:ind w:left="482" w:firstLine="480"/>
         <w:jc w:val="center"/>
         <w:rPr>
           <w:rFonts w:ascii="仿宋" w:eastAsia="仿宋" w:hAnsi="仿宋" w:hint="eastAsia"/>
@@ -6224,6 +5557,7 @@
     <w:p>
       <w:pPr>
         <w:spacing w:after="0" w:line="240" w:lineRule="auto"/>
+        <w:ind w:firstLine="480"/>
         <w:rPr>
           <w:rFonts w:ascii="楷体" w:eastAsia="楷体" w:hAnsi="楷体" w:hint="eastAsia"/>
           <w:sz w:val="21"/>
@@ -6275,6 +5609,7 @@
     <w:p>
       <w:pPr>
         <w:spacing w:after="0" w:line="240" w:lineRule="auto"/>
+        <w:ind w:firstLine="480"/>
         <w:rPr>
           <w:rFonts w:ascii="楷体" w:eastAsia="楷体" w:hAnsi="楷体" w:hint="eastAsia"/>
           <w:lang w:eastAsia="zh-CN"/>
@@ -6308,6 +5643,7 @@
     <w:p>
       <w:pPr>
         <w:spacing w:line="360" w:lineRule="auto"/>
+        <w:ind w:firstLine="480"/>
         <w:jc w:val="center"/>
         <w:rPr>
           <w:color w:val="000000" w:themeColor="text1"/>
@@ -6328,6 +5664,7 @@
     <w:p>
       <w:pPr>
         <w:spacing w:after="0" w:line="360" w:lineRule="auto"/>
+        <w:ind w:firstLine="480"/>
         <w:jc w:val="center"/>
         <w:rPr>
           <w:color w:val="000000" w:themeColor="text1"/>
@@ -6337,7 +5674,7 @@
         <w:rPr>
           <w:color w:val="000000" w:themeColor="text1"/>
         </w:rPr>
-        <w:t xml:space="preserve">Computer science and technology   </w:t>
+        <w:t xml:space="preserve">Computer Science and Technology   </w:t>
       </w:r>
       <w:r>
         <w:rPr>
@@ -6350,6 +5687,7 @@
     <w:p>
       <w:pPr>
         <w:spacing w:after="0" w:line="360" w:lineRule="auto"/>
+        <w:ind w:firstLine="480"/>
         <w:jc w:val="center"/>
         <w:rPr>
           <w:szCs w:val="24"/>
@@ -6360,7 +5698,7 @@
           <w:rFonts w:eastAsia="Times New Roman"/>
           <w:szCs w:val="24"/>
         </w:rPr>
-        <w:t>tutor</w:t>
+        <w:t>Supervisor</w:t>
       </w:r>
       <w:r>
         <w:t xml:space="preserve">    </w:t>
@@ -6375,6 +5713,7 @@
     <w:p>
       <w:pPr>
         <w:spacing w:after="0" w:line="240" w:lineRule="auto"/>
+        <w:ind w:firstLine="480"/>
         <w:rPr>
           <w:sz w:val="21"/>
           <w:szCs w:val="21"/>
@@ -6396,7 +5735,7 @@
           <w:sz w:val="21"/>
           <w:szCs w:val="21"/>
         </w:rPr>
-        <w:t>In order to solve the issues with manual work on wood surface flaw detection that’s inefficient, hard to record, and has poor connection between grade quality and inventory management, we designed and developed a Python web intelligent detection system for wood surface flaws. System mainly adopts Python as the programming language and uses flask for its backend framework, it is based on sqlite for database operation and uses yolo for object recognition. Use the trained model to do inference on the uploaded wood image, give out categories of defects, their confidence value and result images. And based on the defects found like crack,dead knot and live knot etc. it would go for the timber grading. It has the function of user login, image uploading detection, camera detection, detection history record inquiry, log report statistic output, Excel output, inventory link, outbound call processing, defect knowledge display, administrator user operation, parameter setting and model conversion. From the test results, we can see that this system completes wood surface defect detection and some business data operations, which is also meaningful in terms of teaching demonstrations and graduation projects.</w:t>
+        <w:t xml:space="preserve"> To address the low efficiency of manual wood panel surface defect inspection, the difficulty of preserving inspection records, and the weak connection between quality grading and inventory management, this thesis designs and implements a Python-based web defect detection system for wood panels. The system uses Flask for back-end service control, SQLite and SQLAlchemy for data persistence, and a YOLO detection model for identifying common surface defects such as cracks, dead knots and live knots. After users upload images or capture images through a camera, the system returns defect categories, confidence values, result images and grading results, and stores the corresponding inspection records. In addition, the system provides login authentication, history query, log statistics, report export, inventory linkage, sales outbound management, user management and model switching functions. Functional testing shows that the system can complete the main processes of defect detection, result tracing and business data management, and has practical value for teaching demonstration and graduation project implementation.</w:t>
       </w:r>
     </w:p>
     <w:p>
@@ -6411,6 +5750,7 @@
     <w:p>
       <w:pPr>
         <w:spacing w:after="0" w:line="240" w:lineRule="auto"/>
+        <w:ind w:firstLine="480"/>
         <w:rPr>
           <w:sz w:val="21"/>
           <w:szCs w:val="21"/>
@@ -6429,7 +5769,7 @@
           <w:rFonts w:eastAsia="Times New Roman"/>
           <w:sz w:val="21"/>
         </w:rPr>
-        <w:t xml:space="preserve"> Python; Wood Defect Detection; YOLO; Flask; Web System; Inventory and Sales</w:t>
+        <w:t xml:space="preserve"> Python; wood panel defect detection; YOLO; Flask; Web system; inventory and sales linkage</w:t>
       </w:r>
     </w:p>
     <w:p>
@@ -6520,16 +5860,6 @@
         </w:rPr>
         <w:t>目前，在部分板材加工和质量检查场景中，表面缺陷识别仍然较多依赖人工观察完成。质检人员通常根据经验对板材表面纹理、裂痕、节疤等情况进行判断，这种方式虽然操作简单，但在批量检测任务中效率较低，且检测结果容易受到人员经验、工作状态、光照条件和视觉疲劳等因素影响。同时，传统检测记录常以纸质表单或零散文件保存，检测结果与板材等级、库存变化、销售出库等业务数据之间缺少有效联系，后续进行质量追溯和统计分析时不够方便。</w:t>
       </w:r>
-      <w:r>
-        <w:rPr>
-          <w:lang w:eastAsia="zh-CN"/>
-        </w:rPr>
-      </w:r>
-      <w:r>
-        <w:rPr>
-          <w:lang w:eastAsia="zh-CN"/>
-        </w:rPr>
-      </w:r>
     </w:p>
     <w:p>
       <w:pPr>
@@ -6543,17 +5873,67 @@
         <w:rPr>
           <w:lang w:eastAsia="zh-CN"/>
         </w:rPr>
-        <w:t>针对上述问题，引入计算机视觉和目标检测技术，构建面向木质板材表面缺陷识别的 Web 检测系统，是一种较为可行的解决思路。基于此，本文采用 Python 作为主要开发语言，结合 Flask Web 框架、SQLite 数据库和 YOLO 目标检测模型，设计并实现一套木质板材缺陷检测系统。系统能够对用户上传或摄像头采集的板材图像进行检测，输出缺陷类别、置信度、结果图和等级判定结果，并将检测历史、日志报表、库存变化和销售出库等数据统一管理。通过该系统的设计与实现，可以在一定程度上降低人工检测负担，提高检测结果保存和业务追溯的便利性，为木质板材质量检测的信息化管理提供参考。</w:t>
-      </w:r>
-      <w:r>
-        <w:rPr>
-          <w:lang w:eastAsia="zh-CN"/>
-        </w:rPr>
-      </w:r>
-      <w:r>
-        <w:rPr>
-          <w:lang w:eastAsia="zh-CN"/>
-        </w:rPr>
+        <w:t>针对上述问题，引入计算机视觉和目标检测技术，构建面向木质板材表面缺陷识别的</w:t>
+      </w:r>
+      <w:r>
+        <w:rPr>
+          <w:lang w:eastAsia="zh-CN"/>
+        </w:rPr>
+        <w:t xml:space="preserve"> Web </w:t>
+      </w:r>
+      <w:r>
+        <w:rPr>
+          <w:lang w:eastAsia="zh-CN"/>
+        </w:rPr>
+        <w:t>检测系统，是一种较为可行的解决思路。基于此，本文采用</w:t>
+      </w:r>
+      <w:r>
+        <w:rPr>
+          <w:lang w:eastAsia="zh-CN"/>
+        </w:rPr>
+        <w:t xml:space="preserve"> Python </w:t>
+      </w:r>
+      <w:r>
+        <w:rPr>
+          <w:lang w:eastAsia="zh-CN"/>
+        </w:rPr>
+        <w:t>作为主要开发语言，结合</w:t>
+      </w:r>
+      <w:r>
+        <w:rPr>
+          <w:lang w:eastAsia="zh-CN"/>
+        </w:rPr>
+        <w:t xml:space="preserve"> Flask Web </w:t>
+      </w:r>
+      <w:r>
+        <w:rPr>
+          <w:lang w:eastAsia="zh-CN"/>
+        </w:rPr>
+        <w:t>框架、</w:t>
+      </w:r>
+      <w:r>
+        <w:rPr>
+          <w:lang w:eastAsia="zh-CN"/>
+        </w:rPr>
+        <w:t xml:space="preserve">SQLite </w:t>
+      </w:r>
+      <w:r>
+        <w:rPr>
+          <w:lang w:eastAsia="zh-CN"/>
+        </w:rPr>
+        <w:t>数据库和</w:t>
+      </w:r>
+      <w:r>
+        <w:rPr>
+          <w:lang w:eastAsia="zh-CN"/>
+        </w:rPr>
+        <w:t xml:space="preserve"> YOLO </w:t>
+      </w:r>
+      <w:r>
+        <w:rPr>
+          <w:lang w:eastAsia="zh-CN"/>
+        </w:rPr>
+        <w:t>目标检测模型，设计并实现一套木质板材缺陷检测系统。系统能够对用户上传或摄像头采集的板材图像进行检测，输出缺陷类别、置信度、结果图和等级判定结果，并将检测历史、日志报表、库存变化和销售出库等数据统一管理。通过该系统的设计与实现，可以在一定程度上降低人工检测负担，提高检测结果保存和业务追溯的便利性，为木质板材质量检测的信息化管理提供参考。</w:t>
       </w:r>
     </w:p>
     <w:p>
@@ -6635,37 +6015,31 @@
         <w:rPr>
           <w:lang w:eastAsia="zh-CN"/>
         </w:rPr>
-        <w:t>国内关于木质板材表面缺陷识别的研究近几年推进较快，研究重点逐渐从传统人工观察和简单图像处理转向机器视觉、深度学习和目标检测方法。朱咏梅等人将注意力机制与可变形卷积网络应用于木质板材瑕疵识别，说明深度学习方法能够提升模型对复杂纹理背景下缺陷区域的表达能力[1]。吴志轩等人提出基于混合纹理特征的板材表面缺陷检测方法，从纹理特征提取角度提高缺陷识别效果[8]。这些研究表明，围绕板材表面纹理复杂、缺陷形态差异较大等问题，国内学者已经从特征提取和网络结构优化两个方向开展了较多探索。</w:t>
-      </w:r>
-      <w:r>
-        <w:rPr>
-          <w:lang w:eastAsia="zh-CN"/>
-        </w:rPr>
-      </w:r>
-      <w:r>
-        <w:rPr>
-          <w:lang w:eastAsia="zh-CN"/>
-        </w:rPr>
-      </w:r>
-      <w:r>
-        <w:rPr>
-          <w:lang w:eastAsia="zh-CN"/>
-        </w:rPr>
-      </w:r>
-      <w:r>
-        <w:rPr>
-          <w:lang w:eastAsia="zh-CN"/>
-        </w:rPr>
-      </w:r>
-      <w:r>
-        <w:rPr>
-          <w:lang w:eastAsia="zh-CN"/>
-        </w:rPr>
-      </w:r>
-      <w:r>
-        <w:rPr>
-          <w:lang w:eastAsia="zh-CN"/>
-        </w:rPr>
+        <w:t>国内关于木质板材表面缺陷识别的研究近几年推进较快，研究重点逐渐从传统人工观察和简单图像处理转向机器视觉、深度学习和目标检测方法。朱咏梅等人将注意力机制与可变形卷积网络应用于木质板材瑕疵识别，说明深度学习方法能够提升模型对复杂纹理背景下缺陷区域的表达能力</w:t>
+      </w:r>
+      <w:r>
+        <w:rPr>
+          <w:lang w:eastAsia="zh-CN"/>
+        </w:rPr>
+        <w:t>[1]</w:t>
+      </w:r>
+      <w:r>
+        <w:rPr>
+          <w:lang w:eastAsia="zh-CN"/>
+        </w:rPr>
+        <w:t>。吴志轩等人提出基于混合纹理特征的板材表面缺陷检测方法，从纹理特征提取角度提高缺陷识别效果</w:t>
+      </w:r>
+      <w:r>
+        <w:rPr>
+          <w:lang w:eastAsia="zh-CN"/>
+        </w:rPr>
+        <w:t>[8]</w:t>
+      </w:r>
+      <w:r>
+        <w:rPr>
+          <w:lang w:eastAsia="zh-CN"/>
+        </w:rPr>
+        <w:t>。这些研究表明，围绕板材表面纹理复杂、缺陷形态差异较大等问题，国内学者已经从特征提取和网络结构优化两个方向开展了较多探索。</w:t>
       </w:r>
     </w:p>
     <w:p>
@@ -6680,22 +6054,92 @@
         <w:rPr>
           <w:lang w:eastAsia="zh-CN"/>
         </w:rPr>
-        <w:t>在目标检测方法方面，陈宇针对木质板材表面缺陷在线检测任务研究了改进 YOLOX 算法[11]，何涵围绕木质板材封边缺陷检测对 YOLOv5 模型进行了改进[12]，易志浩则从机器视觉角度研究木质板材表面缺陷检测方法[13]。此外，徐浩等人从多特征融合角度研究在线板材表面缺陷检测方法[14]，凌嘉欣、谢永华将残差神经网络模型用于木质板材缺陷分类[15]。从这些研究可以看出，国内木质板材缺陷检测已经形成了较为明确的算法研究基础，研究内容主要集中在缺陷识别精度、复杂纹理适应能力、在线检测效率和模型结构改进等方面。</w:t>
-      </w:r>
-      <w:r>
-        <w:rPr>
-          <w:lang w:eastAsia="zh-CN"/>
-        </w:rPr>
-      </w:r>
-      <w:r>
-        <w:rPr>
-          <w:lang w:eastAsia="zh-CN"/>
-        </w:rPr>
-      </w:r>
-      <w:r>
-        <w:rPr>
-          <w:lang w:eastAsia="zh-CN"/>
-        </w:rPr>
+        <w:lastRenderedPageBreak/>
+        <w:t>在目标检测方法方面，陈宇针对木质板材表面缺陷在线检测任务研究了改进</w:t>
+      </w:r>
+      <w:r>
+        <w:rPr>
+          <w:lang w:eastAsia="zh-CN"/>
+        </w:rPr>
+        <w:t xml:space="preserve"> YOLOX </w:t>
+      </w:r>
+      <w:r>
+        <w:rPr>
+          <w:lang w:eastAsia="zh-CN"/>
+        </w:rPr>
+        <w:t>算法</w:t>
+      </w:r>
+      <w:r>
+        <w:rPr>
+          <w:lang w:eastAsia="zh-CN"/>
+        </w:rPr>
+        <w:t>[11]</w:t>
+      </w:r>
+      <w:r>
+        <w:rPr>
+          <w:lang w:eastAsia="zh-CN"/>
+        </w:rPr>
+        <w:t>，何涵围绕木质板材封边缺陷检测对</w:t>
+      </w:r>
+      <w:r>
+        <w:rPr>
+          <w:lang w:eastAsia="zh-CN"/>
+        </w:rPr>
+        <w:t xml:space="preserve"> YOLOv5 </w:t>
+      </w:r>
+      <w:r>
+        <w:rPr>
+          <w:lang w:eastAsia="zh-CN"/>
+        </w:rPr>
+        <w:t>模型进行了改进</w:t>
+      </w:r>
+      <w:r>
+        <w:rPr>
+          <w:lang w:eastAsia="zh-CN"/>
+        </w:rPr>
+        <w:t>[12]</w:t>
+      </w:r>
+      <w:r>
+        <w:rPr>
+          <w:lang w:eastAsia="zh-CN"/>
+        </w:rPr>
+        <w:t>，易志浩则从机器视觉角度研究木质板材表面缺陷检测方法</w:t>
+      </w:r>
+      <w:r>
+        <w:rPr>
+          <w:lang w:eastAsia="zh-CN"/>
+        </w:rPr>
+        <w:t>[13]</w:t>
+      </w:r>
+      <w:r>
+        <w:rPr>
+          <w:lang w:eastAsia="zh-CN"/>
+        </w:rPr>
+        <w:t>。此外，徐浩等人从多特征融合角度研究在线板材表面缺陷检测方法</w:t>
+      </w:r>
+      <w:r>
+        <w:rPr>
+          <w:lang w:eastAsia="zh-CN"/>
+        </w:rPr>
+        <w:t>[14]</w:t>
+      </w:r>
+      <w:r>
+        <w:rPr>
+          <w:lang w:eastAsia="zh-CN"/>
+        </w:rPr>
+        <w:t>，凌嘉欣、谢永华将残差神经网络模型用于木质板材缺陷分类</w:t>
+      </w:r>
+      <w:r>
+        <w:rPr>
+          <w:lang w:eastAsia="zh-CN"/>
+        </w:rPr>
+        <w:t>[15]</w:t>
+      </w:r>
+      <w:r>
+        <w:rPr>
+          <w:lang w:eastAsia="zh-CN"/>
+        </w:rPr>
+        <w:t>。从这些研究可以看出，国内木质板材缺陷检测已经形成了较为明确的算法研究基础，研究内容主要集中在缺陷识别精度、复杂纹理适应能力、在线检测效率和模型结构改进等方面。</w:t>
       </w:r>
     </w:p>
     <w:p>
@@ -6763,7 +6207,31 @@
         <w:rPr>
           <w:lang w:eastAsia="zh-CN"/>
         </w:rPr>
-        <w:t>在工程应用方面，国外工业检测研究不仅关注缺陷识别准确率，也较为重视检测系统在生产现场中的部署条件、运行稳定性和数据追溯能力。例如，Deqiang 等人围绕板材检测中的远场涡流探头问题进行了研究，说明板材类对象的检测不仅涉及缺陷识别，还与检测设备、材料特性和现场应用条件有关[9]。对于木材加工、金属制造、纺织生产和电子制造等场景，视觉检测系统通常需要与采集设备、数据库和生产管理流程相结合，才能完成质量分级、异常报警、统计分析和历史追溯等任务。由此可见，缺陷检测系统的价值并不只体现在模型是否能够识别缺陷，还体现在检测结果能否被有效保存、管理和利用。</w:t>
+        <w:t>在工程应用方面，国外工业检测研究不仅关注缺陷识别准确率，也较为重视检测系统在生产现场中的部署条件、运行稳定性和数据追溯能力。例如，</w:t>
+      </w:r>
+      <w:r>
+        <w:rPr>
+          <w:lang w:eastAsia="zh-CN"/>
+        </w:rPr>
+        <w:t xml:space="preserve">Deqiang </w:t>
+      </w:r>
+      <w:r>
+        <w:rPr>
+          <w:lang w:eastAsia="zh-CN"/>
+        </w:rPr>
+        <w:t>等人围绕板材检测中的远场涡流探头问题进行了研究，说明板材类对象的检测不仅涉及缺陷识别，还与检测设备、材料特性和现场应用条件有关</w:t>
+      </w:r>
+      <w:r>
+        <w:rPr>
+          <w:lang w:eastAsia="zh-CN"/>
+        </w:rPr>
+        <w:t>[9]</w:t>
+      </w:r>
+      <w:r>
+        <w:rPr>
+          <w:lang w:eastAsia="zh-CN"/>
+        </w:rPr>
+        <w:t>。对于木材加工、金属制造、纺织生产和电子制造等场景，视觉检测系统通常需要与采集设备、数据库和生产管理流程相结合，才能完成质量分级、异常报警、统计分析和历史追溯等任务。由此可见，缺陷检测系统的价值并不只体现在模型是否能够识别缺陷，还体现在检测结果能否被有效保存、管理和利用。</w:t>
       </w:r>
     </w:p>
     <w:p>
@@ -6822,17 +6290,19 @@
         <w:rPr>
           <w:lang w:eastAsia="zh-CN"/>
         </w:rPr>
-        <w:t>（1）绪论。主要介绍课题研究背景、国内外研究现状以及论文整体组织结构，说明木质板材缺陷检测系统的研究意义。</w:t>
-      </w:r>
-      <w:r>
-        <w:rPr>
-          <w:lang w:eastAsia="zh-CN"/>
-        </w:rPr>
-      </w:r>
-      <w:r>
-        <w:rPr>
-          <w:lang w:eastAsia="zh-CN"/>
-        </w:rPr>
+        <w:t>（</w:t>
+      </w:r>
+      <w:r>
+        <w:rPr>
+          <w:lang w:eastAsia="zh-CN"/>
+        </w:rPr>
+        <w:t>1</w:t>
+      </w:r>
+      <w:r>
+        <w:rPr>
+          <w:lang w:eastAsia="zh-CN"/>
+        </w:rPr>
+        <w:t>）绪论。主要介绍课题研究背景、国内外研究现状以及论文整体组织结构，说明木质板材缺陷检测系统的研究意义。</w:t>
       </w:r>
     </w:p>
     <w:p>
@@ -6847,67 +6317,67 @@
         <w:rPr>
           <w:lang w:eastAsia="zh-CN"/>
         </w:rPr>
-        <w:t>（2）关键技术。主要介绍系统开发过程中使用的 Python、Flask、YOLO 目标检测算法和 SQLite 等相关技术，为后续系统设计和实现提供技术基础。</w:t>
-      </w:r>
-      <w:r>
-        <w:rPr>
-          <w:lang w:eastAsia="zh-CN"/>
-        </w:rPr>
-      </w:r>
-      <w:r>
-        <w:rPr>
-          <w:lang w:eastAsia="zh-CN"/>
-        </w:rPr>
-      </w:r>
-      <w:r>
-        <w:rPr>
-          <w:lang w:eastAsia="zh-CN"/>
-        </w:rPr>
-      </w:r>
-      <w:r>
-        <w:rPr>
-          <w:lang w:eastAsia="zh-CN"/>
-        </w:rPr>
-      </w:r>
-      <w:r>
-        <w:rPr>
-          <w:lang w:eastAsia="zh-CN"/>
-        </w:rPr>
-      </w:r>
-      <w:r>
-        <w:rPr>
-          <w:lang w:eastAsia="zh-CN"/>
-        </w:rPr>
-      </w:r>
-      <w:r>
-        <w:rPr>
-          <w:lang w:eastAsia="zh-CN"/>
-        </w:rPr>
-      </w:r>
-      <w:r>
-        <w:rPr>
-          <w:lang w:eastAsia="zh-CN"/>
-        </w:rPr>
-      </w:r>
-      <w:r>
-        <w:rPr>
-          <w:lang w:eastAsia="zh-CN"/>
-        </w:rPr>
-      </w:r>
-      <w:r>
-        <w:rPr>
-          <w:lang w:eastAsia="zh-CN"/>
-        </w:rPr>
-      </w:r>
-      <w:r>
-        <w:rPr>
-          <w:lang w:eastAsia="zh-CN"/>
-        </w:rPr>
-      </w:r>
-      <w:r>
-        <w:rPr>
-          <w:lang w:eastAsia="zh-CN"/>
-        </w:rPr>
+        <w:t>（</w:t>
+      </w:r>
+      <w:r>
+        <w:rPr>
+          <w:lang w:eastAsia="zh-CN"/>
+        </w:rPr>
+        <w:t>2</w:t>
+      </w:r>
+      <w:r>
+        <w:rPr>
+          <w:lang w:eastAsia="zh-CN"/>
+        </w:rPr>
+        <w:t>）关键技术。主要介绍系统开发过程中使用的</w:t>
+      </w:r>
+      <w:r>
+        <w:rPr>
+          <w:lang w:eastAsia="zh-CN"/>
+        </w:rPr>
+        <w:t xml:space="preserve"> Python</w:t>
+      </w:r>
+      <w:r>
+        <w:rPr>
+          <w:lang w:eastAsia="zh-CN"/>
+        </w:rPr>
+        <w:t>、</w:t>
+      </w:r>
+      <w:r>
+        <w:rPr>
+          <w:lang w:eastAsia="zh-CN"/>
+        </w:rPr>
+        <w:t>Flask</w:t>
+      </w:r>
+      <w:r>
+        <w:rPr>
+          <w:lang w:eastAsia="zh-CN"/>
+        </w:rPr>
+        <w:t>、</w:t>
+      </w:r>
+      <w:r>
+        <w:rPr>
+          <w:lang w:eastAsia="zh-CN"/>
+        </w:rPr>
+        <w:t xml:space="preserve">YOLO </w:t>
+      </w:r>
+      <w:r>
+        <w:rPr>
+          <w:lang w:eastAsia="zh-CN"/>
+        </w:rPr>
+        <w:t>目标检测算法和</w:t>
+      </w:r>
+      <w:r>
+        <w:rPr>
+          <w:lang w:eastAsia="zh-CN"/>
+        </w:rPr>
+        <w:t xml:space="preserve"> SQLite </w:t>
+      </w:r>
+      <w:r>
+        <w:rPr>
+          <w:lang w:eastAsia="zh-CN"/>
+        </w:rPr>
+        <w:t>等相关技术，为后续系统设计和实现提供技术基础。</w:t>
       </w:r>
     </w:p>
     <w:p>
@@ -6922,17 +6392,19 @@
         <w:rPr>
           <w:lang w:eastAsia="zh-CN"/>
         </w:rPr>
-        <w:t>（3）系统分析。主要从经济可行性、操作可行性、技术可行性、需求分析和系统功能分析等方面对系统进行说明，明确系统需要解决的问题和实现范围。</w:t>
-      </w:r>
-      <w:r>
-        <w:rPr>
-          <w:lang w:eastAsia="zh-CN"/>
-        </w:rPr>
-      </w:r>
-      <w:r>
-        <w:rPr>
-          <w:lang w:eastAsia="zh-CN"/>
-        </w:rPr>
+        <w:t>（</w:t>
+      </w:r>
+      <w:r>
+        <w:rPr>
+          <w:lang w:eastAsia="zh-CN"/>
+        </w:rPr>
+        <w:t>3</w:t>
+      </w:r>
+      <w:r>
+        <w:rPr>
+          <w:lang w:eastAsia="zh-CN"/>
+        </w:rPr>
+        <w:t>）系统分析。主要从经济可行性、操作可行性、技术可行性、需求分析和系统功能分析等方面对系统进行说明，明确系统需要解决的问题和实现范围。</w:t>
       </w:r>
     </w:p>
     <w:p>
@@ -6947,17 +6419,19 @@
         <w:rPr>
           <w:lang w:eastAsia="zh-CN"/>
         </w:rPr>
-        <w:t>（4）系统设计。主要包括系统总体结构设计、顺序图设计和数据库设计，说明系统各功能模块之间的关系以及主要数据表结构。</w:t>
-      </w:r>
-      <w:r>
-        <w:rPr>
-          <w:lang w:eastAsia="zh-CN"/>
-        </w:rPr>
-      </w:r>
-      <w:r>
-        <w:rPr>
-          <w:lang w:eastAsia="zh-CN"/>
-        </w:rPr>
+        <w:t>（</w:t>
+      </w:r>
+      <w:r>
+        <w:rPr>
+          <w:lang w:eastAsia="zh-CN"/>
+        </w:rPr>
+        <w:t>4</w:t>
+      </w:r>
+      <w:r>
+        <w:rPr>
+          <w:lang w:eastAsia="zh-CN"/>
+        </w:rPr>
+        <w:t>）系统设计。主要包括系统总体结构设计、顺序图设计和数据库设计，说明系统各功能模块之间的关系以及主要数据表结构。</w:t>
       </w:r>
     </w:p>
     <w:p>
@@ -6972,17 +6446,20 @@
         <w:rPr>
           <w:lang w:eastAsia="zh-CN"/>
         </w:rPr>
-        <w:t>（5）系统实现。主要介绍用户功能模块、管理员功能模块和算法检测模块的具体实现过程，包括登录、检测、历史记录、报表统计、库存销售、用户管理、模型切换等功能。</w:t>
-      </w:r>
-      <w:r>
-        <w:rPr>
-          <w:lang w:eastAsia="zh-CN"/>
-        </w:rPr>
-      </w:r>
-      <w:r>
-        <w:rPr>
-          <w:lang w:eastAsia="zh-CN"/>
-        </w:rPr>
+        <w:lastRenderedPageBreak/>
+        <w:t>（</w:t>
+      </w:r>
+      <w:r>
+        <w:rPr>
+          <w:lang w:eastAsia="zh-CN"/>
+        </w:rPr>
+        <w:t>5</w:t>
+      </w:r>
+      <w:r>
+        <w:rPr>
+          <w:lang w:eastAsia="zh-CN"/>
+        </w:rPr>
+        <w:t>）系统实现。主要介绍用户功能模块、管理员功能模块和算法检测模块的具体实现过程，包括登录、检测、历史记录、报表统计、库存销售、用户管理、模型切换等功能。</w:t>
       </w:r>
     </w:p>
     <w:p>
@@ -6997,27 +6474,19 @@
         <w:rPr>
           <w:lang w:eastAsia="zh-CN"/>
         </w:rPr>
-        <w:t>（6）系统测试。主要通过设计测试用例对系统主要功能、异常处理情况和运行结果进行验证，判断系统是否满足预期设计要求。</w:t>
-      </w:r>
-      <w:r>
-        <w:rPr>
-          <w:lang w:eastAsia="zh-CN"/>
-        </w:rPr>
-      </w:r>
-      <w:r>
-        <w:rPr>
-          <w:lang w:eastAsia="zh-CN"/>
-        </w:rPr>
-      </w:r>
-      <w:r>
-        <w:rPr>
-          <w:lang w:eastAsia="zh-CN"/>
-        </w:rPr>
-      </w:r>
-      <w:r>
-        <w:rPr>
-          <w:lang w:eastAsia="zh-CN"/>
-        </w:rPr>
+        <w:t>（</w:t>
+      </w:r>
+      <w:r>
+        <w:rPr>
+          <w:lang w:eastAsia="zh-CN"/>
+        </w:rPr>
+        <w:t>6</w:t>
+      </w:r>
+      <w:r>
+        <w:rPr>
+          <w:lang w:eastAsia="zh-CN"/>
+        </w:rPr>
+        <w:t>）系统测试。主要通过设计测试用例对系统主要功能、异常处理情况和运行结果进行验证，判断系统是否满足预期设计要求。</w:t>
       </w:r>
     </w:p>
     <w:p>
@@ -7074,77 +6543,37 @@
         <w:rPr>
           <w:lang w:eastAsia="zh-CN"/>
         </w:rPr>
-        <w:t>Python 语法相对简洁，第三方库生态较完善，适合用于 Web 服务开发、图像处理和深度学习模型调用等任务。本文所设计的木质板材缺陷检测系统需要同时完成页面请求处理、数据库操作、图片文件保存、检测模型调用和报表数据整理等工作，因此选择 Python 作为主要开发语言。</w:t>
-      </w:r>
-      <w:r>
-        <w:rPr>
-          <w:lang w:eastAsia="zh-CN"/>
-        </w:rPr>
-      </w:r>
-      <w:r>
-        <w:rPr>
-          <w:lang w:eastAsia="zh-CN"/>
-        </w:rPr>
-      </w:r>
-      <w:r>
-        <w:rPr>
-          <w:lang w:eastAsia="zh-CN"/>
-        </w:rPr>
-      </w:r>
-      <w:r>
-        <w:rPr>
-          <w:lang w:eastAsia="zh-CN"/>
-        </w:rPr>
-      </w:r>
-      <w:r>
-        <w:rPr>
-          <w:lang w:eastAsia="zh-CN"/>
-        </w:rPr>
-      </w:r>
-      <w:r>
-        <w:rPr>
-          <w:lang w:eastAsia="zh-CN"/>
-        </w:rPr>
-      </w:r>
-      <w:r>
-        <w:rPr>
-          <w:lang w:eastAsia="zh-CN"/>
-        </w:rPr>
-      </w:r>
-      <w:r>
-        <w:rPr>
-          <w:lang w:eastAsia="zh-CN"/>
-        </w:rPr>
-      </w:r>
-      <w:r>
-        <w:rPr>
-          <w:lang w:eastAsia="zh-CN"/>
-        </w:rPr>
-      </w:r>
-      <w:r>
-        <w:rPr>
-          <w:lang w:eastAsia="zh-CN"/>
-        </w:rPr>
-      </w:r>
-      <w:r>
-        <w:rPr>
-          <w:lang w:eastAsia="zh-CN"/>
-        </w:rPr>
-      </w:r>
-      <w:r>
-        <w:rPr>
-          <w:lang w:eastAsia="zh-CN"/>
-        </w:rPr>
-      </w:r>
-      <w:r>
-        <w:rPr>
-          <w:lang w:eastAsia="zh-CN"/>
-        </w:rPr>
-      </w:r>
-      <w:r>
-        <w:rPr>
-          <w:lang w:eastAsia="zh-CN"/>
-        </w:rPr>
+        <w:t xml:space="preserve">Python </w:t>
+      </w:r>
+      <w:r>
+        <w:rPr>
+          <w:lang w:eastAsia="zh-CN"/>
+        </w:rPr>
+        <w:t>语法相对简洁，第三方库生态较完善，适合用于</w:t>
+      </w:r>
+      <w:r>
+        <w:rPr>
+          <w:lang w:eastAsia="zh-CN"/>
+        </w:rPr>
+        <w:t xml:space="preserve"> Web </w:t>
+      </w:r>
+      <w:r>
+        <w:rPr>
+          <w:lang w:eastAsia="zh-CN"/>
+        </w:rPr>
+        <w:t>服务开发、图像处理和深度学习模型调用等任务。本文所设计的木质板材缺陷检测系统需要同时完成页面请求处理、数据库操作、图片文件保存、检测模型调用和报表数据整理等工作，因此选择</w:t>
+      </w:r>
+      <w:r>
+        <w:rPr>
+          <w:lang w:eastAsia="zh-CN"/>
+        </w:rPr>
+        <w:t xml:space="preserve"> Python </w:t>
+      </w:r>
+      <w:r>
+        <w:rPr>
+          <w:lang w:eastAsia="zh-CN"/>
+        </w:rPr>
+        <w:t>作为主要开发语言。</w:t>
       </w:r>
     </w:p>
     <w:p>
@@ -7159,77 +6588,91 @@
         <w:rPr>
           <w:lang w:eastAsia="zh-CN"/>
         </w:rPr>
-        <w:t>在本系统中，Python 的作用主要体现在三个方面。第一，后端程序通过 Flask 路由函数接收用户登录、图片上传、历史查询、销售出库和后台设置等请求，并返回相应页面或 JSON 数据。第二，系统通过 SQLAlchemy 完成用户信息、检测历史、工作日志、库存和销售记录等数据的增删改查。第三，检测模块使用 Ultralytics 接口加载 YOLO 权重文件，对木质板材图片进行推理，并将检测结果转换为缺陷类别、置信度和板材等级。由此可见，Python 在本系统中不仅承担基础业务处理工作，也承担模型调用和数据流转的连接作用。</w:t>
-      </w:r>
-      <w:r>
-        <w:rPr>
-          <w:lang w:eastAsia="zh-CN"/>
-        </w:rPr>
-      </w:r>
-      <w:r>
-        <w:rPr>
-          <w:lang w:eastAsia="zh-CN"/>
-        </w:rPr>
-      </w:r>
-      <w:r>
-        <w:rPr>
-          <w:lang w:eastAsia="zh-CN"/>
-        </w:rPr>
-      </w:r>
-      <w:r>
-        <w:rPr>
-          <w:lang w:eastAsia="zh-CN"/>
-        </w:rPr>
-      </w:r>
-      <w:r>
-        <w:rPr>
-          <w:lang w:eastAsia="zh-CN"/>
-        </w:rPr>
-      </w:r>
-      <w:r>
-        <w:rPr>
-          <w:lang w:eastAsia="zh-CN"/>
-        </w:rPr>
-      </w:r>
-      <w:r>
-        <w:rPr>
-          <w:lang w:eastAsia="zh-CN"/>
-        </w:rPr>
-      </w:r>
-      <w:r>
-        <w:rPr>
-          <w:lang w:eastAsia="zh-CN"/>
-        </w:rPr>
-      </w:r>
-      <w:r>
-        <w:rPr>
-          <w:lang w:eastAsia="zh-CN"/>
-        </w:rPr>
-      </w:r>
-      <w:r>
-        <w:rPr>
-          <w:lang w:eastAsia="zh-CN"/>
-        </w:rPr>
-      </w:r>
-      <w:r>
-        <w:rPr>
-          <w:lang w:eastAsia="zh-CN"/>
-        </w:rPr>
-      </w:r>
-      <w:r>
-        <w:rPr>
-          <w:lang w:eastAsia="zh-CN"/>
-        </w:rPr>
-      </w:r>
-      <w:r>
-        <w:rPr>
-          <w:lang w:eastAsia="zh-CN"/>
-        </w:rPr>
-      </w:r>
-      <w:r>
-        <w:rPr>
-          <w:lang w:eastAsia="zh-CN"/>
-        </w:rPr>
+        <w:t>在本系统中，</w:t>
+      </w:r>
+      <w:r>
+        <w:rPr>
+          <w:lang w:eastAsia="zh-CN"/>
+        </w:rPr>
+        <w:t xml:space="preserve">Python </w:t>
+      </w:r>
+      <w:r>
+        <w:rPr>
+          <w:lang w:eastAsia="zh-CN"/>
+        </w:rPr>
+        <w:t>的作用主要体现在三个方面。第一，后端程序通过</w:t>
+      </w:r>
+      <w:r>
+        <w:rPr>
+          <w:lang w:eastAsia="zh-CN"/>
+        </w:rPr>
+        <w:t xml:space="preserve"> Flask </w:t>
+      </w:r>
+      <w:r>
+        <w:rPr>
+          <w:lang w:eastAsia="zh-CN"/>
+        </w:rPr>
+        <w:t>路由函数接收用户登录、图片上传、历史查询、销售出库和后台设置等请求，并返回相应页面或</w:t>
+      </w:r>
+      <w:r>
+        <w:rPr>
+          <w:lang w:eastAsia="zh-CN"/>
+        </w:rPr>
+        <w:t xml:space="preserve"> JSON </w:t>
+      </w:r>
+      <w:r>
+        <w:rPr>
+          <w:lang w:eastAsia="zh-CN"/>
+        </w:rPr>
+        <w:t>数据。第二，系统通过</w:t>
+      </w:r>
+      <w:r>
+        <w:rPr>
+          <w:lang w:eastAsia="zh-CN"/>
+        </w:rPr>
+        <w:t xml:space="preserve"> SQLAlchemy </w:t>
+      </w:r>
+      <w:r>
+        <w:rPr>
+          <w:lang w:eastAsia="zh-CN"/>
+        </w:rPr>
+        <w:t>完成用户信息、检测历史、工作日志、库存和销售记录等数据的增删改查。第三，检测模块使用</w:t>
+      </w:r>
+      <w:r>
+        <w:rPr>
+          <w:lang w:eastAsia="zh-CN"/>
+        </w:rPr>
+        <w:t xml:space="preserve"> Ultralytics </w:t>
+      </w:r>
+      <w:r>
+        <w:rPr>
+          <w:lang w:eastAsia="zh-CN"/>
+        </w:rPr>
+        <w:t>接口加载</w:t>
+      </w:r>
+      <w:r>
+        <w:rPr>
+          <w:lang w:eastAsia="zh-CN"/>
+        </w:rPr>
+        <w:t xml:space="preserve"> YOLO </w:t>
+      </w:r>
+      <w:r>
+        <w:rPr>
+          <w:lang w:eastAsia="zh-CN"/>
+        </w:rPr>
+        <w:t>权重文件，对木质板材图片进行推理，并将检测结果转换为缺陷类别、置信度和板材等级。由此可见，</w:t>
+      </w:r>
+      <w:r>
+        <w:rPr>
+          <w:lang w:eastAsia="zh-CN"/>
+        </w:rPr>
+        <w:t xml:space="preserve">Python </w:t>
+      </w:r>
+      <w:r>
+        <w:rPr>
+          <w:lang w:eastAsia="zh-CN"/>
+        </w:rPr>
+        <w:t>在本系统中不仅承担基础业务处理工作，也承担模型调用和数据流转的连接作用。</w:t>
       </w:r>
     </w:p>
     <w:p>
@@ -7265,52 +6708,61 @@
         <w:rPr>
           <w:lang w:eastAsia="zh-CN"/>
         </w:rPr>
-        <w:t>Flask 是 Python Web 开发中常用的轻量级框架，其核心功能包括路由映射、请求处理、模板渲染和响应返回。与功能较完整的大型框架相比，Flask 对项目结构的约束较少，开发者可以根据系统规模和业务需求灵活组织代码。对于毕业设计中的中小型 Web 系统而言，Flask 既能够满足页面访问和业务处理需求，又便于与数据库操作、文件上传和模型推理等功能进行集成。</w:t>
-      </w:r>
-      <w:r>
-        <w:rPr>
-          <w:lang w:eastAsia="zh-CN"/>
-        </w:rPr>
-      </w:r>
-      <w:r>
-        <w:rPr>
-          <w:lang w:eastAsia="zh-CN"/>
-        </w:rPr>
-      </w:r>
-      <w:r>
-        <w:rPr>
-          <w:lang w:eastAsia="zh-CN"/>
-        </w:rPr>
-      </w:r>
-      <w:r>
-        <w:rPr>
-          <w:lang w:eastAsia="zh-CN"/>
-        </w:rPr>
-      </w:r>
-      <w:r>
-        <w:rPr>
-          <w:lang w:eastAsia="zh-CN"/>
-        </w:rPr>
-      </w:r>
-      <w:r>
-        <w:rPr>
-          <w:lang w:eastAsia="zh-CN"/>
-        </w:rPr>
-      </w:r>
-      <w:r>
-        <w:rPr>
-          <w:lang w:eastAsia="zh-CN"/>
-        </w:rPr>
-      </w:r>
-      <w:r>
-        <w:rPr>
-          <w:lang w:eastAsia="zh-CN"/>
-        </w:rPr>
-      </w:r>
-      <w:r>
-        <w:rPr>
-          <w:lang w:eastAsia="zh-CN"/>
-        </w:rPr>
+        <w:t xml:space="preserve">Flask </w:t>
+      </w:r>
+      <w:r>
+        <w:rPr>
+          <w:lang w:eastAsia="zh-CN"/>
+        </w:rPr>
+        <w:t>是</w:t>
+      </w:r>
+      <w:r>
+        <w:rPr>
+          <w:lang w:eastAsia="zh-CN"/>
+        </w:rPr>
+        <w:t xml:space="preserve"> Python Web </w:t>
+      </w:r>
+      <w:r>
+        <w:rPr>
+          <w:lang w:eastAsia="zh-CN"/>
+        </w:rPr>
+        <w:t>开发中常用的轻量级框架，其核心功能包括路由映射、请求处理、模板渲染和响应返回。与功能较完整的大型框架相比，</w:t>
+      </w:r>
+      <w:r>
+        <w:rPr>
+          <w:lang w:eastAsia="zh-CN"/>
+        </w:rPr>
+        <w:t xml:space="preserve">Flask </w:t>
+      </w:r>
+      <w:r>
+        <w:rPr>
+          <w:lang w:eastAsia="zh-CN"/>
+        </w:rPr>
+        <w:t>对项目结构的约束较少，开发者可以根据系统规模和业务需求灵活组织代码。对于毕业设计中的中小型</w:t>
+      </w:r>
+      <w:r>
+        <w:rPr>
+          <w:lang w:eastAsia="zh-CN"/>
+        </w:rPr>
+        <w:t xml:space="preserve"> Web </w:t>
+      </w:r>
+      <w:r>
+        <w:rPr>
+          <w:lang w:eastAsia="zh-CN"/>
+        </w:rPr>
+        <w:t>系统而言，</w:t>
+      </w:r>
+      <w:r>
+        <w:rPr>
+          <w:lang w:eastAsia="zh-CN"/>
+        </w:rPr>
+        <w:t xml:space="preserve">Flask </w:t>
+      </w:r>
+      <w:r>
+        <w:rPr>
+          <w:lang w:eastAsia="zh-CN"/>
+        </w:rPr>
+        <w:t>既能够满足页面访问和业务处理需求，又便于与数据库操作、文件上传和模型推理等功能进行集成。</w:t>
       </w:r>
     </w:p>
     <w:p>
@@ -7325,17 +6777,55 @@
         <w:rPr>
           <w:lang w:eastAsia="zh-CN"/>
         </w:rPr>
-        <w:t>在本系统中，Flask 主要承担后端业务控制作用。系统通过不同路由函数分别处理用户登录、图片上传检测、摄像头检测、历史记录查询、日志报表统计、销售出库、用户管理和系统设置等请求；通过模板渲染将检测页面、历史页面、报表页面和后台管理页面返回给浏览器；通过 JSON 响应将检测结果、提示信息和局部操作结果返回给前端。同时，系统结合 Flask-Login 实现用户登录状态维护和权限控制，使普通用户与管理员在同一套 Web 服务中拥有不同的功能访问范围。</w:t>
-      </w:r>
-      <w:r>
-        <w:rPr>
-          <w:lang w:eastAsia="zh-CN"/>
-        </w:rPr>
-      </w:r>
-      <w:r>
-        <w:rPr>
-          <w:lang w:eastAsia="zh-CN"/>
-        </w:rPr>
+        <w:t>在本系统中，</w:t>
+      </w:r>
+      <w:r>
+        <w:rPr>
+          <w:lang w:eastAsia="zh-CN"/>
+        </w:rPr>
+        <w:t xml:space="preserve">Flask </w:t>
+      </w:r>
+      <w:r>
+        <w:rPr>
+          <w:lang w:eastAsia="zh-CN"/>
+        </w:rPr>
+        <w:t>主要承担后端业务控制作用。系统通过不同路由函数分别处理用户登录、图片上传检测、摄像头检测、历史记录查询、日志报表统计、销售出库、用户管理和系统设置等请求；通过模板渲染将检测页面、历史页面、报表页面和后台管理页面返回给浏览器；通过</w:t>
+      </w:r>
+      <w:r>
+        <w:rPr>
+          <w:lang w:eastAsia="zh-CN"/>
+        </w:rPr>
+        <w:t xml:space="preserve"> JSON </w:t>
+      </w:r>
+      <w:r>
+        <w:rPr>
+          <w:lang w:eastAsia="zh-CN"/>
+        </w:rPr>
+        <w:t>响应将检测结果、提示信息和局部操作结果返回给前端。同时，系统结合</w:t>
+      </w:r>
+      <w:r>
+        <w:rPr>
+          <w:lang w:eastAsia="zh-CN"/>
+        </w:rPr>
+        <w:t xml:space="preserve"> Flask-Login </w:t>
+      </w:r>
+      <w:r>
+        <w:rPr>
+          <w:lang w:eastAsia="zh-CN"/>
+        </w:rPr>
+        <w:t>实现用户登录状态维护和权限控制，使普通用户与管理员在同一套</w:t>
+      </w:r>
+      <w:r>
+        <w:rPr>
+          <w:lang w:eastAsia="zh-CN"/>
+        </w:rPr>
+        <w:t xml:space="preserve"> Web </w:t>
+      </w:r>
+      <w:r>
+        <w:rPr>
+          <w:lang w:eastAsia="zh-CN"/>
+        </w:rPr>
+        <w:t>服务中拥有不同的功能访问范围。</w:t>
       </w:r>
     </w:p>
     <w:p>
@@ -7355,6 +6845,7 @@
           <w:color w:val="auto"/>
           <w:lang w:eastAsia="zh-CN"/>
         </w:rPr>
+        <w:lastRenderedPageBreak/>
         <w:t xml:space="preserve">2.3 YOLO </w:t>
       </w:r>
       <w:r>
@@ -7379,22 +6870,85 @@
         <w:rPr>
           <w:lang w:eastAsia="zh-CN"/>
         </w:rPr>
-        <w:t>YOLO（You Only Look Once）是一种典型的单阶段目标检测算法，最初由 Redmon 等人于 2016 年提出，其核心思想是将目标检测任务视为回归问题，在一次前向推理过程中同时完成目标定位与类别判断，从根本上改变了传统两阶段检测方法先提取候选区域再进行分类的处理模式。经过从 YOLOv1 到 YOLOv8 的多个版本迭代，YOLO 系列算法在检测精度、推理速度和模型鲁棒性方面持续提升，在保持实时检测能力的同时对小目标、多类别及复杂背景场景均表现出较强的适应性，目前已广泛应用于工业缺陷检测、安防监控和医学图像分析等领域，是当前工业视觉检测研究中使用较为普遍的算法之一。</w:t>
-      </w:r>
-      <w:r>
-        <w:rPr>
-          <w:lang w:eastAsia="zh-CN"/>
-        </w:rPr>
-      </w:r>
-      <w:r>
-        <w:rPr>
-          <w:lang w:eastAsia="zh-CN"/>
-        </w:rPr>
-      </w:r>
-      <w:r>
-        <w:rPr>
-          <w:lang w:eastAsia="zh-CN"/>
-        </w:rPr>
+        <w:t>YOLO</w:t>
+      </w:r>
+      <w:r>
+        <w:rPr>
+          <w:lang w:eastAsia="zh-CN"/>
+        </w:rPr>
+        <w:t>（</w:t>
+      </w:r>
+      <w:r>
+        <w:rPr>
+          <w:lang w:eastAsia="zh-CN"/>
+        </w:rPr>
+        <w:t>You Only Look Once</w:t>
+      </w:r>
+      <w:r>
+        <w:rPr>
+          <w:lang w:eastAsia="zh-CN"/>
+        </w:rPr>
+        <w:t>）是一种典型的单阶段目标检测算法，最初由</w:t>
+      </w:r>
+      <w:r>
+        <w:rPr>
+          <w:lang w:eastAsia="zh-CN"/>
+        </w:rPr>
+        <w:t xml:space="preserve"> Redmon </w:t>
+      </w:r>
+      <w:r>
+        <w:rPr>
+          <w:lang w:eastAsia="zh-CN"/>
+        </w:rPr>
+        <w:t>等人于</w:t>
+      </w:r>
+      <w:r>
+        <w:rPr>
+          <w:lang w:eastAsia="zh-CN"/>
+        </w:rPr>
+        <w:t xml:space="preserve"> 2016 </w:t>
+      </w:r>
+      <w:r>
+        <w:rPr>
+          <w:lang w:eastAsia="zh-CN"/>
+        </w:rPr>
+        <w:t>年提出，其核心思想是将目标检测任务视为回归问题，在一次前向推理过程中同时完成目标定位与类别判断，从根本上改变了传统两阶段检测方法先提取候选区域再进行分类的处理模式。经过从</w:t>
+      </w:r>
+      <w:r>
+        <w:rPr>
+          <w:lang w:eastAsia="zh-CN"/>
+        </w:rPr>
+        <w:t xml:space="preserve"> YOLOv1 </w:t>
+      </w:r>
+      <w:r>
+        <w:rPr>
+          <w:lang w:eastAsia="zh-CN"/>
+        </w:rPr>
+        <w:t>到</w:t>
+      </w:r>
+      <w:r>
+        <w:rPr>
+          <w:lang w:eastAsia="zh-CN"/>
+        </w:rPr>
+        <w:t xml:space="preserve"> YOLOv8 </w:t>
+      </w:r>
+      <w:r>
+        <w:rPr>
+          <w:lang w:eastAsia="zh-CN"/>
+        </w:rPr>
+        <w:t>的多个版本迭代，</w:t>
+      </w:r>
+      <w:r>
+        <w:rPr>
+          <w:lang w:eastAsia="zh-CN"/>
+        </w:rPr>
+        <w:t xml:space="preserve">YOLO </w:t>
+      </w:r>
+      <w:r>
+        <w:rPr>
+          <w:lang w:eastAsia="zh-CN"/>
+        </w:rPr>
+        <w:t>系列算法在检测精度、推理速度和模型鲁棒性方面持续提升，在保持实时检测能力的同时对小目标、多类别及复杂背景场景均表现出较强的适应性，目前已广泛应用于工业缺陷检测、安防监控和医学图像分析等领域，是当前工业视觉检测研究中使用较为普遍的算法之一。</w:t>
       </w:r>
     </w:p>
     <w:p>
@@ -7409,37 +6963,115 @@
         <w:rPr>
           <w:lang w:eastAsia="zh-CN"/>
         </w:rPr>
-        <w:t>在本系统中，后端检测函数会先从数据库读取管理员设置的置信度阈值和当前模型文件路径，再将保存后的木质板材图片传入 Ultralytics 提供的 YOLO 推理接口完成检测，得到缺陷类别、置信度和带检测框的结果图。模型返回结果后，系统将英文类别名称转换为中文缺陷名称（如 Crack→裂纹、Dead Knot→死节、Live Knot→活节），并按照预设的等级判定规则生成板材等级——无明显缺陷判定为 A 级，检测到活节判定为 B 级，检测到裂纹或死节判定为 C 级。这样处理后，目标检测结果可直接服务于结果展示、检测记录保存、库存更新和销售出库等后续业务，使模型推理与系统数据管理形成有效衔接。</w:t>
-      </w:r>
-      <w:r>
-        <w:rPr>
-          <w:lang w:eastAsia="zh-CN"/>
-        </w:rPr>
-      </w:r>
-      <w:r>
-        <w:rPr>
-          <w:lang w:eastAsia="zh-CN"/>
-        </w:rPr>
-      </w:r>
-      <w:r>
-        <w:rPr>
-          <w:lang w:eastAsia="zh-CN"/>
-        </w:rPr>
-      </w:r>
-      <w:r>
-        <w:rPr>
-          <w:lang w:eastAsia="zh-CN"/>
-        </w:rPr>
-      </w:r>
-      <w:r>
-        <w:rPr>
-          <w:lang w:eastAsia="zh-CN"/>
-        </w:rPr>
-      </w:r>
-      <w:r>
-        <w:rPr>
-          <w:lang w:eastAsia="zh-CN"/>
-        </w:rPr>
+        <w:t>在本系统中，后端检测函数会先从数据库读取管理员设置的置信度阈值和当前模型文件路径，再将保存后的木质板材图片传入</w:t>
+      </w:r>
+      <w:r>
+        <w:rPr>
+          <w:lang w:eastAsia="zh-CN"/>
+        </w:rPr>
+        <w:t xml:space="preserve"> Ultralytics </w:t>
+      </w:r>
+      <w:r>
+        <w:rPr>
+          <w:lang w:eastAsia="zh-CN"/>
+        </w:rPr>
+        <w:t>提供的</w:t>
+      </w:r>
+      <w:r>
+        <w:rPr>
+          <w:lang w:eastAsia="zh-CN"/>
+        </w:rPr>
+        <w:t xml:space="preserve"> YOLO </w:t>
+      </w:r>
+      <w:r>
+        <w:rPr>
+          <w:lang w:eastAsia="zh-CN"/>
+        </w:rPr>
+        <w:t>推理接口完成检测，得到缺陷类别、置信度和带检测框的结果图。模型返回结果后，系统将英文类别名称转换为中文缺陷名称（如</w:t>
+      </w:r>
+      <w:r>
+        <w:rPr>
+          <w:lang w:eastAsia="zh-CN"/>
+        </w:rPr>
+        <w:t xml:space="preserve"> Crack→</w:t>
+      </w:r>
+      <w:r>
+        <w:rPr>
+          <w:lang w:eastAsia="zh-CN"/>
+        </w:rPr>
+        <w:t>裂纹、</w:t>
+      </w:r>
+      <w:r>
+        <w:rPr>
+          <w:lang w:eastAsia="zh-CN"/>
+        </w:rPr>
+        <w:t>Dead Knot→</w:t>
+      </w:r>
+      <w:r>
+        <w:rPr>
+          <w:lang w:eastAsia="zh-CN"/>
+        </w:rPr>
+        <w:t>死节、</w:t>
+      </w:r>
+      <w:r>
+        <w:rPr>
+          <w:lang w:eastAsia="zh-CN"/>
+        </w:rPr>
+        <w:t>Live Knot→</w:t>
+      </w:r>
+      <w:r>
+        <w:rPr>
+          <w:lang w:eastAsia="zh-CN"/>
+        </w:rPr>
+        <w:t>活节），并按照预设的等级判定规则生成板材等级</w:t>
+      </w:r>
+      <w:r>
+        <w:rPr>
+          <w:lang w:eastAsia="zh-CN"/>
+        </w:rPr>
+        <w:t>——</w:t>
+      </w:r>
+      <w:r>
+        <w:rPr>
+          <w:lang w:eastAsia="zh-CN"/>
+        </w:rPr>
+        <w:t>无明显缺陷判定为</w:t>
+      </w:r>
+      <w:r>
+        <w:rPr>
+          <w:lang w:eastAsia="zh-CN"/>
+        </w:rPr>
+        <w:t xml:space="preserve"> A </w:t>
+      </w:r>
+      <w:r>
+        <w:rPr>
+          <w:lang w:eastAsia="zh-CN"/>
+        </w:rPr>
+        <w:t>级，检测到活节判定为</w:t>
+      </w:r>
+      <w:r>
+        <w:rPr>
+          <w:lang w:eastAsia="zh-CN"/>
+        </w:rPr>
+        <w:t xml:space="preserve"> B </w:t>
+      </w:r>
+      <w:r>
+        <w:rPr>
+          <w:lang w:eastAsia="zh-CN"/>
+        </w:rPr>
+        <w:t>级，检测到裂纹或死节判定为</w:t>
+      </w:r>
+      <w:r>
+        <w:rPr>
+          <w:lang w:eastAsia="zh-CN"/>
+        </w:rPr>
+        <w:t xml:space="preserve"> C </w:t>
+      </w:r>
+      <w:r>
+        <w:rPr>
+          <w:lang w:eastAsia="zh-CN"/>
+        </w:rPr>
+        <w:t>级。这样处理后，目标检测结果可直接服务于结果展示、检测记录保存、库存更新和销售出库等后续业务，使模型推理与系统数据管理形成有效衔接。</w:t>
       </w:r>
     </w:p>
     <w:p>
@@ -7491,32 +7123,25 @@
         <w:rPr>
           <w:lang w:eastAsia="zh-CN"/>
         </w:rPr>
-        <w:t>SQLite 是一种轻量级关系型数据库，具有部署简单、无需单独安装数据库服务、数据以文件形式保存等特点。对于毕业设计和本地演示类系统来说，SQLite 能够满足基本的数据持久化需求，同时可以降低系统安装、配置和迁移的复杂度。</w:t>
-      </w:r>
-      <w:r>
-        <w:rPr>
-          <w:lang w:eastAsia="zh-CN"/>
-        </w:rPr>
-      </w:r>
-      <w:r>
-        <w:rPr>
-          <w:lang w:eastAsia="zh-CN"/>
-        </w:rPr>
-      </w:r>
-      <w:r>
-        <w:rPr>
-          <w:lang w:eastAsia="zh-CN"/>
-        </w:rPr>
-      </w:r>
-      <w:r>
-        <w:rPr>
-          <w:lang w:eastAsia="zh-CN"/>
-        </w:rPr>
-      </w:r>
-      <w:r>
-        <w:rPr>
-          <w:lang w:eastAsia="zh-CN"/>
-        </w:rPr>
+        <w:t xml:space="preserve">SQLite </w:t>
+      </w:r>
+      <w:r>
+        <w:rPr>
+          <w:lang w:eastAsia="zh-CN"/>
+        </w:rPr>
+        <w:t>是一种轻量级关系型数据库，具有部署简单、无需单独安装数据库服务、数据以文件形式保存等特点。对于毕业设计和本地演示类系统来说，</w:t>
+      </w:r>
+      <w:r>
+        <w:rPr>
+          <w:lang w:eastAsia="zh-CN"/>
+        </w:rPr>
+        <w:t xml:space="preserve">SQLite </w:t>
+      </w:r>
+      <w:r>
+        <w:rPr>
+          <w:lang w:eastAsia="zh-CN"/>
+        </w:rPr>
+        <w:t>能够满足基本的数据持久化需求，同时可以降低系统安装、配置和迁移的复杂度。</w:t>
       </w:r>
     </w:p>
     <w:p>
@@ -7531,47 +7156,43 @@
         <w:rPr>
           <w:lang w:eastAsia="zh-CN"/>
         </w:rPr>
-        <w:t>在本系统中，SQLite 主要用于保存用户信息、检测历史、工作日志、销售记录、系统参数和库存数据。后端程序结合 SQLAlchemy 对数据库进行操作，将数据表映射为 Python 类，并在登录认证、检测记录保存、历史查询、报表统计、库存联动和销售出库等功能中完成数据读取与写入。通过这种方式，系统能够把模型检测结果和业务管理数据统一保存，为后续查询、统计和追溯提供支持。</w:t>
-      </w:r>
-      <w:r>
-        <w:rPr>
-          <w:lang w:eastAsia="zh-CN"/>
-        </w:rPr>
-      </w:r>
-      <w:r>
-        <w:rPr>
-          <w:lang w:eastAsia="zh-CN"/>
-        </w:rPr>
-      </w:r>
-      <w:r>
-        <w:rPr>
-          <w:lang w:eastAsia="zh-CN"/>
-        </w:rPr>
-      </w:r>
-      <w:r>
-        <w:rPr>
-          <w:lang w:eastAsia="zh-CN"/>
-        </w:rPr>
-      </w:r>
-      <w:r>
-        <w:rPr>
-          <w:lang w:eastAsia="zh-CN"/>
-        </w:rPr>
-      </w:r>
-      <w:r>
-        <w:rPr>
-          <w:lang w:eastAsia="zh-CN"/>
-        </w:rPr>
-      </w:r>
-      <w:r>
-        <w:rPr>
-          <w:lang w:eastAsia="zh-CN"/>
-        </w:rPr>
-      </w:r>
-      <w:r>
-        <w:rPr>
-          <w:lang w:eastAsia="zh-CN"/>
-        </w:rPr>
+        <w:t>在本系统中，</w:t>
+      </w:r>
+      <w:r>
+        <w:rPr>
+          <w:lang w:eastAsia="zh-CN"/>
+        </w:rPr>
+        <w:t xml:space="preserve">SQLite </w:t>
+      </w:r>
+      <w:r>
+        <w:rPr>
+          <w:lang w:eastAsia="zh-CN"/>
+        </w:rPr>
+        <w:t>主要用于保存用户信息、检测历史、工作日志、销售记录、系统参数和库存数据。后端程序结合</w:t>
+      </w:r>
+      <w:r>
+        <w:rPr>
+          <w:lang w:eastAsia="zh-CN"/>
+        </w:rPr>
+        <w:t xml:space="preserve"> SQLAlchemy </w:t>
+      </w:r>
+      <w:r>
+        <w:rPr>
+          <w:lang w:eastAsia="zh-CN"/>
+        </w:rPr>
+        <w:t>对数据库进行操作，将数据表映射为</w:t>
+      </w:r>
+      <w:r>
+        <w:rPr>
+          <w:lang w:eastAsia="zh-CN"/>
+        </w:rPr>
+        <w:t xml:space="preserve"> Python </w:t>
+      </w:r>
+      <w:r>
+        <w:rPr>
+          <w:lang w:eastAsia="zh-CN"/>
+        </w:rPr>
+        <w:t>类，并在登录认证、检测记录保存、历史查询、报表统计、库存联动和销售出库等功能中完成数据读取与写入。通过这种方式，系统能够把模型检测结果和业务管理数据统一保存，为后续查询、统计和追溯提供支持。</w:t>
       </w:r>
     </w:p>
     <w:p>
@@ -7658,67 +7279,110 @@
         <w:rPr>
           <w:lang w:eastAsia="zh-CN"/>
         </w:rPr>
-        <w:t>从经济角度看，本系统在硬件方面不需要采购专用检测设备，使用普通配置的个人计算机即可完成系统部署和运行，不涉及较高的硬件购置费用。在软件方面，系统开发所采用的 Python、Flask、SQLite、Ultralytics、OpenCV、Bootstrap 和 Chart.js 等工具和组件均为开源或免费项目，无需支付商业软件授权或许可证费用，从而有效降低了软件成本。数据库采用 SQLite 文件存储方式，不需要单独购买和部署商业数据库服务器，进一步减少了基础设施投入。检测所需样本图片可通过已有数据集和系统上传功能完成准备，不需要专门采购。综合来看，本系统的直接开发费用较低，主要成本集中在开发时间的人力投入上，符合毕业设计阶段的经济条件，经济可行性较好。</w:t>
-      </w:r>
-      <w:r>
-        <w:rPr>
-          <w:lang w:eastAsia="zh-CN"/>
-        </w:rPr>
-      </w:r>
-      <w:r>
-        <w:rPr>
-          <w:lang w:eastAsia="zh-CN"/>
-        </w:rPr>
-      </w:r>
-      <w:r>
-        <w:rPr>
-          <w:lang w:eastAsia="zh-CN"/>
-        </w:rPr>
-      </w:r>
-      <w:r>
-        <w:rPr>
-          <w:lang w:eastAsia="zh-CN"/>
-        </w:rPr>
-      </w:r>
-      <w:r>
-        <w:rPr>
-          <w:lang w:eastAsia="zh-CN"/>
-        </w:rPr>
-      </w:r>
-      <w:r>
-        <w:rPr>
-          <w:lang w:eastAsia="zh-CN"/>
-        </w:rPr>
-      </w:r>
-      <w:r>
-        <w:rPr>
-          <w:lang w:eastAsia="zh-CN"/>
-        </w:rPr>
-      </w:r>
-      <w:r>
-        <w:rPr>
-          <w:lang w:eastAsia="zh-CN"/>
-        </w:rPr>
-      </w:r>
-      <w:r>
-        <w:rPr>
-          <w:lang w:eastAsia="zh-CN"/>
-        </w:rPr>
-      </w:r>
-      <w:r>
-        <w:rPr>
-          <w:lang w:eastAsia="zh-CN"/>
-        </w:rPr>
-      </w:r>
-      <w:r>
-        <w:rPr>
-          <w:lang w:eastAsia="zh-CN"/>
-        </w:rPr>
-      </w:r>
-      <w:r>
-        <w:rPr>
-          <w:lang w:eastAsia="zh-CN"/>
-        </w:rPr>
+        <w:t>从经济角度看，本系统在硬件方面不需要采购专用检测设备，使用普通配置的个人计算机即可完成系统部署和运行，不涉及较高的硬件购置费用。在软件方面，系统开发所采用的</w:t>
+      </w:r>
+      <w:r>
+        <w:rPr>
+          <w:lang w:eastAsia="zh-CN"/>
+        </w:rPr>
+        <w:t xml:space="preserve"> </w:t>
+      </w:r>
+      <w:r>
+        <w:rPr>
+          <w:lang w:eastAsia="zh-CN"/>
+        </w:rPr>
+        <w:lastRenderedPageBreak/>
+        <w:t>Python</w:t>
+      </w:r>
+      <w:r>
+        <w:rPr>
+          <w:lang w:eastAsia="zh-CN"/>
+        </w:rPr>
+        <w:t>、</w:t>
+      </w:r>
+      <w:r>
+        <w:rPr>
+          <w:lang w:eastAsia="zh-CN"/>
+        </w:rPr>
+        <w:t>Flask</w:t>
+      </w:r>
+      <w:r>
+        <w:rPr>
+          <w:lang w:eastAsia="zh-CN"/>
+        </w:rPr>
+        <w:t>、</w:t>
+      </w:r>
+      <w:r>
+        <w:rPr>
+          <w:lang w:eastAsia="zh-CN"/>
+        </w:rPr>
+        <w:t>SQLite</w:t>
+      </w:r>
+      <w:r>
+        <w:rPr>
+          <w:lang w:eastAsia="zh-CN"/>
+        </w:rPr>
+        <w:t>、</w:t>
+      </w:r>
+      <w:r>
+        <w:rPr>
+          <w:lang w:eastAsia="zh-CN"/>
+        </w:rPr>
+        <w:t>Ultralytics</w:t>
+      </w:r>
+      <w:r>
+        <w:rPr>
+          <w:lang w:eastAsia="zh-CN"/>
+        </w:rPr>
+        <w:t>、</w:t>
+      </w:r>
+      <w:r>
+        <w:rPr>
+          <w:lang w:eastAsia="zh-CN"/>
+        </w:rPr>
+        <w:t>OpenCV</w:t>
+      </w:r>
+      <w:r>
+        <w:rPr>
+          <w:lang w:eastAsia="zh-CN"/>
+        </w:rPr>
+        <w:t>、</w:t>
+      </w:r>
+      <w:r>
+        <w:rPr>
+          <w:lang w:eastAsia="zh-CN"/>
+        </w:rPr>
+        <w:t xml:space="preserve">Bootstrap </w:t>
+      </w:r>
+      <w:r>
+        <w:rPr>
+          <w:lang w:eastAsia="zh-CN"/>
+        </w:rPr>
+        <w:t>和</w:t>
+      </w:r>
+      <w:r>
+        <w:rPr>
+          <w:lang w:eastAsia="zh-CN"/>
+        </w:rPr>
+        <w:t xml:space="preserve"> Chart.js </w:t>
+      </w:r>
+      <w:r>
+        <w:rPr>
+          <w:lang w:eastAsia="zh-CN"/>
+        </w:rPr>
+        <w:t>等工具和组件均为开源或免费项目，无需支付商业软件授权或许可证费用，从而有效降低了软件成本。数据库采用</w:t>
+      </w:r>
+      <w:r>
+        <w:rPr>
+          <w:lang w:eastAsia="zh-CN"/>
+        </w:rPr>
+        <w:t xml:space="preserve"> SQLite </w:t>
+      </w:r>
+      <w:r>
+        <w:rPr>
+          <w:lang w:eastAsia="zh-CN"/>
+        </w:rPr>
+        <w:t>文件存储方式，不需要单独购买和部署商业数据库服务器，进一步减少了基础设施投入。检测所需样本图片可通过已有数据集和系统上传功能完成准备，不需要专门采购。综合来看，本系统的直接开发费用较低，主要成本集中在开发时间的人力投入上，符合毕业设计阶段的经济条件，经济可行性较好。</w:t>
       </w:r>
     </w:p>
     <w:p>
@@ -7755,7 +7419,31 @@
         <w:rPr>
           <w:lang w:eastAsia="zh-CN"/>
         </w:rPr>
-        <w:t>从操作角度看，本系统采用 B/S 架构，用户只需通过浏览器即可访问所有功能页面，客户端无需安装任何额外软件，降低了部署和维护的复杂度。系统界面基于 Bootstrap 框架构建，采用统一的侧边导航布局，各功能模块入口清晰，操作流程比较直观。普通用户经过简单引导即可完成图片上传、检测结果查看、历史记录查询和报表浏览等常规操作；管理员可在独立的后台页面中完成用户管理、阈值设置和模型切换等维护工作，各角色的功能入口和操作边界均有明确区分。检测页面同时支持本地上传和摄像头采集两种输入方式，能够适应不同的使用场景。整体而言，系统操作门槛较低，对用户的技术背景要求不高，具备较好的操作可行性。</w:t>
+        <w:t>从操作角度看，本系统采用</w:t>
+      </w:r>
+      <w:r>
+        <w:rPr>
+          <w:lang w:eastAsia="zh-CN"/>
+        </w:rPr>
+        <w:t xml:space="preserve"> B/S </w:t>
+      </w:r>
+      <w:r>
+        <w:rPr>
+          <w:lang w:eastAsia="zh-CN"/>
+        </w:rPr>
+        <w:t>架构，用户只需通过浏览器即可访问所有功能页面，客户端无需安装任何额外软件，降低了部署和维护的复杂度。系统界面基于</w:t>
+      </w:r>
+      <w:r>
+        <w:rPr>
+          <w:lang w:eastAsia="zh-CN"/>
+        </w:rPr>
+        <w:t xml:space="preserve"> Bootstrap </w:t>
+      </w:r>
+      <w:r>
+        <w:rPr>
+          <w:lang w:eastAsia="zh-CN"/>
+        </w:rPr>
+        <w:t>框架构建，采用统一的侧边导航布局，各功能模块入口清晰，操作流程比较直观。普通用户经过简单引导即可完成图片上传、检测结果查看、历史记录查询和报表浏览等常规操作；管理员可在独立的后台页面中完成用户管理、阈值设置和模型切换等维护工作，各角色的功能入口和操作边界均有明确区分。检测页面同时支持本地上传和摄像头采集两种输入方式，能够适应不同的使用场景。整体而言，系统操作门槛较低，对用户的技术背景要求不高，具备较好的操作可行性。</w:t>
       </w:r>
     </w:p>
     <w:p>
@@ -7792,7 +7480,115 @@
         <w:rPr>
           <w:lang w:eastAsia="zh-CN"/>
         </w:rPr>
-        <w:t>从技术角度看，本系统在软件层面选用了 Python、Flask、SQLite、Ultralytics YOLO 和 OpenCV 等较成熟的开源技术，相关文档和社区资源丰富，开发过程中所需的技术参考材料获取方便，技术风险较低。在硬件方面，系统在普通消费级计算机上即可完成 YOLO 模型推理和业务逻辑处理，不需要配备专用服务器或加速设备，对运行环境的要求相对宽松。从已有研究基础来看，YOLO 系列模型在工业缺陷检测领域已有大量成功应用，Flask 用于构建中小型 Web 服务的可行性也已得到充分验证。当前系统已在本地环境中完成用户登录、图片检测、结果保存、库存更新和销售记录写入等主要业务流程的开发与调试，说明所选技术路线能够支撑本系统核心功能的实现。综上，本系统的技术可行性较好。</w:t>
+        <w:t>从技术角度看，本系统在软件层面选用了</w:t>
+      </w:r>
+      <w:r>
+        <w:rPr>
+          <w:lang w:eastAsia="zh-CN"/>
+        </w:rPr>
+        <w:t xml:space="preserve"> Python</w:t>
+      </w:r>
+      <w:r>
+        <w:rPr>
+          <w:lang w:eastAsia="zh-CN"/>
+        </w:rPr>
+        <w:t>、</w:t>
+      </w:r>
+      <w:r>
+        <w:rPr>
+          <w:lang w:eastAsia="zh-CN"/>
+        </w:rPr>
+        <w:t>Flask</w:t>
+      </w:r>
+      <w:r>
+        <w:rPr>
+          <w:lang w:eastAsia="zh-CN"/>
+        </w:rPr>
+        <w:t>、</w:t>
+      </w:r>
+      <w:r>
+        <w:rPr>
+          <w:lang w:eastAsia="zh-CN"/>
+        </w:rPr>
+        <w:t>SQLite</w:t>
+      </w:r>
+      <w:r>
+        <w:rPr>
+          <w:lang w:eastAsia="zh-CN"/>
+        </w:rPr>
+        <w:t>、</w:t>
+      </w:r>
+      <w:r>
+        <w:rPr>
+          <w:lang w:eastAsia="zh-CN"/>
+        </w:rPr>
+        <w:t xml:space="preserve">Ultralytics YOLO </w:t>
+      </w:r>
+      <w:r>
+        <w:rPr>
+          <w:lang w:eastAsia="zh-CN"/>
+        </w:rPr>
+        <w:t>和</w:t>
+      </w:r>
+      <w:r>
+        <w:rPr>
+          <w:lang w:eastAsia="zh-CN"/>
+        </w:rPr>
+        <w:t xml:space="preserve"> OpenCV </w:t>
+      </w:r>
+      <w:r>
+        <w:rPr>
+          <w:lang w:eastAsia="zh-CN"/>
+        </w:rPr>
+        <w:t>等较成熟的开源技术，相关文档和社区资源丰富，开发过程中所需的技术参考材料获取方便，技术风险较低。在硬件方面，系统在普通消费级计算机上即可完成</w:t>
+      </w:r>
+      <w:r>
+        <w:rPr>
+          <w:lang w:eastAsia="zh-CN"/>
+        </w:rPr>
+        <w:t xml:space="preserve"> YOLO </w:t>
+      </w:r>
+      <w:r>
+        <w:rPr>
+          <w:lang w:eastAsia="zh-CN"/>
+        </w:rPr>
+        <w:t>模型推理和业务逻辑处理，不需要配备专用服务器或加速设备，对运行环境的要求相对宽松。从已有研究基础来看，</w:t>
+      </w:r>
+      <w:r>
+        <w:rPr>
+          <w:lang w:eastAsia="zh-CN"/>
+        </w:rPr>
+        <w:t xml:space="preserve">YOLO </w:t>
+      </w:r>
+      <w:r>
+        <w:rPr>
+          <w:lang w:eastAsia="zh-CN"/>
+        </w:rPr>
+        <w:t>系列模型在工业缺陷检测领域已有大量成功应用，</w:t>
+      </w:r>
+      <w:r>
+        <w:rPr>
+          <w:lang w:eastAsia="zh-CN"/>
+        </w:rPr>
+        <w:t xml:space="preserve">Flask </w:t>
+      </w:r>
+      <w:r>
+        <w:rPr>
+          <w:lang w:eastAsia="zh-CN"/>
+        </w:rPr>
+        <w:t>用于构建中小型</w:t>
+      </w:r>
+      <w:r>
+        <w:rPr>
+          <w:lang w:eastAsia="zh-CN"/>
+        </w:rPr>
+        <w:t xml:space="preserve"> Web </w:t>
+      </w:r>
+      <w:r>
+        <w:rPr>
+          <w:lang w:eastAsia="zh-CN"/>
+        </w:rPr>
+        <w:t>服务的可行性也已得到充分验证。当前系统已在本地环境中完成用户登录、图片检测、结果保存、库存更新和销售记录写入等主要业务流程的开发与调试，说明所选技术路线能够支撑本系统核心功能的实现。综上，本系统的技术可行性较好。</w:t>
       </w:r>
     </w:p>
     <w:p>
@@ -7803,11 +7599,6 @@
           <w:lang w:eastAsia="zh-CN"/>
         </w:rPr>
       </w:pPr>
-      <w:r>
-        <w:rPr>
-          <w:lang w:eastAsia="zh-CN"/>
-        </w:rPr>
-      </w:r>
     </w:p>
     <w:p>
       <w:pPr>
@@ -7865,6 +7656,7 @@
         <w:rPr>
           <w:lang w:eastAsia="zh-CN"/>
         </w:rPr>
+        <w:lastRenderedPageBreak/>
         <w:t>在检测业务方面，系统需要支持单张或多张图片的本地上传检测，以及通过浏览器调用摄像头进行实时采集检测。检测完成后，系统应返回缺陷类别、置信度和板材等级，并将结果图保存到服务器指定目录。在数据管理方面，系统需要记录每次检测的文件名、操作时间、操作人员、结果图路径和等级信息，并支持按缺陷类型进行关键词检索和分页查询。</w:t>
       </w:r>
     </w:p>
@@ -7880,17 +7672,19 @@
         <w:rPr>
           <w:lang w:eastAsia="zh-CN"/>
         </w:rPr>
-        <w:t>在统计分析方面，系统需要汇总今日检测数量、累计工作时长、缺陷类别占比和近七天检测趋势等数据，并以图表形式呈现，同时支持导出 Excel 格式的报表文件。在业务联动方面，检测完成后系统需要根据判定等级自动更新对应的库存数量，销售出库时需要校验库存余量，完成库存扣减和销售记录写入，从而形成检测、入库到出库的完整业务闭环。此外，系统还需要提供缺陷图谱展示页面，帮助用户了解常见缺陷的外观特征和等级判定标准。</w:t>
-      </w:r>
-      <w:r>
-        <w:rPr>
-          <w:lang w:eastAsia="zh-CN"/>
-        </w:rPr>
-      </w:r>
-      <w:r>
-        <w:rPr>
-          <w:lang w:eastAsia="zh-CN"/>
-        </w:rPr>
+        <w:t>在统计分析方面，系统需要汇总今日检测数量、累计工作时长、缺陷类别占比和近七天检测趋势等数据，并以图表形式呈现，同时支持导出</w:t>
+      </w:r>
+      <w:r>
+        <w:rPr>
+          <w:lang w:eastAsia="zh-CN"/>
+        </w:rPr>
+        <w:t xml:space="preserve"> Excel </w:t>
+      </w:r>
+      <w:r>
+        <w:rPr>
+          <w:lang w:eastAsia="zh-CN"/>
+        </w:rPr>
+        <w:t>格式的报表文件。在业务联动方面，检测完成后系统需要根据判定等级自动更新对应的库存数量，销售出库时需要校验库存余量，完成库存扣减和销售记录写入，从而形成检测、入库到出库的完整业务闭环。此外，系统还需要提供缺陷图谱展示页面，帮助用户了解常见缺陷的外观特征和等级判定标准。</w:t>
       </w:r>
     </w:p>
     <w:p>
@@ -7934,7 +7728,7 @@
         <w:rPr>
           <w:lang w:eastAsia="zh-CN"/>
         </w:rPr>
-        <w:t>就系统整体实现方式而言，本系统可以分成页面展示层、业务控制层、模型推理层和数据存储层。分层结构和项目代码组织大体上一致，既可以说明各个模块之间的协作关系，也可以使论文分析的内容和实际系统的实现保持一致。</w:t>
+        <w:t>从系统使用角色和业务流程来看，本系统主要包括普通用户功能、管理员功能和公共支撑功能三部分。普通用户负责完成缺陷检测、检测历史查询、日志报表查看、销售出库、缺陷图谱浏览和个人信息维护；管理员在普通用户功能的基础上，增加用户管理、系统参数设置、模型切换和日志查看等维护功能。两个角色在统一登录认证和权限控制基础上共享检测、历史、报表和库存等业务数据。</w:t>
       </w:r>
     </w:p>
     <w:p>
@@ -7949,7 +7743,7 @@
         <w:rPr>
           <w:lang w:eastAsia="zh-CN"/>
         </w:rPr>
-        <w:t>从角色职责上来说，普通用户主要是使用登录认证、木材缺陷检测、历史记录查询、日志报表查看、销售管理、帮助中心浏览、个人信息维护等功能，管理员在此基础上又增加了用户管理、系统设置、模型切换等后台管理任务。检测模块是系统运行的中心，历史、报表、销售模块一起形成了业务闭环，使中心和后台配置变得简单。</w:t>
+        <w:t>系统功能结构以缺陷检测为核心展开。检测模块接收本地上传或摄像头采集的板材图片，调用模型完成识别和等级判定；历史记录模块保存检测结果并支持追溯查询；日志报表模块对检测数量、工作时长和缺陷类别进行统计；库存与销售模块根据等级结果完成库存更新和出库记录保存。管理员模块主要为上述业务提供账号、参数和模型文件维护能力。</w:t>
       </w:r>
     </w:p>
     <w:p>
@@ -7964,30 +7758,33 @@
         <w:rPr>
           <w:lang w:eastAsia="zh-CN"/>
         </w:rPr>
-        <w:t>根据页面入口进行细分，系统主要有登录、仪表盘、缺陷检测、历史记录、日志报表、数据导出、销售管理、帮助中心、用户管理、系统设置等九个功能页面。各个页面同后端业务模块一一对应，页面组织关系比较清晰，可以满足日常使用、权限划分以及未来扩展的要求。</w:t>
-      </w:r>
-    </w:p>
-    <w:p>
-      <w:pPr>
-        <w:rPr>
-          <w:lang w:eastAsia="zh-CN"/>
-        </w:rPr>
-      </w:pPr>
-      <w:r>
-        <w:rPr>
-          <w:lang w:eastAsia="zh-CN"/>
-        </w:rPr>
-        <w:t>就普通用户而言，其主要的操作有登录认证、缺陷检测、历史记录查询、日志报表查看、销售管理、帮助中心浏览、个人中心维护等。普通用户和系统之间用例图如下图3-1所示。</w:t>
-      </w:r>
-      <w:r>
-        <w:rPr>
-          <w:lang w:eastAsia="zh-CN"/>
-        </w:rPr>
-      </w:r>
-      <w:r>
-        <w:rPr>
-          <w:lang w:eastAsia="zh-CN"/>
-        </w:rPr>
+        <w:t>按照页面入口细分，系统包含登录、仪表盘、缺陷检测、历史记录、日志报表、数据导出、销售管理、帮助中心、用户管理和系统设置等功能页面。普通用户只访问与检测和业务操作相关的页面，管理员可额外进入后台维护页面。该功能划分能够对应系统实际代码中的路由、模板和数据库操作，也为后续系统设计图和实现章节提供依据。</w:t>
+      </w:r>
+    </w:p>
+    <w:p>
+      <w:pPr>
+        <w:ind w:firstLine="480"/>
+        <w:rPr>
+          <w:lang w:eastAsia="zh-CN"/>
+        </w:rPr>
+      </w:pPr>
+      <w:r>
+        <w:rPr>
+          <w:lang w:eastAsia="zh-CN"/>
+        </w:rPr>
+        <w:t>就普通用户而言，其主要的操作有登录认证、缺陷检测、历史记录查询、日志报表查看、销售管理、帮助中心浏览、个人中心维护等。普通用户和系统之间用例图如下图</w:t>
+      </w:r>
+      <w:r>
+        <w:rPr>
+          <w:lang w:eastAsia="zh-CN"/>
+        </w:rPr>
+        <w:t>3-1</w:t>
+      </w:r>
+      <w:r>
+        <w:rPr>
+          <w:lang w:eastAsia="zh-CN"/>
+        </w:rPr>
+        <w:t>所示。</w:t>
       </w:r>
     </w:p>
     <w:p>
@@ -7998,8 +7795,9 @@
         <w:rPr>
           <w:noProof/>
         </w:rPr>
+        <w:lastRenderedPageBreak/>
         <w:drawing>
-          <wp:inline distT="0" distB="0" distL="0" distR="0" wp14:anchorId="625CF6E8" wp14:editId="2379197F">
+          <wp:inline distT="0" distB="0" distL="0" distR="0" wp14:anchorId="0B5BB4B6" wp14:editId="58304E9B">
             <wp:extent cx="4967605" cy="2980690"/>
             <wp:effectExtent l="0" t="0" r="0" b="0"/>
             <wp:docPr id="2040844932" name="Picture 2040844932"/>
@@ -8039,6 +7837,7 @@
     </w:p>
     <w:p>
       <w:pPr>
+        <w:ind w:firstLine="480"/>
         <w:jc w:val="center"/>
         <w:rPr>
           <w:lang w:eastAsia="zh-CN"/>
@@ -8048,7 +7847,6 @@
         <w:rPr>
           <w:lang w:eastAsia="zh-CN"/>
         </w:rPr>
-        <w:lastRenderedPageBreak/>
         <w:t>图</w:t>
       </w:r>
       <w:r>
@@ -8066,25 +7864,28 @@
     </w:p>
     <w:p>
       <w:pPr>
-        <w:rPr>
-          <w:lang w:eastAsia="zh-CN"/>
-        </w:rPr>
-      </w:pPr>
-      <w:r>
-        <w:rPr>
-          <w:lang w:eastAsia="zh-CN"/>
-        </w:rPr>
-        <w:t>从管理员的职责范围来说，在普通用户的权限之上还拥有用户管理、系统设置、模型切换以及日志查看这些管理权限。管理员和系统之间的用例图如图3-2所示。</w:t>
-      </w:r>
-      <w:r>
-        <w:rPr>
-          <w:lang w:eastAsia="zh-CN"/>
-        </w:rPr>
-      </w:r>
-      <w:r>
-        <w:rPr>
-          <w:lang w:eastAsia="zh-CN"/>
-        </w:rPr>
+        <w:ind w:firstLine="480"/>
+        <w:rPr>
+          <w:lang w:eastAsia="zh-CN"/>
+        </w:rPr>
+      </w:pPr>
+      <w:r>
+        <w:rPr>
+          <w:lang w:eastAsia="zh-CN"/>
+        </w:rPr>
+        <w:t>从管理员的职责范围来说，在普通用户的权限之上还拥有用户管理、系统设置、模型切换以及日志查看这些管理权限。管理员和系统之间的用例图如图</w:t>
+      </w:r>
+      <w:r>
+        <w:rPr>
+          <w:lang w:eastAsia="zh-CN"/>
+        </w:rPr>
+        <w:t>3-2</w:t>
+      </w:r>
+      <w:r>
+        <w:rPr>
+          <w:lang w:eastAsia="zh-CN"/>
+        </w:rPr>
+        <w:t>所示。</w:t>
       </w:r>
     </w:p>
     <w:p>
@@ -8096,7 +7897,7 @@
           <w:noProof/>
         </w:rPr>
         <w:drawing>
-          <wp:inline distT="0" distB="0" distL="0" distR="0" wp14:anchorId="77D3D03C" wp14:editId="13E8895B">
+          <wp:inline distT="0" distB="0" distL="0" distR="0" wp14:anchorId="50447BC1" wp14:editId="6E4C8715">
             <wp:extent cx="4967605" cy="2715260"/>
             <wp:effectExtent l="0" t="0" r="0" b="0"/>
             <wp:docPr id="2040844933" name="Picture 2040844933"/>
@@ -8136,6 +7937,7 @@
     </w:p>
     <w:p>
       <w:pPr>
+        <w:ind w:firstLine="480"/>
         <w:jc w:val="center"/>
         <w:rPr>
           <w:lang w:eastAsia="zh-CN"/>
@@ -8261,6 +8063,7 @@
         <w:rPr>
           <w:lang w:eastAsia="zh-CN"/>
         </w:rPr>
+        <w:lastRenderedPageBreak/>
         <w:t>从构成上来说，前端页面主要实现图片选择、检测结果展示、图表显示、表单提交的功能；后端服务主要是接收到请求之后执行业务逻辑、调用检测模型返回处理结果；数据库用来保存用户的、检测记录的、工作日志的、库存的、销售的等数据；算法模块主要是对木材表面缺陷进行识别。各个部分一起工作，可以共同支撑系统的主要业务功能。</w:t>
       </w:r>
     </w:p>
@@ -8306,7 +8109,6 @@
         <w:rPr>
           <w:lang w:eastAsia="zh-CN"/>
         </w:rPr>
-        <w:lastRenderedPageBreak/>
         <w:t>系统业务层主要是由后端路由函数组成的。不同的路由对应着不同的请求，即登录、检测、历史记录、日志报表、销售管理、用户管理、系统设置等请求，在接收到前端的数据之后进行权限判断、数据处理、模型调用、数据库提交等工作。</w:t>
       </w:r>
     </w:p>
@@ -8324,21 +8126,15 @@
         </w:rPr>
         <w:t>从数据流的角度来分析，系统主要有检测数据流、统计数据流和销售数据流这三个流程。检测数据流从图片上传开始，经过模型推理和等级判定之后写入检测历史并更新库存，统计数据流从检测记录、工作日志中提取数据生成报表和趋势图，销售数据流根据订单信息完成库存扣减并保存销售记录。三类数据流一起组成了系统的业务链路。</w:t>
       </w:r>
-    </w:p>
-    <w:p>
-      <w:pPr>
-        <w:spacing w:after="0" w:line="360" w:lineRule="auto"/>
-        <w:jc w:val="center"/>
-      </w:pPr>
       <w:r>
         <w:rPr>
           <w:noProof/>
         </w:rPr>
         <w:drawing>
-          <wp:inline distT="0" distB="0" distL="0" distR="0" wp14:anchorId="5AEA2FC3" wp14:editId="65374585">
-            <wp:extent cx="5579745" cy="3417570"/>
-            <wp:effectExtent l="0" t="0" r="0" b="0"/>
-            <wp:docPr id="2022288438" name="Picture 2022288438"/>
+          <wp:inline distT="0" distB="0" distL="0" distR="0" wp14:anchorId="08E72705" wp14:editId="26D09DFF">
+            <wp:extent cx="6120130" cy="2395220"/>
+            <wp:effectExtent l="0" t="0" r="0" b="5080"/>
+            <wp:docPr id="1079826923" name="图片 1" descr="图示&#10;&#10;AI 生成的内容可能不正确。"/>
             <wp:cNvGraphicFramePr>
               <a:graphicFrameLocks xmlns:a="http://schemas.openxmlformats.org/drawingml/2006/main" noChangeAspect="1"/>
             </wp:cNvGraphicFramePr>
@@ -8346,25 +8142,36 @@
               <a:graphicData uri="http://schemas.openxmlformats.org/drawingml/2006/picture">
                 <pic:pic xmlns:pic="http://schemas.openxmlformats.org/drawingml/2006/picture">
                   <pic:nvPicPr>
-                    <pic:cNvPr id="2022288438" name="Picture 2022288438"/>
+                    <pic:cNvPr id="1079826923" name="图片 1" descr="图示&#10;&#10;AI 生成的内容可能不正确。"/>
                     <pic:cNvPicPr>
-                      <a:picLocks noChangeAspect="1"/>
+                      <a:picLocks noChangeAspect="1" noChangeArrowheads="1"/>
                     </pic:cNvPicPr>
                   </pic:nvPicPr>
                   <pic:blipFill>
-                    <a:blip r:embed="rId12"/>
+                    <a:blip r:embed="rId12">
+                      <a:extLst>
+                        <a:ext uri="{28A0092B-C50C-407E-A947-70E740481C1C}">
+                          <a14:useLocalDpi xmlns:a14="http://schemas.microsoft.com/office/drawing/2010/main" val="0"/>
+                        </a:ext>
+                      </a:extLst>
+                    </a:blip>
+                    <a:srcRect/>
                     <a:stretch>
                       <a:fillRect/>
                     </a:stretch>
                   </pic:blipFill>
-                  <pic:spPr>
+                  <pic:spPr bwMode="auto">
                     <a:xfrm>
                       <a:off x="0" y="0"/>
-                      <a:ext cx="5580000" cy="3417750"/>
+                      <a:ext cx="6120130" cy="2395220"/>
                     </a:xfrm>
                     <a:prstGeom prst="rect">
                       <a:avLst/>
                     </a:prstGeom>
+                    <a:noFill/>
+                    <a:ln>
+                      <a:noFill/>
+                    </a:ln>
                   </pic:spPr>
                 </pic:pic>
               </a:graphicData>
@@ -8376,6 +8183,7 @@
     <w:p>
       <w:pPr>
         <w:spacing w:after="120" w:line="360" w:lineRule="auto"/>
+        <w:ind w:firstLine="480"/>
         <w:jc w:val="center"/>
         <w:rPr>
           <w:lang w:eastAsia="zh-CN"/>
@@ -8423,6 +8231,7 @@
           <w:color w:val="auto"/>
           <w:lang w:eastAsia="zh-CN"/>
         </w:rPr>
+        <w:lastRenderedPageBreak/>
         <w:t xml:space="preserve">4.2 </w:t>
       </w:r>
       <w:r>
@@ -8493,9 +8302,8 @@
         <w:rPr>
           <w:noProof/>
         </w:rPr>
-        <w:lastRenderedPageBreak/>
         <w:drawing>
-          <wp:inline distT="0" distB="0" distL="0" distR="0" wp14:anchorId="1472FEEC" wp14:editId="1AAA6407">
+          <wp:inline distT="0" distB="0" distL="0" distR="0" wp14:anchorId="2C49F570" wp14:editId="2C598D33">
             <wp:extent cx="5579745" cy="3417570"/>
             <wp:effectExtent l="0" t="0" r="0" b="0"/>
             <wp:docPr id="2022288439" name="Picture 2022288439"/>
@@ -8536,6 +8344,7 @@
     <w:p>
       <w:pPr>
         <w:spacing w:after="120" w:line="360" w:lineRule="auto"/>
+        <w:ind w:firstLine="480"/>
         <w:jc w:val="center"/>
         <w:rPr>
           <w:lang w:eastAsia="zh-CN"/>
@@ -8630,17 +8439,20 @@
     <w:p>
       <w:pPr>
         <w:spacing w:after="0" w:line="360" w:lineRule="auto"/>
-        <w:jc w:val="center"/>
+        <w:rPr>
+          <w:lang w:eastAsia="zh-CN"/>
+        </w:rPr>
       </w:pPr>
       <w:r>
         <w:rPr>
           <w:noProof/>
         </w:rPr>
+        <w:lastRenderedPageBreak/>
         <w:drawing>
-          <wp:inline distT="0" distB="0" distL="0" distR="0" wp14:anchorId="15CC0E2D" wp14:editId="50489F93">
-            <wp:extent cx="5579745" cy="3106420"/>
+          <wp:inline distT="0" distB="0" distL="0" distR="0" wp14:anchorId="028AAA42" wp14:editId="1CB25974">
+            <wp:extent cx="6120130" cy="3472815"/>
             <wp:effectExtent l="0" t="0" r="0" b="0"/>
-            <wp:docPr id="2022288440" name="Picture 2022288440"/>
+            <wp:docPr id="1682407098" name="图片 3" descr="图示&#10;&#10;AI 生成的内容可能不正确。"/>
             <wp:cNvGraphicFramePr>
               <a:graphicFrameLocks xmlns:a="http://schemas.openxmlformats.org/drawingml/2006/main" noChangeAspect="1"/>
             </wp:cNvGraphicFramePr>
@@ -8648,25 +8460,36 @@
               <a:graphicData uri="http://schemas.openxmlformats.org/drawingml/2006/picture">
                 <pic:pic xmlns:pic="http://schemas.openxmlformats.org/drawingml/2006/picture">
                   <pic:nvPicPr>
-                    <pic:cNvPr id="2022288440" name="Picture 2022288440"/>
+                    <pic:cNvPr id="1682407098" name="图片 3" descr="图示&#10;&#10;AI 生成的内容可能不正确。"/>
                     <pic:cNvPicPr>
-                      <a:picLocks noChangeAspect="1"/>
+                      <a:picLocks noChangeAspect="1" noChangeArrowheads="1"/>
                     </pic:cNvPicPr>
                   </pic:nvPicPr>
                   <pic:blipFill>
-                    <a:blip r:embed="rId14"/>
+                    <a:blip r:embed="rId14">
+                      <a:extLst>
+                        <a:ext uri="{28A0092B-C50C-407E-A947-70E740481C1C}">
+                          <a14:useLocalDpi xmlns:a14="http://schemas.microsoft.com/office/drawing/2010/main" val="0"/>
+                        </a:ext>
+                      </a:extLst>
+                    </a:blip>
+                    <a:srcRect/>
                     <a:stretch>
                       <a:fillRect/>
                     </a:stretch>
                   </pic:blipFill>
-                  <pic:spPr>
+                  <pic:spPr bwMode="auto">
                     <a:xfrm>
                       <a:off x="0" y="0"/>
-                      <a:ext cx="5580000" cy="3107045"/>
+                      <a:ext cx="6120130" cy="3472815"/>
                     </a:xfrm>
                     <a:prstGeom prst="rect">
                       <a:avLst/>
                     </a:prstGeom>
+                    <a:noFill/>
+                    <a:ln>
+                      <a:noFill/>
+                    </a:ln>
                   </pic:spPr>
                 </pic:pic>
               </a:graphicData>
@@ -8678,6 +8501,7 @@
     <w:p>
       <w:pPr>
         <w:spacing w:after="120" w:line="360" w:lineRule="auto"/>
+        <w:ind w:firstLine="480"/>
         <w:jc w:val="center"/>
         <w:rPr>
           <w:lang w:eastAsia="zh-CN"/>
@@ -8726,7 +8550,6 @@
           <w:color w:val="auto"/>
           <w:lang w:eastAsia="zh-CN"/>
         </w:rPr>
-        <w:lastRenderedPageBreak/>
         <w:t>4.2.3 历史追溯与报表顺序图</w:t>
       </w:r>
       <w:bookmarkEnd w:id="23"/>
@@ -8768,7 +8591,7 @@
           <w:noProof/>
         </w:rPr>
         <w:drawing>
-          <wp:inline distT="0" distB="0" distL="0" distR="0" wp14:anchorId="0D1EB255" wp14:editId="6DAC17E1">
+          <wp:inline distT="0" distB="0" distL="0" distR="0" wp14:anchorId="011E88D2" wp14:editId="0B7383F5">
             <wp:extent cx="5579745" cy="3417570"/>
             <wp:effectExtent l="0" t="0" r="0" b="0"/>
             <wp:docPr id="2022288441" name="Picture 2022288441"/>
@@ -8809,6 +8632,7 @@
     <w:p>
       <w:pPr>
         <w:spacing w:after="120" w:line="360" w:lineRule="auto"/>
+        <w:ind w:firstLine="480"/>
         <w:jc w:val="center"/>
         <w:rPr>
           <w:lang w:eastAsia="zh-CN"/>
@@ -8820,6 +8644,7 @@
           <w:sz w:val="21"/>
           <w:lang w:eastAsia="zh-CN"/>
         </w:rPr>
+        <w:lastRenderedPageBreak/>
         <w:t>图</w:t>
       </w:r>
       <w:r>
@@ -8900,9 +8725,8 @@
         <w:rPr>
           <w:noProof/>
         </w:rPr>
-        <w:lastRenderedPageBreak/>
         <w:drawing>
-          <wp:inline distT="0" distB="0" distL="0" distR="0" wp14:anchorId="39FAF9C5" wp14:editId="0202DF7F">
+          <wp:inline distT="0" distB="0" distL="0" distR="0" wp14:anchorId="699A1329" wp14:editId="56DE0A56">
             <wp:extent cx="6120130" cy="3569970"/>
             <wp:effectExtent l="0" t="0" r="0" b="0"/>
             <wp:docPr id="213500823" name="图片 1" descr="Image preview"/>
@@ -8954,6 +8778,7 @@
     <w:p>
       <w:pPr>
         <w:spacing w:after="120" w:line="360" w:lineRule="auto"/>
+        <w:ind w:firstLine="480"/>
         <w:jc w:val="center"/>
         <w:rPr>
           <w:lang w:eastAsia="zh-CN"/>
@@ -9059,7 +8884,7 @@
         <w:rPr>
           <w:lang w:eastAsia="zh-CN"/>
         </w:rPr>
-        <w:t>图用来表示系统中的主要实体以及它们之间的联系。本系统以用户、检测历史、工作日志、销售记录、库存等数据对象为设计对象，用户和检测历史、工作日志之间存在直接关系，库存和销售记录之间是通过板材等级形成的业务关系。主要实体属性图如下图</w:t>
+        <w:t>图用来表示系统中的主要实体、属性以及实体之间的联系。本系统根据实际数据库模型抽取出用户、检测历史、工作日志、销售记录、库存和系统设置六类实体。用户实体用于保存登录账号、密码哈希和角色信息；检测历史实体用于保存原始文件名、结果图、缺陷类型、置信度、检测时间和等级结果；工作日志实体用于记录用户登录、退出和累计工作时长；销售记录实体用于保存客户、等级、数量、金额和销售时间；库存实体用于记录不同等级板材的库存数量；系统设置实体用于保存当前模型路径和检测阈值等参数。主要实体属性如图</w:t>
       </w:r>
       <w:r>
         <w:rPr>
@@ -9078,6 +8903,18 @@
       <w:pPr>
         <w:spacing w:after="0" w:line="360" w:lineRule="auto"/>
         <w:jc w:val="center"/>
+        <w:rPr>
+          <w:lang w:eastAsia="zh-CN"/>
+        </w:rPr>
+      </w:pPr>
+    </w:p>
+    <w:p>
+      <w:pPr>
+        <w:spacing w:after="120" w:line="360" w:lineRule="auto"/>
+        <w:jc w:val="center"/>
+        <w:rPr>
+          <w:lang w:eastAsia="zh-CN"/>
+        </w:rPr>
       </w:pPr>
       <w:r>
         <w:rPr>
@@ -9085,10 +8922,10 @@
         </w:rPr>
         <w:lastRenderedPageBreak/>
         <w:drawing>
-          <wp:inline distT="0" distB="0" distL="0" distR="0" wp14:anchorId="7F4E60A1" wp14:editId="7CDDF692">
-            <wp:extent cx="5579745" cy="3417570"/>
+          <wp:inline distT="0" distB="0" distL="0" distR="0" wp14:anchorId="2779FCFD" wp14:editId="475CB0CC">
+            <wp:extent cx="6120130" cy="2827020"/>
             <wp:effectExtent l="0" t="0" r="0" b="0"/>
-            <wp:docPr id="2022288443" name="Picture 2022288443"/>
+            <wp:docPr id="1663382283" name="图片 1" descr="图示&#10;&#10;AI 生成的内容可能不正确。"/>
             <wp:cNvGraphicFramePr>
               <a:graphicFrameLocks xmlns:a="http://schemas.openxmlformats.org/drawingml/2006/main" noChangeAspect="1"/>
             </wp:cNvGraphicFramePr>
@@ -9096,13 +8933,124 @@
               <a:graphicData uri="http://schemas.openxmlformats.org/drawingml/2006/picture">
                 <pic:pic xmlns:pic="http://schemas.openxmlformats.org/drawingml/2006/picture">
                   <pic:nvPicPr>
-                    <pic:cNvPr id="2022288443" name="Picture 2022288443"/>
+                    <pic:cNvPr id="1663382283" name="图片 1" descr="图示&#10;&#10;AI 生成的内容可能不正确。"/>
                     <pic:cNvPicPr>
-                      <a:picLocks noChangeAspect="1"/>
+                      <a:picLocks noChangeAspect="1" noChangeArrowheads="1"/>
                     </pic:cNvPicPr>
                   </pic:nvPicPr>
                   <pic:blipFill>
-                    <a:blip r:embed="rId17"/>
+                    <a:blip r:embed="rId17">
+                      <a:extLst>
+                        <a:ext uri="{28A0092B-C50C-407E-A947-70E740481C1C}">
+                          <a14:useLocalDpi xmlns:a14="http://schemas.microsoft.com/office/drawing/2010/main" val="0"/>
+                        </a:ext>
+                      </a:extLst>
+                    </a:blip>
+                    <a:srcRect/>
+                    <a:stretch>
+                      <a:fillRect/>
+                    </a:stretch>
+                  </pic:blipFill>
+                  <pic:spPr bwMode="auto">
+                    <a:xfrm>
+                      <a:off x="0" y="0"/>
+                      <a:ext cx="6120130" cy="2827020"/>
+                    </a:xfrm>
+                    <a:prstGeom prst="rect">
+                      <a:avLst/>
+                    </a:prstGeom>
+                    <a:noFill/>
+                    <a:ln>
+                      <a:noFill/>
+                    </a:ln>
+                  </pic:spPr>
+                </pic:pic>
+              </a:graphicData>
+            </a:graphic>
+          </wp:inline>
+        </w:drawing>
+      </w:r>
+      <w:r>
+        <w:rPr>
+          <w:rFonts w:eastAsia="黑体"/>
+          <w:sz w:val="21"/>
+          <w:lang w:eastAsia="zh-CN"/>
+        </w:rPr>
+        <w:t>图</w:t>
+      </w:r>
+      <w:r>
+        <w:rPr>
+          <w:rFonts w:eastAsia="黑体"/>
+          <w:sz w:val="21"/>
+          <w:lang w:eastAsia="zh-CN"/>
+        </w:rPr>
+        <w:t xml:space="preserve">4-6 </w:t>
+      </w:r>
+      <w:r>
+        <w:rPr>
+          <w:rFonts w:eastAsia="黑体"/>
+          <w:sz w:val="21"/>
+          <w:lang w:eastAsia="zh-CN"/>
+        </w:rPr>
+        <w:t>主要实体属性图</w:t>
+      </w:r>
+    </w:p>
+    <w:p>
+      <w:pPr>
+        <w:spacing w:after="0" w:line="360" w:lineRule="auto"/>
+        <w:ind w:firstLine="480"/>
+        <w:rPr>
+          <w:lang w:eastAsia="zh-CN"/>
+        </w:rPr>
+      </w:pPr>
+      <w:r>
+        <w:rPr>
+          <w:lang w:eastAsia="zh-CN"/>
+        </w:rPr>
+        <w:t>在实体关系上，一个用户可以产生多条检测历史记录，也可以对应多条工作日志记录，因此用户与检测历史、用户与工作日志均为一对多关系。检测历史中的等级结果会影响库存数量，库存又会被销售出库业务读取和扣减，因此库存与销售记录之间通过板材等级形成业务关联。系统设置实体为检测流程提供模型路径和阈值参数，不直接依赖某一条检测记录，但会影响后续检测结果生成。系统各个实体之间的联系如图</w:t>
+      </w:r>
+      <w:r>
+        <w:rPr>
+          <w:lang w:eastAsia="zh-CN"/>
+        </w:rPr>
+        <w:t>4-7</w:t>
+      </w:r>
+      <w:r>
+        <w:rPr>
+          <w:lang w:eastAsia="zh-CN"/>
+        </w:rPr>
+        <w:t>所示。</w:t>
+      </w:r>
+    </w:p>
+    <w:p>
+      <w:pPr>
+        <w:spacing w:after="0" w:line="360" w:lineRule="auto"/>
+        <w:jc w:val="center"/>
+        <w:rPr>
+          <w:lang w:eastAsia="zh-CN"/>
+        </w:rPr>
+      </w:pPr>
+      <w:r>
+        <w:rPr>
+          <w:noProof/>
+        </w:rPr>
+        <w:drawing>
+          <wp:inline distT="0" distB="0" distL="0" distR="0" wp14:anchorId="1375FD2B" wp14:editId="43A785C4">
+            <wp:extent cx="6120130" cy="4157345"/>
+            <wp:effectExtent l="0" t="0" r="0" b="0"/>
+            <wp:docPr id="1248143048" name="图片 1" descr="图示&#10;&#10;AI 生成的内容可能不正确。"/>
+            <wp:cNvGraphicFramePr>
+              <a:graphicFrameLocks xmlns:a="http://schemas.openxmlformats.org/drawingml/2006/main" noChangeAspect="1"/>
+            </wp:cNvGraphicFramePr>
+            <a:graphic xmlns:a="http://schemas.openxmlformats.org/drawingml/2006/main">
+              <a:graphicData uri="http://schemas.openxmlformats.org/drawingml/2006/picture">
+                <pic:pic xmlns:pic="http://schemas.openxmlformats.org/drawingml/2006/picture">
+                  <pic:nvPicPr>
+                    <pic:cNvPr id="1248143048" name="图片 1" descr="图示&#10;&#10;AI 生成的内容可能不正确。"/>
+                    <pic:cNvPicPr/>
+                  </pic:nvPicPr>
+                  <pic:blipFill>
+                    <a:blip r:embed="rId18"/>
                     <a:stretch>
                       <a:fillRect/>
                     </a:stretch>
@@ -9110,7 +9058,7 @@
                   <pic:spPr>
                     <a:xfrm>
                       <a:off x="0" y="0"/>
-                      <a:ext cx="5580000" cy="3417750"/>
+                      <a:ext cx="6120130" cy="4157345"/>
                     </a:xfrm>
                     <a:prstGeom prst="rect">
                       <a:avLst/>
@@ -9126,6 +9074,7 @@
     <w:p>
       <w:pPr>
         <w:spacing w:after="120" w:line="360" w:lineRule="auto"/>
+        <w:ind w:firstLine="480"/>
         <w:jc w:val="center"/>
         <w:rPr>
           <w:lang w:eastAsia="zh-CN"/>
@@ -9137,114 +9086,7 @@
           <w:sz w:val="21"/>
           <w:lang w:eastAsia="zh-CN"/>
         </w:rPr>
-        <w:t>图</w:t>
-      </w:r>
-      <w:r>
-        <w:rPr>
-          <w:rFonts w:eastAsia="黑体"/>
-          <w:sz w:val="21"/>
-          <w:lang w:eastAsia="zh-CN"/>
-        </w:rPr>
-        <w:t xml:space="preserve">4-6 </w:t>
-      </w:r>
-      <w:r>
-        <w:rPr>
-          <w:rFonts w:eastAsia="黑体"/>
-          <w:sz w:val="21"/>
-          <w:lang w:eastAsia="zh-CN"/>
-        </w:rPr>
-        <w:t>主要实体属性图</w:t>
-      </w:r>
-    </w:p>
-    <w:p>
-      <w:pPr>
-        <w:spacing w:after="0" w:line="360" w:lineRule="auto"/>
-        <w:ind w:firstLine="480"/>
-        <w:rPr>
-          <w:lang w:eastAsia="zh-CN"/>
-        </w:rPr>
-      </w:pPr>
-      <w:r>
-        <w:rPr>
-          <w:lang w:eastAsia="zh-CN"/>
-        </w:rPr>
-        <w:t>根据系统业务流程可知，用户登录之后会产生检测记录和工作日志；检测结果完成等级判定之后会改变库存数量；销售出库操作要读取库存并生成销售记录。系统各个实体之间的联系如图</w:t>
-      </w:r>
-      <w:r>
-        <w:rPr>
-          <w:lang w:eastAsia="zh-CN"/>
-        </w:rPr>
-        <w:t>4-7</w:t>
-      </w:r>
-      <w:r>
-        <w:rPr>
-          <w:lang w:eastAsia="zh-CN"/>
-        </w:rPr>
-        <w:t>所示。</w:t>
-      </w:r>
-    </w:p>
-    <w:p>
-      <w:pPr>
-        <w:spacing w:after="0" w:line="360" w:lineRule="auto"/>
-        <w:jc w:val="center"/>
-      </w:pPr>
-      <w:r>
-        <w:rPr>
-          <w:noProof/>
-        </w:rPr>
-        <w:drawing>
-          <wp:inline distT="0" distB="0" distL="0" distR="0" wp14:anchorId="6A49496E" wp14:editId="1892EDAF">
-            <wp:extent cx="5579745" cy="3609975"/>
-            <wp:effectExtent l="0" t="0" r="0" b="0"/>
-            <wp:docPr id="2022288444" name="Picture 2022288444"/>
-            <wp:cNvGraphicFramePr>
-              <a:graphicFrameLocks xmlns:a="http://schemas.openxmlformats.org/drawingml/2006/main" noChangeAspect="1"/>
-            </wp:cNvGraphicFramePr>
-            <a:graphic xmlns:a="http://schemas.openxmlformats.org/drawingml/2006/main">
-              <a:graphicData uri="http://schemas.openxmlformats.org/drawingml/2006/picture">
-                <pic:pic xmlns:pic="http://schemas.openxmlformats.org/drawingml/2006/picture">
-                  <pic:nvPicPr>
-                    <pic:cNvPr id="2022288444" name="Picture 2022288444"/>
-                    <pic:cNvPicPr>
-                      <a:picLocks noChangeAspect="1"/>
-                    </pic:cNvPicPr>
-                  </pic:nvPicPr>
-                  <pic:blipFill>
-                    <a:blip r:embed="rId18"/>
-                    <a:stretch>
-                      <a:fillRect/>
-                    </a:stretch>
-                  </pic:blipFill>
-                  <pic:spPr>
-                    <a:xfrm>
-                      <a:off x="0" y="0"/>
-                      <a:ext cx="5580000" cy="3610588"/>
-                    </a:xfrm>
-                    <a:prstGeom prst="rect">
-                      <a:avLst/>
-                    </a:prstGeom>
-                  </pic:spPr>
-                </pic:pic>
-              </a:graphicData>
-            </a:graphic>
-          </wp:inline>
-        </w:drawing>
-      </w:r>
-    </w:p>
-    <w:p>
-      <w:pPr>
-        <w:spacing w:after="120" w:line="360" w:lineRule="auto"/>
-        <w:jc w:val="center"/>
-        <w:rPr>
-          <w:lang w:eastAsia="zh-CN"/>
-        </w:rPr>
-      </w:pPr>
-      <w:r>
-        <w:rPr>
-          <w:rFonts w:eastAsia="黑体"/>
-          <w:sz w:val="21"/>
-          <w:lang w:eastAsia="zh-CN"/>
-        </w:rPr>
+        <w:lastRenderedPageBreak/>
         <w:t>图</w:t>
       </w:r>
       <w:r>
@@ -9298,7 +9140,6 @@
           <w:color w:val="auto"/>
           <w:lang w:eastAsia="zh-CN"/>
         </w:rPr>
-        <w:lastRenderedPageBreak/>
         <w:t>4.3.2 数据库表设计</w:t>
       </w:r>
       <w:bookmarkEnd w:id="27"/>
@@ -9315,7 +9156,7 @@
         <w:rPr>
           <w:lang w:eastAsia="zh-CN"/>
         </w:rPr>
-        <w:t>根据系统的功能需求以及</w:t>
+        <w:t>根据系统功能需求和</w:t>
       </w:r>
       <w:r>
         <w:rPr>
@@ -9327,12 +9168,13 @@
         <w:rPr>
           <w:lang w:eastAsia="zh-CN"/>
         </w:rPr>
-        <w:t>图的设计结果，数据库主要是用户表、检测历史表、工作日志表、销售记录表、系统设置表和库存表。各个数据表分别担负着账号管理、检测结果保存、工作时间记载、销售业务存贮、参数设定以及库存统计这些工作。具体表结构设计如上图所示。</w:t>
+        <w:t>图设计结果，数据库主要包括用户表、检测历史表、工作日志表、销售记录表、系统设置表和库存表。各表分别承担账号管理、检测结果保存、工作时间记录、销售业务存储、参数设置和库存统计等任务。表结构设计既要与系统实际模型保持一致，也要说明字段含义、数据类型和业务用途。</w:t>
       </w:r>
     </w:p>
     <w:p>
       <w:pPr>
         <w:spacing w:after="120" w:line="360" w:lineRule="auto"/>
+        <w:ind w:firstLine="480"/>
         <w:jc w:val="center"/>
         <w:rPr>
           <w:lang w:eastAsia="zh-CN"/>
@@ -9401,15 +9243,7 @@
             <w:vAlign w:val="center"/>
           </w:tcPr>
           <w:p>
-            <w:pPr>
-              <w:spacing w:after="0" w:line="240" w:lineRule="auto"/>
-              <w:jc w:val="center"/>
-            </w:pPr>
             <w:r>
-              <w:rPr>
-                <w:b/>
-                <w:sz w:val="21"/>
-              </w:rPr>
               <w:t>字段名</w:t>
             </w:r>
           </w:p>
@@ -9420,15 +9254,7 @@
             <w:vAlign w:val="center"/>
           </w:tcPr>
           <w:p>
-            <w:pPr>
-              <w:spacing w:after="0" w:line="240" w:lineRule="auto"/>
-              <w:jc w:val="center"/>
-            </w:pPr>
             <w:r>
-              <w:rPr>
-                <w:b/>
-                <w:sz w:val="21"/>
-              </w:rPr>
               <w:t>类型</w:t>
             </w:r>
           </w:p>
@@ -9439,15 +9265,7 @@
             <w:vAlign w:val="center"/>
           </w:tcPr>
           <w:p>
-            <w:pPr>
-              <w:spacing w:after="0" w:line="240" w:lineRule="auto"/>
-              <w:jc w:val="center"/>
-            </w:pPr>
             <w:r>
-              <w:rPr>
-                <w:b/>
-                <w:sz w:val="21"/>
-              </w:rPr>
               <w:t>说明</w:t>
             </w:r>
           </w:p>
@@ -9463,14 +9281,7 @@
             <w:vAlign w:val="center"/>
           </w:tcPr>
           <w:p>
-            <w:pPr>
-              <w:spacing w:after="0" w:line="240" w:lineRule="auto"/>
-              <w:jc w:val="center"/>
-            </w:pPr>
             <w:r>
-              <w:rPr>
-                <w:sz w:val="21"/>
-              </w:rPr>
               <w:t>id</w:t>
             </w:r>
           </w:p>
@@ -9481,14 +9292,7 @@
             <w:vAlign w:val="center"/>
           </w:tcPr>
           <w:p>
-            <w:pPr>
-              <w:spacing w:after="0" w:line="240" w:lineRule="auto"/>
-              <w:jc w:val="center"/>
-            </w:pPr>
             <w:r>
-              <w:rPr>
-                <w:sz w:val="21"/>
-              </w:rPr>
               <w:t>Integer</w:t>
             </w:r>
           </w:p>
@@ -9499,15 +9303,8 @@
             <w:vAlign w:val="center"/>
           </w:tcPr>
           <w:p>
-            <w:pPr>
-              <w:spacing w:after="0" w:line="240" w:lineRule="auto"/>
-              <w:jc w:val="center"/>
-            </w:pPr>
             <w:r>
-              <w:rPr>
-                <w:sz w:val="21"/>
-              </w:rPr>
-              <w:t>主键</w:t>
+              <w:t>主键，自增</w:t>
             </w:r>
           </w:p>
         </w:tc>
@@ -9522,14 +9319,7 @@
             <w:vAlign w:val="center"/>
           </w:tcPr>
           <w:p>
-            <w:pPr>
-              <w:spacing w:after="0" w:line="240" w:lineRule="auto"/>
-              <w:jc w:val="center"/>
-            </w:pPr>
             <w:r>
-              <w:rPr>
-                <w:sz w:val="21"/>
-              </w:rPr>
               <w:t>username</w:t>
             </w:r>
           </w:p>
@@ -9540,15 +9330,8 @@
             <w:vAlign w:val="center"/>
           </w:tcPr>
           <w:p>
-            <w:pPr>
-              <w:spacing w:after="0" w:line="240" w:lineRule="auto"/>
-              <w:jc w:val="center"/>
-            </w:pPr>
             <w:r>
-              <w:rPr>
-                <w:sz w:val="21"/>
-              </w:rPr>
-              <w:t>String(150)</w:t>
+              <w:t>String(50)</w:t>
             </w:r>
           </w:p>
         </w:tc>
@@ -9558,15 +9341,8 @@
             <w:vAlign w:val="center"/>
           </w:tcPr>
           <w:p>
-            <w:pPr>
-              <w:spacing w:after="0" w:line="240" w:lineRule="auto"/>
-              <w:jc w:val="center"/>
-            </w:pPr>
             <w:r>
-              <w:rPr>
-                <w:sz w:val="21"/>
-              </w:rPr>
-              <w:t>用户名，唯一</w:t>
+              <w:t>用户名，唯一，非空</w:t>
             </w:r>
           </w:p>
         </w:tc>
@@ -9581,14 +9357,7 @@
             <w:vAlign w:val="center"/>
           </w:tcPr>
           <w:p>
-            <w:pPr>
-              <w:spacing w:after="0" w:line="240" w:lineRule="auto"/>
-              <w:jc w:val="center"/>
-            </w:pPr>
             <w:r>
-              <w:rPr>
-                <w:sz w:val="21"/>
-              </w:rPr>
               <w:t>password</w:t>
             </w:r>
           </w:p>
@@ -9599,15 +9368,8 @@
             <w:vAlign w:val="center"/>
           </w:tcPr>
           <w:p>
-            <w:pPr>
-              <w:spacing w:after="0" w:line="240" w:lineRule="auto"/>
-              <w:jc w:val="center"/>
-            </w:pPr>
             <w:r>
-              <w:rPr>
-                <w:sz w:val="21"/>
-              </w:rPr>
-              <w:t>String(150)</w:t>
+              <w:t>String(255)</w:t>
             </w:r>
           </w:p>
         </w:tc>
@@ -9617,15 +9379,8 @@
             <w:vAlign w:val="center"/>
           </w:tcPr>
           <w:p>
-            <w:pPr>
-              <w:spacing w:after="0" w:line="240" w:lineRule="auto"/>
-              <w:jc w:val="center"/>
-            </w:pPr>
             <w:r>
-              <w:rPr>
-                <w:sz w:val="21"/>
-              </w:rPr>
-              <w:t>密码哈希</w:t>
+              <w:t>密码哈希值，非空</w:t>
             </w:r>
           </w:p>
         </w:tc>
@@ -9640,14 +9395,7 @@
             <w:vAlign w:val="center"/>
           </w:tcPr>
           <w:p>
-            <w:pPr>
-              <w:spacing w:after="0" w:line="240" w:lineRule="auto"/>
-              <w:jc w:val="center"/>
-            </w:pPr>
             <w:r>
-              <w:rPr>
-                <w:sz w:val="21"/>
-              </w:rPr>
               <w:t>role</w:t>
             </w:r>
           </w:p>
@@ -9658,14 +9406,7 @@
             <w:vAlign w:val="center"/>
           </w:tcPr>
           <w:p>
-            <w:pPr>
-              <w:spacing w:after="0" w:line="240" w:lineRule="auto"/>
-              <w:jc w:val="center"/>
-            </w:pPr>
             <w:r>
-              <w:rPr>
-                <w:sz w:val="21"/>
-              </w:rPr>
               <w:t>String(20)</w:t>
             </w:r>
           </w:p>
@@ -9676,20 +9417,10 @@
             <w:vAlign w:val="center"/>
           </w:tcPr>
           <w:p>
-            <w:pPr>
-              <w:spacing w:after="0" w:line="240" w:lineRule="auto"/>
-              <w:jc w:val="center"/>
-            </w:pPr>
             <w:r>
-              <w:rPr>
-                <w:sz w:val="21"/>
-              </w:rPr>
               <w:t>角色，</w:t>
             </w:r>
             <w:r>
-              <w:rPr>
-                <w:sz w:val="21"/>
-              </w:rPr>
               <w:t>user/admin</w:t>
             </w:r>
           </w:p>
@@ -9704,6 +9435,7 @@
     <w:p>
       <w:pPr>
         <w:spacing w:after="120" w:line="360" w:lineRule="auto"/>
+        <w:ind w:firstLine="480"/>
         <w:jc w:val="center"/>
       </w:pPr>
       <w:r>
@@ -9765,15 +9497,7 @@
             <w:vAlign w:val="center"/>
           </w:tcPr>
           <w:p>
-            <w:pPr>
-              <w:spacing w:after="0" w:line="240" w:lineRule="auto"/>
-              <w:jc w:val="center"/>
-            </w:pPr>
             <w:r>
-              <w:rPr>
-                <w:b/>
-                <w:sz w:val="21"/>
-              </w:rPr>
               <w:t>字段名</w:t>
             </w:r>
           </w:p>
@@ -9784,15 +9508,7 @@
             <w:vAlign w:val="center"/>
           </w:tcPr>
           <w:p>
-            <w:pPr>
-              <w:spacing w:after="0" w:line="240" w:lineRule="auto"/>
-              <w:jc w:val="center"/>
-            </w:pPr>
             <w:r>
-              <w:rPr>
-                <w:b/>
-                <w:sz w:val="21"/>
-              </w:rPr>
               <w:t>类型</w:t>
             </w:r>
           </w:p>
@@ -9803,15 +9519,7 @@
             <w:vAlign w:val="center"/>
           </w:tcPr>
           <w:p>
-            <w:pPr>
-              <w:spacing w:after="0" w:line="240" w:lineRule="auto"/>
-              <w:jc w:val="center"/>
-            </w:pPr>
             <w:r>
-              <w:rPr>
-                <w:b/>
-                <w:sz w:val="21"/>
-              </w:rPr>
               <w:t>说明</w:t>
             </w:r>
           </w:p>
@@ -9827,14 +9535,7 @@
             <w:vAlign w:val="center"/>
           </w:tcPr>
           <w:p>
-            <w:pPr>
-              <w:spacing w:after="0" w:line="240" w:lineRule="auto"/>
-              <w:jc w:val="center"/>
-            </w:pPr>
             <w:r>
-              <w:rPr>
-                <w:sz w:val="21"/>
-              </w:rPr>
               <w:t>id</w:t>
             </w:r>
           </w:p>
@@ -9845,14 +9546,7 @@
             <w:vAlign w:val="center"/>
           </w:tcPr>
           <w:p>
-            <w:pPr>
-              <w:spacing w:after="0" w:line="240" w:lineRule="auto"/>
-              <w:jc w:val="center"/>
-            </w:pPr>
             <w:r>
-              <w:rPr>
-                <w:sz w:val="21"/>
-              </w:rPr>
               <w:t>Integer</w:t>
             </w:r>
           </w:p>
@@ -9863,15 +9557,8 @@
             <w:vAlign w:val="center"/>
           </w:tcPr>
           <w:p>
-            <w:pPr>
-              <w:spacing w:after="0" w:line="240" w:lineRule="auto"/>
-              <w:jc w:val="center"/>
-            </w:pPr>
             <w:r>
-              <w:rPr>
-                <w:sz w:val="21"/>
-              </w:rPr>
-              <w:t>主键</w:t>
+              <w:t>主键，自增</w:t>
             </w:r>
           </w:p>
         </w:tc>
@@ -9886,14 +9573,7 @@
             <w:vAlign w:val="center"/>
           </w:tcPr>
           <w:p>
-            <w:pPr>
-              <w:spacing w:after="0" w:line="240" w:lineRule="auto"/>
-              <w:jc w:val="center"/>
-            </w:pPr>
             <w:r>
-              <w:rPr>
-                <w:sz w:val="21"/>
-              </w:rPr>
               <w:t>filename</w:t>
             </w:r>
           </w:p>
@@ -9904,14 +9584,7 @@
             <w:vAlign w:val="center"/>
           </w:tcPr>
           <w:p>
-            <w:pPr>
-              <w:spacing w:after="0" w:line="240" w:lineRule="auto"/>
-              <w:jc w:val="center"/>
-            </w:pPr>
             <w:r>
-              <w:rPr>
-                <w:sz w:val="21"/>
-              </w:rPr>
               <w:t>String(300)</w:t>
             </w:r>
           </w:p>
@@ -9922,14 +9595,7 @@
             <w:vAlign w:val="center"/>
           </w:tcPr>
           <w:p>
-            <w:pPr>
-              <w:spacing w:after="0" w:line="240" w:lineRule="auto"/>
-              <w:jc w:val="center"/>
-            </w:pPr>
             <w:r>
-              <w:rPr>
-                <w:sz w:val="21"/>
-              </w:rPr>
               <w:t>原始文件名</w:t>
             </w:r>
           </w:p>
@@ -9945,14 +9611,7 @@
             <w:vAlign w:val="center"/>
           </w:tcPr>
           <w:p>
-            <w:pPr>
-              <w:spacing w:after="0" w:line="240" w:lineRule="auto"/>
-              <w:jc w:val="center"/>
-            </w:pPr>
             <w:r>
-              <w:rPr>
-                <w:sz w:val="21"/>
-              </w:rPr>
               <w:t>result_image</w:t>
             </w:r>
           </w:p>
@@ -9963,14 +9622,7 @@
             <w:vAlign w:val="center"/>
           </w:tcPr>
           <w:p>
-            <w:pPr>
-              <w:spacing w:after="0" w:line="240" w:lineRule="auto"/>
-              <w:jc w:val="center"/>
-            </w:pPr>
             <w:r>
-              <w:rPr>
-                <w:sz w:val="21"/>
-              </w:rPr>
               <w:t>String(300)</w:t>
             </w:r>
           </w:p>
@@ -9981,14 +9633,7 @@
             <w:vAlign w:val="center"/>
           </w:tcPr>
           <w:p>
-            <w:pPr>
-              <w:spacing w:after="0" w:line="240" w:lineRule="auto"/>
-              <w:jc w:val="center"/>
-            </w:pPr>
             <w:r>
-              <w:rPr>
-                <w:sz w:val="21"/>
-              </w:rPr>
               <w:t>结果图文件名</w:t>
             </w:r>
           </w:p>
@@ -10004,14 +9649,7 @@
             <w:vAlign w:val="center"/>
           </w:tcPr>
           <w:p>
-            <w:pPr>
-              <w:spacing w:after="0" w:line="240" w:lineRule="auto"/>
-              <w:jc w:val="center"/>
-            </w:pPr>
             <w:r>
-              <w:rPr>
-                <w:sz w:val="21"/>
-              </w:rPr>
               <w:t>upload_date</w:t>
             </w:r>
           </w:p>
@@ -10022,14 +9660,7 @@
             <w:vAlign w:val="center"/>
           </w:tcPr>
           <w:p>
-            <w:pPr>
-              <w:spacing w:after="0" w:line="240" w:lineRule="auto"/>
-              <w:jc w:val="center"/>
-            </w:pPr>
             <w:r>
-              <w:rPr>
-                <w:sz w:val="21"/>
-              </w:rPr>
               <w:t>DateTime</w:t>
             </w:r>
           </w:p>
@@ -10040,14 +9671,7 @@
             <w:vAlign w:val="center"/>
           </w:tcPr>
           <w:p>
-            <w:pPr>
-              <w:spacing w:after="0" w:line="240" w:lineRule="auto"/>
-              <w:jc w:val="center"/>
-            </w:pPr>
             <w:r>
-              <w:rPr>
-                <w:sz w:val="21"/>
-              </w:rPr>
               <w:t>上传检测时间</w:t>
             </w:r>
           </w:p>
@@ -10063,14 +9687,7 @@
             <w:vAlign w:val="center"/>
           </w:tcPr>
           <w:p>
-            <w:pPr>
-              <w:spacing w:after="0" w:line="240" w:lineRule="auto"/>
-              <w:jc w:val="center"/>
-            </w:pPr>
             <w:r>
-              <w:rPr>
-                <w:sz w:val="21"/>
-              </w:rPr>
               <w:t>defect_type</w:t>
             </w:r>
           </w:p>
@@ -10081,14 +9698,7 @@
             <w:vAlign w:val="center"/>
           </w:tcPr>
           <w:p>
-            <w:pPr>
-              <w:spacing w:after="0" w:line="240" w:lineRule="auto"/>
-              <w:jc w:val="center"/>
-            </w:pPr>
             <w:r>
-              <w:rPr>
-                <w:sz w:val="21"/>
-              </w:rPr>
               <w:t>String(100)</w:t>
             </w:r>
           </w:p>
@@ -10099,14 +9709,7 @@
             <w:vAlign w:val="center"/>
           </w:tcPr>
           <w:p>
-            <w:pPr>
-              <w:spacing w:after="0" w:line="240" w:lineRule="auto"/>
-              <w:jc w:val="center"/>
-            </w:pPr>
             <w:r>
-              <w:rPr>
-                <w:sz w:val="21"/>
-              </w:rPr>
               <w:t>缺陷类型</w:t>
             </w:r>
           </w:p>
@@ -10122,14 +9725,7 @@
             <w:vAlign w:val="center"/>
           </w:tcPr>
           <w:p>
-            <w:pPr>
-              <w:spacing w:after="0" w:line="240" w:lineRule="auto"/>
-              <w:jc w:val="center"/>
-            </w:pPr>
             <w:r>
-              <w:rPr>
-                <w:sz w:val="21"/>
-              </w:rPr>
               <w:t>confidence</w:t>
             </w:r>
           </w:p>
@@ -10140,14 +9736,7 @@
             <w:vAlign w:val="center"/>
           </w:tcPr>
           <w:p>
-            <w:pPr>
-              <w:spacing w:after="0" w:line="240" w:lineRule="auto"/>
-              <w:jc w:val="center"/>
-            </w:pPr>
             <w:r>
-              <w:rPr>
-                <w:sz w:val="21"/>
-              </w:rPr>
               <w:t>Float</w:t>
             </w:r>
           </w:p>
@@ -10158,14 +9747,7 @@
             <w:vAlign w:val="center"/>
           </w:tcPr>
           <w:p>
-            <w:pPr>
-              <w:spacing w:after="0" w:line="240" w:lineRule="auto"/>
-              <w:jc w:val="center"/>
-            </w:pPr>
             <w:r>
-              <w:rPr>
-                <w:sz w:val="21"/>
-              </w:rPr>
               <w:t>最高置信度</w:t>
             </w:r>
           </w:p>
@@ -10181,14 +9763,7 @@
             <w:vAlign w:val="center"/>
           </w:tcPr>
           <w:p>
-            <w:pPr>
-              <w:spacing w:after="0" w:line="240" w:lineRule="auto"/>
-              <w:jc w:val="center"/>
-            </w:pPr>
             <w:r>
-              <w:rPr>
-                <w:sz w:val="21"/>
-              </w:rPr>
               <w:t>user_id</w:t>
             </w:r>
           </w:p>
@@ -10199,14 +9774,7 @@
             <w:vAlign w:val="center"/>
           </w:tcPr>
           <w:p>
-            <w:pPr>
-              <w:spacing w:after="0" w:line="240" w:lineRule="auto"/>
-              <w:jc w:val="center"/>
-            </w:pPr>
             <w:r>
-              <w:rPr>
-                <w:sz w:val="21"/>
-              </w:rPr>
               <w:t>Integer</w:t>
             </w:r>
           </w:p>
@@ -10217,20 +9785,10 @@
             <w:vAlign w:val="center"/>
           </w:tcPr>
           <w:p>
-            <w:pPr>
-              <w:spacing w:after="0" w:line="240" w:lineRule="auto"/>
-              <w:jc w:val="center"/>
-            </w:pPr>
             <w:r>
-              <w:rPr>
-                <w:sz w:val="21"/>
-              </w:rPr>
               <w:t>关联用户</w:t>
             </w:r>
             <w:r>
-              <w:rPr>
-                <w:sz w:val="21"/>
-              </w:rPr>
               <w:t xml:space="preserve"> ID</w:t>
             </w:r>
           </w:p>
@@ -10246,14 +9804,7 @@
             <w:vAlign w:val="center"/>
           </w:tcPr>
           <w:p>
-            <w:pPr>
-              <w:spacing w:after="0" w:line="240" w:lineRule="auto"/>
-              <w:jc w:val="center"/>
-            </w:pPr>
             <w:r>
-              <w:rPr>
-                <w:sz w:val="21"/>
-              </w:rPr>
               <w:t>grade</w:t>
             </w:r>
           </w:p>
@@ -10264,14 +9815,7 @@
             <w:vAlign w:val="center"/>
           </w:tcPr>
           <w:p>
-            <w:pPr>
-              <w:spacing w:after="0" w:line="240" w:lineRule="auto"/>
-              <w:jc w:val="center"/>
-            </w:pPr>
             <w:r>
-              <w:rPr>
-                <w:sz w:val="21"/>
-              </w:rPr>
               <w:t>String(10)</w:t>
             </w:r>
           </w:p>
@@ -10282,15 +9826,8 @@
             <w:vAlign w:val="center"/>
           </w:tcPr>
           <w:p>
-            <w:pPr>
-              <w:spacing w:after="0" w:line="240" w:lineRule="auto"/>
-              <w:jc w:val="center"/>
-            </w:pPr>
             <w:r>
-              <w:rPr>
-                <w:sz w:val="21"/>
-              </w:rPr>
-              <w:t>等级结果</w:t>
+              <w:t>板材等级</w:t>
             </w:r>
           </w:p>
         </w:tc>
@@ -10304,6 +9841,7 @@
     <w:p>
       <w:pPr>
         <w:spacing w:after="120" w:line="360" w:lineRule="auto"/>
+        <w:ind w:firstLine="480"/>
         <w:jc w:val="center"/>
       </w:pPr>
       <w:r>
@@ -10365,15 +9903,8 @@
             <w:vAlign w:val="center"/>
           </w:tcPr>
           <w:p>
-            <w:pPr>
-              <w:spacing w:after="0" w:line="240" w:lineRule="auto"/>
-              <w:jc w:val="center"/>
-            </w:pPr>
             <w:r>
-              <w:rPr>
-                <w:b/>
-                <w:sz w:val="21"/>
-              </w:rPr>
+              <w:lastRenderedPageBreak/>
               <w:t>字段名</w:t>
             </w:r>
           </w:p>
@@ -10384,15 +9915,7 @@
             <w:vAlign w:val="center"/>
           </w:tcPr>
           <w:p>
-            <w:pPr>
-              <w:spacing w:after="0" w:line="240" w:lineRule="auto"/>
-              <w:jc w:val="center"/>
-            </w:pPr>
             <w:r>
-              <w:rPr>
-                <w:b/>
-                <w:sz w:val="21"/>
-              </w:rPr>
               <w:t>类型</w:t>
             </w:r>
           </w:p>
@@ -10403,15 +9926,7 @@
             <w:vAlign w:val="center"/>
           </w:tcPr>
           <w:p>
-            <w:pPr>
-              <w:spacing w:after="0" w:line="240" w:lineRule="auto"/>
-              <w:jc w:val="center"/>
-            </w:pPr>
             <w:r>
-              <w:rPr>
-                <w:b/>
-                <w:sz w:val="21"/>
-              </w:rPr>
               <w:t>说明</w:t>
             </w:r>
           </w:p>
@@ -10427,14 +9942,7 @@
             <w:vAlign w:val="center"/>
           </w:tcPr>
           <w:p>
-            <w:pPr>
-              <w:spacing w:after="0" w:line="240" w:lineRule="auto"/>
-              <w:jc w:val="center"/>
-            </w:pPr>
             <w:r>
-              <w:rPr>
-                <w:sz w:val="21"/>
-              </w:rPr>
               <w:t>id</w:t>
             </w:r>
           </w:p>
@@ -10445,14 +9953,7 @@
             <w:vAlign w:val="center"/>
           </w:tcPr>
           <w:p>
-            <w:pPr>
-              <w:spacing w:after="0" w:line="240" w:lineRule="auto"/>
-              <w:jc w:val="center"/>
-            </w:pPr>
             <w:r>
-              <w:rPr>
-                <w:sz w:val="21"/>
-              </w:rPr>
               <w:t>Integer</w:t>
             </w:r>
           </w:p>
@@ -10463,15 +9964,8 @@
             <w:vAlign w:val="center"/>
           </w:tcPr>
           <w:p>
-            <w:pPr>
-              <w:spacing w:after="0" w:line="240" w:lineRule="auto"/>
-              <w:jc w:val="center"/>
-            </w:pPr>
             <w:r>
-              <w:rPr>
-                <w:sz w:val="21"/>
-              </w:rPr>
-              <w:t>主键</w:t>
+              <w:t>主键，自增</w:t>
             </w:r>
           </w:p>
         </w:tc>
@@ -10486,14 +9980,7 @@
             <w:vAlign w:val="center"/>
           </w:tcPr>
           <w:p>
-            <w:pPr>
-              <w:spacing w:after="0" w:line="240" w:lineRule="auto"/>
-              <w:jc w:val="center"/>
-            </w:pPr>
             <w:r>
-              <w:rPr>
-                <w:sz w:val="21"/>
-              </w:rPr>
               <w:t>user_id</w:t>
             </w:r>
           </w:p>
@@ -10504,14 +9991,7 @@
             <w:vAlign w:val="center"/>
           </w:tcPr>
           <w:p>
-            <w:pPr>
-              <w:spacing w:after="0" w:line="240" w:lineRule="auto"/>
-              <w:jc w:val="center"/>
-            </w:pPr>
             <w:r>
-              <w:rPr>
-                <w:sz w:val="21"/>
-              </w:rPr>
               <w:t>Integer</w:t>
             </w:r>
           </w:p>
@@ -10522,20 +10002,10 @@
             <w:vAlign w:val="center"/>
           </w:tcPr>
           <w:p>
-            <w:pPr>
-              <w:spacing w:after="0" w:line="240" w:lineRule="auto"/>
-              <w:jc w:val="center"/>
-            </w:pPr>
             <w:r>
-              <w:rPr>
-                <w:sz w:val="21"/>
-              </w:rPr>
               <w:t>操作用户</w:t>
             </w:r>
             <w:r>
-              <w:rPr>
-                <w:sz w:val="21"/>
-              </w:rPr>
               <w:t xml:space="preserve"> ID</w:t>
             </w:r>
           </w:p>
@@ -10551,14 +10021,7 @@
             <w:vAlign w:val="center"/>
           </w:tcPr>
           <w:p>
-            <w:pPr>
-              <w:spacing w:after="0" w:line="240" w:lineRule="auto"/>
-              <w:jc w:val="center"/>
-            </w:pPr>
             <w:r>
-              <w:rPr>
-                <w:sz w:val="21"/>
-              </w:rPr>
               <w:t>login_time</w:t>
             </w:r>
           </w:p>
@@ -10569,14 +10032,7 @@
             <w:vAlign w:val="center"/>
           </w:tcPr>
           <w:p>
-            <w:pPr>
-              <w:spacing w:after="0" w:line="240" w:lineRule="auto"/>
-              <w:jc w:val="center"/>
-            </w:pPr>
             <w:r>
-              <w:rPr>
-                <w:sz w:val="21"/>
-              </w:rPr>
               <w:t>DateTime</w:t>
             </w:r>
           </w:p>
@@ -10587,14 +10043,7 @@
             <w:vAlign w:val="center"/>
           </w:tcPr>
           <w:p>
-            <w:pPr>
-              <w:spacing w:after="0" w:line="240" w:lineRule="auto"/>
-              <w:jc w:val="center"/>
-            </w:pPr>
             <w:r>
-              <w:rPr>
-                <w:sz w:val="21"/>
-              </w:rPr>
               <w:t>登录时间</w:t>
             </w:r>
           </w:p>
@@ -10610,14 +10059,7 @@
             <w:vAlign w:val="center"/>
           </w:tcPr>
           <w:p>
-            <w:pPr>
-              <w:spacing w:after="0" w:line="240" w:lineRule="auto"/>
-              <w:jc w:val="center"/>
-            </w:pPr>
             <w:r>
-              <w:rPr>
-                <w:sz w:val="21"/>
-              </w:rPr>
               <w:t>logout_time</w:t>
             </w:r>
           </w:p>
@@ -10628,14 +10070,7 @@
             <w:vAlign w:val="center"/>
           </w:tcPr>
           <w:p>
-            <w:pPr>
-              <w:spacing w:after="0" w:line="240" w:lineRule="auto"/>
-              <w:jc w:val="center"/>
-            </w:pPr>
             <w:r>
-              <w:rPr>
-                <w:sz w:val="21"/>
-              </w:rPr>
               <w:t>DateTime</w:t>
             </w:r>
           </w:p>
@@ -10646,14 +10081,7 @@
             <w:vAlign w:val="center"/>
           </w:tcPr>
           <w:p>
-            <w:pPr>
-              <w:spacing w:after="0" w:line="240" w:lineRule="auto"/>
-              <w:jc w:val="center"/>
-            </w:pPr>
             <w:r>
-              <w:rPr>
-                <w:sz w:val="21"/>
-              </w:rPr>
               <w:t>退出时间</w:t>
             </w:r>
           </w:p>
@@ -10668,6 +10096,7 @@
     <w:p>
       <w:pPr>
         <w:spacing w:after="120" w:line="360" w:lineRule="auto"/>
+        <w:ind w:firstLine="480"/>
         <w:jc w:val="center"/>
       </w:pPr>
       <w:r>
@@ -10729,15 +10158,7 @@
             <w:vAlign w:val="center"/>
           </w:tcPr>
           <w:p>
-            <w:pPr>
-              <w:spacing w:after="0" w:line="240" w:lineRule="auto"/>
-              <w:jc w:val="center"/>
-            </w:pPr>
             <w:r>
-              <w:rPr>
-                <w:b/>
-                <w:sz w:val="21"/>
-              </w:rPr>
               <w:t>字段名</w:t>
             </w:r>
           </w:p>
@@ -10748,15 +10169,7 @@
             <w:vAlign w:val="center"/>
           </w:tcPr>
           <w:p>
-            <w:pPr>
-              <w:spacing w:after="0" w:line="240" w:lineRule="auto"/>
-              <w:jc w:val="center"/>
-            </w:pPr>
             <w:r>
-              <w:rPr>
-                <w:b/>
-                <w:sz w:val="21"/>
-              </w:rPr>
               <w:t>类型</w:t>
             </w:r>
           </w:p>
@@ -10767,15 +10180,7 @@
             <w:vAlign w:val="center"/>
           </w:tcPr>
           <w:p>
-            <w:pPr>
-              <w:spacing w:after="0" w:line="240" w:lineRule="auto"/>
-              <w:jc w:val="center"/>
-            </w:pPr>
             <w:r>
-              <w:rPr>
-                <w:b/>
-                <w:sz w:val="21"/>
-              </w:rPr>
               <w:t>说明</w:t>
             </w:r>
           </w:p>
@@ -10791,14 +10196,7 @@
             <w:vAlign w:val="center"/>
           </w:tcPr>
           <w:p>
-            <w:pPr>
-              <w:spacing w:after="0" w:line="240" w:lineRule="auto"/>
-              <w:jc w:val="center"/>
-            </w:pPr>
             <w:r>
-              <w:rPr>
-                <w:sz w:val="21"/>
-              </w:rPr>
               <w:t>id</w:t>
             </w:r>
           </w:p>
@@ -10809,14 +10207,7 @@
             <w:vAlign w:val="center"/>
           </w:tcPr>
           <w:p>
-            <w:pPr>
-              <w:spacing w:after="0" w:line="240" w:lineRule="auto"/>
-              <w:jc w:val="center"/>
-            </w:pPr>
             <w:r>
-              <w:rPr>
-                <w:sz w:val="21"/>
-              </w:rPr>
               <w:t>Integer</w:t>
             </w:r>
           </w:p>
@@ -10827,15 +10218,8 @@
             <w:vAlign w:val="center"/>
           </w:tcPr>
           <w:p>
-            <w:pPr>
-              <w:spacing w:after="0" w:line="240" w:lineRule="auto"/>
-              <w:jc w:val="center"/>
-            </w:pPr>
             <w:r>
-              <w:rPr>
-                <w:sz w:val="21"/>
-              </w:rPr>
-              <w:t>主键</w:t>
+              <w:t>主键，自增</w:t>
             </w:r>
           </w:p>
         </w:tc>
@@ -10850,14 +10234,7 @@
             <w:vAlign w:val="center"/>
           </w:tcPr>
           <w:p>
-            <w:pPr>
-              <w:spacing w:after="0" w:line="240" w:lineRule="auto"/>
-              <w:jc w:val="center"/>
-            </w:pPr>
             <w:r>
-              <w:rPr>
-                <w:sz w:val="21"/>
-              </w:rPr>
               <w:t>customer_name</w:t>
             </w:r>
           </w:p>
@@ -10868,14 +10245,7 @@
             <w:vAlign w:val="center"/>
           </w:tcPr>
           <w:p>
-            <w:pPr>
-              <w:spacing w:after="0" w:line="240" w:lineRule="auto"/>
-              <w:jc w:val="center"/>
-            </w:pPr>
             <w:r>
-              <w:rPr>
-                <w:sz w:val="21"/>
-              </w:rPr>
               <w:t>String(100)</w:t>
             </w:r>
           </w:p>
@@ -10886,14 +10256,7 @@
             <w:vAlign w:val="center"/>
           </w:tcPr>
           <w:p>
-            <w:pPr>
-              <w:spacing w:after="0" w:line="240" w:lineRule="auto"/>
-              <w:jc w:val="center"/>
-            </w:pPr>
             <w:r>
-              <w:rPr>
-                <w:sz w:val="21"/>
-              </w:rPr>
               <w:t>客户名称</w:t>
             </w:r>
           </w:p>
@@ -10909,14 +10272,7 @@
             <w:vAlign w:val="center"/>
           </w:tcPr>
           <w:p>
-            <w:pPr>
-              <w:spacing w:after="0" w:line="240" w:lineRule="auto"/>
-              <w:jc w:val="center"/>
-            </w:pPr>
             <w:r>
-              <w:rPr>
-                <w:sz w:val="21"/>
-              </w:rPr>
               <w:t>product_grade</w:t>
             </w:r>
           </w:p>
@@ -10927,15 +10283,8 @@
             <w:vAlign w:val="center"/>
           </w:tcPr>
           <w:p>
-            <w:pPr>
-              <w:spacing w:after="0" w:line="240" w:lineRule="auto"/>
-              <w:jc w:val="center"/>
-            </w:pPr>
             <w:r>
-              <w:rPr>
-                <w:sz w:val="21"/>
-              </w:rPr>
-              <w:t>String(50)</w:t>
+              <w:t>String(10)</w:t>
             </w:r>
           </w:p>
         </w:tc>
@@ -10945,14 +10294,7 @@
             <w:vAlign w:val="center"/>
           </w:tcPr>
           <w:p>
-            <w:pPr>
-              <w:spacing w:after="0" w:line="240" w:lineRule="auto"/>
-              <w:jc w:val="center"/>
-            </w:pPr>
             <w:r>
-              <w:rPr>
-                <w:sz w:val="21"/>
-              </w:rPr>
               <w:t>销售等级</w:t>
             </w:r>
           </w:p>
@@ -10968,14 +10310,7 @@
             <w:vAlign w:val="center"/>
           </w:tcPr>
           <w:p>
-            <w:pPr>
-              <w:spacing w:after="0" w:line="240" w:lineRule="auto"/>
-              <w:jc w:val="center"/>
-            </w:pPr>
             <w:r>
-              <w:rPr>
-                <w:sz w:val="21"/>
-              </w:rPr>
               <w:t>quantity</w:t>
             </w:r>
           </w:p>
@@ -10986,14 +10321,7 @@
             <w:vAlign w:val="center"/>
           </w:tcPr>
           <w:p>
-            <w:pPr>
-              <w:spacing w:after="0" w:line="240" w:lineRule="auto"/>
-              <w:jc w:val="center"/>
-            </w:pPr>
             <w:r>
-              <w:rPr>
-                <w:sz w:val="21"/>
-              </w:rPr>
               <w:t>Integer</w:t>
             </w:r>
           </w:p>
@@ -11004,15 +10332,8 @@
             <w:vAlign w:val="center"/>
           </w:tcPr>
           <w:p>
-            <w:pPr>
-              <w:spacing w:after="0" w:line="240" w:lineRule="auto"/>
-              <w:jc w:val="center"/>
-            </w:pPr>
             <w:r>
-              <w:rPr>
-                <w:sz w:val="21"/>
-              </w:rPr>
-              <w:t>数量</w:t>
+              <w:t>销售数量</w:t>
             </w:r>
           </w:p>
         </w:tc>
@@ -11027,14 +10348,7 @@
             <w:vAlign w:val="center"/>
           </w:tcPr>
           <w:p>
-            <w:pPr>
-              <w:spacing w:after="0" w:line="240" w:lineRule="auto"/>
-              <w:jc w:val="center"/>
-            </w:pPr>
             <w:r>
-              <w:rPr>
-                <w:sz w:val="21"/>
-              </w:rPr>
               <w:t>total_price</w:t>
             </w:r>
           </w:p>
@@ -11045,14 +10359,7 @@
             <w:vAlign w:val="center"/>
           </w:tcPr>
           <w:p>
-            <w:pPr>
-              <w:spacing w:after="0" w:line="240" w:lineRule="auto"/>
-              <w:jc w:val="center"/>
-            </w:pPr>
             <w:r>
-              <w:rPr>
-                <w:sz w:val="21"/>
-              </w:rPr>
               <w:t>Float</w:t>
             </w:r>
           </w:p>
@@ -11063,14 +10370,7 @@
             <w:vAlign w:val="center"/>
           </w:tcPr>
           <w:p>
-            <w:pPr>
-              <w:spacing w:after="0" w:line="240" w:lineRule="auto"/>
-              <w:jc w:val="center"/>
-            </w:pPr>
             <w:r>
-              <w:rPr>
-                <w:sz w:val="21"/>
-              </w:rPr>
               <w:t>订单总价</w:t>
             </w:r>
           </w:p>
@@ -11086,14 +10386,7 @@
             <w:vAlign w:val="center"/>
           </w:tcPr>
           <w:p>
-            <w:pPr>
-              <w:spacing w:after="0" w:line="240" w:lineRule="auto"/>
-              <w:jc w:val="center"/>
-            </w:pPr>
             <w:r>
-              <w:rPr>
-                <w:sz w:val="21"/>
-              </w:rPr>
               <w:t>sale_date</w:t>
             </w:r>
           </w:p>
@@ -11104,14 +10397,7 @@
             <w:vAlign w:val="center"/>
           </w:tcPr>
           <w:p>
-            <w:pPr>
-              <w:spacing w:after="0" w:line="240" w:lineRule="auto"/>
-              <w:jc w:val="center"/>
-            </w:pPr>
             <w:r>
-              <w:rPr>
-                <w:sz w:val="21"/>
-              </w:rPr>
               <w:t>DateTime</w:t>
             </w:r>
           </w:p>
@@ -11122,14 +10408,7 @@
             <w:vAlign w:val="center"/>
           </w:tcPr>
           <w:p>
-            <w:pPr>
-              <w:spacing w:after="0" w:line="240" w:lineRule="auto"/>
-              <w:jc w:val="center"/>
-            </w:pPr>
             <w:r>
-              <w:rPr>
-                <w:sz w:val="21"/>
-              </w:rPr>
               <w:t>销售时间</w:t>
             </w:r>
           </w:p>
@@ -11144,6 +10423,7 @@
     <w:p>
       <w:pPr>
         <w:spacing w:after="120" w:line="360" w:lineRule="auto"/>
+        <w:ind w:firstLine="480"/>
         <w:jc w:val="center"/>
       </w:pPr>
       <w:r>
@@ -11151,7 +10431,6 @@
           <w:rFonts w:eastAsia="黑体"/>
           <w:sz w:val="21"/>
         </w:rPr>
-        <w:lastRenderedPageBreak/>
         <w:t>表</w:t>
       </w:r>
       <w:r>
@@ -11206,15 +10485,7 @@
             <w:vAlign w:val="center"/>
           </w:tcPr>
           <w:p>
-            <w:pPr>
-              <w:spacing w:after="0" w:line="240" w:lineRule="auto"/>
-              <w:jc w:val="center"/>
-            </w:pPr>
             <w:r>
-              <w:rPr>
-                <w:b/>
-                <w:sz w:val="21"/>
-              </w:rPr>
               <w:t>字段名</w:t>
             </w:r>
           </w:p>
@@ -11225,15 +10496,7 @@
             <w:vAlign w:val="center"/>
           </w:tcPr>
           <w:p>
-            <w:pPr>
-              <w:spacing w:after="0" w:line="240" w:lineRule="auto"/>
-              <w:jc w:val="center"/>
-            </w:pPr>
             <w:r>
-              <w:rPr>
-                <w:b/>
-                <w:sz w:val="21"/>
-              </w:rPr>
               <w:t>类型</w:t>
             </w:r>
           </w:p>
@@ -11244,15 +10507,7 @@
             <w:vAlign w:val="center"/>
           </w:tcPr>
           <w:p>
-            <w:pPr>
-              <w:spacing w:after="0" w:line="240" w:lineRule="auto"/>
-              <w:jc w:val="center"/>
-            </w:pPr>
             <w:r>
-              <w:rPr>
-                <w:b/>
-                <w:sz w:val="21"/>
-              </w:rPr>
               <w:t>说明</w:t>
             </w:r>
           </w:p>
@@ -11268,14 +10523,7 @@
             <w:vAlign w:val="center"/>
           </w:tcPr>
           <w:p>
-            <w:pPr>
-              <w:spacing w:after="0" w:line="240" w:lineRule="auto"/>
-              <w:jc w:val="center"/>
-            </w:pPr>
             <w:r>
-              <w:rPr>
-                <w:sz w:val="21"/>
-              </w:rPr>
               <w:t>id</w:t>
             </w:r>
           </w:p>
@@ -11286,14 +10534,7 @@
             <w:vAlign w:val="center"/>
           </w:tcPr>
           <w:p>
-            <w:pPr>
-              <w:spacing w:after="0" w:line="240" w:lineRule="auto"/>
-              <w:jc w:val="center"/>
-            </w:pPr>
             <w:r>
-              <w:rPr>
-                <w:sz w:val="21"/>
-              </w:rPr>
               <w:t>Integer</w:t>
             </w:r>
           </w:p>
@@ -11304,15 +10545,8 @@
             <w:vAlign w:val="center"/>
           </w:tcPr>
           <w:p>
-            <w:pPr>
-              <w:spacing w:after="0" w:line="240" w:lineRule="auto"/>
-              <w:jc w:val="center"/>
-            </w:pPr>
             <w:r>
-              <w:rPr>
-                <w:sz w:val="21"/>
-              </w:rPr>
-              <w:t>主键</w:t>
+              <w:t>主键，自增</w:t>
             </w:r>
           </w:p>
         </w:tc>
@@ -11327,14 +10561,7 @@
             <w:vAlign w:val="center"/>
           </w:tcPr>
           <w:p>
-            <w:pPr>
-              <w:spacing w:after="0" w:line="240" w:lineRule="auto"/>
-              <w:jc w:val="center"/>
-            </w:pPr>
             <w:r>
-              <w:rPr>
-                <w:sz w:val="21"/>
-              </w:rPr>
               <w:t>key_name</w:t>
             </w:r>
           </w:p>
@@ -11345,14 +10572,7 @@
             <w:vAlign w:val="center"/>
           </w:tcPr>
           <w:p>
-            <w:pPr>
-              <w:spacing w:after="0" w:line="240" w:lineRule="auto"/>
-              <w:jc w:val="center"/>
-            </w:pPr>
             <w:r>
-              <w:rPr>
-                <w:sz w:val="21"/>
-              </w:rPr>
               <w:t>String(50)</w:t>
             </w:r>
           </w:p>
@@ -11363,15 +10583,8 @@
             <w:vAlign w:val="center"/>
           </w:tcPr>
           <w:p>
-            <w:pPr>
-              <w:spacing w:after="0" w:line="240" w:lineRule="auto"/>
-              <w:jc w:val="center"/>
-            </w:pPr>
             <w:r>
-              <w:rPr>
-                <w:sz w:val="21"/>
-              </w:rPr>
-              <w:t>设置键名</w:t>
+              <w:t>设置键名，唯一</w:t>
             </w:r>
           </w:p>
         </w:tc>
@@ -11386,14 +10599,7 @@
             <w:vAlign w:val="center"/>
           </w:tcPr>
           <w:p>
-            <w:pPr>
-              <w:spacing w:after="0" w:line="240" w:lineRule="auto"/>
-              <w:jc w:val="center"/>
-            </w:pPr>
             <w:r>
-              <w:rPr>
-                <w:sz w:val="21"/>
-              </w:rPr>
               <w:t>value</w:t>
             </w:r>
           </w:p>
@@ -11404,14 +10610,7 @@
             <w:vAlign w:val="center"/>
           </w:tcPr>
           <w:p>
-            <w:pPr>
-              <w:spacing w:after="0" w:line="240" w:lineRule="auto"/>
-              <w:jc w:val="center"/>
-            </w:pPr>
             <w:r>
-              <w:rPr>
-                <w:sz w:val="21"/>
-              </w:rPr>
               <w:t>String(200)</w:t>
             </w:r>
           </w:p>
@@ -11422,14 +10621,7 @@
             <w:vAlign w:val="center"/>
           </w:tcPr>
           <w:p>
-            <w:pPr>
-              <w:spacing w:after="0" w:line="240" w:lineRule="auto"/>
-              <w:jc w:val="center"/>
-            </w:pPr>
             <w:r>
-              <w:rPr>
-                <w:sz w:val="21"/>
-              </w:rPr>
               <w:t>设置值</w:t>
             </w:r>
           </w:p>
@@ -11444,6 +10636,7 @@
     <w:p>
       <w:pPr>
         <w:spacing w:after="120" w:line="360" w:lineRule="auto"/>
+        <w:ind w:firstLine="480"/>
         <w:jc w:val="center"/>
       </w:pPr>
       <w:r>
@@ -11505,15 +10698,7 @@
             <w:vAlign w:val="center"/>
           </w:tcPr>
           <w:p>
-            <w:pPr>
-              <w:spacing w:after="0" w:line="240" w:lineRule="auto"/>
-              <w:jc w:val="center"/>
-            </w:pPr>
             <w:r>
-              <w:rPr>
-                <w:b/>
-                <w:sz w:val="21"/>
-              </w:rPr>
               <w:t>字段名</w:t>
             </w:r>
           </w:p>
@@ -11524,15 +10709,7 @@
             <w:vAlign w:val="center"/>
           </w:tcPr>
           <w:p>
-            <w:pPr>
-              <w:spacing w:after="0" w:line="240" w:lineRule="auto"/>
-              <w:jc w:val="center"/>
-            </w:pPr>
             <w:r>
-              <w:rPr>
-                <w:b/>
-                <w:sz w:val="21"/>
-              </w:rPr>
               <w:t>类型</w:t>
             </w:r>
           </w:p>
@@ -11543,15 +10720,7 @@
             <w:vAlign w:val="center"/>
           </w:tcPr>
           <w:p>
-            <w:pPr>
-              <w:spacing w:after="0" w:line="240" w:lineRule="auto"/>
-              <w:jc w:val="center"/>
-            </w:pPr>
             <w:r>
-              <w:rPr>
-                <w:b/>
-                <w:sz w:val="21"/>
-              </w:rPr>
               <w:t>说明</w:t>
             </w:r>
           </w:p>
@@ -11567,14 +10736,7 @@
             <w:vAlign w:val="center"/>
           </w:tcPr>
           <w:p>
-            <w:pPr>
-              <w:spacing w:after="0" w:line="240" w:lineRule="auto"/>
-              <w:jc w:val="center"/>
-            </w:pPr>
             <w:r>
-              <w:rPr>
-                <w:sz w:val="21"/>
-              </w:rPr>
               <w:t>grade</w:t>
             </w:r>
           </w:p>
@@ -11585,14 +10747,7 @@
             <w:vAlign w:val="center"/>
           </w:tcPr>
           <w:p>
-            <w:pPr>
-              <w:spacing w:after="0" w:line="240" w:lineRule="auto"/>
-              <w:jc w:val="center"/>
-            </w:pPr>
             <w:r>
-              <w:rPr>
-                <w:sz w:val="21"/>
-              </w:rPr>
               <w:t>String(10)</w:t>
             </w:r>
           </w:p>
@@ -11603,14 +10758,7 @@
             <w:vAlign w:val="center"/>
           </w:tcPr>
           <w:p>
-            <w:pPr>
-              <w:spacing w:after="0" w:line="240" w:lineRule="auto"/>
-              <w:jc w:val="center"/>
-            </w:pPr>
             <w:r>
-              <w:rPr>
-                <w:sz w:val="21"/>
-              </w:rPr>
               <w:t>等级主键</w:t>
             </w:r>
           </w:p>
@@ -11626,14 +10774,8 @@
             <w:vAlign w:val="center"/>
           </w:tcPr>
           <w:p>
-            <w:pPr>
-              <w:spacing w:after="0" w:line="240" w:lineRule="auto"/>
-              <w:jc w:val="center"/>
-            </w:pPr>
             <w:r>
-              <w:rPr>
-                <w:sz w:val="21"/>
-              </w:rPr>
+              <w:lastRenderedPageBreak/>
               <w:t>count</w:t>
             </w:r>
           </w:p>
@@ -11644,14 +10786,7 @@
             <w:vAlign w:val="center"/>
           </w:tcPr>
           <w:p>
-            <w:pPr>
-              <w:spacing w:after="0" w:line="240" w:lineRule="auto"/>
-              <w:jc w:val="center"/>
-            </w:pPr>
             <w:r>
-              <w:rPr>
-                <w:sz w:val="21"/>
-              </w:rPr>
               <w:t>Integer</w:t>
             </w:r>
           </w:p>
@@ -11662,15 +10797,8 @@
             <w:vAlign w:val="center"/>
           </w:tcPr>
           <w:p>
-            <w:pPr>
-              <w:spacing w:after="0" w:line="240" w:lineRule="auto"/>
-              <w:jc w:val="center"/>
-            </w:pPr>
             <w:r>
-              <w:rPr>
-                <w:sz w:val="21"/>
-              </w:rPr>
-              <w:t>库存数量</w:t>
+              <w:t>库存数量，非负整数</w:t>
             </w:r>
           </w:p>
         </w:tc>
@@ -11774,7 +10902,7 @@
           <w:noProof/>
         </w:rPr>
         <w:drawing>
-          <wp:inline distT="0" distB="0" distL="0" distR="0" wp14:anchorId="57B51B8E" wp14:editId="59EEED47">
+          <wp:inline distT="0" distB="0" distL="0" distR="0" wp14:anchorId="4319F42A" wp14:editId="55B8C19A">
             <wp:extent cx="3157220" cy="3069590"/>
             <wp:effectExtent l="0" t="0" r="5080" b="0"/>
             <wp:docPr id="2022288429" name="图片 1" descr="图形用户界面, 应用程序&#10;&#10;AI 生成的内容可能不正确。"/>
@@ -11815,6 +10943,7 @@
     <w:p>
       <w:pPr>
         <w:spacing w:after="120" w:line="360" w:lineRule="auto"/>
+        <w:ind w:firstLine="480"/>
         <w:jc w:val="center"/>
         <w:rPr>
           <w:lang w:eastAsia="zh-CN"/>
@@ -11848,7 +10977,7 @@
     <w:p>
       <w:pPr>
         <w:spacing w:after="0" w:line="360" w:lineRule="auto"/>
-        <w:ind w:firstLine="420"/>
+        <w:ind w:firstLine="480"/>
         <w:rPr>
           <w:lang w:eastAsia="zh-CN"/>
         </w:rPr>
@@ -11864,25 +10993,10 @@
       <w:pPr>
         <w:spacing w:after="0" w:line="360" w:lineRule="auto"/>
         <w:ind w:left="420"/>
-      </w:pPr>
-      <w:r/>
-      <w:r/>
-      <w:r/>
-      <w:r/>
-      <w:r/>
-      <w:r/>
-      <w:r/>
-      <w:r/>
-      <w:r/>
-      <w:r/>
-      <w:r/>
-      <w:r/>
-      <w:r/>
-      <w:r/>
-      <w:r/>
-      <w:r/>
-      <w:r/>
-      <w:r/>
+        <w:rPr>
+          <w:lang w:eastAsia="zh-CN"/>
+        </w:rPr>
+      </w:pPr>
     </w:p>
     <w:p>
       <w:pPr>
@@ -11918,7 +11032,7 @@
         <w:rPr>
           <w:lang w:eastAsia="zh-CN"/>
         </w:rPr>
-        <w:t>历史记录页面的主要工作就是保证检测结果可以被查询、追溯。页面集中显示结果图、文件名、板材等级、缺陷类型、检测时间等信息，可以按缺陷关键词筛选。由于系统运行之后检测记录会不断增多，所以页面使用分页的方式控制单页展示的数量，从而提高查询和浏览的效率。</w:t>
+        <w:t>历史记录页面用于展示和追溯已经完成的检测结果。页面集中显示结果图、文件名、板材等级、缺陷类型和检测时间等信息，并提供缺陷关键词筛选功能。由于系统运行后检测记录会不断增加，页面采用分页方式控制单页展示数量，从而提高查询和浏览效率。管理员可以查看全部用户的检测记录，普通用户只能查看本人产生的记录，该设计与系统权限控制逻辑保持一致。</w:t>
       </w:r>
     </w:p>
     <w:p>
@@ -11933,6 +11047,7 @@
         <w:rPr>
           <w:lang w:eastAsia="zh-CN"/>
         </w:rPr>
+        <w:lastRenderedPageBreak/>
         <w:t>在删除操作中后端加上了权限控制。管理员可以查看、管理所有的检测数据，普通用户只能查看、操作自己产生的记录。这样处理既可以满足多用户系统权限边界的要求，又可以提高历史数据管理的安全性。</w:t>
       </w:r>
     </w:p>
@@ -11948,9 +11063,8 @@
         <w:rPr>
           <w:noProof/>
         </w:rPr>
-        <w:lastRenderedPageBreak/>
         <w:drawing>
-          <wp:inline distT="0" distB="0" distL="0" distR="0" wp14:anchorId="3E119CB4" wp14:editId="44B56C0C">
+          <wp:inline distT="0" distB="0" distL="0" distR="0" wp14:anchorId="2BE822B0" wp14:editId="03878971">
             <wp:extent cx="5558790" cy="3536315"/>
             <wp:effectExtent l="0" t="0" r="3810" b="6985"/>
             <wp:docPr id="310731533" name="图片 1" descr="图形用户界面, 应用程序&#10;&#10;AI 生成的内容可能不正确。"/>
@@ -11991,6 +11105,7 @@
     <w:p>
       <w:pPr>
         <w:spacing w:after="120" w:line="360" w:lineRule="auto"/>
+        <w:ind w:firstLine="480"/>
         <w:jc w:val="center"/>
         <w:rPr>
           <w:lang w:eastAsia="zh-CN"/>
@@ -12024,7 +11139,7 @@
     <w:p>
       <w:pPr>
         <w:spacing w:after="0" w:line="360" w:lineRule="auto"/>
-        <w:ind w:firstLine="420"/>
+        <w:ind w:firstLine="480"/>
         <w:rPr>
           <w:lang w:eastAsia="zh-CN"/>
         </w:rPr>
@@ -12040,23 +11155,10 @@
       <w:pPr>
         <w:spacing w:after="0" w:line="360" w:lineRule="auto"/>
         <w:ind w:left="420"/>
-      </w:pPr>
-      <w:r/>
-      <w:r/>
-      <w:r/>
-      <w:r/>
-      <w:r/>
-      <w:r/>
-      <w:r/>
-      <w:r/>
-      <w:r/>
-      <w:r/>
-      <w:r/>
-      <w:r/>
-      <w:r/>
-      <w:r/>
-      <w:r/>
-      <w:r/>
+        <w:rPr>
+          <w:lang w:eastAsia="zh-CN"/>
+        </w:rPr>
+      </w:pPr>
     </w:p>
     <w:p>
       <w:pPr>
@@ -12076,7 +11178,6 @@
           <w:color w:val="auto"/>
           <w:lang w:eastAsia="zh-CN"/>
         </w:rPr>
-        <w:lastRenderedPageBreak/>
         <w:t>5.1.3 日志报表查看界面</w:t>
       </w:r>
       <w:bookmarkEnd w:id="32"/>
@@ -12093,7 +11194,7 @@
         <w:rPr>
           <w:lang w:eastAsia="zh-CN"/>
         </w:rPr>
-        <w:t>日志、报表模块主要是对系统中已经保存的检测数据进行统计、整理并做可视化展示。系统可以计算出今天检测量、缺陷类别占比、近七天检测趋势，用前端图表组件展示出来，为系统运行状态分析、检测结果汇总提供支持。</w:t>
+        <w:t>日志报表页面主要对系统中已经保存的检测数据和工作日志进行统计、整理与可视化展示。页面展示今日检测量、累计工作时长、缺陷类别占比和近七天检测趋势等内容，使用户能够直观了解系统近期运行情况。该模块既服务于检测结果汇总，也为后续质量分析和管理决策提供数据依据。</w:t>
       </w:r>
     </w:p>
     <w:p>
@@ -12158,8 +11259,9 @@
         <w:rPr>
           <w:noProof/>
         </w:rPr>
+        <w:lastRenderedPageBreak/>
         <w:drawing>
-          <wp:inline distT="0" distB="0" distL="0" distR="0" wp14:anchorId="7EFEED36" wp14:editId="14DF1D31">
+          <wp:inline distT="0" distB="0" distL="0" distR="0" wp14:anchorId="01B05CD1" wp14:editId="65E56A35">
             <wp:extent cx="6073140" cy="1908810"/>
             <wp:effectExtent l="0" t="0" r="3810" b="0"/>
             <wp:docPr id="702591342" name="图片 1" descr="图表, 折线图&#10;&#10;AI 生成的内容可能不正确。"/>
@@ -12204,6 +11306,7 @@
     <w:p>
       <w:pPr>
         <w:spacing w:after="120" w:line="360" w:lineRule="auto"/>
+        <w:ind w:firstLine="480"/>
         <w:jc w:val="center"/>
         <w:rPr>
           <w:lang w:eastAsia="zh-CN"/>
@@ -12237,29 +11340,17 @@
     <w:p>
       <w:pPr>
         <w:spacing w:after="0" w:line="360" w:lineRule="auto"/>
-        <w:ind w:left="420"/>
-        <w:rPr>
-          <w:lang w:eastAsia="zh-CN"/>
-        </w:rPr>
-      </w:pPr>
-      <w:r>
+        <w:ind w:left="420" w:firstLine="480"/>
+        <w:rPr>
+          <w:lang w:eastAsia="zh-CN"/>
+        </w:rPr>
+      </w:pPr>
+      <w:r>
+        <w:rPr>
+          <w:lang w:eastAsia="zh-CN"/>
+        </w:rPr>
         <w:t>部分关键代码如下：</w:t>
       </w:r>
-      <w:r/>
-      <w:r/>
-      <w:r/>
-      <w:r/>
-      <w:r/>
-      <w:r/>
-      <w:r/>
-      <w:r/>
-      <w:r/>
-      <w:r/>
-      <w:r/>
-      <w:r/>
-      <w:r/>
-      <w:r/>
-      <w:r/>
     </w:p>
     <w:p>
       <w:pPr>
@@ -12273,7 +11364,6 @@
         <w:rPr>
           <w:lang w:eastAsia="zh-CN"/>
         </w:rPr>
-        <w:lastRenderedPageBreak/>
         <w:t>工作时长统计表由</w:t>
       </w:r>
       <w:r>
@@ -12317,7 +11407,7 @@
           <w:noProof/>
         </w:rPr>
         <w:drawing>
-          <wp:inline distT="0" distB="0" distL="0" distR="0" wp14:anchorId="4E6F9BEB" wp14:editId="2ABD6C46">
+          <wp:inline distT="0" distB="0" distL="0" distR="0" wp14:anchorId="2D285A82" wp14:editId="00250340">
             <wp:extent cx="5940425" cy="3593465"/>
             <wp:effectExtent l="0" t="0" r="3175" b="6985"/>
             <wp:docPr id="1116203833" name="图片 1" descr="图表, 折线图&#10;&#10;AI 生成的内容可能不正确。"/>
@@ -12358,6 +11448,7 @@
     <w:p>
       <w:pPr>
         <w:spacing w:after="120" w:line="360" w:lineRule="auto"/>
+        <w:ind w:firstLine="480"/>
         <w:jc w:val="center"/>
         <w:rPr>
           <w:lang w:eastAsia="zh-CN"/>
@@ -12391,7 +11482,7 @@
     <w:p>
       <w:pPr>
         <w:spacing w:after="0" w:line="360" w:lineRule="auto"/>
-        <w:ind w:firstLine="420"/>
+        <w:ind w:firstLine="480"/>
         <w:rPr>
           <w:lang w:eastAsia="zh-CN"/>
         </w:rPr>
@@ -12411,25 +11502,6 @@
           <w:lang w:eastAsia="zh-CN"/>
         </w:rPr>
       </w:pPr>
-      <w:r/>
-      <w:r/>
-      <w:r/>
-      <w:r/>
-      <w:r/>
-      <w:r/>
-      <w:r/>
-      <w:r/>
-      <w:r/>
-      <w:r/>
-      <w:r/>
-      <w:r/>
-      <w:r/>
-      <w:r/>
-      <w:r/>
-      <w:r/>
-      <w:r/>
-      <w:r/>
-      <w:r/>
     </w:p>
     <w:p>
       <w:pPr>
@@ -12517,7 +11589,7 @@
           <w:noProof/>
         </w:rPr>
         <w:drawing>
-          <wp:inline distT="0" distB="0" distL="0" distR="0" wp14:anchorId="3FEF9478" wp14:editId="651F8DAB">
+          <wp:inline distT="0" distB="0" distL="0" distR="0" wp14:anchorId="26FA4F72" wp14:editId="6BC68DCC">
             <wp:extent cx="5503545" cy="2882900"/>
             <wp:effectExtent l="0" t="0" r="1905" b="0"/>
             <wp:docPr id="1466306156" name="图片 1" descr="表格&#10;&#10;AI 生成的内容可能不正确。"/>
@@ -12558,6 +11630,7 @@
     <w:p>
       <w:pPr>
         <w:spacing w:after="120" w:line="360" w:lineRule="auto"/>
+        <w:ind w:firstLine="480"/>
         <w:jc w:val="center"/>
         <w:rPr>
           <w:lang w:eastAsia="zh-CN"/>
@@ -12591,7 +11664,7 @@
     <w:p>
       <w:pPr>
         <w:spacing w:after="0" w:line="360" w:lineRule="auto"/>
-        <w:ind w:firstLine="420"/>
+        <w:ind w:firstLine="480"/>
         <w:rPr>
           <w:lang w:eastAsia="zh-CN"/>
         </w:rPr>
@@ -12607,28 +11680,10 @@
       <w:pPr>
         <w:spacing w:after="0" w:line="360" w:lineRule="auto"/>
         <w:ind w:left="420"/>
-      </w:pPr>
-      <w:r/>
-      <w:r/>
-      <w:r/>
-      <w:r/>
-      <w:r/>
-      <w:r/>
-      <w:r/>
-      <w:r/>
-      <w:r/>
-      <w:r/>
-      <w:r/>
-      <w:r/>
-      <w:r/>
-      <w:r/>
-      <w:r/>
-      <w:r/>
-      <w:r/>
-      <w:r/>
-      <w:r/>
-      <w:r/>
-      <w:r/>
+        <w:rPr>
+          <w:lang w:eastAsia="zh-CN"/>
+        </w:rPr>
+      </w:pPr>
     </w:p>
     <w:p>
       <w:pPr>
@@ -12679,8 +11734,9 @@
         <w:rPr>
           <w:noProof/>
         </w:rPr>
+        <w:lastRenderedPageBreak/>
         <w:drawing>
-          <wp:inline distT="0" distB="0" distL="0" distR="0" wp14:anchorId="068ABD4E" wp14:editId="138D0732">
+          <wp:inline distT="0" distB="0" distL="0" distR="0" wp14:anchorId="3B3ABAFA" wp14:editId="5723EA00">
             <wp:extent cx="5990590" cy="3456305"/>
             <wp:effectExtent l="0" t="0" r="0" b="0"/>
             <wp:docPr id="1899454264" name="图片 1" descr="图形用户界面, 网站&#10;&#10;AI 生成的内容可能不正确。"/>
@@ -12721,6 +11777,7 @@
     <w:p>
       <w:pPr>
         <w:spacing w:after="120" w:line="360" w:lineRule="auto"/>
+        <w:ind w:firstLine="480"/>
         <w:jc w:val="center"/>
         <w:rPr>
           <w:lang w:eastAsia="zh-CN"/>
@@ -12754,7 +11811,7 @@
     <w:p>
       <w:pPr>
         <w:spacing w:after="0" w:line="360" w:lineRule="auto"/>
-        <w:ind w:firstLine="420"/>
+        <w:ind w:firstLine="480"/>
         <w:rPr>
           <w:lang w:eastAsia="zh-CN"/>
         </w:rPr>
@@ -12770,28 +11827,10 @@
       <w:pPr>
         <w:spacing w:after="0" w:line="360" w:lineRule="auto"/>
         <w:ind w:left="420"/>
-      </w:pPr>
-      <w:r/>
-      <w:r/>
-      <w:r/>
-      <w:r/>
-      <w:r/>
-      <w:r/>
-      <w:r/>
-      <w:r/>
-      <w:r/>
-      <w:r/>
-      <w:r/>
-      <w:r/>
-      <w:r/>
-      <w:r/>
-      <w:r/>
-      <w:r/>
-      <w:r/>
-      <w:r/>
-      <w:r/>
-      <w:r/>
-      <w:r/>
+        <w:rPr>
+          <w:lang w:eastAsia="zh-CN"/>
+        </w:rPr>
+      </w:pPr>
     </w:p>
     <w:p>
       <w:pPr>
@@ -12871,7 +11910,7 @@
           <w:noProof/>
         </w:rPr>
         <w:drawing>
-          <wp:inline distT="0" distB="0" distL="0" distR="0" wp14:anchorId="2459C2F0" wp14:editId="22982664">
+          <wp:inline distT="0" distB="0" distL="0" distR="0" wp14:anchorId="17D4F265" wp14:editId="5F63D1D9">
             <wp:extent cx="6128385" cy="1887220"/>
             <wp:effectExtent l="0" t="0" r="5715" b="0"/>
             <wp:docPr id="1038587683" name="图片 1" descr="图形用户界面, 文本, 应用程序&#10;&#10;AI 生成的内容可能不正确。"/>
@@ -12912,6 +11951,7 @@
     <w:p>
       <w:pPr>
         <w:spacing w:after="120" w:line="360" w:lineRule="auto"/>
+        <w:ind w:firstLine="480"/>
         <w:jc w:val="center"/>
         <w:rPr>
           <w:lang w:eastAsia="zh-CN"/>
@@ -12945,7 +11985,7 @@
     <w:p>
       <w:pPr>
         <w:spacing w:after="0" w:line="360" w:lineRule="auto"/>
-        <w:ind w:firstLine="420"/>
+        <w:ind w:firstLine="480"/>
         <w:rPr>
           <w:lang w:eastAsia="zh-CN"/>
         </w:rPr>
@@ -12961,22 +12001,10 @@
       <w:pPr>
         <w:spacing w:after="0" w:line="360" w:lineRule="auto"/>
         <w:ind w:left="420"/>
-      </w:pPr>
-      <w:r/>
-      <w:r/>
-      <w:r/>
-      <w:r/>
-      <w:r/>
-      <w:r/>
-      <w:r/>
-      <w:r/>
-      <w:r/>
-      <w:r/>
-      <w:r/>
-      <w:r/>
-      <w:r/>
-      <w:r/>
-      <w:r/>
+        <w:rPr>
+          <w:lang w:eastAsia="zh-CN"/>
+        </w:rPr>
+      </w:pPr>
     </w:p>
     <w:p>
       <w:pPr>
@@ -12996,6 +12024,7 @@
           <w:color w:val="auto"/>
           <w:lang w:eastAsia="zh-CN"/>
         </w:rPr>
+        <w:lastRenderedPageBreak/>
         <w:t>5.2.2 系统设置与模型切换界面</w:t>
       </w:r>
       <w:bookmarkEnd w:id="37"/>
@@ -13028,7 +12057,7 @@
           <w:noProof/>
         </w:rPr>
         <w:drawing>
-          <wp:inline distT="0" distB="0" distL="0" distR="0" wp14:anchorId="42057C75" wp14:editId="67845BD5">
+          <wp:inline distT="0" distB="0" distL="0" distR="0" wp14:anchorId="137664C6" wp14:editId="4004CBD5">
             <wp:extent cx="5457190" cy="4252595"/>
             <wp:effectExtent l="0" t="0" r="0" b="0"/>
             <wp:docPr id="908736082" name="图片 1" descr="图形用户界面, 文本, 应用程序&#10;&#10;AI 生成的内容可能不正确。"/>
@@ -13069,6 +12098,7 @@
     <w:p>
       <w:pPr>
         <w:spacing w:after="120" w:line="360" w:lineRule="auto"/>
+        <w:ind w:firstLine="480"/>
         <w:jc w:val="center"/>
         <w:rPr>
           <w:lang w:eastAsia="zh-CN"/>
@@ -13102,32 +12132,17 @@
     <w:p>
       <w:pPr>
         <w:spacing w:after="0" w:line="360" w:lineRule="auto"/>
-        <w:ind w:left="420"/>
-        <w:rPr>
-          <w:lang w:eastAsia="zh-CN"/>
-        </w:rPr>
-      </w:pPr>
-      <w:r>
+        <w:ind w:left="420" w:firstLine="480"/>
+        <w:rPr>
+          <w:lang w:eastAsia="zh-CN"/>
+        </w:rPr>
+      </w:pPr>
+      <w:r>
+        <w:rPr>
+          <w:lang w:eastAsia="zh-CN"/>
+        </w:rPr>
         <w:t>部分关键代码如下：</w:t>
       </w:r>
-      <w:r/>
-      <w:r/>
-      <w:r/>
-      <w:r/>
-      <w:r/>
-      <w:r/>
-      <w:r/>
-      <w:r/>
-      <w:r/>
-      <w:r/>
-      <w:r/>
-      <w:r/>
-      <w:r/>
-      <w:r/>
-      <w:r/>
-      <w:r/>
-      <w:r/>
-      <w:r/>
     </w:p>
     <w:p>
       <w:pPr>
@@ -13177,8 +12192,9 @@
         <w:rPr>
           <w:noProof/>
         </w:rPr>
+        <w:lastRenderedPageBreak/>
         <w:drawing>
-          <wp:inline distT="0" distB="0" distL="0" distR="0" wp14:anchorId="5BC3F795" wp14:editId="07FDFCFA">
+          <wp:inline distT="0" distB="0" distL="0" distR="0" wp14:anchorId="130C844C" wp14:editId="623C09E2">
             <wp:extent cx="5940425" cy="2863850"/>
             <wp:effectExtent l="0" t="0" r="3175" b="0"/>
             <wp:docPr id="719957081" name="图片 1" descr="图形用户界面, 文本, 应用程序&#10;&#10;AI 生成的内容可能不正确。"/>
@@ -13219,6 +12235,7 @@
     <w:p>
       <w:pPr>
         <w:spacing w:after="120" w:line="360" w:lineRule="auto"/>
+        <w:ind w:firstLine="480"/>
         <w:jc w:val="center"/>
         <w:rPr>
           <w:lang w:eastAsia="zh-CN"/>
@@ -13232,71 +12249,6 @@
         </w:rPr>
         <w:t>在后端处理过程中，系统会先判断上传文件是否存在，再将原始图片保存到服务器指定目录。保存后的图片路径会作为模型推理函数的输入参数，随后由检测模块读取图像文件并完成推理。该处理流程既保证了检测输入来源的灵活性，也为后续结果图生成、检测记录保存和历史追溯提供了基础。</w:t>
       </w:r>
-      <w:r>
-        <w:rPr>
-          <w:rFonts w:eastAsia="黑体"/>
-          <w:sz w:val="21"/>
-          <w:lang w:eastAsia="zh-CN"/>
-        </w:rPr>
-      </w:r>
-      <w:r>
-        <w:rPr>
-          <w:rFonts w:eastAsia="黑体"/>
-          <w:sz w:val="21"/>
-          <w:lang w:eastAsia="zh-CN"/>
-        </w:rPr>
-      </w:r>
-    </w:p>
-    <w:p>
-      <w:pPr>
-        <w:spacing w:after="0" w:line="360" w:lineRule="auto"/>
-        <w:ind w:firstLine="420"/>
-        <w:rPr>
-          <w:lang w:eastAsia="zh-CN"/>
-        </w:rPr>
-      </w:pPr>
-      <w:r>
-        <w:rPr>
-          <w:lang w:eastAsia="zh-CN"/>
-        </w:rPr>
-        <w:t>图5-10 检测页面截图</w:t>
-      </w:r>
-    </w:p>
-    <w:p>
-      <w:pPr>
-        <w:spacing w:after="0" w:line="360" w:lineRule="auto"/>
-        <w:ind w:left="420"/>
-        <w:rPr>
-          <w:rFonts w:ascii="仿宋" w:eastAsia="仿宋" w:hAnsi="仿宋" w:hint="eastAsia"/>
-          <w:lang w:eastAsia="zh-CN"/>
-        </w:rPr>
-      </w:pPr>
-      <w:r>
-        <w:t>部分关键代码如下：</w:t>
-      </w:r>
-      <w:r/>
-      <w:r/>
-      <w:r/>
-      <w:r/>
-      <w:r/>
-      <w:r/>
-      <w:r/>
-      <w:r/>
-      <w:r/>
-      <w:r/>
-      <w:r/>
-      <w:r/>
-      <w:r/>
-      <w:r/>
-      <w:r/>
-      <w:r/>
-      <w:r/>
-      <w:r/>
-      <w:r/>
-      <w:r/>
-      <w:r/>
-      <w:r/>
-      <w:r/>
     </w:p>
     <w:p>
       <w:pPr>
@@ -13310,6 +12262,35 @@
         <w:rPr>
           <w:lang w:eastAsia="zh-CN"/>
         </w:rPr>
+        <w:t>图</w:t>
+      </w:r>
+      <w:r>
+        <w:rPr>
+          <w:lang w:eastAsia="zh-CN"/>
+        </w:rPr>
+        <w:t xml:space="preserve">5-10 </w:t>
+      </w:r>
+      <w:r>
+        <w:rPr>
+          <w:lang w:eastAsia="zh-CN"/>
+        </w:rPr>
+        <w:t>检测页面截图</w:t>
+      </w:r>
+    </w:p>
+    <w:p>
+      <w:pPr>
+        <w:spacing w:after="0" w:line="360" w:lineRule="auto"/>
+        <w:ind w:left="420" w:firstLine="480"/>
+        <w:rPr>
+          <w:rFonts w:ascii="仿宋" w:eastAsia="仿宋" w:hAnsi="仿宋" w:hint="eastAsia"/>
+          <w:lang w:eastAsia="zh-CN"/>
+        </w:rPr>
+      </w:pPr>
+      <w:r>
+        <w:rPr>
+          <w:lang w:eastAsia="zh-CN"/>
+        </w:rPr>
+        <w:t>部分关键代码如下：</w:t>
       </w:r>
     </w:p>
     <w:p>
@@ -13320,11 +12301,15 @@
           <w:lang w:eastAsia="zh-CN"/>
         </w:rPr>
       </w:pPr>
-      <w:r>
-        <w:rPr>
-          <w:lang w:eastAsia="zh-CN"/>
-        </w:rPr>
-      </w:r>
+    </w:p>
+    <w:p>
+      <w:pPr>
+        <w:spacing w:after="0" w:line="360" w:lineRule="auto"/>
+        <w:ind w:firstLine="480"/>
+        <w:rPr>
+          <w:lang w:eastAsia="zh-CN"/>
+        </w:rPr>
+      </w:pPr>
     </w:p>
     <w:p>
       <w:pPr>
@@ -13339,7 +12324,7 @@
           <w:noProof/>
         </w:rPr>
         <w:drawing>
-          <wp:inline distT="0" distB="0" distL="0" distR="0" wp14:anchorId="35DEC13D" wp14:editId="3DA80066">
+          <wp:inline distT="0" distB="0" distL="0" distR="0" wp14:anchorId="34541EBC" wp14:editId="1A2BE0E6">
             <wp:extent cx="3019425" cy="2381250"/>
             <wp:effectExtent l="0" t="0" r="9525" b="0"/>
             <wp:docPr id="475090580" name="图片 1"/>
@@ -13385,27 +12370,6 @@
           <w:lang w:eastAsia="zh-CN"/>
         </w:rPr>
       </w:pPr>
-      <w:r>
-        <w:rPr>
-          <w:rFonts w:eastAsia="黑体"/>
-          <w:sz w:val="21"/>
-          <w:lang w:eastAsia="zh-CN"/>
-        </w:rPr>
-      </w:r>
-      <w:r>
-        <w:rPr>
-          <w:rFonts w:eastAsia="黑体"/>
-          <w:sz w:val="21"/>
-          <w:lang w:eastAsia="zh-CN"/>
-        </w:rPr>
-      </w:r>
-      <w:r>
-        <w:rPr>
-          <w:rFonts w:eastAsia="黑体"/>
-          <w:sz w:val="21"/>
-          <w:lang w:eastAsia="zh-CN"/>
-        </w:rPr>
-      </w:r>
     </w:p>
     <w:p>
       <w:pPr>
@@ -13415,35 +12379,12 @@
           <w:lang w:eastAsia="zh-CN"/>
         </w:rPr>
       </w:pPr>
-      <w:r>
-        <w:rPr>
-          <w:lang w:eastAsia="zh-CN"/>
-        </w:rPr>
-      </w:r>
     </w:p>
     <w:p>
       <w:pPr>
         <w:spacing w:after="0" w:line="360" w:lineRule="auto"/>
         <w:ind w:left="420"/>
       </w:pPr>
-      <w:r/>
-      <w:r/>
-      <w:r/>
-      <w:r/>
-      <w:r/>
-      <w:r/>
-      <w:r/>
-      <w:r/>
-      <w:r/>
-      <w:r/>
-      <w:r/>
-      <w:r/>
-      <w:r/>
-      <w:r/>
-      <w:r/>
-      <w:r/>
-      <w:r/>
-      <w:r/>
     </w:p>
     <w:p>
       <w:pPr>
@@ -13463,7 +12404,8 @@
           <w:color w:val="auto"/>
           <w:lang w:eastAsia="zh-CN"/>
         </w:rPr>
-        <w:t>5.3.3 系统检测与可视化分析</w:t>
+        <w:lastRenderedPageBreak/>
+        <w:t>5.3.2 系统检测与可视化分析</w:t>
       </w:r>
       <w:bookmarkEnd w:id="39"/>
     </w:p>
@@ -13479,37 +12421,43 @@
         <w:rPr>
           <w:lang w:eastAsia="zh-CN"/>
         </w:rPr>
-        <w:t>系统检测与可视化分析部分主要说明模型输出结果如何在页面上展示，并如何与系统业务数据形成关联。等级判定不是结果展示阶段附带给出的说明，而是检测流程中的重要业务环节。系统默认无缺陷板材为 A 级，识别到活节为 B 级，检测到裂纹或死节为 C 级。等级结果产生之后，后端会同步更新库存表，使单次检测操作可以和库存管理流程自然衔接。</w:t>
-      </w:r>
-      <w:r>
-        <w:rPr>
-          <w:lang w:eastAsia="zh-CN"/>
-        </w:rPr>
-      </w:r>
-      <w:r>
-        <w:rPr>
-          <w:lang w:eastAsia="zh-CN"/>
-        </w:rPr>
-      </w:r>
-      <w:r>
-        <w:rPr>
-          <w:lang w:eastAsia="zh-CN"/>
-        </w:rPr>
-      </w:r>
-      <w:r>
-        <w:rPr>
-          <w:lang w:eastAsia="zh-CN"/>
-        </w:rPr>
-      </w:r>
-      <w:r>
-        <w:rPr>
-          <w:lang w:eastAsia="zh-CN"/>
-        </w:rPr>
-      </w:r>
-      <w:r>
-        <w:rPr>
-          <w:lang w:eastAsia="zh-CN"/>
-        </w:rPr>
+        <w:t>系统检测与可视化分析部分主要说明模型输出结果如何在页面上展示，并如何与系统业务数据形成关联。等级判定不是结果展示阶段附带给出的说明，而是检测流程中的重要业务环节。系统默认无缺陷板材为</w:t>
+      </w:r>
+      <w:r>
+        <w:rPr>
+          <w:lang w:eastAsia="zh-CN"/>
+        </w:rPr>
+        <w:t xml:space="preserve"> A </w:t>
+      </w:r>
+      <w:r>
+        <w:rPr>
+          <w:lang w:eastAsia="zh-CN"/>
+        </w:rPr>
+        <w:t>级，识别到活节为</w:t>
+      </w:r>
+      <w:r>
+        <w:rPr>
+          <w:lang w:eastAsia="zh-CN"/>
+        </w:rPr>
+        <w:t xml:space="preserve"> B </w:t>
+      </w:r>
+      <w:r>
+        <w:rPr>
+          <w:lang w:eastAsia="zh-CN"/>
+        </w:rPr>
+        <w:t>级，检测到裂纹或死节为</w:t>
+      </w:r>
+      <w:r>
+        <w:rPr>
+          <w:lang w:eastAsia="zh-CN"/>
+        </w:rPr>
+        <w:t xml:space="preserve"> C </w:t>
+      </w:r>
+      <w:r>
+        <w:rPr>
+          <w:lang w:eastAsia="zh-CN"/>
+        </w:rPr>
+        <w:t>级。等级结果产生之后，后端会同步更新库存表，使单次检测操作可以和库存管理流程自然衔接。</w:t>
       </w:r>
     </w:p>
     <w:p>
@@ -13525,7 +12473,7 @@
           <w:noProof/>
         </w:rPr>
         <w:drawing>
-          <wp:inline distT="0" distB="0" distL="0" distR="0" wp14:anchorId="71242E94" wp14:editId="141BE8B1">
+          <wp:inline distT="0" distB="0" distL="0" distR="0" wp14:anchorId="205F9FCA" wp14:editId="0F81BFC2">
             <wp:extent cx="5940425" cy="2616835"/>
             <wp:effectExtent l="0" t="0" r="3175" b="0"/>
             <wp:docPr id="1375853139" name="图片 1" descr="图形用户界面, 应用程序&#10;&#10;AI 生成的内容可能不正确。"/>
@@ -13566,6 +12514,7 @@
     <w:p>
       <w:pPr>
         <w:spacing w:after="120" w:line="360" w:lineRule="auto"/>
+        <w:ind w:firstLine="480"/>
         <w:jc w:val="center"/>
         <w:rPr>
           <w:lang w:eastAsia="zh-CN"/>
@@ -13599,50 +12548,56 @@
     <w:p>
       <w:pPr>
         <w:spacing w:after="0" w:line="360" w:lineRule="auto"/>
-        <w:ind w:firstLine="420"/>
-      </w:pPr>
-      <w:r>
-        <w:lastRenderedPageBreak/>
+        <w:ind w:firstLine="480"/>
+        <w:rPr>
+          <w:lang w:eastAsia="zh-CN"/>
+        </w:rPr>
+      </w:pPr>
+      <w:r>
+        <w:rPr>
+          <w:lang w:eastAsia="zh-CN"/>
+        </w:rPr>
         <w:t>部分关键代码如下：</w:t>
       </w:r>
     </w:p>
     <w:p>
       <w:pPr>
         <w:spacing w:after="0" w:line="360" w:lineRule="auto"/>
-        <w:ind w:left="420"/>
-      </w:pPr>
-      <w:r>
-        <w:t>每完成一次检测，系统都会将结果写入 `DetectionHistory` 表。保存的内容有原始文件名、结果图文件名、缺陷类型、最高置信度、操作用户和等级结果等字段；结果图片单独保存到static/results目录下，前端页面再用静态资源路径访问。这样就将图片文件和结构化记录分开存贮，方便页面展示以及报表统计之间的联系。</w:t>
-      </w:r>
-      <w:r/>
-      <w:r/>
-      <w:r/>
-      <w:r/>
-      <w:r/>
-      <w:r/>
-      <w:r/>
-      <w:r/>
-      <w:r/>
-      <w:r/>
-      <w:r/>
-      <w:r/>
-      <w:r/>
-      <w:r/>
-      <w:r/>
-      <w:r/>
-      <w:r/>
-      <w:r/>
-      <w:r/>
-      <w:r/>
-      <w:r/>
-      <w:r/>
-      <w:r/>
-      <w:r/>
-      <w:r/>
-      <w:r/>
-      <w:r/>
-      <w:r/>
-      <w:r/>
+        <w:ind w:left="420" w:firstLine="480"/>
+        <w:rPr>
+          <w:lang w:eastAsia="zh-CN"/>
+        </w:rPr>
+      </w:pPr>
+      <w:r>
+        <w:rPr>
+          <w:lang w:eastAsia="zh-CN"/>
+        </w:rPr>
+        <w:t>每完成一次检测，系统都会将结果写入</w:t>
+      </w:r>
+      <w:r>
+        <w:rPr>
+          <w:lang w:eastAsia="zh-CN"/>
+        </w:rPr>
+        <w:t xml:space="preserve"> `DetectionHistory` </w:t>
+      </w:r>
+      <w:r>
+        <w:rPr>
+          <w:lang w:eastAsia="zh-CN"/>
+        </w:rPr>
+        <w:t>表。保存的内容有原始文件名、结果图文件名、缺陷类型、最高置信度、操作用户和等级结果等字段；结果图片单独保存到</w:t>
+      </w:r>
+      <w:r>
+        <w:rPr>
+          <w:lang w:eastAsia="zh-CN"/>
+        </w:rPr>
+        <w:t>static/results</w:t>
+      </w:r>
+      <w:r>
+        <w:rPr>
+          <w:lang w:eastAsia="zh-CN"/>
+        </w:rPr>
+        <w:t>目录下，前端页面再用静态资源路径访问。这样就将图片文件和结构化记录分开存贮，方便页面展示以及报表统计之间的联系。</w:t>
+      </w:r>
     </w:p>
     <w:p>
       <w:pPr>
@@ -13658,26 +12613,6 @@
         </w:rPr>
         <w:t>基于此数据保存方式，历史追溯、图片预览、统计报表等都可以建立在同一批检测数据的基础上，减少重复整理数据的工作量，提高系统各个模块之间数据的一致性。</w:t>
       </w:r>
-      <w:r>
-        <w:rPr>
-          <w:lang w:eastAsia="zh-CN"/>
-        </w:rPr>
-      </w:r>
-      <w:r>
-        <w:rPr>
-          <w:lang w:eastAsia="zh-CN"/>
-        </w:rPr>
-      </w:r>
-      <w:r>
-        <w:rPr>
-          <w:lang w:eastAsia="zh-CN"/>
-        </w:rPr>
-      </w:r>
-      <w:r>
-        <w:rPr>
-          <w:lang w:eastAsia="zh-CN"/>
-        </w:rPr>
-      </w:r>
     </w:p>
     <w:p>
       <w:pPr>
@@ -13691,7 +12626,19 @@
         <w:rPr>
           <w:lang w:eastAsia="zh-CN"/>
         </w:rPr>
-        <w:t>图5-13 检测结果持久化截图</w:t>
+        <w:t>图</w:t>
+      </w:r>
+      <w:r>
+        <w:rPr>
+          <w:lang w:eastAsia="zh-CN"/>
+        </w:rPr>
+        <w:t xml:space="preserve">5-13 </w:t>
+      </w:r>
+      <w:r>
+        <w:rPr>
+          <w:lang w:eastAsia="zh-CN"/>
+        </w:rPr>
+        <w:t>检测结果持久化截图</w:t>
       </w:r>
     </w:p>
     <w:p>
@@ -13707,7 +12654,7 @@
         </w:rPr>
         <w:lastRenderedPageBreak/>
         <w:drawing>
-          <wp:inline distT="0" distB="0" distL="0" distR="0" wp14:anchorId="0DBA8AC5" wp14:editId="486A7172">
+          <wp:inline distT="0" distB="0" distL="0" distR="0" wp14:anchorId="7FA631DD" wp14:editId="25D3FAED">
             <wp:extent cx="6099810" cy="2611120"/>
             <wp:effectExtent l="0" t="0" r="0" b="0"/>
             <wp:docPr id="1158483859" name="图片 1" descr="截图里有图片&#10;&#10;AI 生成的内容可能不正确。"/>
@@ -13748,6 +12695,7 @@
     <w:p>
       <w:pPr>
         <w:spacing w:after="120" w:line="360" w:lineRule="auto"/>
+        <w:ind w:firstLine="480"/>
         <w:jc w:val="center"/>
         <w:rPr>
           <w:lang w:eastAsia="zh-CN"/>
@@ -13761,20 +12709,6 @@
         </w:rPr>
         <w:t>部分关键代码如下：</w:t>
       </w:r>
-      <w:r>
-        <w:rPr>
-          <w:rFonts w:eastAsia="黑体"/>
-          <w:sz w:val="21"/>
-          <w:lang w:eastAsia="zh-CN"/>
-        </w:rPr>
-      </w:r>
-      <w:r>
-        <w:rPr>
-          <w:rFonts w:eastAsia="黑体"/>
-          <w:sz w:val="21"/>
-          <w:lang w:eastAsia="zh-CN"/>
-        </w:rPr>
-      </w:r>
     </w:p>
     <w:p>
       <w:pPr>
@@ -13784,29 +12718,15 @@
           <w:lang w:eastAsia="zh-CN"/>
         </w:rPr>
       </w:pPr>
-      <w:r>
-        <w:rPr>
-          <w:lang w:eastAsia="zh-CN"/>
-        </w:rPr>
-      </w:r>
     </w:p>
     <w:p>
       <w:pPr>
         <w:spacing w:after="0" w:line="360" w:lineRule="auto"/>
         <w:ind w:left="420"/>
-      </w:pPr>
-      <w:r/>
-      <w:r/>
-      <w:r/>
-      <w:r/>
-      <w:r/>
-      <w:r/>
-      <w:r/>
-      <w:r/>
-      <w:r/>
-      <w:r/>
-      <w:r/>
-      <w:r/>
+        <w:rPr>
+          <w:lang w:eastAsia="zh-CN"/>
+        </w:rPr>
+      </w:pPr>
     </w:p>
     <w:p>
       <w:pPr>
@@ -13902,7 +12822,6 @@
           <w:color w:val="auto"/>
           <w:lang w:eastAsia="zh-CN"/>
         </w:rPr>
-        <w:lastRenderedPageBreak/>
         <w:t xml:space="preserve">6.2 </w:t>
       </w:r>
       <w:r>
@@ -14151,6 +13070,7 @@
               <w:rPr>
                 <w:sz w:val="21"/>
               </w:rPr>
+              <w:lastRenderedPageBreak/>
               <w:t>T1</w:t>
             </w:r>
           </w:p>
@@ -14886,26 +13806,35 @@
     <w:p>
       <w:pPr>
         <w:spacing w:after="120" w:line="360" w:lineRule="auto"/>
+        <w:ind w:firstLine="480"/>
         <w:jc w:val="center"/>
+        <w:rPr>
+          <w:lang w:eastAsia="zh-CN"/>
+        </w:rPr>
       </w:pPr>
       <w:r>
         <w:rPr>
           <w:rFonts w:eastAsia="黑体"/>
           <w:sz w:val="21"/>
-        </w:rPr>
-        <w:t>登录功能测试主要验证系统能否根据用户输入的账号、密码和角色入口完成身份校验。若账号密码正确且角色匹配，系统应进入对应的功能页面；若账号密码错误或角色入口不匹配，系统应给出提示并拒绝登录。具体测试用例如表6-1所示。</w:t>
+          <w:lang w:eastAsia="zh-CN"/>
+        </w:rPr>
+        <w:t>登录功能测试主要验证系统能否根据用户输入的账号、密码和角色入口完成身份校验。若账号密码正确且角色匹配，系统应进入对应的功能页面；若账号密码错误或角色入口不匹配，系统应给出提示并拒绝登录。具体测试用例如表</w:t>
       </w:r>
       <w:r>
         <w:rPr>
           <w:rFonts w:eastAsia="黑体"/>
           <w:sz w:val="21"/>
-        </w:rPr>
+          <w:lang w:eastAsia="zh-CN"/>
+        </w:rPr>
+        <w:t>6-1</w:t>
       </w:r>
       <w:r>
         <w:rPr>
           <w:rFonts w:eastAsia="黑体"/>
           <w:sz w:val="21"/>
-        </w:rPr>
+          <w:lang w:eastAsia="zh-CN"/>
+        </w:rPr>
+        <w:t>所示。</w:t>
       </w:r>
     </w:p>
     <w:p>
@@ -14920,7 +13849,19 @@
         <w:rPr>
           <w:lang w:eastAsia="zh-CN"/>
         </w:rPr>
-        <w:t>表6-1 登录功能测试用例表</w:t>
+        <w:t>表</w:t>
+      </w:r>
+      <w:r>
+        <w:rPr>
+          <w:lang w:eastAsia="zh-CN"/>
+        </w:rPr>
+        <w:t xml:space="preserve">6-1 </w:t>
+      </w:r>
+      <w:r>
+        <w:rPr>
+          <w:lang w:eastAsia="zh-CN"/>
+        </w:rPr>
+        <w:t>登录功能测试用例表</w:t>
       </w:r>
     </w:p>
     <w:p>
@@ -14957,7 +13898,7 @@
         <w:rPr>
           <w:lang w:eastAsia="zh-CN"/>
         </w:rPr>
-        <w:t>正常测试时系统可以进行用户登录、图片检测、结果展示和历史记录保存等操作，相关的测试截图如下图</w:t>
+        <w:t>正常功能测试围绕系统的主要业务流程展开。测试时先使用正确账号完成登录，再上传木质板材图片进行缺陷检测，随后检查页面是否能够返回结果图、缺陷类别、置信度和板材等级，并确认检测记录是否写入历史记录页面。测试结果表明，系统在正常输入条件下能够完成登录、检测、结果展示和记录保存等核心流程，相关测试结果如图</w:t>
       </w:r>
       <w:r>
         <w:rPr>
@@ -14985,7 +13926,7 @@
         </w:rPr>
         <w:lastRenderedPageBreak/>
         <w:drawing>
-          <wp:inline distT="0" distB="0" distL="0" distR="0" wp14:anchorId="368F0000" wp14:editId="26FFD4D2">
+          <wp:inline distT="0" distB="0" distL="0" distR="0" wp14:anchorId="504E1184" wp14:editId="5E02D05D">
             <wp:extent cx="6120130" cy="5345430"/>
             <wp:effectExtent l="0" t="0" r="0" b="7620"/>
             <wp:docPr id="591320359" name="图片 1"/>
@@ -15026,6 +13967,7 @@
     <w:p>
       <w:pPr>
         <w:spacing w:after="120" w:line="360" w:lineRule="auto"/>
+        <w:ind w:firstLine="480"/>
         <w:jc w:val="center"/>
         <w:rPr>
           <w:lang w:eastAsia="zh-CN"/>
@@ -15090,7 +14032,7 @@
         <w:rPr>
           <w:lang w:eastAsia="zh-CN"/>
         </w:rPr>
-        <w:t>异常测试时系统会给出未选图片直接提交检测、身份不符登录、库存不足出库等提示，相关的测试截图如下图</w:t>
+        <w:t>异常功能测试主要用于验证系统在错误输入或业务条件不满足时的处理能力。测试内容包括未选择图片时直接提交检测、普通用户误用管理员入口登录、账号角色不匹配以及库存不足时继续提交销售订单等情况。测试过程中，系统能够返回明确提示并阻止错误操作继续执行，说明系统具备基本的异常处理能力和业务约束能力，相关测试结果如图</w:t>
       </w:r>
       <w:r>
         <w:rPr>
@@ -15116,8 +14058,9 @@
         <w:rPr>
           <w:noProof/>
         </w:rPr>
+        <w:lastRenderedPageBreak/>
         <w:drawing>
-          <wp:inline distT="0" distB="0" distL="0" distR="0" wp14:anchorId="3F944771" wp14:editId="36859B02">
+          <wp:inline distT="0" distB="0" distL="0" distR="0" wp14:anchorId="2D0070B4" wp14:editId="04F078F8">
             <wp:extent cx="6120130" cy="2152015"/>
             <wp:effectExtent l="0" t="0" r="0" b="635"/>
             <wp:docPr id="2040844931" name="图片 1"/>
@@ -15158,6 +14101,7 @@
     <w:p>
       <w:pPr>
         <w:spacing w:after="120" w:line="360" w:lineRule="auto"/>
+        <w:ind w:firstLine="480"/>
         <w:jc w:val="center"/>
         <w:rPr>
           <w:lang w:eastAsia="zh-CN"/>
@@ -15169,7 +14113,6 @@
           <w:sz w:val="21"/>
           <w:lang w:eastAsia="zh-CN"/>
         </w:rPr>
-        <w:lastRenderedPageBreak/>
         <w:t>图</w:t>
       </w:r>
       <w:r>
@@ -15293,7 +14236,79 @@
         <w:rPr>
           <w:lang w:eastAsia="zh-CN"/>
         </w:rPr>
-        <w:t>本文的研究工作是在已经完成开发和调试的木材表面缺陷检测系统的基础上进行的。论文中大部分页面、业务流程、数据结构都可以在系统实现中找到对应的内容，因此论文分析内容与系统实现情况基本一致。</w:t>
+        <w:t>本文围绕木质板材表面缺陷检测和业务数据管理需求，设计并实现了一套基于</w:t>
+      </w:r>
+      <w:r>
+        <w:rPr>
+          <w:lang w:eastAsia="zh-CN"/>
+        </w:rPr>
+        <w:t>Python</w:t>
+      </w:r>
+      <w:r>
+        <w:rPr>
+          <w:lang w:eastAsia="zh-CN"/>
+        </w:rPr>
+        <w:t>的</w:t>
+      </w:r>
+      <w:r>
+        <w:rPr>
+          <w:lang w:eastAsia="zh-CN"/>
+        </w:rPr>
+        <w:t>Web</w:t>
+      </w:r>
+      <w:r>
+        <w:rPr>
+          <w:lang w:eastAsia="zh-CN"/>
+        </w:rPr>
+        <w:t>检测系统。系统以</w:t>
+      </w:r>
+      <w:r>
+        <w:rPr>
+          <w:lang w:eastAsia="zh-CN"/>
+        </w:rPr>
+        <w:t>Flask</w:t>
+      </w:r>
+      <w:r>
+        <w:rPr>
+          <w:lang w:eastAsia="zh-CN"/>
+        </w:rPr>
+        <w:t>作为后端框架，使用</w:t>
+      </w:r>
+      <w:r>
+        <w:rPr>
+          <w:lang w:eastAsia="zh-CN"/>
+        </w:rPr>
+        <w:t>SQLite</w:t>
+      </w:r>
+      <w:r>
+        <w:rPr>
+          <w:lang w:eastAsia="zh-CN"/>
+        </w:rPr>
+        <w:t>和</w:t>
+      </w:r>
+      <w:r>
+        <w:rPr>
+          <w:lang w:eastAsia="zh-CN"/>
+        </w:rPr>
+        <w:t>SQLAlchemy</w:t>
+      </w:r>
+      <w:r>
+        <w:rPr>
+          <w:lang w:eastAsia="zh-CN"/>
+        </w:rPr>
+        <w:t>保存用户、检测历史、工作日志、库存、销售记录和系统参数，结合</w:t>
+      </w:r>
+      <w:r>
+        <w:rPr>
+          <w:lang w:eastAsia="zh-CN"/>
+        </w:rPr>
+        <w:t>YOLO</w:t>
+      </w:r>
+      <w:r>
+        <w:rPr>
+          <w:lang w:eastAsia="zh-CN"/>
+        </w:rPr>
+        <w:t>目标检测模型完成裂纹、死节、活节等常见缺陷识别。通过系统分析、结构设计、数据库设计、功能实现和测试验证可以看出，论文中的功能划分、业务流程和数据结构均能在实际系统中找到对应实现，系统设计与开发结果基本一致。</w:t>
       </w:r>
     </w:p>
     <w:p>
@@ -15308,7 +14323,14 @@
         <w:rPr>
           <w:lang w:eastAsia="zh-CN"/>
         </w:rPr>
-        <w:t>未来可以从三个方面来开展完善工作。第一，对数据集进行补充，并对模型进行改进，从而提高系统对于复杂木纹、光照变化、多缺陷同时出现等条件的识别稳定性；第二，将现有的单机运行方式逐步拓展为适合多人使用的部署结构，扩大系统的使用范围；第三，继续完善业务层的功能，例如图片文件的清理、权限粒度的控制、日志审计、更完整的销售统计。硬件、时间等条件允许的情况下，系统可以扩大到移动端采集或者现场摄像设备的应用场景。</w:t>
+        <w:t>未来可以从三个方面来开展完善工作。第一，对数据集进行补充，并对模型进行改进，从而提高系统对于复杂木纹、光照变化、多缺陷同时出现等条件的识别稳定性；第二，将现有的单机运行方式逐步拓展为适合多人使用的部署结构，扩大系统的使用范围；第三，继续</w:t>
+      </w:r>
+      <w:r>
+        <w:rPr>
+          <w:lang w:eastAsia="zh-CN"/>
+        </w:rPr>
+        <w:lastRenderedPageBreak/>
+        <w:t>完善业务层的功能，例如图片文件的清理、权限粒度的控制、日志审计、更完整的销售统计。硬件、时间等条件允许的情况下，系统可以扩大到移动端采集或者现场摄像设备的应用场景。</w:t>
       </w:r>
     </w:p>
     <w:p>
@@ -15404,7 +14426,6 @@
           <w:szCs w:val="24"/>
           <w:lang w:eastAsia="zh-CN"/>
         </w:rPr>
-        <w:lastRenderedPageBreak/>
         <w:t>参考文献</w:t>
       </w:r>
       <w:bookmarkEnd w:id="48"/>
@@ -15412,6 +14433,7 @@
     <w:p>
       <w:pPr>
         <w:spacing w:line="360" w:lineRule="auto"/>
+        <w:ind w:firstLine="480"/>
         <w:rPr>
           <w:rFonts w:ascii="宋体" w:hAnsi="宋体" w:cs="宋体" w:hint="eastAsia"/>
           <w:color w:val="000000"/>
@@ -15461,6 +14483,7 @@
     </w:p>
     <w:p>
       <w:pPr>
+        <w:ind w:firstLine="480"/>
         <w:rPr>
           <w:color w:val="000000"/>
           <w:szCs w:val="21"/>
@@ -15498,6 +14521,7 @@
     </w:p>
     <w:p>
       <w:pPr>
+        <w:ind w:firstLine="480"/>
         <w:rPr>
           <w:rFonts w:ascii="宋体" w:hAnsi="宋体" w:cs="宋体" w:hint="eastAsia"/>
           <w:color w:val="000000"/>
@@ -15545,6 +14569,7 @@
     </w:p>
     <w:p>
       <w:pPr>
+        <w:ind w:firstLine="480"/>
         <w:rPr>
           <w:rFonts w:ascii="宋体" w:hAnsi="宋体" w:cs="宋体" w:hint="eastAsia"/>
           <w:color w:val="000000"/>
@@ -15602,6 +14627,7 @@
     </w:p>
     <w:p>
       <w:pPr>
+        <w:ind w:firstLine="480"/>
         <w:rPr>
           <w:rFonts w:ascii="宋体" w:hAnsi="宋体" w:cs="宋体" w:hint="eastAsia"/>
           <w:color w:val="000000"/>
@@ -15639,6 +14665,7 @@
     </w:p>
     <w:p>
       <w:pPr>
+        <w:ind w:firstLine="480"/>
         <w:rPr>
           <w:rFonts w:ascii="宋体" w:hAnsi="宋体" w:cs="宋体" w:hint="eastAsia"/>
           <w:color w:val="000000"/>
@@ -15678,6 +14705,7 @@
     </w:p>
     <w:p>
       <w:pPr>
+        <w:ind w:firstLine="480"/>
         <w:rPr>
           <w:color w:val="000000"/>
           <w:szCs w:val="21"/>
@@ -15725,6 +14753,7 @@
     </w:p>
     <w:p>
       <w:pPr>
+        <w:ind w:firstLine="480"/>
         <w:rPr>
           <w:color w:val="000000"/>
           <w:lang w:eastAsia="zh-CN"/>
@@ -15782,6 +14811,7 @@
     </w:p>
     <w:p>
       <w:pPr>
+        <w:ind w:firstLine="480"/>
         <w:rPr>
           <w:rFonts w:eastAsia="微软雅黑"/>
           <w:color w:val="000000"/>
@@ -15829,6 +14859,7 @@
     </w:p>
     <w:p>
       <w:pPr>
+        <w:ind w:firstLine="480"/>
         <w:rPr>
           <w:rFonts w:eastAsia="微软雅黑"/>
           <w:color w:val="000000"/>
@@ -15877,6 +14908,7 @@
     </w:p>
     <w:p>
       <w:pPr>
+        <w:ind w:firstLine="480"/>
         <w:rPr>
           <w:rFonts w:ascii="宋体" w:hAnsi="宋体" w:cs="宋体" w:hint="eastAsia"/>
           <w:color w:val="000000" w:themeColor="text1"/>
@@ -15893,6 +14925,7 @@
           <w:shd w:val="clear" w:color="auto" w:fill="FFFFFF"/>
           <w:lang w:eastAsia="zh-CN"/>
         </w:rPr>
+        <w:lastRenderedPageBreak/>
         <w:t>[</w:t>
       </w:r>
       <w:r>
@@ -15974,6 +15007,7 @@
     </w:p>
     <w:p>
       <w:pPr>
+        <w:ind w:firstLine="480"/>
         <w:rPr>
           <w:rFonts w:ascii="宋体" w:hAnsi="宋体" w:cs="宋体" w:hint="eastAsia"/>
           <w:color w:val="000000" w:themeColor="text1"/>
@@ -16071,6 +15105,7 @@
     </w:p>
     <w:p>
       <w:pPr>
+        <w:ind w:firstLine="480"/>
         <w:rPr>
           <w:rFonts w:ascii="宋体" w:hAnsi="宋体" w:cs="宋体" w:hint="eastAsia"/>
           <w:color w:val="000000" w:themeColor="text1"/>
@@ -16149,6 +15184,7 @@
     </w:p>
     <w:p>
       <w:pPr>
+        <w:ind w:firstLine="480"/>
         <w:rPr>
           <w:color w:val="000000" w:themeColor="text1"/>
           <w:szCs w:val="21"/>
@@ -16216,6 +15252,7 @@
     </w:p>
     <w:p>
       <w:pPr>
+        <w:ind w:firstLine="480"/>
         <w:rPr>
           <w:color w:val="000000" w:themeColor="text1"/>
           <w:szCs w:val="21"/>
@@ -16312,7 +15349,6 @@
           <w:szCs w:val="24"/>
           <w:lang w:eastAsia="zh-CN"/>
         </w:rPr>
-        <w:lastRenderedPageBreak/>
         <w:t>致谢</w:t>
       </w:r>
       <w:bookmarkEnd w:id="49"/>
@@ -17392,11 +16428,17 @@
     <w:autoRedefine/>
     <w:uiPriority w:val="39"/>
     <w:unhideWhenUsed/>
+    <w:rsid w:val="00EC7EB9"/>
     <w:pPr>
-      <w:ind w:leftChars="400" w:left="840"/>
+      <w:tabs>
+        <w:tab w:val="right" w:leader="dot" w:pos="9628"/>
+      </w:tabs>
+      <w:ind w:leftChars="400" w:left="960"/>
     </w:pPr>
     <w:rPr>
-      <w:sz w:val="21"/>
+      <w:sz w:val="22"/>
+      <w:szCs w:val="24"/>
+      <w:lang w:eastAsia="zh-CN"/>
     </w:rPr>
   </w:style>
   <w:style w:type="paragraph" w:styleId="ab">
